--- a/40_AWS/05_改修資料/KSM_AWS_MOD_022_改修指示書_セキュリティ改修中低_ja_vi.docx
+++ b/40_AWS/05_改修資料/KSM_AWS_MOD_022_改修指示書_セキュリティ改修中低_ja_vi.docx
@@ -80,7 +80,7 @@
           <w:sz w:val="24"/>
           <w:szCs w:val="24"/>
         </w:rPr>
-        <w:t xml:space="preserve">■ 文書情報</w:t>
+        <w:t xml:space="preserve">■ ① 文書情報</w:t>
       </w:r>
       <w:r>
         <w:br/>
@@ -418,7 +418,7 @@
                 <w:sz w:val="18"/>
                 <w:szCs w:val="18"/>
               </w:rPr>
-              <w:t xml:space="preserve">カスミPOS</w:t>
+              <w:t xml:space="preserve">カスミ POS システム</w:t>
             </w:r>
           </w:p>
         </w:tc>
@@ -1310,7 +1310,1594 @@
           <w:sz w:val="24"/>
           <w:szCs w:val="24"/>
         </w:rPr>
-        <w:t xml:space="preserve">■ 改廃履歴</w:t>
+        <w:t xml:space="preserve">■ ② 改修概要</w:t>
+      </w:r>
+      <w:r>
+        <w:br/>
+      </w:r>
+      <w:r>
+        <w:rPr>
+          <w:rFonts w:ascii="BIZ UDPGothic" w:cs="BIZ UDPGothic" w:eastAsia="BIZ UDPGothic" w:hAnsi="BIZ UDPGothic"/>
+          <w:i/>
+          <w:iCs/>
+          <w:color w:val="AA3344"/>
+          <w:sz w:val="17"/>
+          <w:szCs w:val="17"/>
+        </w:rPr>
+        <w:t xml:space="preserve">　Tổng Quan Sửa Đổi</w:t>
+      </w:r>
+    </w:p>
+    <w:p>
+      <w:pPr>
+        <w:spacing w:before="100" w:after="100"/>
+      </w:pPr>
+      <w:r>
+        <w:rPr>
+          <w:rFonts w:ascii="BIZ UDPGothic" w:cs="BIZ UDPGothic" w:eastAsia="BIZ UDPGothic" w:hAnsi="BIZ UDPGothic"/>
+          <w:color w:val="404040"/>
+          <w:sz w:val="18"/>
+          <w:szCs w:val="18"/>
+        </w:rPr>
+        <w:t xml:space="preserve">改修指示書No.012のNo.17〜30のうち、中低優先度の8項目について具体的手順を記載する。</w:t>
+      </w:r>
+      <w:r>
+        <w:br/>
+      </w:r>
+      <w:r>
+        <w:rPr>
+          <w:rFonts w:ascii="BIZ UDPGothic" w:cs="BIZ UDPGothic" w:eastAsia="BIZ UDPGothic" w:hAnsi="BIZ UDPGothic"/>
+          <w:i/>
+          <w:iCs/>
+          <w:color w:val="777777"/>
+          <w:sz w:val="16"/>
+          <w:szCs w:val="16"/>
+        </w:rPr>
+        <w:t xml:space="preserve">/ Mô tả quy trình cụ thể cho 8 hạng mục ưu tiên trung bình/thấp trong</w:t>
+      </w:r>
+    </w:p>
+    <w:p>
+      <w:pPr>
+        <w:spacing w:before="100" w:after="100"/>
+      </w:pPr>
+      <w:r>
+        <w:rPr>
+          <w:rFonts w:ascii="BIZ UDPGothic" w:cs="BIZ UDPGothic" w:eastAsia="BIZ UDPGothic" w:hAnsi="BIZ UDPGothic"/>
+          <w:color w:val="404040"/>
+          <w:sz w:val="18"/>
+          <w:szCs w:val="18"/>
+        </w:rPr>
+        <w:t xml:space="preserve">No.17〜30 của chỉ thị No.012.*</w:t>
+      </w:r>
+    </w:p>
+    <w:p>
+      <w:pPr>
+        <w:spacing w:before="100" w:after="100"/>
+      </w:pPr>
+      <w:r>
+        <w:rPr>
+          <w:rFonts w:ascii="BIZ UDPGothic" w:cs="BIZ UDPGothic" w:eastAsia="BIZ UDPGothic" w:hAnsi="BIZ UDPGothic"/>
+          <w:b/>
+          <w:bCs/>
+          <w:color w:val="404040"/>
+          <w:sz w:val="18"/>
+          <w:szCs w:val="18"/>
+        </w:rPr>
+        <w:t xml:space="preserve">No.   改修タイトル */   概要 */ Tổng quan*                     工数   リスク</w:t>
+      </w:r>
+    </w:p>
+    <w:p>
+      <w:pPr>
+        <w:spacing w:before="100" w:after="100"/>
+      </w:pPr>
+      <w:r>
+        <w:rPr>
+          <w:rFonts w:ascii="BIZ UDPGothic" w:cs="BIZ UDPGothic" w:eastAsia="BIZ UDPGothic" w:hAnsi="BIZ UDPGothic"/>
+          <w:color w:val="404040"/>
+          <w:sz w:val="18"/>
+          <w:szCs w:val="18"/>
+        </w:rPr>
+        <w:t xml:space="preserve">Tiêu đề*                                                         */ Khối    */ Rủi ro*</w:t>
+      </w:r>
+    </w:p>
+    <w:p>
+      <w:pPr>
+        <w:spacing w:before="100" w:after="100"/>
+      </w:pPr>
+      <w:r>
+        <w:rPr>
+          <w:rFonts w:ascii="BIZ UDPGothic" w:cs="BIZ UDPGothic" w:eastAsia="BIZ UDPGothic" w:hAnsi="BIZ UDPGothic"/>
+          <w:color w:val="404040"/>
+          <w:sz w:val="18"/>
+          <w:szCs w:val="18"/>
+        </w:rPr>
+        <w:t xml:space="preserve">lượng*</w:t>
+      </w:r>
+    </w:p>
+    <w:p>
+      <w:pPr>
+        <w:spacing w:before="100" w:after="100"/>
+      </w:pPr>
+      <w:r>
+        <w:rPr>
+          <w:rFonts w:ascii="BIZ UDPGothic" w:cs="BIZ UDPGothic" w:eastAsia="BIZ UDPGothic" w:hAnsi="BIZ UDPGothic"/>
+          <w:color w:val="404040"/>
+          <w:sz w:val="18"/>
+          <w:szCs w:val="18"/>
+        </w:rPr>
+        <w:t xml:space="preserve">18        OpenVPN               10.239.2.128/25がprivate-1aと重複→Client   1d         中</w:t>
+      </w:r>
+    </w:p>
+    <w:p>
+      <w:pPr>
+        <w:spacing w:before="100" w:after="100"/>
+      </w:pPr>
+      <w:r>
+        <w:rPr>
+          <w:rFonts w:ascii="BIZ UDPGothic" w:cs="BIZ UDPGothic" w:eastAsia="BIZ UDPGothic" w:hAnsi="BIZ UDPGothic"/>
+          <w:color w:val="404040"/>
+          <w:sz w:val="18"/>
+          <w:szCs w:val="18"/>
+        </w:rPr>
+        <w:t xml:space="preserve">IPプール重複修正      VPN移行計画</w:t>
+      </w:r>
+    </w:p>
+    <w:p>
+      <w:pPr>
+        <w:spacing w:before="100" w:after="100"/>
+      </w:pPr>
+      <w:r>
+        <w:rPr>
+          <w:rFonts w:ascii="BIZ UDPGothic" w:cs="BIZ UDPGothic" w:eastAsia="BIZ UDPGothic" w:hAnsi="BIZ UDPGothic"/>
+          <w:color w:val="404040"/>
+          <w:sz w:val="18"/>
+          <w:szCs w:val="18"/>
+        </w:rPr>
+        <w:t xml:space="preserve">20        giftcard              web-beと共用→専用ロール作成                1d         低</w:t>
+      </w:r>
+    </w:p>
+    <w:p>
+      <w:pPr>
+        <w:spacing w:before="100" w:after="100"/>
+      </w:pPr>
+      <w:r>
+        <w:rPr>
+          <w:rFonts w:ascii="BIZ UDPGothic" w:cs="BIZ UDPGothic" w:eastAsia="BIZ UDPGothic" w:hAnsi="BIZ UDPGothic"/>
+          <w:color w:val="404040"/>
+          <w:sz w:val="18"/>
+          <w:szCs w:val="18"/>
+        </w:rPr>
+        <w:t xml:space="preserve">IAMプロファイル分離</w:t>
+      </w:r>
+    </w:p>
+    <w:p>
+      <w:pPr>
+        <w:spacing w:before="100" w:after="100"/>
+      </w:pPr>
+      <w:r>
+        <w:rPr>
+          <w:rFonts w:ascii="BIZ UDPGothic" w:cs="BIZ UDPGothic" w:eastAsia="BIZ UDPGothic" w:hAnsi="BIZ UDPGothic"/>
+          <w:color w:val="404040"/>
+          <w:sz w:val="18"/>
+          <w:szCs w:val="18"/>
+        </w:rPr>
+        <w:t xml:space="preserve">22        EBSボリューム暗号化   4ボリューム未暗号化→KMS暗号化              2d         中</w:t>
+      </w:r>
+    </w:p>
+    <w:p>
+      <w:pPr>
+        <w:spacing w:before="100" w:after="100"/>
+      </w:pPr>
+      <w:r>
+        <w:rPr>
+          <w:rFonts w:ascii="BIZ UDPGothic" w:cs="BIZ UDPGothic" w:eastAsia="BIZ UDPGothic" w:hAnsi="BIZ UDPGothic"/>
+          <w:color w:val="404040"/>
+          <w:sz w:val="18"/>
+          <w:szCs w:val="18"/>
+        </w:rPr>
+        <w:t xml:space="preserve">23        Transfer Family       bastion root生成鍵→外部提供鍵に差替        1d         低</w:t>
+      </w:r>
+    </w:p>
+    <w:p>
+      <w:pPr>
+        <w:spacing w:before="100" w:after="100"/>
+      </w:pPr>
+      <w:r>
+        <w:rPr>
+          <w:rFonts w:ascii="BIZ UDPGothic" w:cs="BIZ UDPGothic" w:eastAsia="BIZ UDPGothic" w:hAnsi="BIZ UDPGothic"/>
+          <w:color w:val="404040"/>
+          <w:sz w:val="18"/>
+          <w:szCs w:val="18"/>
+        </w:rPr>
+        <w:t xml:space="preserve">SSH鍵整理</w:t>
+      </w:r>
+    </w:p>
+    <w:p>
+      <w:pPr>
+        <w:spacing w:before="100" w:after="100"/>
+      </w:pPr>
+      <w:r>
+        <w:rPr>
+          <w:rFonts w:ascii="BIZ UDPGothic" w:cs="BIZ UDPGothic" w:eastAsia="BIZ UDPGothic" w:hAnsi="BIZ UDPGothic"/>
+          <w:color w:val="404040"/>
+          <w:sz w:val="18"/>
+          <w:szCs w:val="18"/>
+        </w:rPr>
+        <w:t xml:space="preserve">25        不要SG削除            temp/kasumi-charge/send-master-file        0.5d       低</w:t>
+      </w:r>
+    </w:p>
+    <w:p>
+      <w:pPr>
+        <w:spacing w:before="100" w:after="100"/>
+      </w:pPr>
+      <w:r>
+        <w:rPr>
+          <w:rFonts w:ascii="BIZ UDPGothic" w:cs="BIZ UDPGothic" w:eastAsia="BIZ UDPGothic" w:hAnsi="BIZ UDPGothic"/>
+          <w:color w:val="404040"/>
+          <w:sz w:val="18"/>
+          <w:szCs w:val="18"/>
+        </w:rPr>
+        <w:t xml:space="preserve">3SG削除</w:t>
+      </w:r>
+    </w:p>
+    <w:p>
+      <w:pPr>
+        <w:spacing w:before="100" w:after="100"/>
+      </w:pPr>
+      <w:r>
+        <w:rPr>
+          <w:rFonts w:ascii="BIZ UDPGothic" w:cs="BIZ UDPGothic" w:eastAsia="BIZ UDPGothic" w:hAnsi="BIZ UDPGothic"/>
+          <w:color w:val="404040"/>
+          <w:sz w:val="18"/>
+          <w:szCs w:val="18"/>
+        </w:rPr>
+        <w:t xml:space="preserve">26        locnt IAM権限削減     Full Access→最小権限ポリシー               1d         低</w:t>
+      </w:r>
+    </w:p>
+    <w:p>
+      <w:pPr>
+        <w:spacing w:before="100" w:after="100"/>
+      </w:pPr>
+      <w:r>
+        <w:rPr>
+          <w:rFonts w:ascii="BIZ UDPGothic" w:cs="BIZ UDPGothic" w:eastAsia="BIZ UDPGothic" w:hAnsi="BIZ UDPGothic"/>
+          <w:color w:val="404040"/>
+          <w:sz w:val="18"/>
+          <w:szCs w:val="18"/>
+        </w:rPr>
+        <w:t xml:space="preserve">28        SQS DLQ設定           export-queue/store-code-queue DLQ作成      1d         低</w:t>
+      </w:r>
+    </w:p>
+    <w:p>
+      <w:pPr>
+        <w:spacing w:before="100" w:after="100"/>
+      </w:pPr>
+      <w:r>
+        <w:rPr>
+          <w:rFonts w:ascii="BIZ UDPGothic" w:cs="BIZ UDPGothic" w:eastAsia="BIZ UDPGothic" w:hAnsi="BIZ UDPGothic"/>
+          <w:color w:val="404040"/>
+          <w:sz w:val="18"/>
+          <w:szCs w:val="18"/>
+        </w:rPr>
+        <w:t xml:space="preserve">29        RDS                   db-cluster-pg local_infile=1→0             0.5d       低</w:t>
+      </w:r>
+    </w:p>
+    <w:p>
+      <w:pPr>
+        <w:spacing w:before="100" w:after="100"/>
+      </w:pPr>
+      <w:r>
+        <w:rPr>
+          <w:rFonts w:ascii="BIZ UDPGothic" w:cs="BIZ UDPGothic" w:eastAsia="BIZ UDPGothic" w:hAnsi="BIZ UDPGothic"/>
+          <w:color w:val="404040"/>
+          <w:sz w:val="18"/>
+          <w:szCs w:val="18"/>
+        </w:rPr>
+        <w:t xml:space="preserve">local_infile無効化</w:t>
+      </w:r>
+    </w:p>
+    <w:p>
+      <w:pPr>
+        <w:pBdr>
+          <w:left w:val="thick" w:color="C8102E" w:sz="20" w:space="6"/>
+        </w:pBdr>
+        <w:spacing w:before="280" w:after="100"/>
+      </w:pPr>
+      <w:r>
+        <w:rPr>
+          <w:rFonts w:ascii="BIZ UDPGothic" w:cs="BIZ UDPGothic" w:eastAsia="BIZ UDPGothic" w:hAnsi="BIZ UDPGothic"/>
+          <w:b/>
+          <w:bCs/>
+          <w:color w:val="C8102E"/>
+          <w:sz w:val="24"/>
+          <w:szCs w:val="24"/>
+        </w:rPr>
+        <w:t xml:space="preserve">■ ③ 対象ファイル</w:t>
+      </w:r>
+      <w:r>
+        <w:br/>
+      </w:r>
+      <w:r>
+        <w:rPr>
+          <w:rFonts w:ascii="BIZ UDPGothic" w:cs="BIZ UDPGothic" w:eastAsia="BIZ UDPGothic" w:hAnsi="BIZ UDPGothic"/>
+          <w:i/>
+          <w:iCs/>
+          <w:color w:val="AA3344"/>
+          <w:sz w:val="17"/>
+          <w:szCs w:val="17"/>
+        </w:rPr>
+        <w:t xml:space="preserve">　File Đối Tượng</w:t>
+      </w:r>
+    </w:p>
+    <w:p>
+      <w:pPr>
+        <w:spacing w:before="100" w:after="100"/>
+      </w:pPr>
+      <w:r>
+        <w:rPr>
+          <w:rFonts w:ascii="BIZ UDPGothic" w:cs="BIZ UDPGothic" w:eastAsia="BIZ UDPGothic" w:hAnsi="BIZ UDPGothic"/>
+          <w:b/>
+          <w:bCs/>
+          <w:color w:val="C8102E"/>
+          <w:sz w:val="20"/>
+          <w:szCs w:val="20"/>
+        </w:rPr>
+        <w:t xml:space="preserve">■ 対象</w:t>
+      </w:r>
+    </w:p>
+    <w:p>
+      <w:pPr>
+        <w:spacing w:before="100" w:after="100"/>
+      </w:pPr>
+      <w:r>
+        <w:rPr>
+          <w:rFonts w:ascii="BIZ UDPGothic" w:cs="BIZ UDPGothic" w:eastAsia="BIZ UDPGothic" w:hAnsi="BIZ UDPGothic"/>
+          <w:color w:val="404040"/>
+          <w:sz w:val="18"/>
+          <w:szCs w:val="18"/>
+        </w:rPr>
+        <w:t xml:space="preserve">&gt; ① ksm-posstg-temp（sg-0991baa076710475a）\-\-- ルールゼロ・未使用 ②</w:t>
+      </w:r>
+    </w:p>
+    <w:p>
+      <w:pPr>
+        <w:spacing w:before="100" w:after="100"/>
+      </w:pPr>
+      <w:r>
+        <w:rPr>
+          <w:rFonts w:ascii="BIZ UDPGothic" w:cs="BIZ UDPGothic" w:eastAsia="BIZ UDPGothic" w:hAnsi="BIZ UDPGothic"/>
+          <w:color w:val="404040"/>
+          <w:sz w:val="18"/>
+          <w:szCs w:val="18"/>
+        </w:rPr>
+        <w:t xml:space="preserve">&gt; ksm-posstg-vpc-sg-kasumi-charge（sg-07c81567ac87d00c5）\-\--</w:t>
+      </w:r>
+    </w:p>
+    <w:p>
+      <w:pPr>
+        <w:spacing w:before="100" w:after="100"/>
+      </w:pPr>
+      <w:r>
+        <w:rPr>
+          <w:rFonts w:ascii="BIZ UDPGothic" w:cs="BIZ UDPGothic" w:eastAsia="BIZ UDPGothic" w:hAnsi="BIZ UDPGothic"/>
+          <w:color w:val="404040"/>
+          <w:sz w:val="18"/>
+          <w:szCs w:val="18"/>
+        </w:rPr>
+        <w:t xml:space="preserve">&gt; Inboundなし・用途不明 ③</w:t>
+      </w:r>
+    </w:p>
+    <w:p>
+      <w:pPr>
+        <w:spacing w:before="100" w:after="100"/>
+      </w:pPr>
+      <w:r>
+        <w:rPr>
+          <w:rFonts w:ascii="BIZ UDPGothic" w:cs="BIZ UDPGothic" w:eastAsia="BIZ UDPGothic" w:hAnsi="BIZ UDPGothic"/>
+          <w:color w:val="404040"/>
+          <w:sz w:val="18"/>
+          <w:szCs w:val="18"/>
+        </w:rPr>
+        <w:t xml:space="preserve">&gt; posstg-lmd-function-send-master-file（sg-0f39bd8617062491d）\-\--</w:t>
+      </w:r>
+    </w:p>
+    <w:p>
+      <w:pPr>
+        <w:spacing w:before="100" w:after="100"/>
+      </w:pPr>
+      <w:r>
+        <w:rPr>
+          <w:rFonts w:ascii="BIZ UDPGothic" w:cs="BIZ UDPGothic" w:eastAsia="BIZ UDPGothic" w:hAnsi="BIZ UDPGothic"/>
+          <w:color w:val="404040"/>
+          <w:sz w:val="18"/>
+          <w:szCs w:val="18"/>
+        </w:rPr>
+        <w:t xml:space="preserve">&gt; 対応Lambdaが現存23関数に該当なし。db SGのInboundルールも合わせて削除</w:t>
+      </w:r>
+    </w:p>
+    <w:p>
+      <w:pPr>
+        <w:spacing w:before="100" w:after="100"/>
+      </w:pPr>
+      <w:r>
+        <w:rPr>
+          <w:rFonts w:ascii="BIZ UDPGothic" w:cs="BIZ UDPGothic" w:eastAsia="BIZ UDPGothic" w:hAnsi="BIZ UDPGothic"/>
+          <w:color w:val="404040"/>
+          <w:sz w:val="18"/>
+          <w:szCs w:val="18"/>
+        </w:rPr>
+        <w:t xml:space="preserve">&gt; */ ① ksm-posstg-temp \-\-- Không có rule, không sử dụng ②</w:t>
+      </w:r>
+    </w:p>
+    <w:p>
+      <w:pPr>
+        <w:spacing w:before="100" w:after="100"/>
+      </w:pPr>
+      <w:r>
+        <w:rPr>
+          <w:rFonts w:ascii="BIZ UDPGothic" w:cs="BIZ UDPGothic" w:eastAsia="BIZ UDPGothic" w:hAnsi="BIZ UDPGothic"/>
+          <w:color w:val="404040"/>
+          <w:sz w:val="18"/>
+          <w:szCs w:val="18"/>
+        </w:rPr>
+        <w:t xml:space="preserve">&gt; ksm-posstg-vpc-sg-kasumi-charge \-\-- Không có Inbound, mục đích không</w:t>
+      </w:r>
+    </w:p>
+    <w:p>
+      <w:pPr>
+        <w:spacing w:before="100" w:after="100"/>
+      </w:pPr>
+      <w:r>
+        <w:rPr>
+          <w:rFonts w:ascii="BIZ UDPGothic" w:cs="BIZ UDPGothic" w:eastAsia="BIZ UDPGothic" w:hAnsi="BIZ UDPGothic"/>
+          <w:color w:val="404040"/>
+          <w:sz w:val="18"/>
+          <w:szCs w:val="18"/>
+        </w:rPr>
+        <w:t xml:space="preserve">&gt; rõ ③ posstg-lmd-function-send-master-file \-\-- Không có Lambda tương</w:t>
+      </w:r>
+    </w:p>
+    <w:p>
+      <w:pPr>
+        <w:spacing w:before="100" w:after="100"/>
+      </w:pPr>
+      <w:r>
+        <w:rPr>
+          <w:rFonts w:ascii="BIZ UDPGothic" w:cs="BIZ UDPGothic" w:eastAsia="BIZ UDPGothic" w:hAnsi="BIZ UDPGothic"/>
+          <w:color w:val="404040"/>
+          <w:sz w:val="18"/>
+          <w:szCs w:val="18"/>
+        </w:rPr>
+        <w:t xml:space="preserve">&gt; ứng. Cũng cần xóa rule trong DB SG*</w:t>
+      </w:r>
+    </w:p>
+    <w:p>
+      <w:pPr>
+        <w:spacing w:before="100" w:after="100"/>
+      </w:pPr>
+      <w:r>
+        <w:rPr>
+          <w:rFonts w:ascii="BIZ UDPGothic" w:cs="BIZ UDPGothic" w:eastAsia="BIZ UDPGothic" w:hAnsi="BIZ UDPGothic"/>
+          <w:b/>
+          <w:bCs/>
+          <w:color w:val="C8102E"/>
+          <w:sz w:val="20"/>
+          <w:szCs w:val="20"/>
+        </w:rPr>
+        <w:t xml:space="preserve">■ 対象</w:t>
+      </w:r>
+    </w:p>
+    <w:p>
+      <w:pPr>
+        <w:spacing w:before="100" w:after="100"/>
+      </w:pPr>
+      <w:r>
+        <w:rPr>
+          <w:rFonts w:ascii="BIZ UDPGothic" w:cs="BIZ UDPGothic" w:eastAsia="BIZ UDPGothic" w:hAnsi="BIZ UDPGothic"/>
+          <w:color w:val="404040"/>
+          <w:sz w:val="18"/>
+          <w:szCs w:val="18"/>
+        </w:rPr>
+        <w:t xml:space="preserve">① ksm-posstg-sqs-export-queue-sg.fifo ②</w:t>
+      </w:r>
+    </w:p>
+    <w:p>
+      <w:pPr>
+        <w:spacing w:before="100" w:after="100"/>
+      </w:pPr>
+      <w:r>
+        <w:rPr>
+          <w:rFonts w:ascii="BIZ UDPGothic" w:cs="BIZ UDPGothic" w:eastAsia="BIZ UDPGothic" w:hAnsi="BIZ UDPGothic"/>
+          <w:color w:val="404040"/>
+          <w:sz w:val="18"/>
+          <w:szCs w:val="18"/>
+        </w:rPr>
+        <w:t xml:space="preserve">ksm-posstg-sqs-store-code-queue-sg.fifo</w:t>
+      </w:r>
+    </w:p>
+    <w:p>
+      <w:pPr>
+        <w:spacing w:before="100" w:after="100"/>
+      </w:pPr>
+      <w:r>
+        <w:rPr>
+          <w:rFonts w:ascii="BIZ UDPGothic" w:cs="BIZ UDPGothic" w:eastAsia="BIZ UDPGothic" w:hAnsi="BIZ UDPGothic"/>
+          <w:color w:val="404040"/>
+          <w:sz w:val="18"/>
+          <w:szCs w:val="18"/>
+        </w:rPr>
+        <w:t xml:space="preserve">両キューともDLQ未設定。リトライ上限後にメッセージが消失するリスク。 */</w:t>
+      </w:r>
+    </w:p>
+    <w:p>
+      <w:pPr>
+        <w:spacing w:before="100" w:after="100"/>
+      </w:pPr>
+      <w:r>
+        <w:rPr>
+          <w:rFonts w:ascii="BIZ UDPGothic" w:cs="BIZ UDPGothic" w:eastAsia="BIZ UDPGothic" w:hAnsi="BIZ UDPGothic"/>
+          <w:color w:val="404040"/>
+          <w:sz w:val="18"/>
+          <w:szCs w:val="18"/>
+        </w:rPr>
+        <w:t xml:space="preserve">Cả 2 queue đều chưa cấu hình DLQ. Có nguy cơ mất message sau khi vượt</w:t>
+      </w:r>
+    </w:p>
+    <w:p>
+      <w:pPr>
+        <w:spacing w:before="100" w:after="100"/>
+      </w:pPr>
+      <w:r>
+        <w:rPr>
+          <w:rFonts w:ascii="BIZ UDPGothic" w:cs="BIZ UDPGothic" w:eastAsia="BIZ UDPGothic" w:hAnsi="BIZ UDPGothic"/>
+          <w:color w:val="404040"/>
+          <w:sz w:val="18"/>
+          <w:szCs w:val="18"/>
+        </w:rPr>
+        <w:t xml:space="preserve">giới hạn retry.*</w:t>
+      </w:r>
+    </w:p>
+    <w:p>
+      <w:pPr>
+        <w:spacing w:before="100" w:after="100"/>
+      </w:pPr>
+      <w:r>
+        <w:rPr>
+          <w:rFonts w:ascii="BIZ UDPGothic" w:cs="BIZ UDPGothic" w:eastAsia="BIZ UDPGothic" w:hAnsi="BIZ UDPGothic"/>
+          <w:b/>
+          <w:bCs/>
+          <w:color w:val="C8102E"/>
+          <w:sz w:val="20"/>
+          <w:szCs w:val="20"/>
+        </w:rPr>
+        <w:t xml:space="preserve">■ 対象</w:t>
+      </w:r>
+    </w:p>
+    <w:p>
+      <w:pPr>
+        <w:spacing w:before="100" w:after="100"/>
+      </w:pPr>
+      <w:r>
+        <w:rPr>
+          <w:rFonts w:ascii="BIZ UDPGothic" w:cs="BIZ UDPGothic" w:eastAsia="BIZ UDPGothic" w:hAnsi="BIZ UDPGothic"/>
+          <w:color w:val="404040"/>
+          <w:sz w:val="18"/>
+          <w:szCs w:val="18"/>
+        </w:rPr>
+        <w:t xml:space="preserve">STG: パラメータグループ ksm-posstg-db-cluster-pg</w:t>
+      </w:r>
+    </w:p>
+    <w:p>
+      <w:pPr>
+        <w:pBdr>
+          <w:left w:val="thick" w:color="C8102E" w:sz="20" w:space="6"/>
+        </w:pBdr>
+        <w:spacing w:before="280" w:after="100"/>
+      </w:pPr>
+      <w:r>
+        <w:rPr>
+          <w:rFonts w:ascii="BIZ UDPGothic" w:cs="BIZ UDPGothic" w:eastAsia="BIZ UDPGothic" w:hAnsi="BIZ UDPGothic"/>
+          <w:b/>
+          <w:bCs/>
+          <w:color w:val="C8102E"/>
+          <w:sz w:val="24"/>
+          <w:szCs w:val="24"/>
+        </w:rPr>
+        <w:t xml:space="preserve">■ ④ 改修内容</w:t>
+      </w:r>
+      <w:r>
+        <w:br/>
+      </w:r>
+      <w:r>
+        <w:rPr>
+          <w:rFonts w:ascii="BIZ UDPGothic" w:cs="BIZ UDPGothic" w:eastAsia="BIZ UDPGothic" w:hAnsi="BIZ UDPGothic"/>
+          <w:i/>
+          <w:iCs/>
+          <w:color w:val="AA3344"/>
+          <w:sz w:val="17"/>
+          <w:szCs w:val="17"/>
+        </w:rPr>
+        <w:t xml:space="preserve">　Nội Dung Sửa Đổi</w:t>
+      </w:r>
+    </w:p>
+    <w:p>
+      <w:pPr>
+        <w:spacing w:before="100" w:after="100"/>
+      </w:pPr>
+      <w:r>
+        <w:rPr>
+          <w:rFonts w:ascii="BIZ UDPGothic" w:cs="BIZ UDPGothic" w:eastAsia="BIZ UDPGothic" w:hAnsi="BIZ UDPGothic"/>
+          <w:b/>
+          <w:bCs/>
+          <w:color w:val="C8102E"/>
+          <w:sz w:val="20"/>
+          <w:szCs w:val="20"/>
+        </w:rPr>
+        <w:t xml:space="preserve">■ No.18 OpenVPN IPプール重複修正（計画策定）</w:t>
+      </w:r>
+    </w:p>
+    <w:p>
+      <w:pPr>
+        <w:spacing w:before="100" w:after="100"/>
+      </w:pPr>
+      <w:r>
+        <w:rPr>
+          <w:rFonts w:ascii="BIZ UDPGothic" w:cs="BIZ UDPGothic" w:eastAsia="BIZ UDPGothic" w:hAnsi="BIZ UDPGothic"/>
+          <w:b/>
+          <w:bCs/>
+          <w:color w:val="C8102E"/>
+          <w:sz w:val="20"/>
+          <w:szCs w:val="20"/>
+        </w:rPr>
+        <w:t xml:space="preserve">■ 現状・問題</w:t>
+      </w:r>
+    </w:p>
+    <w:p>
+      <w:pPr>
+        <w:spacing w:before="100" w:after="100"/>
+      </w:pPr>
+      <w:r>
+        <w:rPr>
+          <w:rFonts w:ascii="BIZ UDPGothic" w:cs="BIZ UDPGothic" w:eastAsia="BIZ UDPGothic" w:hAnsi="BIZ UDPGothic"/>
+          <w:color w:val="404040"/>
+          <w:sz w:val="18"/>
+          <w:szCs w:val="18"/>
+        </w:rPr>
+        <w:t xml:space="preserve">bastion OpenVPN の server 10.239.2.128/25 が private-1a</w:t>
+      </w:r>
+    </w:p>
+    <w:p>
+      <w:pPr>
+        <w:spacing w:before="100" w:after="100"/>
+      </w:pPr>
+      <w:r>
+        <w:rPr>
+          <w:rFonts w:ascii="BIZ UDPGothic" w:cs="BIZ UDPGothic" w:eastAsia="BIZ UDPGothic" w:hAnsi="BIZ UDPGothic"/>
+          <w:color w:val="404040"/>
+          <w:sz w:val="18"/>
+          <w:szCs w:val="18"/>
+        </w:rPr>
+        <w:t xml:space="preserve">サブネット(10.239.2.128/25)</w:t>
+      </w:r>
+    </w:p>
+    <w:p>
+      <w:pPr>
+        <w:spacing w:before="100" w:after="100"/>
+      </w:pPr>
+      <w:r>
+        <w:rPr>
+          <w:rFonts w:ascii="BIZ UDPGothic" w:cs="BIZ UDPGothic" w:eastAsia="BIZ UDPGothic" w:hAnsi="BIZ UDPGothic"/>
+          <w:color w:val="404040"/>
+          <w:sz w:val="18"/>
+          <w:szCs w:val="18"/>
+        </w:rPr>
+        <w:t xml:space="preserve">と完全重複。VPNクライアントとLambda/EC2のIPが競合する可能性。 */ Dải IP</w:t>
+      </w:r>
+    </w:p>
+    <w:p>
+      <w:pPr>
+        <w:spacing w:before="100" w:after="100"/>
+      </w:pPr>
+      <w:r>
+        <w:rPr>
+          <w:rFonts w:ascii="BIZ UDPGothic" w:cs="BIZ UDPGothic" w:eastAsia="BIZ UDPGothic" w:hAnsi="BIZ UDPGothic"/>
+          <w:color w:val="404040"/>
+          <w:sz w:val="18"/>
+          <w:szCs w:val="18"/>
+        </w:rPr>
+        <w:t xml:space="preserve">OpenVPN server 10.239.2.128/25 trùng hoàn toàn với subnet private-1a. Có</w:t>
+      </w:r>
+    </w:p>
+    <w:p>
+      <w:pPr>
+        <w:spacing w:before="100" w:after="100"/>
+      </w:pPr>
+      <w:r>
+        <w:rPr>
+          <w:rFonts w:ascii="BIZ UDPGothic" w:cs="BIZ UDPGothic" w:eastAsia="BIZ UDPGothic" w:hAnsi="BIZ UDPGothic"/>
+          <w:color w:val="404040"/>
+          <w:sz w:val="18"/>
+          <w:szCs w:val="18"/>
+        </w:rPr>
+        <w:t xml:space="preserve">thể xung đột IP giữa VPN client và Lambda/EC2.*</w:t>
+      </w:r>
+    </w:p>
+    <w:p>
+      <w:pPr>
+        <w:spacing w:before="100" w:after="100"/>
+      </w:pPr>
+      <w:r>
+        <w:rPr>
+          <w:rFonts w:ascii="BIZ UDPGothic" w:cs="BIZ UDPGothic" w:eastAsia="BIZ UDPGothic" w:hAnsi="BIZ UDPGothic"/>
+          <w:b/>
+          <w:bCs/>
+          <w:color w:val="C8102E"/>
+          <w:sz w:val="20"/>
+          <w:szCs w:val="20"/>
+        </w:rPr>
+        <w:t xml:space="preserve">■ 対応方針</w:t>
+      </w:r>
+    </w:p>
+    <w:tbl>
+      <w:tblPr>
+        <w:tblW w:type="dxa" w:w="9506"/>
+        <w:tblBorders>
+          <w:top w:val="single" w:color="CCCCCC" w:sz="4"/>
+          <w:left w:val="single" w:color="CCCCCC" w:sz="4"/>
+          <w:bottom w:val="single" w:color="CCCCCC" w:sz="4"/>
+          <w:right w:val="single" w:color="CCCCCC" w:sz="4"/>
+          <w:insideH w:val="single" w:color="auto" w:sz="4"/>
+          <w:insideV w:val="single" w:color="auto" w:sz="4"/>
+        </w:tblBorders>
+      </w:tblPr>
+      <w:tblGrid>
+        <w:gridCol w:w="9506"/>
+      </w:tblGrid>
+      <w:tr>
+        <w:trPr>
+          <w:cantSplit/>
+        </w:trPr>
+        <w:tc>
+          <w:tcPr>
+            <w:tcW w:type="dxa" w:w="9506"/>
+            <w:tcBorders>
+              <w:top w:val="single" w:color="CCCCCC" w:sz="4"/>
+              <w:left w:val="single" w:color="CCCCCC" w:sz="4"/>
+              <w:bottom w:val="single" w:color="CCCCCC" w:sz="4"/>
+              <w:right w:val="single" w:color="CCCCCC" w:sz="4"/>
+            </w:tcBorders>
+            <w:shd w:fill="F5F5F5" w:val="clear"/>
+            <w:tcMar>
+              <w:top w:type="dxa" w:w="80"/>
+              <w:left w:type="dxa" w:w="200"/>
+              <w:bottom w:type="dxa" w:w="80"/>
+              <w:right w:type="dxa" w:w="200"/>
+            </w:tcMar>
+          </w:tcPr>
+          <w:p>
+            <w:pPr>
+              <w:spacing w:before="0" w:after="0"/>
+            </w:pPr>
+            <w:r>
+              <w:rPr>
+                <w:rFonts w:ascii="Courier New" w:cs="Courier New" w:eastAsia="Courier New" w:hAnsi="Courier New"/>
+                <w:color w:val="404040"/>
+                <w:sz w:val="16"/>
+                <w:szCs w:val="16"/>
+              </w:rPr>
+              <w:t xml:space="preserve">AWS Client VPN</w:t>
+            </w:r>
+          </w:p>
+          <w:p>
+            <w:pPr>
+              <w:spacing w:before="0" w:after="0"/>
+            </w:pPr>
+            <w:r>
+              <w:rPr>
+                <w:rFonts w:ascii="Courier New" w:cs="Courier New" w:eastAsia="Courier New" w:hAnsi="Courier New"/>
+                <w:color w:val="404040"/>
+                <w:sz w:val="16"/>
+                <w:szCs w:val="16"/>
+              </w:rPr>
+              <w:t xml:space="preserve">への完全移行計画を策定し、移行完了後にOpenVPNを廃止する。本項目は計画策定のみ。</w:t>
+            </w:r>
+          </w:p>
+        </w:tc>
+      </w:tr>
+    </w:tbl>
+    <w:p>
+      <w:pPr>
+        <w:spacing w:before="100" w:after="100"/>
+      </w:pPr>
+      <w:r>
+        <w:rPr>
+          <w:rFonts w:ascii="BIZ UDPGothic" w:cs="BIZ UDPGothic" w:eastAsia="BIZ UDPGothic" w:hAnsi="BIZ UDPGothic"/>
+          <w:color w:val="404040"/>
+          <w:sz w:val="18"/>
+          <w:szCs w:val="18"/>
+        </w:rPr>
+        <w:t xml:space="preserve">Lập kế hoạch chuyển đổi hoàn toàn sang AWS Client VPN. Chỉ lập kế</w:t>
+      </w:r>
+    </w:p>
+    <w:p>
+      <w:pPr>
+        <w:spacing w:before="100" w:after="100"/>
+      </w:pPr>
+      <w:r>
+        <w:rPr>
+          <w:rFonts w:ascii="BIZ UDPGothic" w:cs="BIZ UDPGothic" w:eastAsia="BIZ UDPGothic" w:hAnsi="BIZ UDPGothic"/>
+          <w:color w:val="404040"/>
+          <w:sz w:val="18"/>
+          <w:szCs w:val="18"/>
+        </w:rPr>
+        <w:t xml:space="preserve">hoạch trong hạng mục này.*</w:t>
+      </w:r>
+    </w:p>
+    <w:p>
+      <w:pPr>
+        <w:spacing w:before="100" w:after="100"/>
+      </w:pPr>
+      <w:r>
+        <w:rPr>
+          <w:rFonts w:ascii="BIZ UDPGothic" w:cs="BIZ UDPGothic" w:eastAsia="BIZ UDPGothic" w:hAnsi="BIZ UDPGothic"/>
+          <w:b/>
+          <w:bCs/>
+          <w:color w:val="C8102E"/>
+          <w:sz w:val="20"/>
+          <w:szCs w:val="20"/>
+        </w:rPr>
+        <w:t xml:space="preserve">■ No.20 giftcard IAMプロファイル分離</w:t>
+      </w:r>
+    </w:p>
+    <w:p>
+      <w:pPr>
+        <w:spacing w:before="100" w:after="100"/>
+      </w:pPr>
+      <w:r>
+        <w:rPr>
+          <w:rFonts w:ascii="BIZ UDPGothic" w:cs="BIZ UDPGothic" w:eastAsia="BIZ UDPGothic" w:hAnsi="BIZ UDPGothic"/>
+          <w:b/>
+          <w:bCs/>
+          <w:color w:val="C8102E"/>
+          <w:sz w:val="20"/>
+          <w:szCs w:val="20"/>
+        </w:rPr>
+        <w:t xml:space="preserve">■ 現状・問題</w:t>
+      </w:r>
+    </w:p>
+    <w:p>
+      <w:pPr>
+        <w:spacing w:before="100" w:after="100"/>
+      </w:pPr>
+      <w:r>
+        <w:rPr>
+          <w:rFonts w:ascii="BIZ UDPGothic" w:cs="BIZ UDPGothic" w:eastAsia="BIZ UDPGothic" w:hAnsi="BIZ UDPGothic"/>
+          <w:color w:val="404040"/>
+          <w:sz w:val="18"/>
+          <w:szCs w:val="18"/>
+        </w:rPr>
+        <w:t xml:space="preserve">giftcard EC2 が</w:t>
+      </w:r>
+    </w:p>
+    <w:p>
+      <w:pPr>
+        <w:spacing w:before="100" w:after="100"/>
+      </w:pPr>
+      <w:r>
+        <w:rPr>
+          <w:rFonts w:ascii="BIZ UDPGothic" w:cs="BIZ UDPGothic" w:eastAsia="BIZ UDPGothic" w:hAnsi="BIZ UDPGothic"/>
+          <w:color w:val="404040"/>
+          <w:sz w:val="18"/>
+          <w:szCs w:val="18"/>
+        </w:rPr>
+        <w:t xml:space="preserve">posstg-role-ec2-web-be（web-beと同一）を使用。S3FullAccess/SecretsManagerReadWrite</w:t>
+      </w:r>
+    </w:p>
+    <w:p>
+      <w:pPr>
+        <w:spacing w:before="100" w:after="100"/>
+      </w:pPr>
+      <w:r>
+        <w:rPr>
+          <w:rFonts w:ascii="BIZ UDPGothic" w:cs="BIZ UDPGothic" w:eastAsia="BIZ UDPGothic" w:hAnsi="BIZ UDPGothic"/>
+          <w:color w:val="404040"/>
+          <w:sz w:val="18"/>
+          <w:szCs w:val="18"/>
+        </w:rPr>
+        <w:t xml:space="preserve">がgiftcardに不要な権限を与えている。 */ EC2 giftcard sử dụng</w:t>
+      </w:r>
+    </w:p>
+    <w:p>
+      <w:pPr>
+        <w:spacing w:before="100" w:after="100"/>
+      </w:pPr>
+      <w:r>
+        <w:rPr>
+          <w:rFonts w:ascii="BIZ UDPGothic" w:cs="BIZ UDPGothic" w:eastAsia="BIZ UDPGothic" w:hAnsi="BIZ UDPGothic"/>
+          <w:color w:val="404040"/>
+          <w:sz w:val="18"/>
+          <w:szCs w:val="18"/>
+        </w:rPr>
+        <w:t xml:space="preserve">posstg-role-ec2-web-be (giống web-be).</w:t>
+      </w:r>
+    </w:p>
+    <w:p>
+      <w:pPr>
+        <w:spacing w:before="100" w:after="100"/>
+      </w:pPr>
+      <w:r>
+        <w:rPr>
+          <w:rFonts w:ascii="BIZ UDPGothic" w:cs="BIZ UDPGothic" w:eastAsia="BIZ UDPGothic" w:hAnsi="BIZ UDPGothic"/>
+          <w:color w:val="404040"/>
+          <w:sz w:val="18"/>
+          <w:szCs w:val="18"/>
+        </w:rPr>
+        <w:t xml:space="preserve">S3FullAccess/SecretsManagerReadWrite cấp quyền không cần thiết cho</w:t>
+      </w:r>
+    </w:p>
+    <w:p>
+      <w:pPr>
+        <w:spacing w:before="100" w:after="100"/>
+      </w:pPr>
+      <w:r>
+        <w:rPr>
+          <w:rFonts w:ascii="BIZ UDPGothic" w:cs="BIZ UDPGothic" w:eastAsia="BIZ UDPGothic" w:hAnsi="BIZ UDPGothic"/>
+          <w:color w:val="404040"/>
+          <w:sz w:val="18"/>
+          <w:szCs w:val="18"/>
+        </w:rPr>
+        <w:t xml:space="preserve">giftcard.*</w:t>
+      </w:r>
+    </w:p>
+    <w:p>
+      <w:pPr>
+        <w:spacing w:before="100" w:after="100"/>
+      </w:pPr>
+      <w:r>
+        <w:rPr>
+          <w:rFonts w:ascii="BIZ UDPGothic" w:cs="BIZ UDPGothic" w:eastAsia="BIZ UDPGothic" w:hAnsi="BIZ UDPGothic"/>
+          <w:b/>
+          <w:bCs/>
+          <w:color w:val="C8102E"/>
+          <w:sz w:val="20"/>
+          <w:szCs w:val="20"/>
+        </w:rPr>
+        <w:t xml:space="preserve">■ 改修手順</w:t>
+      </w:r>
+    </w:p>
+    <w:p>
+      <w:pPr>
+        <w:spacing w:before="100" w:after="100"/>
+      </w:pPr>
+      <w:r>
+        <w:rPr>
+          <w:rFonts w:ascii="BIZ UDPGothic" w:cs="BIZ UDPGothic" w:eastAsia="BIZ UDPGothic" w:hAnsi="BIZ UDPGothic"/>
+          <w:color w:val="404040"/>
+          <w:sz w:val="18"/>
+          <w:szCs w:val="18"/>
+        </w:rPr>
+        <w:t xml:space="preserve">&gt; ① posstg-role-ec2-giftcard IAMロールを新規作成（必要最小限の権限） ②</w:t>
+      </w:r>
+    </w:p>
+    <w:p>
+      <w:pPr>
+        <w:spacing w:before="100" w:after="100"/>
+      </w:pPr>
+      <w:r>
+        <w:rPr>
+          <w:rFonts w:ascii="BIZ UDPGothic" w:cs="BIZ UDPGothic" w:eastAsia="BIZ UDPGothic" w:hAnsi="BIZ UDPGothic"/>
+          <w:color w:val="404040"/>
+          <w:sz w:val="18"/>
+          <w:szCs w:val="18"/>
+        </w:rPr>
+        <w:t xml:space="preserve">&gt; EC2 giftcard のインスタンスプロファイルを変更 ③</w:t>
+      </w:r>
+    </w:p>
+    <w:p>
+      <w:pPr>
+        <w:spacing w:before="100" w:after="100"/>
+      </w:pPr>
+      <w:r>
+        <w:rPr>
+          <w:rFonts w:ascii="BIZ UDPGothic" w:cs="BIZ UDPGothic" w:eastAsia="BIZ UDPGothic" w:hAnsi="BIZ UDPGothic"/>
+          <w:color w:val="404040"/>
+          <w:sz w:val="18"/>
+          <w:szCs w:val="18"/>
+        </w:rPr>
+        <w:t xml:space="preserve">&gt; 動作確認（ギフトカード決済バッチ・SFTP送信） */ ① Tạo mới IAM role</w:t>
+      </w:r>
+    </w:p>
+    <w:p>
+      <w:pPr>
+        <w:spacing w:before="100" w:after="100"/>
+      </w:pPr>
+      <w:r>
+        <w:rPr>
+          <w:rFonts w:ascii="BIZ UDPGothic" w:cs="BIZ UDPGothic" w:eastAsia="BIZ UDPGothic" w:hAnsi="BIZ UDPGothic"/>
+          <w:color w:val="404040"/>
+          <w:sz w:val="18"/>
+          <w:szCs w:val="18"/>
+        </w:rPr>
+        <w:t xml:space="preserve">&gt; posstg-role-ec2-giftcard (quyền tối thiểu) ② Thay đổi instance profile</w:t>
+      </w:r>
+    </w:p>
+    <w:p>
+      <w:pPr>
+        <w:spacing w:before="100" w:after="100"/>
+      </w:pPr>
+      <w:r>
+        <w:rPr>
+          <w:rFonts w:ascii="BIZ UDPGothic" w:cs="BIZ UDPGothic" w:eastAsia="BIZ UDPGothic" w:hAnsi="BIZ UDPGothic"/>
+          <w:color w:val="404040"/>
+          <w:sz w:val="18"/>
+          <w:szCs w:val="18"/>
+        </w:rPr>
+        <w:t xml:space="preserve">&gt; của EC2 giftcard ③ Xác nhận hoạt động (batch thanh toán gift card, gửi</w:t>
+      </w:r>
+    </w:p>
+    <w:p>
+      <w:pPr>
+        <w:spacing w:before="100" w:after="100"/>
+      </w:pPr>
+      <w:r>
+        <w:rPr>
+          <w:rFonts w:ascii="BIZ UDPGothic" w:cs="BIZ UDPGothic" w:eastAsia="BIZ UDPGothic" w:hAnsi="BIZ UDPGothic"/>
+          <w:color w:val="404040"/>
+          <w:sz w:val="18"/>
+          <w:szCs w:val="18"/>
+        </w:rPr>
+        <w:t xml:space="preserve">&gt; SFTP)*</w:t>
+      </w:r>
+    </w:p>
+    <w:p>
+      <w:pPr>
+        <w:spacing w:before="100" w:after="100"/>
+      </w:pPr>
+      <w:r>
+        <w:rPr>
+          <w:rFonts w:ascii="BIZ UDPGothic" w:cs="BIZ UDPGothic" w:eastAsia="BIZ UDPGothic" w:hAnsi="BIZ UDPGothic"/>
+          <w:b/>
+          <w:bCs/>
+          <w:color w:val="C8102E"/>
+          <w:sz w:val="20"/>
+          <w:szCs w:val="20"/>
+        </w:rPr>
+        <w:t xml:space="preserve">■ No.22 EBSボリューム暗号化</w:t>
+      </w:r>
+    </w:p>
+    <w:p>
+      <w:pPr>
+        <w:spacing w:before="100" w:after="100"/>
+      </w:pPr>
+      <w:r>
+        <w:rPr>
+          <w:rFonts w:ascii="BIZ UDPGothic" w:cs="BIZ UDPGothic" w:eastAsia="BIZ UDPGothic" w:hAnsi="BIZ UDPGothic"/>
+          <w:b/>
+          <w:bCs/>
+          <w:color w:val="C8102E"/>
+          <w:sz w:val="20"/>
+          <w:szCs w:val="20"/>
+        </w:rPr>
+        <w:t xml:space="preserve">■ 対象ボリューム</w:t>
+      </w:r>
+    </w:p>
+    <w:p>
+      <w:pPr>
+        <w:spacing w:before="100" w:after="100"/>
+      </w:pPr>
+      <w:r>
+        <w:rPr>
+          <w:rFonts w:ascii="BIZ UDPGothic" w:cs="BIZ UDPGothic" w:eastAsia="BIZ UDPGothic" w:hAnsi="BIZ UDPGothic"/>
+          <w:color w:val="404040"/>
+          <w:sz w:val="18"/>
+          <w:szCs w:val="18"/>
+        </w:rPr>
+        <w:t xml:space="preserve">vol-0543e2e85d267fed3（bastion 100GB未暗号化）</w:t>
+      </w:r>
+    </w:p>
+    <w:p>
+      <w:pPr>
+        <w:spacing w:before="100" w:after="100"/>
+      </w:pPr>
+      <w:r>
+        <w:rPr>
+          <w:rFonts w:ascii="BIZ UDPGothic" w:cs="BIZ UDPGothic" w:eastAsia="BIZ UDPGothic" w:hAnsi="BIZ UDPGothic"/>
+          <w:color w:val="404040"/>
+          <w:sz w:val="18"/>
+          <w:szCs w:val="18"/>
+        </w:rPr>
+        <w:t xml:space="preserve">vol-0a904fbe22a1466f9（giftcard 100GB） vol-0d9f3bc937a9e9212（web-fe</w:t>
+      </w:r>
+    </w:p>
+    <w:p>
+      <w:pPr>
+        <w:spacing w:before="100" w:after="100"/>
+      </w:pPr>
+      <w:r>
+        <w:rPr>
+          <w:rFonts w:ascii="BIZ UDPGothic" w:cs="BIZ UDPGothic" w:eastAsia="BIZ UDPGothic" w:hAnsi="BIZ UDPGothic"/>
+          <w:color w:val="404040"/>
+          <w:sz w:val="18"/>
+          <w:szCs w:val="18"/>
+        </w:rPr>
+        <w:t xml:space="preserve">20GB） vol-05550f5152c65b611（web-be 20GB）</w:t>
+      </w:r>
+    </w:p>
+    <w:p>
+      <w:pPr>
+        <w:spacing w:before="100" w:after="100"/>
+      </w:pPr>
+      <w:r>
+        <w:rPr>
+          <w:rFonts w:ascii="BIZ UDPGothic" w:cs="BIZ UDPGothic" w:eastAsia="BIZ UDPGothic" w:hAnsi="BIZ UDPGothic"/>
+          <w:b/>
+          <w:bCs/>
+          <w:color w:val="C8102E"/>
+          <w:sz w:val="20"/>
+          <w:szCs w:val="20"/>
+        </w:rPr>
+        <w:t xml:space="preserve">■ 改修手順</w:t>
+      </w:r>
+    </w:p>
+    <w:p>
+      <w:pPr>
+        <w:spacing w:before="100" w:after="100"/>
+      </w:pPr>
+      <w:r>
+        <w:rPr>
+          <w:rFonts w:ascii="BIZ UDPGothic" w:cs="BIZ UDPGothic" w:eastAsia="BIZ UDPGothic" w:hAnsi="BIZ UDPGothic"/>
+          <w:color w:val="404040"/>
+          <w:sz w:val="18"/>
+          <w:szCs w:val="18"/>
+        </w:rPr>
+        <w:t xml:space="preserve">各EC2を停止→スナップショット作成→暗号化コピー→新ボリューム作成→アタッチ→起動の順で実施。インスタンス停止を伴うためメンテナンス時間帯に実施。</w:t>
+      </w:r>
+      <w:r>
+        <w:br/>
+      </w:r>
+      <w:r>
+        <w:rPr>
+          <w:rFonts w:ascii="BIZ UDPGothic" w:cs="BIZ UDPGothic" w:eastAsia="BIZ UDPGothic" w:hAnsi="BIZ UDPGothic"/>
+          <w:i/>
+          <w:iCs/>
+          <w:color w:val="777777"/>
+          <w:sz w:val="16"/>
+          <w:szCs w:val="16"/>
+        </w:rPr>
+        <w:t xml:space="preserve">/ Dừng từng EC2→Tạo snapshot→Copy mã hóa→Tạo volume mới→Attach→Khởi</w:t>
+      </w:r>
+    </w:p>
+    <w:p>
+      <w:pPr>
+        <w:spacing w:before="100" w:after="100"/>
+      </w:pPr>
+      <w:r>
+        <w:rPr>
+          <w:rFonts w:ascii="BIZ UDPGothic" w:cs="BIZ UDPGothic" w:eastAsia="BIZ UDPGothic" w:hAnsi="BIZ UDPGothic"/>
+          <w:color w:val="404040"/>
+          <w:sz w:val="18"/>
+          <w:szCs w:val="18"/>
+        </w:rPr>
+        <w:t xml:space="preserve">động. Thực hiện trong giờ bảo trì do cần dừng instance.*</w:t>
+      </w:r>
+    </w:p>
+    <w:p>
+      <w:pPr>
+        <w:spacing w:before="100" w:after="100"/>
+      </w:pPr>
+      <w:r>
+        <w:rPr>
+          <w:rFonts w:ascii="BIZ UDPGothic" w:cs="BIZ UDPGothic" w:eastAsia="BIZ UDPGothic" w:hAnsi="BIZ UDPGothic"/>
+          <w:b/>
+          <w:bCs/>
+          <w:color w:val="C8102E"/>
+          <w:sz w:val="20"/>
+          <w:szCs w:val="20"/>
+        </w:rPr>
+        <w:t xml:space="preserve">■ No.23 Transfer Family SSH鍵整理</w:t>
+      </w:r>
+    </w:p>
+    <w:p>
+      <w:pPr>
+        <w:spacing w:before="100" w:after="100"/>
+      </w:pPr>
+      <w:r>
+        <w:rPr>
+          <w:rFonts w:ascii="BIZ UDPGothic" w:cs="BIZ UDPGothic" w:eastAsia="BIZ UDPGothic" w:hAnsi="BIZ UDPGothic"/>
+          <w:b/>
+          <w:bCs/>
+          <w:color w:val="C8102E"/>
+          <w:sz w:val="20"/>
+          <w:szCs w:val="20"/>
+        </w:rPr>
+        <w:t xml:space="preserve">■ 現状・問題</w:t>
+      </w:r>
+    </w:p>
+    <w:p>
+      <w:pPr>
+        <w:spacing w:before="100" w:after="100"/>
+      </w:pPr>
+      <w:r>
+        <w:rPr>
+          <w:rFonts w:ascii="BIZ UDPGothic" w:cs="BIZ UDPGothic" w:eastAsia="BIZ UDPGothic" w:hAnsi="BIZ UDPGothic"/>
+          <w:color w:val="404040"/>
+          <w:sz w:val="18"/>
+          <w:szCs w:val="18"/>
+        </w:rPr>
+        <w:t xml:space="preserve">tf-user-sg のSSH鍵コメントが</w:t>
+      </w:r>
+    </w:p>
+    <w:p>
+      <w:pPr>
+        <w:spacing w:before="100" w:after="100"/>
+      </w:pPr>
+      <w:r>
+        <w:rPr>
+          <w:rFonts w:ascii="BIZ UDPGothic" w:cs="BIZ UDPGothic" w:eastAsia="BIZ UDPGothic" w:hAnsi="BIZ UDPGothic"/>
+          <w:color w:val="404040"/>
+          <w:sz w:val="18"/>
+          <w:szCs w:val="18"/>
+        </w:rPr>
+        <w:t xml:space="preserve">root@ip-10-239-2-4（bastionで生成）。外部パートナー提供鍵に差し替えるべき。tf-user-oc</w:t>
+      </w:r>
+    </w:p>
+    <w:p>
+      <w:pPr>
+        <w:spacing w:before="100" w:after="100"/>
+      </w:pPr>
+      <w:r>
+        <w:rPr>
+          <w:rFonts w:ascii="BIZ UDPGothic" w:cs="BIZ UDPGothic" w:eastAsia="BIZ UDPGothic" w:hAnsi="BIZ UDPGothic"/>
+          <w:color w:val="404040"/>
+          <w:sz w:val="18"/>
+          <w:szCs w:val="18"/>
+        </w:rPr>
+        <w:t xml:space="preserve">に3本の鍵（2025-06-13/07-01×2）が登録されており整理が必要。 */ Comment</w:t>
+      </w:r>
+    </w:p>
+    <w:p>
+      <w:pPr>
+        <w:spacing w:before="100" w:after="100"/>
+      </w:pPr>
+      <w:r>
+        <w:rPr>
+          <w:rFonts w:ascii="BIZ UDPGothic" w:cs="BIZ UDPGothic" w:eastAsia="BIZ UDPGothic" w:hAnsi="BIZ UDPGothic"/>
+          <w:color w:val="404040"/>
+          <w:sz w:val="18"/>
+          <w:szCs w:val="18"/>
+        </w:rPr>
+        <w:t xml:space="preserve">SSH key của tf-user-sg là root@ip-10-239-2-4 (tạo từ bastion). Cần thay</w:t>
+      </w:r>
+    </w:p>
+    <w:p>
+      <w:pPr>
+        <w:spacing w:before="100" w:after="100"/>
+      </w:pPr>
+      <w:r>
+        <w:rPr>
+          <w:rFonts w:ascii="BIZ UDPGothic" w:cs="BIZ UDPGothic" w:eastAsia="BIZ UDPGothic" w:hAnsi="BIZ UDPGothic"/>
+          <w:color w:val="404040"/>
+          <w:sz w:val="18"/>
+          <w:szCs w:val="18"/>
+        </w:rPr>
+        <w:t xml:space="preserve">thế bằng key do đối tác cung cấp. tf-user-oc có 3 key cần dọn dẹp.*</w:t>
+      </w:r>
+    </w:p>
+    <w:p>
+      <w:pPr>
+        <w:spacing w:before="100" w:after="100"/>
+      </w:pPr>
+      <w:r>
+        <w:rPr>
+          <w:rFonts w:ascii="BIZ UDPGothic" w:cs="BIZ UDPGothic" w:eastAsia="BIZ UDPGothic" w:hAnsi="BIZ UDPGothic"/>
+          <w:b/>
+          <w:bCs/>
+          <w:color w:val="C8102E"/>
+          <w:sz w:val="20"/>
+          <w:szCs w:val="20"/>
+        </w:rPr>
+        <w:t xml:space="preserve">■ No.25 不要SG削除</w:t>
+      </w:r>
+    </w:p>
+    <w:p>
+      <w:pPr>
+        <w:spacing w:before="100" w:after="100"/>
+      </w:pPr>
+      <w:r>
+        <w:rPr>
+          <w:rFonts w:ascii="BIZ UDPGothic" w:cs="BIZ UDPGothic" w:eastAsia="BIZ UDPGothic" w:hAnsi="BIZ UDPGothic"/>
+          <w:b/>
+          <w:bCs/>
+          <w:color w:val="C8102E"/>
+          <w:sz w:val="20"/>
+          <w:szCs w:val="20"/>
+        </w:rPr>
+        <w:t xml:space="preserve">■ No.26 locnt IAM権限削減</w:t>
+      </w:r>
+    </w:p>
+    <w:p>
+      <w:pPr>
+        <w:spacing w:before="100" w:after="100"/>
+      </w:pPr>
+      <w:r>
+        <w:rPr>
+          <w:rFonts w:ascii="BIZ UDPGothic" w:cs="BIZ UDPGothic" w:eastAsia="BIZ UDPGothic" w:hAnsi="BIZ UDPGothic"/>
+          <w:b/>
+          <w:bCs/>
+          <w:color w:val="C8102E"/>
+          <w:sz w:val="20"/>
+          <w:szCs w:val="20"/>
+        </w:rPr>
+        <w:t xml:space="preserve">■ 現状・問題</w:t>
+      </w:r>
+    </w:p>
+    <w:p>
+      <w:pPr>
+        <w:spacing w:before="100" w:after="100"/>
+      </w:pPr>
+      <w:r>
+        <w:rPr>
+          <w:rFonts w:ascii="BIZ UDPGothic" w:cs="BIZ UDPGothic" w:eastAsia="BIZ UDPGothic" w:hAnsi="BIZ UDPGothic"/>
+          <w:color w:val="404040"/>
+          <w:sz w:val="18"/>
+          <w:szCs w:val="18"/>
+        </w:rPr>
+        <w:t xml:space="preserve">locnt ユーザーに EC2/RDS/ECS/S3/Lambda/Transfer/StepFunctions の Full</w:t>
+      </w:r>
+    </w:p>
+    <w:p>
+      <w:pPr>
+        <w:spacing w:before="100" w:after="100"/>
+      </w:pPr>
+      <w:r>
+        <w:rPr>
+          <w:rFonts w:ascii="BIZ UDPGothic" w:cs="BIZ UDPGothic" w:eastAsia="BIZ UDPGothic" w:hAnsi="BIZ UDPGothic"/>
+          <w:color w:val="404040"/>
+          <w:sz w:val="18"/>
+          <w:szCs w:val="18"/>
+        </w:rPr>
+        <w:t xml:space="preserve">Access が付与されている。最小権限の原則に反する。 */ User locnt được cấp</w:t>
+      </w:r>
+    </w:p>
+    <w:p>
+      <w:pPr>
+        <w:spacing w:before="100" w:after="100"/>
+      </w:pPr>
+      <w:r>
+        <w:rPr>
+          <w:rFonts w:ascii="BIZ UDPGothic" w:cs="BIZ UDPGothic" w:eastAsia="BIZ UDPGothic" w:hAnsi="BIZ UDPGothic"/>
+          <w:color w:val="404040"/>
+          <w:sz w:val="18"/>
+          <w:szCs w:val="18"/>
+        </w:rPr>
+        <w:t xml:space="preserve">Full Access cho EC2/RDS/ECS/S3/Lambda/Transfer/StepFunctions. Vi phạm</w:t>
+      </w:r>
+    </w:p>
+    <w:p>
+      <w:pPr>
+        <w:spacing w:before="100" w:after="100"/>
+      </w:pPr>
+      <w:r>
+        <w:rPr>
+          <w:rFonts w:ascii="BIZ UDPGothic" w:cs="BIZ UDPGothic" w:eastAsia="BIZ UDPGothic" w:hAnsi="BIZ UDPGothic"/>
+          <w:color w:val="404040"/>
+          <w:sz w:val="18"/>
+          <w:szCs w:val="18"/>
+        </w:rPr>
+        <w:t xml:space="preserve">nguyên tắc quyền tối thiểu.*</w:t>
+      </w:r>
+    </w:p>
+    <w:p>
+      <w:pPr>
+        <w:spacing w:before="100" w:after="100"/>
+      </w:pPr>
+      <w:r>
+        <w:rPr>
+          <w:rFonts w:ascii="BIZ UDPGothic" w:cs="BIZ UDPGothic" w:eastAsia="BIZ UDPGothic" w:hAnsi="BIZ UDPGothic"/>
+          <w:b/>
+          <w:bCs/>
+          <w:color w:val="C8102E"/>
+          <w:sz w:val="20"/>
+          <w:szCs w:val="20"/>
+        </w:rPr>
+        <w:t xml:space="preserve">■ No.28 SQS DLQ設定</w:t>
+      </w:r>
+    </w:p>
+    <w:p>
+      <w:pPr>
+        <w:spacing w:before="100" w:after="100"/>
+      </w:pPr>
+      <w:r>
+        <w:rPr>
+          <w:rFonts w:ascii="BIZ UDPGothic" w:cs="BIZ UDPGothic" w:eastAsia="BIZ UDPGothic" w:hAnsi="BIZ UDPGothic"/>
+          <w:b/>
+          <w:bCs/>
+          <w:color w:val="C8102E"/>
+          <w:sz w:val="20"/>
+          <w:szCs w:val="20"/>
+        </w:rPr>
+        <w:t xml:space="preserve">■ No.29 RDS local_infile無効化</w:t>
+      </w:r>
+    </w:p>
+    <w:p>
+      <w:pPr>
+        <w:spacing w:before="100" w:after="100"/>
+      </w:pPr>
+      <w:r>
+        <w:rPr>
+          <w:rFonts w:ascii="BIZ UDPGothic" w:cs="BIZ UDPGothic" w:eastAsia="BIZ UDPGothic" w:hAnsi="BIZ UDPGothic"/>
+          <w:b/>
+          <w:bCs/>
+          <w:color w:val="C8102E"/>
+          <w:sz w:val="20"/>
+          <w:szCs w:val="20"/>
+        </w:rPr>
+        <w:t xml:space="preserve">■ 現状・問題</w:t>
+      </w:r>
+    </w:p>
+    <w:p>
+      <w:pPr>
+        <w:spacing w:before="100" w:after="100"/>
+      </w:pPr>
+      <w:r>
+        <w:rPr>
+          <w:rFonts w:ascii="BIZ UDPGothic" w:cs="BIZ UDPGothic" w:eastAsia="BIZ UDPGothic" w:hAnsi="BIZ UDPGothic"/>
+          <w:color w:val="404040"/>
+          <w:sz w:val="18"/>
+          <w:szCs w:val="18"/>
+        </w:rPr>
+        <w:t xml:space="preserve">local_infile=1 が有効。外部ファイルの LOAD DATA INFILE</w:t>
+      </w:r>
+    </w:p>
+    <w:p>
+      <w:pPr>
+        <w:spacing w:before="100" w:after="100"/>
+      </w:pPr>
+      <w:r>
+        <w:rPr>
+          <w:rFonts w:ascii="BIZ UDPGothic" w:cs="BIZ UDPGothic" w:eastAsia="BIZ UDPGothic" w:hAnsi="BIZ UDPGothic"/>
+          <w:color w:val="404040"/>
+          <w:sz w:val="18"/>
+          <w:szCs w:val="18"/>
+        </w:rPr>
+        <w:t xml:space="preserve">が許可されており、セキュリティリスク。 */ local_infile=1 đang bật. Cho</w:t>
+      </w:r>
+    </w:p>
+    <w:p>
+      <w:pPr>
+        <w:spacing w:before="100" w:after="100"/>
+      </w:pPr>
+      <w:r>
+        <w:rPr>
+          <w:rFonts w:ascii="BIZ UDPGothic" w:cs="BIZ UDPGothic" w:eastAsia="BIZ UDPGothic" w:hAnsi="BIZ UDPGothic"/>
+          <w:color w:val="404040"/>
+          <w:sz w:val="18"/>
+          <w:szCs w:val="18"/>
+        </w:rPr>
+        <w:t xml:space="preserve">phép LOAD DATA INFILE từ file bên ngoài, có rủi ro bảo mật.*</w:t>
+      </w:r>
+    </w:p>
+    <w:p>
+      <w:pPr>
+        <w:spacing w:before="100" w:after="100"/>
+      </w:pPr>
+      <w:r>
+        <w:rPr>
+          <w:rFonts w:ascii="BIZ UDPGothic" w:cs="BIZ UDPGothic" w:eastAsia="BIZ UDPGothic" w:hAnsi="BIZ UDPGothic"/>
+          <w:b/>
+          <w:bCs/>
+          <w:color w:val="C8102E"/>
+          <w:sz w:val="20"/>
+          <w:szCs w:val="20"/>
+        </w:rPr>
+        <w:t xml:space="preserve">■ 実行コマンド</w:t>
+      </w:r>
+    </w:p>
+    <w:p>
+      <w:pPr>
+        <w:pBdr>
+          <w:left w:val="thick" w:color="C8102E" w:sz="20" w:space="6"/>
+        </w:pBdr>
+        <w:spacing w:before="280" w:after="100"/>
+      </w:pPr>
+      <w:r>
+        <w:rPr>
+          <w:rFonts w:ascii="BIZ UDPGothic" w:cs="BIZ UDPGothic" w:eastAsia="BIZ UDPGothic" w:hAnsi="BIZ UDPGothic"/>
+          <w:b/>
+          <w:bCs/>
+          <w:color w:val="C8102E"/>
+          <w:sz w:val="24"/>
+          <w:szCs w:val="24"/>
+        </w:rPr>
+        <w:t xml:space="preserve">■ 報告方法</w:t>
+      </w:r>
+      <w:r>
+        <w:br/>
+      </w:r>
+      <w:r>
+        <w:rPr>
+          <w:rFonts w:ascii="BIZ UDPGothic" w:cs="BIZ UDPGothic" w:eastAsia="BIZ UDPGothic" w:hAnsi="BIZ UDPGothic"/>
+          <w:i/>
+          <w:iCs/>
+          <w:color w:val="AA3344"/>
+          <w:sz w:val="17"/>
+          <w:szCs w:val="17"/>
+        </w:rPr>
+        <w:t xml:space="preserve">　Phương Thức Báo Cáo</w:t>
+      </w:r>
+    </w:p>
+    <w:p>
+      <w:pPr>
+        <w:spacing w:before="100" w:after="100"/>
+      </w:pPr>
+      <w:r>
+        <w:rPr>
+          <w:rFonts w:ascii="BIZ UDPGothic" w:cs="BIZ UDPGothic" w:eastAsia="BIZ UDPGothic" w:hAnsi="BIZ UDPGothic"/>
+          <w:color w:val="404040"/>
+          <w:sz w:val="18"/>
+          <w:szCs w:val="18"/>
+        </w:rPr>
+        <w:t xml:space="preserve">全テスト完了後、結果欄（OK/NG）を記入して Thanh Nguyên へ提出すること。</w:t>
+      </w:r>
+      <w:r>
+        <w:br/>
+      </w:r>
+      <w:r>
+        <w:rPr>
+          <w:rFonts w:ascii="BIZ UDPGothic" w:cs="BIZ UDPGothic" w:eastAsia="BIZ UDPGothic" w:hAnsi="BIZ UDPGothic"/>
+          <w:i/>
+          <w:iCs/>
+          <w:color w:val="777777"/>
+          <w:sz w:val="16"/>
+          <w:szCs w:val="16"/>
+        </w:rPr>
+        <w:t xml:space="preserve">/ Sau khi hoàn thành tất cả kiểm thử, điền kết quả (OK/NG) và gửi cho Thanh Nguyên.</w:t>
+      </w:r>
+    </w:p>
+    <w:p>
+      <w:pPr>
+        <w:spacing w:before="100" w:after="100"/>
+      </w:pPr>
+      <w:r>
+        <w:rPr>
+          <w:rFonts w:ascii="BIZ UDPGothic" w:cs="BIZ UDPGothic" w:eastAsia="BIZ UDPGothic" w:hAnsi="BIZ UDPGothic"/>
+          <w:color w:val="404040"/>
+          <w:sz w:val="18"/>
+          <w:szCs w:val="18"/>
+        </w:rPr>
+        <w:t xml:space="preserve">提出先: thanh.nguyen@luvina.net</w:t>
+      </w:r>
+      <w:r>
+        <w:br/>
+      </w:r>
+      <w:r>
+        <w:rPr>
+          <w:rFonts w:ascii="BIZ UDPGothic" w:cs="BIZ UDPGothic" w:eastAsia="BIZ UDPGothic" w:hAnsi="BIZ UDPGothic"/>
+          <w:i/>
+          <w:iCs/>
+          <w:color w:val="777777"/>
+          <w:sz w:val="16"/>
+          <w:szCs w:val="16"/>
+        </w:rPr>
+        <w:t xml:space="preserve">/ Địa chỉ nộp: thanh.nguyen@luvina.net</w:t>
+      </w:r>
+    </w:p>
+    <w:p>
+      <w:pPr>
+        <w:pBdr>
+          <w:left w:val="thick" w:color="C8102E" w:sz="20" w:space="6"/>
+        </w:pBdr>
+        <w:spacing w:before="280" w:after="100"/>
+      </w:pPr>
+      <w:r>
+        <w:rPr>
+          <w:rFonts w:ascii="BIZ UDPGothic" w:cs="BIZ UDPGothic" w:eastAsia="BIZ UDPGothic" w:hAnsi="BIZ UDPGothic"/>
+          <w:b/>
+          <w:bCs/>
+          <w:color w:val="C8102E"/>
+          <w:sz w:val="24"/>
+          <w:szCs w:val="24"/>
+        </w:rPr>
+        <w:t xml:space="preserve">■ ⑨ 改廃履歴</w:t>
       </w:r>
       <w:r>
         <w:br/>
@@ -2042,1990 +3629,6 @@
         </w:tc>
       </w:tr>
     </w:tbl>
-    <w:p>
-      <w:pPr>
-        <w:pBdr>
-          <w:left w:val="thick" w:color="C8102E" w:sz="20" w:space="6"/>
-        </w:pBdr>
-        <w:spacing w:before="280" w:after="100"/>
-      </w:pPr>
-      <w:r>
-        <w:rPr>
-          <w:rFonts w:ascii="BIZ UDPGothic" w:cs="BIZ UDPGothic" w:eastAsia="BIZ UDPGothic" w:hAnsi="BIZ UDPGothic"/>
-          <w:b/>
-          <w:bCs/>
-          <w:color w:val="C8102E"/>
-          <w:sz w:val="24"/>
-          <w:szCs w:val="24"/>
-        </w:rPr>
-        <w:t xml:space="preserve">■ 概要</w:t>
-      </w:r>
-      <w:r>
-        <w:br/>
-      </w:r>
-      <w:r>
-        <w:rPr>
-          <w:rFonts w:ascii="BIZ UDPGothic" w:cs="BIZ UDPGothic" w:eastAsia="BIZ UDPGothic" w:hAnsi="BIZ UDPGothic"/>
-          <w:i/>
-          <w:iCs/>
-          <w:color w:val="AA3344"/>
-          <w:sz w:val="17"/>
-          <w:szCs w:val="17"/>
-        </w:rPr>
-        <w:t xml:space="preserve">　Tổng Quan</w:t>
-      </w:r>
-    </w:p>
-    <w:p>
-      <w:pPr>
-        <w:spacing w:before="100" w:after="100"/>
-      </w:pPr>
-      <w:r>
-        <w:rPr>
-          <w:rFonts w:ascii="BIZ UDPGothic" w:cs="BIZ UDPGothic" w:eastAsia="BIZ UDPGothic" w:hAnsi="BIZ UDPGothic"/>
-          <w:color w:val="404040"/>
-          <w:sz w:val="18"/>
-          <w:szCs w:val="18"/>
-        </w:rPr>
-        <w:t xml:space="preserve">改修指示書No.012のNo.17〜30のうち、中低優先度の8項目について具体的手順を記載する。</w:t>
-      </w:r>
-      <w:r>
-        <w:br/>
-      </w:r>
-      <w:r>
-        <w:rPr>
-          <w:rFonts w:ascii="BIZ UDPGothic" w:cs="BIZ UDPGothic" w:eastAsia="BIZ UDPGothic" w:hAnsi="BIZ UDPGothic"/>
-          <w:i/>
-          <w:iCs/>
-          <w:color w:val="777777"/>
-          <w:sz w:val="16"/>
-          <w:szCs w:val="16"/>
-        </w:rPr>
-        <w:t xml:space="preserve">/ Mô tả quy trình cụ thể cho 8 hạng mục ưu tiên trung bình/thấp trong</w:t>
-      </w:r>
-    </w:p>
-    <w:p>
-      <w:pPr>
-        <w:spacing w:before="100" w:after="100"/>
-      </w:pPr>
-      <w:r>
-        <w:rPr>
-          <w:rFonts w:ascii="BIZ UDPGothic" w:cs="BIZ UDPGothic" w:eastAsia="BIZ UDPGothic" w:hAnsi="BIZ UDPGothic"/>
-          <w:color w:val="404040"/>
-          <w:sz w:val="18"/>
-          <w:szCs w:val="18"/>
-        </w:rPr>
-        <w:t xml:space="preserve">No.17〜30 của chỉ thị No.012.*</w:t>
-      </w:r>
-    </w:p>
-    <w:p>
-      <w:pPr>
-        <w:spacing w:before="100" w:after="100"/>
-      </w:pPr>
-      <w:r>
-        <w:rPr>
-          <w:rFonts w:ascii="BIZ UDPGothic" w:cs="BIZ UDPGothic" w:eastAsia="BIZ UDPGothic" w:hAnsi="BIZ UDPGothic"/>
-          <w:b/>
-          <w:bCs/>
-          <w:color w:val="C8102E"/>
-          <w:sz w:val="20"/>
-          <w:szCs w:val="20"/>
-        </w:rPr>
-        <w:t xml:space="preserve">No.   改修タイトル */   概要 */ Tổng quan*                     工数   リスク</w:t>
-      </w:r>
-    </w:p>
-    <w:p>
-      <w:pPr>
-        <w:spacing w:before="100" w:after="100"/>
-      </w:pPr>
-      <w:r>
-        <w:rPr>
-          <w:rFonts w:ascii="BIZ UDPGothic" w:cs="BIZ UDPGothic" w:eastAsia="BIZ UDPGothic" w:hAnsi="BIZ UDPGothic"/>
-          <w:color w:val="404040"/>
-          <w:sz w:val="18"/>
-          <w:szCs w:val="18"/>
-        </w:rPr>
-        <w:t xml:space="preserve">Tiêu đề*                                                         */ Khối    */ Rủi ro*</w:t>
-      </w:r>
-    </w:p>
-    <w:p>
-      <w:pPr>
-        <w:spacing w:before="100" w:after="100"/>
-      </w:pPr>
-      <w:r>
-        <w:rPr>
-          <w:rFonts w:ascii="BIZ UDPGothic" w:cs="BIZ UDPGothic" w:eastAsia="BIZ UDPGothic" w:hAnsi="BIZ UDPGothic"/>
-          <w:color w:val="404040"/>
-          <w:sz w:val="18"/>
-          <w:szCs w:val="18"/>
-        </w:rPr>
-        <w:t xml:space="preserve">lượng*</w:t>
-      </w:r>
-    </w:p>
-    <w:p>
-      <w:pPr>
-        <w:spacing w:before="100" w:after="100"/>
-      </w:pPr>
-      <w:r>
-        <w:rPr>
-          <w:rFonts w:ascii="BIZ UDPGothic" w:cs="BIZ UDPGothic" w:eastAsia="BIZ UDPGothic" w:hAnsi="BIZ UDPGothic"/>
-          <w:color w:val="404040"/>
-          <w:sz w:val="18"/>
-          <w:szCs w:val="18"/>
-        </w:rPr>
-        <w:t xml:space="preserve">18        OpenVPN               10.239.2.128/25がprivate-1aと重複→Client   1d         中</w:t>
-      </w:r>
-    </w:p>
-    <w:p>
-      <w:pPr>
-        <w:spacing w:before="100" w:after="100"/>
-      </w:pPr>
-      <w:r>
-        <w:rPr>
-          <w:rFonts w:ascii="BIZ UDPGothic" w:cs="BIZ UDPGothic" w:eastAsia="BIZ UDPGothic" w:hAnsi="BIZ UDPGothic"/>
-          <w:color w:val="404040"/>
-          <w:sz w:val="18"/>
-          <w:szCs w:val="18"/>
-        </w:rPr>
-        <w:t xml:space="preserve">IPプール重複修正      VPN移行計画</w:t>
-      </w:r>
-    </w:p>
-    <w:p>
-      <w:pPr>
-        <w:spacing w:before="100" w:after="100"/>
-      </w:pPr>
-      <w:r>
-        <w:rPr>
-          <w:rFonts w:ascii="BIZ UDPGothic" w:cs="BIZ UDPGothic" w:eastAsia="BIZ UDPGothic" w:hAnsi="BIZ UDPGothic"/>
-          <w:color w:val="404040"/>
-          <w:sz w:val="18"/>
-          <w:szCs w:val="18"/>
-        </w:rPr>
-        <w:t xml:space="preserve">20        giftcard              web-beと共用→専用ロール作成                1d         低</w:t>
-      </w:r>
-    </w:p>
-    <w:p>
-      <w:pPr>
-        <w:spacing w:before="100" w:after="100"/>
-      </w:pPr>
-      <w:r>
-        <w:rPr>
-          <w:rFonts w:ascii="BIZ UDPGothic" w:cs="BIZ UDPGothic" w:eastAsia="BIZ UDPGothic" w:hAnsi="BIZ UDPGothic"/>
-          <w:color w:val="404040"/>
-          <w:sz w:val="18"/>
-          <w:szCs w:val="18"/>
-        </w:rPr>
-        <w:t xml:space="preserve">IAMプロファイル分離</w:t>
-      </w:r>
-    </w:p>
-    <w:p>
-      <w:pPr>
-        <w:spacing w:before="100" w:after="100"/>
-      </w:pPr>
-      <w:r>
-        <w:rPr>
-          <w:rFonts w:ascii="BIZ UDPGothic" w:cs="BIZ UDPGothic" w:eastAsia="BIZ UDPGothic" w:hAnsi="BIZ UDPGothic"/>
-          <w:color w:val="404040"/>
-          <w:sz w:val="18"/>
-          <w:szCs w:val="18"/>
-        </w:rPr>
-        <w:t xml:space="preserve">22        EBSボリューム暗号化   4ボリューム未暗号化→KMS暗号化              2d         中</w:t>
-      </w:r>
-    </w:p>
-    <w:p>
-      <w:pPr>
-        <w:spacing w:before="100" w:after="100"/>
-      </w:pPr>
-      <w:r>
-        <w:rPr>
-          <w:rFonts w:ascii="BIZ UDPGothic" w:cs="BIZ UDPGothic" w:eastAsia="BIZ UDPGothic" w:hAnsi="BIZ UDPGothic"/>
-          <w:color w:val="404040"/>
-          <w:sz w:val="18"/>
-          <w:szCs w:val="18"/>
-        </w:rPr>
-        <w:t xml:space="preserve">23        Transfer Family       bastion root生成鍵→外部提供鍵に差替        1d         低</w:t>
-      </w:r>
-    </w:p>
-    <w:p>
-      <w:pPr>
-        <w:spacing w:before="100" w:after="100"/>
-      </w:pPr>
-      <w:r>
-        <w:rPr>
-          <w:rFonts w:ascii="BIZ UDPGothic" w:cs="BIZ UDPGothic" w:eastAsia="BIZ UDPGothic" w:hAnsi="BIZ UDPGothic"/>
-          <w:color w:val="404040"/>
-          <w:sz w:val="18"/>
-          <w:szCs w:val="18"/>
-        </w:rPr>
-        <w:t xml:space="preserve">SSH鍵整理</w:t>
-      </w:r>
-    </w:p>
-    <w:p>
-      <w:pPr>
-        <w:spacing w:before="100" w:after="100"/>
-      </w:pPr>
-      <w:r>
-        <w:rPr>
-          <w:rFonts w:ascii="BIZ UDPGothic" w:cs="BIZ UDPGothic" w:eastAsia="BIZ UDPGothic" w:hAnsi="BIZ UDPGothic"/>
-          <w:color w:val="404040"/>
-          <w:sz w:val="18"/>
-          <w:szCs w:val="18"/>
-        </w:rPr>
-        <w:t xml:space="preserve">25        不要SG削除            temp/kasumi-charge/send-master-file        0.5d       低</w:t>
-      </w:r>
-    </w:p>
-    <w:p>
-      <w:pPr>
-        <w:spacing w:before="100" w:after="100"/>
-      </w:pPr>
-      <w:r>
-        <w:rPr>
-          <w:rFonts w:ascii="BIZ UDPGothic" w:cs="BIZ UDPGothic" w:eastAsia="BIZ UDPGothic" w:hAnsi="BIZ UDPGothic"/>
-          <w:color w:val="404040"/>
-          <w:sz w:val="18"/>
-          <w:szCs w:val="18"/>
-        </w:rPr>
-        <w:t xml:space="preserve">3SG削除</w:t>
-      </w:r>
-    </w:p>
-    <w:p>
-      <w:pPr>
-        <w:spacing w:before="100" w:after="100"/>
-      </w:pPr>
-      <w:r>
-        <w:rPr>
-          <w:rFonts w:ascii="BIZ UDPGothic" w:cs="BIZ UDPGothic" w:eastAsia="BIZ UDPGothic" w:hAnsi="BIZ UDPGothic"/>
-          <w:color w:val="404040"/>
-          <w:sz w:val="18"/>
-          <w:szCs w:val="18"/>
-        </w:rPr>
-        <w:t xml:space="preserve">26        locnt IAM権限削減     Full Access→最小権限ポリシー               1d         低</w:t>
-      </w:r>
-    </w:p>
-    <w:p>
-      <w:pPr>
-        <w:spacing w:before="100" w:after="100"/>
-      </w:pPr>
-      <w:r>
-        <w:rPr>
-          <w:rFonts w:ascii="BIZ UDPGothic" w:cs="BIZ UDPGothic" w:eastAsia="BIZ UDPGothic" w:hAnsi="BIZ UDPGothic"/>
-          <w:color w:val="404040"/>
-          <w:sz w:val="18"/>
-          <w:szCs w:val="18"/>
-        </w:rPr>
-        <w:t xml:space="preserve">28        SQS DLQ設定           export-queue/store-code-queue DLQ作成      1d         低</w:t>
-      </w:r>
-    </w:p>
-    <w:p>
-      <w:pPr>
-        <w:spacing w:before="100" w:after="100"/>
-      </w:pPr>
-      <w:r>
-        <w:rPr>
-          <w:rFonts w:ascii="BIZ UDPGothic" w:cs="BIZ UDPGothic" w:eastAsia="BIZ UDPGothic" w:hAnsi="BIZ UDPGothic"/>
-          <w:color w:val="404040"/>
-          <w:sz w:val="18"/>
-          <w:szCs w:val="18"/>
-        </w:rPr>
-        <w:t xml:space="preserve">29        RDS                   db-cluster-pg local_infile=1→0             0.5d       低</w:t>
-      </w:r>
-    </w:p>
-    <w:p>
-      <w:pPr>
-        <w:spacing w:before="100" w:after="100"/>
-      </w:pPr>
-      <w:r>
-        <w:rPr>
-          <w:rFonts w:ascii="BIZ UDPGothic" w:cs="BIZ UDPGothic" w:eastAsia="BIZ UDPGothic" w:hAnsi="BIZ UDPGothic"/>
-          <w:color w:val="404040"/>
-          <w:sz w:val="18"/>
-          <w:szCs w:val="18"/>
-        </w:rPr>
-        <w:t xml:space="preserve">local_infile無効化</w:t>
-      </w:r>
-    </w:p>
-    <w:p>
-      <w:pPr>
-        <w:pBdr>
-          <w:left w:val="thick" w:color="C8102E" w:sz="20" w:space="6"/>
-        </w:pBdr>
-        <w:spacing w:before="280" w:after="100"/>
-      </w:pPr>
-      <w:r>
-        <w:rPr>
-          <w:rFonts w:ascii="BIZ UDPGothic" w:cs="BIZ UDPGothic" w:eastAsia="BIZ UDPGothic" w:hAnsi="BIZ UDPGothic"/>
-          <w:b/>
-          <w:bCs/>
-          <w:color w:val="C8102E"/>
-          <w:sz w:val="24"/>
-          <w:szCs w:val="24"/>
-        </w:rPr>
-        <w:t xml:space="preserve">■ No.18 OpenVPN IPプール重複修正（計画策定）</w:t>
-      </w:r>
-      <w:r>
-        <w:br/>
-      </w:r>
-      <w:r>
-        <w:rPr>
-          <w:rFonts w:ascii="BIZ UDPGothic" w:cs="BIZ UDPGothic" w:eastAsia="BIZ UDPGothic" w:hAnsi="BIZ UDPGothic"/>
-          <w:i/>
-          <w:iCs/>
-          <w:color w:val="AA3344"/>
-          <w:sz w:val="17"/>
-          <w:szCs w:val="17"/>
-        </w:rPr>
-        <w:t xml:space="preserve">　Sửa trùng dải IP OpenVPN (Lập kế hoạch)</w:t>
-      </w:r>
-    </w:p>
-    <w:p>
-      <w:pPr>
-        <w:pBdr>
-          <w:left w:val="thick" w:color="C8102E" w:sz="20" w:space="6"/>
-        </w:pBdr>
-        <w:spacing w:before="280" w:after="100"/>
-      </w:pPr>
-      <w:r>
-        <w:rPr>
-          <w:rFonts w:ascii="BIZ UDPGothic" w:cs="BIZ UDPGothic" w:eastAsia="BIZ UDPGothic" w:hAnsi="BIZ UDPGothic"/>
-          <w:b/>
-          <w:bCs/>
-          <w:color w:val="C8102E"/>
-          <w:sz w:val="24"/>
-          <w:szCs w:val="24"/>
-        </w:rPr>
-        <w:t xml:space="preserve">■ 現状・問題</w:t>
-      </w:r>
-      <w:r>
-        <w:br/>
-      </w:r>
-      <w:r>
-        <w:rPr>
-          <w:rFonts w:ascii="BIZ UDPGothic" w:cs="BIZ UDPGothic" w:eastAsia="BIZ UDPGothic" w:hAnsi="BIZ UDPGothic"/>
-          <w:i/>
-          <w:iCs/>
-          <w:color w:val="AA3344"/>
-          <w:sz w:val="17"/>
-          <w:szCs w:val="17"/>
-        </w:rPr>
-        <w:t xml:space="preserve">　現状・問題</w:t>
-      </w:r>
-    </w:p>
-    <w:p>
-      <w:pPr>
-        <w:spacing w:before="100" w:after="100"/>
-      </w:pPr>
-      <w:r>
-        <w:rPr>
-          <w:rFonts w:ascii="BIZ UDPGothic" w:cs="BIZ UDPGothic" w:eastAsia="BIZ UDPGothic" w:hAnsi="BIZ UDPGothic"/>
-          <w:color w:val="404040"/>
-          <w:sz w:val="18"/>
-          <w:szCs w:val="18"/>
-        </w:rPr>
-        <w:t xml:space="preserve">bastion OpenVPN の server 10.239.2.128/25 が private-1a</w:t>
-      </w:r>
-    </w:p>
-    <w:p>
-      <w:pPr>
-        <w:spacing w:before="100" w:after="100"/>
-      </w:pPr>
-      <w:r>
-        <w:rPr>
-          <w:rFonts w:ascii="BIZ UDPGothic" w:cs="BIZ UDPGothic" w:eastAsia="BIZ UDPGothic" w:hAnsi="BIZ UDPGothic"/>
-          <w:color w:val="404040"/>
-          <w:sz w:val="18"/>
-          <w:szCs w:val="18"/>
-        </w:rPr>
-        <w:t xml:space="preserve">サブネット(10.239.2.128/25)</w:t>
-      </w:r>
-    </w:p>
-    <w:p>
-      <w:pPr>
-        <w:spacing w:before="100" w:after="100"/>
-      </w:pPr>
-      <w:r>
-        <w:rPr>
-          <w:rFonts w:ascii="BIZ UDPGothic" w:cs="BIZ UDPGothic" w:eastAsia="BIZ UDPGothic" w:hAnsi="BIZ UDPGothic"/>
-          <w:color w:val="404040"/>
-          <w:sz w:val="18"/>
-          <w:szCs w:val="18"/>
-        </w:rPr>
-        <w:t xml:space="preserve">と完全重複。VPNクライアントとLambda/EC2のIPが競合する可能性。 */ Dải IP</w:t>
-      </w:r>
-    </w:p>
-    <w:p>
-      <w:pPr>
-        <w:spacing w:before="100" w:after="100"/>
-      </w:pPr>
-      <w:r>
-        <w:rPr>
-          <w:rFonts w:ascii="BIZ UDPGothic" w:cs="BIZ UDPGothic" w:eastAsia="BIZ UDPGothic" w:hAnsi="BIZ UDPGothic"/>
-          <w:color w:val="404040"/>
-          <w:sz w:val="18"/>
-          <w:szCs w:val="18"/>
-        </w:rPr>
-        <w:t xml:space="preserve">OpenVPN server 10.239.2.128/25 trùng hoàn toàn với subnet private-1a. Có</w:t>
-      </w:r>
-    </w:p>
-    <w:p>
-      <w:pPr>
-        <w:spacing w:before="100" w:after="100"/>
-      </w:pPr>
-      <w:r>
-        <w:rPr>
-          <w:rFonts w:ascii="BIZ UDPGothic" w:cs="BIZ UDPGothic" w:eastAsia="BIZ UDPGothic" w:hAnsi="BIZ UDPGothic"/>
-          <w:color w:val="404040"/>
-          <w:sz w:val="18"/>
-          <w:szCs w:val="18"/>
-        </w:rPr>
-        <w:t xml:space="preserve">thể xung đột IP giữa VPN client và Lambda/EC2.*</w:t>
-      </w:r>
-    </w:p>
-    <w:p>
-      <w:pPr>
-        <w:pBdr>
-          <w:left w:val="thick" w:color="C8102E" w:sz="20" w:space="6"/>
-        </w:pBdr>
-        <w:spacing w:before="280" w:after="100"/>
-      </w:pPr>
-      <w:r>
-        <w:rPr>
-          <w:rFonts w:ascii="BIZ UDPGothic" w:cs="BIZ UDPGothic" w:eastAsia="BIZ UDPGothic" w:hAnsi="BIZ UDPGothic"/>
-          <w:b/>
-          <w:bCs/>
-          <w:color w:val="C8102E"/>
-          <w:sz w:val="24"/>
-          <w:szCs w:val="24"/>
-        </w:rPr>
-        <w:t xml:space="preserve">■ 対応方針</w:t>
-      </w:r>
-      <w:r>
-        <w:br/>
-      </w:r>
-      <w:r>
-        <w:rPr>
-          <w:rFonts w:ascii="BIZ UDPGothic" w:cs="BIZ UDPGothic" w:eastAsia="BIZ UDPGothic" w:hAnsi="BIZ UDPGothic"/>
-          <w:i/>
-          <w:iCs/>
-          <w:color w:val="AA3344"/>
-          <w:sz w:val="17"/>
-          <w:szCs w:val="17"/>
-        </w:rPr>
-        <w:t xml:space="preserve">　対応方針</w:t>
-      </w:r>
-    </w:p>
-    <w:p>
-      <w:pPr>
-        <w:spacing w:before="100" w:after="100"/>
-      </w:pPr>
-      <w:r>
-        <w:rPr>
-          <w:rFonts w:ascii="BIZ UDPGothic" w:cs="BIZ UDPGothic" w:eastAsia="BIZ UDPGothic" w:hAnsi="BIZ UDPGothic"/>
-          <w:color w:val="404040"/>
-          <w:sz w:val="18"/>
-          <w:szCs w:val="18"/>
-        </w:rPr>
-        <w:t xml:space="preserve">AWS Client VPN</w:t>
-      </w:r>
-    </w:p>
-    <w:p>
-      <w:pPr>
-        <w:spacing w:before="100" w:after="100"/>
-      </w:pPr>
-      <w:r>
-        <w:rPr>
-          <w:rFonts w:ascii="BIZ UDPGothic" w:cs="BIZ UDPGothic" w:eastAsia="BIZ UDPGothic" w:hAnsi="BIZ UDPGothic"/>
-          <w:color w:val="404040"/>
-          <w:sz w:val="18"/>
-          <w:szCs w:val="18"/>
-        </w:rPr>
-        <w:t xml:space="preserve">への完全移行計画を策定し、移行完了後にOpenVPNを廃止する。本項目は計画策定のみ。</w:t>
-      </w:r>
-      <w:r>
-        <w:br/>
-      </w:r>
-      <w:r>
-        <w:rPr>
-          <w:rFonts w:ascii="BIZ UDPGothic" w:cs="BIZ UDPGothic" w:eastAsia="BIZ UDPGothic" w:hAnsi="BIZ UDPGothic"/>
-          <w:i/>
-          <w:iCs/>
-          <w:color w:val="777777"/>
-          <w:sz w:val="16"/>
-          <w:szCs w:val="16"/>
-        </w:rPr>
-        <w:t xml:space="preserve">/ Lập kế hoạch chuyển đổi hoàn toàn sang AWS Client VPN. Chỉ lập kế</w:t>
-      </w:r>
-    </w:p>
-    <w:p>
-      <w:pPr>
-        <w:spacing w:before="100" w:after="100"/>
-      </w:pPr>
-      <w:r>
-        <w:rPr>
-          <w:rFonts w:ascii="BIZ UDPGothic" w:cs="BIZ UDPGothic" w:eastAsia="BIZ UDPGothic" w:hAnsi="BIZ UDPGothic"/>
-          <w:color w:val="404040"/>
-          <w:sz w:val="18"/>
-          <w:szCs w:val="18"/>
-        </w:rPr>
-        <w:t xml:space="preserve">hoạch trong hạng mục này.*</w:t>
-      </w:r>
-    </w:p>
-    <w:p>
-      <w:pPr>
-        <w:pBdr>
-          <w:left w:val="thick" w:color="C8102E" w:sz="20" w:space="6"/>
-        </w:pBdr>
-        <w:spacing w:before="280" w:after="100"/>
-      </w:pPr>
-      <w:r>
-        <w:rPr>
-          <w:rFonts w:ascii="BIZ UDPGothic" w:cs="BIZ UDPGothic" w:eastAsia="BIZ UDPGothic" w:hAnsi="BIZ UDPGothic"/>
-          <w:b/>
-          <w:bCs/>
-          <w:color w:val="C8102E"/>
-          <w:sz w:val="24"/>
-          <w:szCs w:val="24"/>
-        </w:rPr>
-        <w:t xml:space="preserve">■ No.20 giftcard IAMプロファイル分離</w:t>
-      </w:r>
-      <w:r>
-        <w:br/>
-      </w:r>
-      <w:r>
-        <w:rPr>
-          <w:rFonts w:ascii="BIZ UDPGothic" w:cs="BIZ UDPGothic" w:eastAsia="BIZ UDPGothic" w:hAnsi="BIZ UDPGothic"/>
-          <w:i/>
-          <w:iCs/>
-          <w:color w:val="AA3344"/>
-          <w:sz w:val="17"/>
-          <w:szCs w:val="17"/>
-        </w:rPr>
-        <w:t xml:space="preserve">　Tách IAM profile giftcard</w:t>
-      </w:r>
-    </w:p>
-    <w:p>
-      <w:pPr>
-        <w:pBdr>
-          <w:left w:val="thick" w:color="C8102E" w:sz="20" w:space="6"/>
-        </w:pBdr>
-        <w:spacing w:before="280" w:after="100"/>
-      </w:pPr>
-      <w:r>
-        <w:rPr>
-          <w:rFonts w:ascii="BIZ UDPGothic" w:cs="BIZ UDPGothic" w:eastAsia="BIZ UDPGothic" w:hAnsi="BIZ UDPGothic"/>
-          <w:b/>
-          <w:bCs/>
-          <w:color w:val="C8102E"/>
-          <w:sz w:val="24"/>
-          <w:szCs w:val="24"/>
-        </w:rPr>
-        <w:t xml:space="preserve">■ 現状・問題</w:t>
-      </w:r>
-      <w:r>
-        <w:br/>
-      </w:r>
-      <w:r>
-        <w:rPr>
-          <w:rFonts w:ascii="BIZ UDPGothic" w:cs="BIZ UDPGothic" w:eastAsia="BIZ UDPGothic" w:hAnsi="BIZ UDPGothic"/>
-          <w:i/>
-          <w:iCs/>
-          <w:color w:val="AA3344"/>
-          <w:sz w:val="17"/>
-          <w:szCs w:val="17"/>
-        </w:rPr>
-        <w:t xml:space="preserve">　現状・問題</w:t>
-      </w:r>
-    </w:p>
-    <w:p>
-      <w:pPr>
-        <w:spacing w:before="100" w:after="100"/>
-      </w:pPr>
-      <w:r>
-        <w:rPr>
-          <w:rFonts w:ascii="BIZ UDPGothic" w:cs="BIZ UDPGothic" w:eastAsia="BIZ UDPGothic" w:hAnsi="BIZ UDPGothic"/>
-          <w:color w:val="404040"/>
-          <w:sz w:val="18"/>
-          <w:szCs w:val="18"/>
-        </w:rPr>
-        <w:t xml:space="preserve">giftcard EC2 が</w:t>
-      </w:r>
-    </w:p>
-    <w:p>
-      <w:pPr>
-        <w:spacing w:before="100" w:after="100"/>
-      </w:pPr>
-      <w:r>
-        <w:rPr>
-          <w:rFonts w:ascii="BIZ UDPGothic" w:cs="BIZ UDPGothic" w:eastAsia="BIZ UDPGothic" w:hAnsi="BIZ UDPGothic"/>
-          <w:color w:val="404040"/>
-          <w:sz w:val="18"/>
-          <w:szCs w:val="18"/>
-        </w:rPr>
-        <w:t xml:space="preserve">posstg-role-ec2-web-be（web-beと同一）を使用。S3FullAccess/SecretsManagerReadWrite</w:t>
-      </w:r>
-    </w:p>
-    <w:p>
-      <w:pPr>
-        <w:spacing w:before="100" w:after="100"/>
-      </w:pPr>
-      <w:r>
-        <w:rPr>
-          <w:rFonts w:ascii="BIZ UDPGothic" w:cs="BIZ UDPGothic" w:eastAsia="BIZ UDPGothic" w:hAnsi="BIZ UDPGothic"/>
-          <w:color w:val="404040"/>
-          <w:sz w:val="18"/>
-          <w:szCs w:val="18"/>
-        </w:rPr>
-        <w:t xml:space="preserve">がgiftcardに不要な権限を与えている。 */ EC2 giftcard sử dụng</w:t>
-      </w:r>
-    </w:p>
-    <w:p>
-      <w:pPr>
-        <w:spacing w:before="100" w:after="100"/>
-      </w:pPr>
-      <w:r>
-        <w:rPr>
-          <w:rFonts w:ascii="BIZ UDPGothic" w:cs="BIZ UDPGothic" w:eastAsia="BIZ UDPGothic" w:hAnsi="BIZ UDPGothic"/>
-          <w:color w:val="404040"/>
-          <w:sz w:val="18"/>
-          <w:szCs w:val="18"/>
-        </w:rPr>
-        <w:t xml:space="preserve">posstg-role-ec2-web-be (giống web-be).</w:t>
-      </w:r>
-    </w:p>
-    <w:p>
-      <w:pPr>
-        <w:spacing w:before="100" w:after="100"/>
-      </w:pPr>
-      <w:r>
-        <w:rPr>
-          <w:rFonts w:ascii="BIZ UDPGothic" w:cs="BIZ UDPGothic" w:eastAsia="BIZ UDPGothic" w:hAnsi="BIZ UDPGothic"/>
-          <w:color w:val="404040"/>
-          <w:sz w:val="18"/>
-          <w:szCs w:val="18"/>
-        </w:rPr>
-        <w:t xml:space="preserve">S3FullAccess/SecretsManagerReadWrite cấp quyền không cần thiết cho</w:t>
-      </w:r>
-    </w:p>
-    <w:p>
-      <w:pPr>
-        <w:spacing w:before="100" w:after="100"/>
-      </w:pPr>
-      <w:r>
-        <w:rPr>
-          <w:rFonts w:ascii="BIZ UDPGothic" w:cs="BIZ UDPGothic" w:eastAsia="BIZ UDPGothic" w:hAnsi="BIZ UDPGothic"/>
-          <w:color w:val="404040"/>
-          <w:sz w:val="18"/>
-          <w:szCs w:val="18"/>
-        </w:rPr>
-        <w:t xml:space="preserve">giftcard.*</w:t>
-      </w:r>
-    </w:p>
-    <w:p>
-      <w:pPr>
-        <w:pBdr>
-          <w:left w:val="thick" w:color="C8102E" w:sz="20" w:space="6"/>
-        </w:pBdr>
-        <w:spacing w:before="280" w:after="100"/>
-      </w:pPr>
-      <w:r>
-        <w:rPr>
-          <w:rFonts w:ascii="BIZ UDPGothic" w:cs="BIZ UDPGothic" w:eastAsia="BIZ UDPGothic" w:hAnsi="BIZ UDPGothic"/>
-          <w:b/>
-          <w:bCs/>
-          <w:color w:val="C8102E"/>
-          <w:sz w:val="24"/>
-          <w:szCs w:val="24"/>
-        </w:rPr>
-        <w:t xml:space="preserve">■ 改修手順</w:t>
-      </w:r>
-      <w:r>
-        <w:br/>
-      </w:r>
-      <w:r>
-        <w:rPr>
-          <w:rFonts w:ascii="BIZ UDPGothic" w:cs="BIZ UDPGothic" w:eastAsia="BIZ UDPGothic" w:hAnsi="BIZ UDPGothic"/>
-          <w:i/>
-          <w:iCs/>
-          <w:color w:val="AA3344"/>
-          <w:sz w:val="17"/>
-          <w:szCs w:val="17"/>
-        </w:rPr>
-        <w:t xml:space="preserve">　改修手順</w:t>
-      </w:r>
-    </w:p>
-    <w:p>
-      <w:pPr>
-        <w:spacing w:before="100" w:after="100"/>
-      </w:pPr>
-      <w:r>
-        <w:rPr>
-          <w:rFonts w:ascii="BIZ UDPGothic" w:cs="BIZ UDPGothic" w:eastAsia="BIZ UDPGothic" w:hAnsi="BIZ UDPGothic"/>
-          <w:color w:val="404040"/>
-          <w:sz w:val="18"/>
-          <w:szCs w:val="18"/>
-        </w:rPr>
-        <w:t xml:space="preserve">&gt; ① posstg-role-ec2-giftcard IAMロールを新規作成（必要最小限の権限） ②</w:t>
-      </w:r>
-    </w:p>
-    <w:p>
-      <w:pPr>
-        <w:spacing w:before="100" w:after="100"/>
-      </w:pPr>
-      <w:r>
-        <w:rPr>
-          <w:rFonts w:ascii="BIZ UDPGothic" w:cs="BIZ UDPGothic" w:eastAsia="BIZ UDPGothic" w:hAnsi="BIZ UDPGothic"/>
-          <w:color w:val="404040"/>
-          <w:sz w:val="18"/>
-          <w:szCs w:val="18"/>
-        </w:rPr>
-        <w:t xml:space="preserve">&gt; EC2 giftcard のインスタンスプロファイルを変更 ③</w:t>
-      </w:r>
-    </w:p>
-    <w:p>
-      <w:pPr>
-        <w:spacing w:before="100" w:after="100"/>
-      </w:pPr>
-      <w:r>
-        <w:rPr>
-          <w:rFonts w:ascii="BIZ UDPGothic" w:cs="BIZ UDPGothic" w:eastAsia="BIZ UDPGothic" w:hAnsi="BIZ UDPGothic"/>
-          <w:color w:val="404040"/>
-          <w:sz w:val="18"/>
-          <w:szCs w:val="18"/>
-        </w:rPr>
-        <w:t xml:space="preserve">&gt; 動作確認（ギフトカード決済バッチ・SFTP送信） */ ① Tạo mới IAM role</w:t>
-      </w:r>
-    </w:p>
-    <w:p>
-      <w:pPr>
-        <w:spacing w:before="100" w:after="100"/>
-      </w:pPr>
-      <w:r>
-        <w:rPr>
-          <w:rFonts w:ascii="BIZ UDPGothic" w:cs="BIZ UDPGothic" w:eastAsia="BIZ UDPGothic" w:hAnsi="BIZ UDPGothic"/>
-          <w:color w:val="404040"/>
-          <w:sz w:val="18"/>
-          <w:szCs w:val="18"/>
-        </w:rPr>
-        <w:t xml:space="preserve">&gt; posstg-role-ec2-giftcard (quyền tối thiểu) ② Thay đổi instance profile</w:t>
-      </w:r>
-    </w:p>
-    <w:p>
-      <w:pPr>
-        <w:spacing w:before="100" w:after="100"/>
-      </w:pPr>
-      <w:r>
-        <w:rPr>
-          <w:rFonts w:ascii="BIZ UDPGothic" w:cs="BIZ UDPGothic" w:eastAsia="BIZ UDPGothic" w:hAnsi="BIZ UDPGothic"/>
-          <w:color w:val="404040"/>
-          <w:sz w:val="18"/>
-          <w:szCs w:val="18"/>
-        </w:rPr>
-        <w:t xml:space="preserve">&gt; của EC2 giftcard ③ Xác nhận hoạt động (batch thanh toán gift card, gửi</w:t>
-      </w:r>
-    </w:p>
-    <w:p>
-      <w:pPr>
-        <w:spacing w:before="100" w:after="100"/>
-      </w:pPr>
-      <w:r>
-        <w:rPr>
-          <w:rFonts w:ascii="BIZ UDPGothic" w:cs="BIZ UDPGothic" w:eastAsia="BIZ UDPGothic" w:hAnsi="BIZ UDPGothic"/>
-          <w:color w:val="404040"/>
-          <w:sz w:val="18"/>
-          <w:szCs w:val="18"/>
-        </w:rPr>
-        <w:t xml:space="preserve">&gt; SFTP)*</w:t>
-      </w:r>
-    </w:p>
-    <w:p>
-      <w:pPr>
-        <w:pBdr>
-          <w:left w:val="thick" w:color="C8102E" w:sz="20" w:space="6"/>
-        </w:pBdr>
-        <w:spacing w:before="280" w:after="100"/>
-      </w:pPr>
-      <w:r>
-        <w:rPr>
-          <w:rFonts w:ascii="BIZ UDPGothic" w:cs="BIZ UDPGothic" w:eastAsia="BIZ UDPGothic" w:hAnsi="BIZ UDPGothic"/>
-          <w:b/>
-          <w:bCs/>
-          <w:color w:val="C8102E"/>
-          <w:sz w:val="24"/>
-          <w:szCs w:val="24"/>
-        </w:rPr>
-        <w:t xml:space="preserve">■ No.22 EBSボリューム暗号化</w:t>
-      </w:r>
-      <w:r>
-        <w:br/>
-      </w:r>
-      <w:r>
-        <w:rPr>
-          <w:rFonts w:ascii="BIZ UDPGothic" w:cs="BIZ UDPGothic" w:eastAsia="BIZ UDPGothic" w:hAnsi="BIZ UDPGothic"/>
-          <w:i/>
-          <w:iCs/>
-          <w:color w:val="AA3344"/>
-          <w:sz w:val="17"/>
-          <w:szCs w:val="17"/>
-        </w:rPr>
-        <w:t xml:space="preserve">　Mã hóa volume EBS</w:t>
-      </w:r>
-    </w:p>
-    <w:p>
-      <w:pPr>
-        <w:pBdr>
-          <w:left w:val="thick" w:color="C8102E" w:sz="20" w:space="6"/>
-        </w:pBdr>
-        <w:spacing w:before="280" w:after="100"/>
-      </w:pPr>
-      <w:r>
-        <w:rPr>
-          <w:rFonts w:ascii="BIZ UDPGothic" w:cs="BIZ UDPGothic" w:eastAsia="BIZ UDPGothic" w:hAnsi="BIZ UDPGothic"/>
-          <w:b/>
-          <w:bCs/>
-          <w:color w:val="C8102E"/>
-          <w:sz w:val="24"/>
-          <w:szCs w:val="24"/>
-        </w:rPr>
-        <w:t xml:space="preserve">■ 対象ボリューム</w:t>
-      </w:r>
-      <w:r>
-        <w:br/>
-      </w:r>
-      <w:r>
-        <w:rPr>
-          <w:rFonts w:ascii="BIZ UDPGothic" w:cs="BIZ UDPGothic" w:eastAsia="BIZ UDPGothic" w:hAnsi="BIZ UDPGothic"/>
-          <w:i/>
-          <w:iCs/>
-          <w:color w:val="AA3344"/>
-          <w:sz w:val="17"/>
-          <w:szCs w:val="17"/>
-        </w:rPr>
-        <w:t xml:space="preserve">　対象ボリューム</w:t>
-      </w:r>
-    </w:p>
-    <w:p>
-      <w:pPr>
-        <w:spacing w:before="100" w:after="100"/>
-      </w:pPr>
-      <w:r>
-        <w:rPr>
-          <w:rFonts w:ascii="BIZ UDPGothic" w:cs="BIZ UDPGothic" w:eastAsia="BIZ UDPGothic" w:hAnsi="BIZ UDPGothic"/>
-          <w:color w:val="404040"/>
-          <w:sz w:val="18"/>
-          <w:szCs w:val="18"/>
-        </w:rPr>
-        <w:t xml:space="preserve">vol-0543e2e85d267fed3（bastion 100GB未暗号化）</w:t>
-      </w:r>
-    </w:p>
-    <w:p>
-      <w:pPr>
-        <w:spacing w:before="100" w:after="100"/>
-      </w:pPr>
-      <w:r>
-        <w:rPr>
-          <w:rFonts w:ascii="BIZ UDPGothic" w:cs="BIZ UDPGothic" w:eastAsia="BIZ UDPGothic" w:hAnsi="BIZ UDPGothic"/>
-          <w:color w:val="404040"/>
-          <w:sz w:val="18"/>
-          <w:szCs w:val="18"/>
-        </w:rPr>
-        <w:t xml:space="preserve">vol-0a904fbe22a1466f9（giftcard 100GB） vol-0d9f3bc937a9e9212（web-fe</w:t>
-      </w:r>
-    </w:p>
-    <w:p>
-      <w:pPr>
-        <w:spacing w:before="100" w:after="100"/>
-      </w:pPr>
-      <w:r>
-        <w:rPr>
-          <w:rFonts w:ascii="BIZ UDPGothic" w:cs="BIZ UDPGothic" w:eastAsia="BIZ UDPGothic" w:hAnsi="BIZ UDPGothic"/>
-          <w:color w:val="404040"/>
-          <w:sz w:val="18"/>
-          <w:szCs w:val="18"/>
-        </w:rPr>
-        <w:t xml:space="preserve">20GB） vol-05550f5152c65b611（web-be 20GB）</w:t>
-      </w:r>
-    </w:p>
-    <w:p>
-      <w:pPr>
-        <w:pBdr>
-          <w:left w:val="thick" w:color="C8102E" w:sz="20" w:space="6"/>
-        </w:pBdr>
-        <w:spacing w:before="280" w:after="100"/>
-      </w:pPr>
-      <w:r>
-        <w:rPr>
-          <w:rFonts w:ascii="BIZ UDPGothic" w:cs="BIZ UDPGothic" w:eastAsia="BIZ UDPGothic" w:hAnsi="BIZ UDPGothic"/>
-          <w:b/>
-          <w:bCs/>
-          <w:color w:val="C8102E"/>
-          <w:sz w:val="24"/>
-          <w:szCs w:val="24"/>
-        </w:rPr>
-        <w:t xml:space="preserve">■ 改修手順</w:t>
-      </w:r>
-      <w:r>
-        <w:br/>
-      </w:r>
-      <w:r>
-        <w:rPr>
-          <w:rFonts w:ascii="BIZ UDPGothic" w:cs="BIZ UDPGothic" w:eastAsia="BIZ UDPGothic" w:hAnsi="BIZ UDPGothic"/>
-          <w:i/>
-          <w:iCs/>
-          <w:color w:val="AA3344"/>
-          <w:sz w:val="17"/>
-          <w:szCs w:val="17"/>
-        </w:rPr>
-        <w:t xml:space="preserve">　改修手順</w:t>
-      </w:r>
-    </w:p>
-    <w:p>
-      <w:pPr>
-        <w:spacing w:before="100" w:after="100"/>
-      </w:pPr>
-      <w:r>
-        <w:rPr>
-          <w:rFonts w:ascii="BIZ UDPGothic" w:cs="BIZ UDPGothic" w:eastAsia="BIZ UDPGothic" w:hAnsi="BIZ UDPGothic"/>
-          <w:color w:val="404040"/>
-          <w:sz w:val="18"/>
-          <w:szCs w:val="18"/>
-        </w:rPr>
-        <w:t xml:space="preserve">各EC2を停止→スナップショット作成→暗号化コピー→新ボリューム作成→アタッチ→起動の順で実施。インスタンス停止を伴うためメンテナンス時間帯に実施。</w:t>
-      </w:r>
-      <w:r>
-        <w:br/>
-      </w:r>
-      <w:r>
-        <w:rPr>
-          <w:rFonts w:ascii="BIZ UDPGothic" w:cs="BIZ UDPGothic" w:eastAsia="BIZ UDPGothic" w:hAnsi="BIZ UDPGothic"/>
-          <w:i/>
-          <w:iCs/>
-          <w:color w:val="777777"/>
-          <w:sz w:val="16"/>
-          <w:szCs w:val="16"/>
-        </w:rPr>
-        <w:t xml:space="preserve">/ Dừng từng EC2→Tạo snapshot→Copy mã hóa→Tạo volume mới→Attach→Khởi</w:t>
-      </w:r>
-    </w:p>
-    <w:p>
-      <w:pPr>
-        <w:spacing w:before="100" w:after="100"/>
-      </w:pPr>
-      <w:r>
-        <w:rPr>
-          <w:rFonts w:ascii="BIZ UDPGothic" w:cs="BIZ UDPGothic" w:eastAsia="BIZ UDPGothic" w:hAnsi="BIZ UDPGothic"/>
-          <w:color w:val="404040"/>
-          <w:sz w:val="18"/>
-          <w:szCs w:val="18"/>
-        </w:rPr>
-        <w:t xml:space="preserve">động. Thực hiện trong giờ bảo trì do cần dừng instance.*</w:t>
-      </w:r>
-    </w:p>
-    <w:p>
-      <w:pPr>
-        <w:pBdr>
-          <w:left w:val="thick" w:color="C8102E" w:sz="20" w:space="6"/>
-        </w:pBdr>
-        <w:spacing w:before="280" w:after="100"/>
-      </w:pPr>
-      <w:r>
-        <w:rPr>
-          <w:rFonts w:ascii="BIZ UDPGothic" w:cs="BIZ UDPGothic" w:eastAsia="BIZ UDPGothic" w:hAnsi="BIZ UDPGothic"/>
-          <w:b/>
-          <w:bCs/>
-          <w:color w:val="C8102E"/>
-          <w:sz w:val="24"/>
-          <w:szCs w:val="24"/>
-        </w:rPr>
-        <w:t xml:space="preserve">■ No.23 Transfer Family SSH鍵整理</w:t>
-      </w:r>
-      <w:r>
-        <w:br/>
-      </w:r>
-      <w:r>
-        <w:rPr>
-          <w:rFonts w:ascii="BIZ UDPGothic" w:cs="BIZ UDPGothic" w:eastAsia="BIZ UDPGothic" w:hAnsi="BIZ UDPGothic"/>
-          <w:i/>
-          <w:iCs/>
-          <w:color w:val="AA3344"/>
-          <w:sz w:val="17"/>
-          <w:szCs w:val="17"/>
-        </w:rPr>
-        <w:t xml:space="preserve">　Dọn dẹp SSH key Transfer Family</w:t>
-      </w:r>
-    </w:p>
-    <w:p>
-      <w:pPr>
-        <w:pBdr>
-          <w:left w:val="thick" w:color="C8102E" w:sz="20" w:space="6"/>
-        </w:pBdr>
-        <w:spacing w:before="280" w:after="100"/>
-      </w:pPr>
-      <w:r>
-        <w:rPr>
-          <w:rFonts w:ascii="BIZ UDPGothic" w:cs="BIZ UDPGothic" w:eastAsia="BIZ UDPGothic" w:hAnsi="BIZ UDPGothic"/>
-          <w:b/>
-          <w:bCs/>
-          <w:color w:val="C8102E"/>
-          <w:sz w:val="24"/>
-          <w:szCs w:val="24"/>
-        </w:rPr>
-        <w:t xml:space="preserve">■ 現状・問題</w:t>
-      </w:r>
-      <w:r>
-        <w:br/>
-      </w:r>
-      <w:r>
-        <w:rPr>
-          <w:rFonts w:ascii="BIZ UDPGothic" w:cs="BIZ UDPGothic" w:eastAsia="BIZ UDPGothic" w:hAnsi="BIZ UDPGothic"/>
-          <w:i/>
-          <w:iCs/>
-          <w:color w:val="AA3344"/>
-          <w:sz w:val="17"/>
-          <w:szCs w:val="17"/>
-        </w:rPr>
-        <w:t xml:space="preserve">　現状・問題</w:t>
-      </w:r>
-    </w:p>
-    <w:p>
-      <w:pPr>
-        <w:spacing w:before="100" w:after="100"/>
-      </w:pPr>
-      <w:r>
-        <w:rPr>
-          <w:rFonts w:ascii="BIZ UDPGothic" w:cs="BIZ UDPGothic" w:eastAsia="BIZ UDPGothic" w:hAnsi="BIZ UDPGothic"/>
-          <w:color w:val="404040"/>
-          <w:sz w:val="18"/>
-          <w:szCs w:val="18"/>
-        </w:rPr>
-        <w:t xml:space="preserve">tf-user-sg のSSH鍵コメントが</w:t>
-      </w:r>
-    </w:p>
-    <w:p>
-      <w:pPr>
-        <w:spacing w:before="100" w:after="100"/>
-      </w:pPr>
-      <w:r>
-        <w:rPr>
-          <w:rFonts w:ascii="BIZ UDPGothic" w:cs="BIZ UDPGothic" w:eastAsia="BIZ UDPGothic" w:hAnsi="BIZ UDPGothic"/>
-          <w:color w:val="404040"/>
-          <w:sz w:val="18"/>
-          <w:szCs w:val="18"/>
-        </w:rPr>
-        <w:t xml:space="preserve">root@ip-10-239-2-4（bastionで生成）。外部パートナー提供鍵に差し替えるべき。tf-user-oc</w:t>
-      </w:r>
-    </w:p>
-    <w:p>
-      <w:pPr>
-        <w:spacing w:before="100" w:after="100"/>
-      </w:pPr>
-      <w:r>
-        <w:rPr>
-          <w:rFonts w:ascii="BIZ UDPGothic" w:cs="BIZ UDPGothic" w:eastAsia="BIZ UDPGothic" w:hAnsi="BIZ UDPGothic"/>
-          <w:color w:val="404040"/>
-          <w:sz w:val="18"/>
-          <w:szCs w:val="18"/>
-        </w:rPr>
-        <w:t xml:space="preserve">に3本の鍵（2025-06-13/07-01×2）が登録されており整理が必要。 */ Comment</w:t>
-      </w:r>
-    </w:p>
-    <w:p>
-      <w:pPr>
-        <w:spacing w:before="100" w:after="100"/>
-      </w:pPr>
-      <w:r>
-        <w:rPr>
-          <w:rFonts w:ascii="BIZ UDPGothic" w:cs="BIZ UDPGothic" w:eastAsia="BIZ UDPGothic" w:hAnsi="BIZ UDPGothic"/>
-          <w:color w:val="404040"/>
-          <w:sz w:val="18"/>
-          <w:szCs w:val="18"/>
-        </w:rPr>
-        <w:t xml:space="preserve">SSH key của tf-user-sg là root@ip-10-239-2-4 (tạo từ bastion). Cần thay</w:t>
-      </w:r>
-    </w:p>
-    <w:p>
-      <w:pPr>
-        <w:spacing w:before="100" w:after="100"/>
-      </w:pPr>
-      <w:r>
-        <w:rPr>
-          <w:rFonts w:ascii="BIZ UDPGothic" w:cs="BIZ UDPGothic" w:eastAsia="BIZ UDPGothic" w:hAnsi="BIZ UDPGothic"/>
-          <w:color w:val="404040"/>
-          <w:sz w:val="18"/>
-          <w:szCs w:val="18"/>
-        </w:rPr>
-        <w:t xml:space="preserve">thế bằng key do đối tác cung cấp. tf-user-oc có 3 key cần dọn dẹp.*</w:t>
-      </w:r>
-    </w:p>
-    <w:p>
-      <w:pPr>
-        <w:pBdr>
-          <w:left w:val="thick" w:color="C8102E" w:sz="20" w:space="6"/>
-        </w:pBdr>
-        <w:spacing w:before="280" w:after="100"/>
-      </w:pPr>
-      <w:r>
-        <w:rPr>
-          <w:rFonts w:ascii="BIZ UDPGothic" w:cs="BIZ UDPGothic" w:eastAsia="BIZ UDPGothic" w:hAnsi="BIZ UDPGothic"/>
-          <w:b/>
-          <w:bCs/>
-          <w:color w:val="C8102E"/>
-          <w:sz w:val="24"/>
-          <w:szCs w:val="24"/>
-        </w:rPr>
-        <w:t xml:space="preserve">■ No.25 不要SG削除</w:t>
-      </w:r>
-      <w:r>
-        <w:br/>
-      </w:r>
-      <w:r>
-        <w:rPr>
-          <w:rFonts w:ascii="BIZ UDPGothic" w:cs="BIZ UDPGothic" w:eastAsia="BIZ UDPGothic" w:hAnsi="BIZ UDPGothic"/>
-          <w:i/>
-          <w:iCs/>
-          <w:color w:val="AA3344"/>
-          <w:sz w:val="17"/>
-          <w:szCs w:val="17"/>
-        </w:rPr>
-        <w:t xml:space="preserve">　Xóa SG không cần thiết</w:t>
-      </w:r>
-    </w:p>
-    <w:p>
-      <w:pPr>
-        <w:pBdr>
-          <w:left w:val="thick" w:color="C8102E" w:sz="20" w:space="6"/>
-        </w:pBdr>
-        <w:spacing w:before="280" w:after="100"/>
-      </w:pPr>
-      <w:r>
-        <w:rPr>
-          <w:rFonts w:ascii="BIZ UDPGothic" w:cs="BIZ UDPGothic" w:eastAsia="BIZ UDPGothic" w:hAnsi="BIZ UDPGothic"/>
-          <w:b/>
-          <w:bCs/>
-          <w:color w:val="C8102E"/>
-          <w:sz w:val="24"/>
-          <w:szCs w:val="24"/>
-        </w:rPr>
-        <w:t xml:space="preserve">■ 対象</w:t>
-      </w:r>
-      <w:r>
-        <w:br/>
-      </w:r>
-      <w:r>
-        <w:rPr>
-          <w:rFonts w:ascii="BIZ UDPGothic" w:cs="BIZ UDPGothic" w:eastAsia="BIZ UDPGothic" w:hAnsi="BIZ UDPGothic"/>
-          <w:i/>
-          <w:iCs/>
-          <w:color w:val="AA3344"/>
-          <w:sz w:val="17"/>
-          <w:szCs w:val="17"/>
-        </w:rPr>
-        <w:t xml:space="preserve">　対象</w:t>
-      </w:r>
-    </w:p>
-    <w:p>
-      <w:pPr>
-        <w:spacing w:before="100" w:after="100"/>
-      </w:pPr>
-      <w:r>
-        <w:rPr>
-          <w:rFonts w:ascii="BIZ UDPGothic" w:cs="BIZ UDPGothic" w:eastAsia="BIZ UDPGothic" w:hAnsi="BIZ UDPGothic"/>
-          <w:color w:val="404040"/>
-          <w:sz w:val="18"/>
-          <w:szCs w:val="18"/>
-        </w:rPr>
-        <w:t xml:space="preserve">&gt; ① ksm-posstg-temp（sg-0991baa076710475a）\-\-- ルールゼロ・未使用 ②</w:t>
-      </w:r>
-    </w:p>
-    <w:p>
-      <w:pPr>
-        <w:spacing w:before="100" w:after="100"/>
-      </w:pPr>
-      <w:r>
-        <w:rPr>
-          <w:rFonts w:ascii="BIZ UDPGothic" w:cs="BIZ UDPGothic" w:eastAsia="BIZ UDPGothic" w:hAnsi="BIZ UDPGothic"/>
-          <w:color w:val="404040"/>
-          <w:sz w:val="18"/>
-          <w:szCs w:val="18"/>
-        </w:rPr>
-        <w:t xml:space="preserve">&gt; ksm-posstg-vpc-sg-kasumi-charge（sg-07c81567ac87d00c5）\-\--</w:t>
-      </w:r>
-    </w:p>
-    <w:p>
-      <w:pPr>
-        <w:spacing w:before="100" w:after="100"/>
-      </w:pPr>
-      <w:r>
-        <w:rPr>
-          <w:rFonts w:ascii="BIZ UDPGothic" w:cs="BIZ UDPGothic" w:eastAsia="BIZ UDPGothic" w:hAnsi="BIZ UDPGothic"/>
-          <w:color w:val="404040"/>
-          <w:sz w:val="18"/>
-          <w:szCs w:val="18"/>
-        </w:rPr>
-        <w:t xml:space="preserve">&gt; Inboundなし・用途不明 ③</w:t>
-      </w:r>
-    </w:p>
-    <w:p>
-      <w:pPr>
-        <w:spacing w:before="100" w:after="100"/>
-      </w:pPr>
-      <w:r>
-        <w:rPr>
-          <w:rFonts w:ascii="BIZ UDPGothic" w:cs="BIZ UDPGothic" w:eastAsia="BIZ UDPGothic" w:hAnsi="BIZ UDPGothic"/>
-          <w:color w:val="404040"/>
-          <w:sz w:val="18"/>
-          <w:szCs w:val="18"/>
-        </w:rPr>
-        <w:t xml:space="preserve">&gt; posstg-lmd-function-send-master-file（sg-0f39bd8617062491d）\-\--</w:t>
-      </w:r>
-    </w:p>
-    <w:p>
-      <w:pPr>
-        <w:spacing w:before="100" w:after="100"/>
-      </w:pPr>
-      <w:r>
-        <w:rPr>
-          <w:rFonts w:ascii="BIZ UDPGothic" w:cs="BIZ UDPGothic" w:eastAsia="BIZ UDPGothic" w:hAnsi="BIZ UDPGothic"/>
-          <w:color w:val="404040"/>
-          <w:sz w:val="18"/>
-          <w:szCs w:val="18"/>
-        </w:rPr>
-        <w:t xml:space="preserve">&gt; 対応Lambdaが現存23関数に該当なし。db SGのInboundルールも合わせて削除</w:t>
-      </w:r>
-    </w:p>
-    <w:p>
-      <w:pPr>
-        <w:spacing w:before="100" w:after="100"/>
-      </w:pPr>
-      <w:r>
-        <w:rPr>
-          <w:rFonts w:ascii="BIZ UDPGothic" w:cs="BIZ UDPGothic" w:eastAsia="BIZ UDPGothic" w:hAnsi="BIZ UDPGothic"/>
-          <w:color w:val="404040"/>
-          <w:sz w:val="18"/>
-          <w:szCs w:val="18"/>
-        </w:rPr>
-        <w:t xml:space="preserve">&gt; */ ① ksm-posstg-temp \-\-- Không có rule, không sử dụng ②</w:t>
-      </w:r>
-    </w:p>
-    <w:p>
-      <w:pPr>
-        <w:spacing w:before="100" w:after="100"/>
-      </w:pPr>
-      <w:r>
-        <w:rPr>
-          <w:rFonts w:ascii="BIZ UDPGothic" w:cs="BIZ UDPGothic" w:eastAsia="BIZ UDPGothic" w:hAnsi="BIZ UDPGothic"/>
-          <w:color w:val="404040"/>
-          <w:sz w:val="18"/>
-          <w:szCs w:val="18"/>
-        </w:rPr>
-        <w:t xml:space="preserve">&gt; ksm-posstg-vpc-sg-kasumi-charge \-\-- Không có Inbound, mục đích không</w:t>
-      </w:r>
-    </w:p>
-    <w:p>
-      <w:pPr>
-        <w:spacing w:before="100" w:after="100"/>
-      </w:pPr>
-      <w:r>
-        <w:rPr>
-          <w:rFonts w:ascii="BIZ UDPGothic" w:cs="BIZ UDPGothic" w:eastAsia="BIZ UDPGothic" w:hAnsi="BIZ UDPGothic"/>
-          <w:color w:val="404040"/>
-          <w:sz w:val="18"/>
-          <w:szCs w:val="18"/>
-        </w:rPr>
-        <w:t xml:space="preserve">&gt; rõ ③ posstg-lmd-function-send-master-file \-\-- Không có Lambda tương</w:t>
-      </w:r>
-    </w:p>
-    <w:p>
-      <w:pPr>
-        <w:spacing w:before="100" w:after="100"/>
-      </w:pPr>
-      <w:r>
-        <w:rPr>
-          <w:rFonts w:ascii="BIZ UDPGothic" w:cs="BIZ UDPGothic" w:eastAsia="BIZ UDPGothic" w:hAnsi="BIZ UDPGothic"/>
-          <w:color w:val="404040"/>
-          <w:sz w:val="18"/>
-          <w:szCs w:val="18"/>
-        </w:rPr>
-        <w:t xml:space="preserve">&gt; ứng. Cũng cần xóa rule trong DB SG*</w:t>
-      </w:r>
-    </w:p>
-    <w:p>
-      <w:pPr>
-        <w:pBdr>
-          <w:left w:val="thick" w:color="C8102E" w:sz="20" w:space="6"/>
-        </w:pBdr>
-        <w:spacing w:before="280" w:after="100"/>
-      </w:pPr>
-      <w:r>
-        <w:rPr>
-          <w:rFonts w:ascii="BIZ UDPGothic" w:cs="BIZ UDPGothic" w:eastAsia="BIZ UDPGothic" w:hAnsi="BIZ UDPGothic"/>
-          <w:b/>
-          <w:bCs/>
-          <w:color w:val="C8102E"/>
-          <w:sz w:val="24"/>
-          <w:szCs w:val="24"/>
-        </w:rPr>
-        <w:t xml:space="preserve">■ No.26 locnt IAM権限削減</w:t>
-      </w:r>
-      <w:r>
-        <w:br/>
-      </w:r>
-      <w:r>
-        <w:rPr>
-          <w:rFonts w:ascii="BIZ UDPGothic" w:cs="BIZ UDPGothic" w:eastAsia="BIZ UDPGothic" w:hAnsi="BIZ UDPGothic"/>
-          <w:i/>
-          <w:iCs/>
-          <w:color w:val="AA3344"/>
-          <w:sz w:val="17"/>
-          <w:szCs w:val="17"/>
-        </w:rPr>
-        <w:t xml:space="preserve">　Giảm quyền IAM locnt</w:t>
-      </w:r>
-    </w:p>
-    <w:p>
-      <w:pPr>
-        <w:pBdr>
-          <w:left w:val="thick" w:color="C8102E" w:sz="20" w:space="6"/>
-        </w:pBdr>
-        <w:spacing w:before="280" w:after="100"/>
-      </w:pPr>
-      <w:r>
-        <w:rPr>
-          <w:rFonts w:ascii="BIZ UDPGothic" w:cs="BIZ UDPGothic" w:eastAsia="BIZ UDPGothic" w:hAnsi="BIZ UDPGothic"/>
-          <w:b/>
-          <w:bCs/>
-          <w:color w:val="C8102E"/>
-          <w:sz w:val="24"/>
-          <w:szCs w:val="24"/>
-        </w:rPr>
-        <w:t xml:space="preserve">■ 現状・問題</w:t>
-      </w:r>
-      <w:r>
-        <w:br/>
-      </w:r>
-      <w:r>
-        <w:rPr>
-          <w:rFonts w:ascii="BIZ UDPGothic" w:cs="BIZ UDPGothic" w:eastAsia="BIZ UDPGothic" w:hAnsi="BIZ UDPGothic"/>
-          <w:i/>
-          <w:iCs/>
-          <w:color w:val="AA3344"/>
-          <w:sz w:val="17"/>
-          <w:szCs w:val="17"/>
-        </w:rPr>
-        <w:t xml:space="preserve">　現状・問題</w:t>
-      </w:r>
-    </w:p>
-    <w:p>
-      <w:pPr>
-        <w:spacing w:before="100" w:after="100"/>
-      </w:pPr>
-      <w:r>
-        <w:rPr>
-          <w:rFonts w:ascii="BIZ UDPGothic" w:cs="BIZ UDPGothic" w:eastAsia="BIZ UDPGothic" w:hAnsi="BIZ UDPGothic"/>
-          <w:color w:val="404040"/>
-          <w:sz w:val="18"/>
-          <w:szCs w:val="18"/>
-        </w:rPr>
-        <w:t xml:space="preserve">locnt ユーザーに EC2/RDS/ECS/S3/Lambda/Transfer/StepFunctions の Full</w:t>
-      </w:r>
-    </w:p>
-    <w:p>
-      <w:pPr>
-        <w:spacing w:before="100" w:after="100"/>
-      </w:pPr>
-      <w:r>
-        <w:rPr>
-          <w:rFonts w:ascii="BIZ UDPGothic" w:cs="BIZ UDPGothic" w:eastAsia="BIZ UDPGothic" w:hAnsi="BIZ UDPGothic"/>
-          <w:color w:val="404040"/>
-          <w:sz w:val="18"/>
-          <w:szCs w:val="18"/>
-        </w:rPr>
-        <w:t xml:space="preserve">Access が付与されている。最小権限の原則に反する。 */ User locnt được cấp</w:t>
-      </w:r>
-    </w:p>
-    <w:p>
-      <w:pPr>
-        <w:spacing w:before="100" w:after="100"/>
-      </w:pPr>
-      <w:r>
-        <w:rPr>
-          <w:rFonts w:ascii="BIZ UDPGothic" w:cs="BIZ UDPGothic" w:eastAsia="BIZ UDPGothic" w:hAnsi="BIZ UDPGothic"/>
-          <w:color w:val="404040"/>
-          <w:sz w:val="18"/>
-          <w:szCs w:val="18"/>
-        </w:rPr>
-        <w:t xml:space="preserve">Full Access cho EC2/RDS/ECS/S3/Lambda/Transfer/StepFunctions. Vi phạm</w:t>
-      </w:r>
-    </w:p>
-    <w:p>
-      <w:pPr>
-        <w:spacing w:before="100" w:after="100"/>
-      </w:pPr>
-      <w:r>
-        <w:rPr>
-          <w:rFonts w:ascii="BIZ UDPGothic" w:cs="BIZ UDPGothic" w:eastAsia="BIZ UDPGothic" w:hAnsi="BIZ UDPGothic"/>
-          <w:color w:val="404040"/>
-          <w:sz w:val="18"/>
-          <w:szCs w:val="18"/>
-        </w:rPr>
-        <w:t xml:space="preserve">nguyên tắc quyền tối thiểu.*</w:t>
-      </w:r>
-    </w:p>
-    <w:p>
-      <w:pPr>
-        <w:pBdr>
-          <w:left w:val="thick" w:color="C8102E" w:sz="20" w:space="6"/>
-        </w:pBdr>
-        <w:spacing w:before="280" w:after="100"/>
-      </w:pPr>
-      <w:r>
-        <w:rPr>
-          <w:rFonts w:ascii="BIZ UDPGothic" w:cs="BIZ UDPGothic" w:eastAsia="BIZ UDPGothic" w:hAnsi="BIZ UDPGothic"/>
-          <w:b/>
-          <w:bCs/>
-          <w:color w:val="C8102E"/>
-          <w:sz w:val="24"/>
-          <w:szCs w:val="24"/>
-        </w:rPr>
-        <w:t xml:space="preserve">■ No.28 SQS DLQ設定</w:t>
-      </w:r>
-      <w:r>
-        <w:br/>
-      </w:r>
-      <w:r>
-        <w:rPr>
-          <w:rFonts w:ascii="BIZ UDPGothic" w:cs="BIZ UDPGothic" w:eastAsia="BIZ UDPGothic" w:hAnsi="BIZ UDPGothic"/>
-          <w:i/>
-          <w:iCs/>
-          <w:color w:val="AA3344"/>
-          <w:sz w:val="17"/>
-          <w:szCs w:val="17"/>
-        </w:rPr>
-        <w:t xml:space="preserve">　Cấu hình DLQ cho SQS</w:t>
-      </w:r>
-    </w:p>
-    <w:p>
-      <w:pPr>
-        <w:pBdr>
-          <w:left w:val="thick" w:color="C8102E" w:sz="20" w:space="6"/>
-        </w:pBdr>
-        <w:spacing w:before="280" w:after="100"/>
-      </w:pPr>
-      <w:r>
-        <w:rPr>
-          <w:rFonts w:ascii="BIZ UDPGothic" w:cs="BIZ UDPGothic" w:eastAsia="BIZ UDPGothic" w:hAnsi="BIZ UDPGothic"/>
-          <w:b/>
-          <w:bCs/>
-          <w:color w:val="C8102E"/>
-          <w:sz w:val="24"/>
-          <w:szCs w:val="24"/>
-        </w:rPr>
-        <w:t xml:space="preserve">■ 対象</w:t>
-      </w:r>
-      <w:r>
-        <w:br/>
-      </w:r>
-      <w:r>
-        <w:rPr>
-          <w:rFonts w:ascii="BIZ UDPGothic" w:cs="BIZ UDPGothic" w:eastAsia="BIZ UDPGothic" w:hAnsi="BIZ UDPGothic"/>
-          <w:i/>
-          <w:iCs/>
-          <w:color w:val="AA3344"/>
-          <w:sz w:val="17"/>
-          <w:szCs w:val="17"/>
-        </w:rPr>
-        <w:t xml:space="preserve">　対象</w:t>
-      </w:r>
-    </w:p>
-    <w:p>
-      <w:pPr>
-        <w:spacing w:before="100" w:after="100"/>
-      </w:pPr>
-      <w:r>
-        <w:rPr>
-          <w:rFonts w:ascii="BIZ UDPGothic" w:cs="BIZ UDPGothic" w:eastAsia="BIZ UDPGothic" w:hAnsi="BIZ UDPGothic"/>
-          <w:color w:val="404040"/>
-          <w:sz w:val="18"/>
-          <w:szCs w:val="18"/>
-        </w:rPr>
-        <w:t xml:space="preserve">① ksm-posstg-sqs-export-queue-sg.fifo ②</w:t>
-      </w:r>
-    </w:p>
-    <w:p>
-      <w:pPr>
-        <w:spacing w:before="100" w:after="100"/>
-      </w:pPr>
-      <w:r>
-        <w:rPr>
-          <w:rFonts w:ascii="BIZ UDPGothic" w:cs="BIZ UDPGothic" w:eastAsia="BIZ UDPGothic" w:hAnsi="BIZ UDPGothic"/>
-          <w:color w:val="404040"/>
-          <w:sz w:val="18"/>
-          <w:szCs w:val="18"/>
-        </w:rPr>
-        <w:t xml:space="preserve">ksm-posstg-sqs-store-code-queue-sg.fifo</w:t>
-      </w:r>
-    </w:p>
-    <w:p>
-      <w:pPr>
-        <w:spacing w:before="100" w:after="100"/>
-      </w:pPr>
-      <w:r>
-        <w:rPr>
-          <w:rFonts w:ascii="BIZ UDPGothic" w:cs="BIZ UDPGothic" w:eastAsia="BIZ UDPGothic" w:hAnsi="BIZ UDPGothic"/>
-          <w:color w:val="404040"/>
-          <w:sz w:val="18"/>
-          <w:szCs w:val="18"/>
-        </w:rPr>
-        <w:t xml:space="preserve">両キューともDLQ未設定。リトライ上限後にメッセージが消失するリスク。 */</w:t>
-      </w:r>
-    </w:p>
-    <w:p>
-      <w:pPr>
-        <w:spacing w:before="100" w:after="100"/>
-      </w:pPr>
-      <w:r>
-        <w:rPr>
-          <w:rFonts w:ascii="BIZ UDPGothic" w:cs="BIZ UDPGothic" w:eastAsia="BIZ UDPGothic" w:hAnsi="BIZ UDPGothic"/>
-          <w:color w:val="404040"/>
-          <w:sz w:val="18"/>
-          <w:szCs w:val="18"/>
-        </w:rPr>
-        <w:t xml:space="preserve">Cả 2 queue đều chưa cấu hình DLQ. Có nguy cơ mất message sau khi vượt</w:t>
-      </w:r>
-    </w:p>
-    <w:p>
-      <w:pPr>
-        <w:spacing w:before="100" w:after="100"/>
-      </w:pPr>
-      <w:r>
-        <w:rPr>
-          <w:rFonts w:ascii="BIZ UDPGothic" w:cs="BIZ UDPGothic" w:eastAsia="BIZ UDPGothic" w:hAnsi="BIZ UDPGothic"/>
-          <w:color w:val="404040"/>
-          <w:sz w:val="18"/>
-          <w:szCs w:val="18"/>
-        </w:rPr>
-        <w:t xml:space="preserve">giới hạn retry.*</w:t>
-      </w:r>
-    </w:p>
-    <w:p>
-      <w:pPr>
-        <w:pBdr>
-          <w:left w:val="thick" w:color="C8102E" w:sz="20" w:space="6"/>
-        </w:pBdr>
-        <w:spacing w:before="280" w:after="100"/>
-      </w:pPr>
-      <w:r>
-        <w:rPr>
-          <w:rFonts w:ascii="BIZ UDPGothic" w:cs="BIZ UDPGothic" w:eastAsia="BIZ UDPGothic" w:hAnsi="BIZ UDPGothic"/>
-          <w:b/>
-          <w:bCs/>
-          <w:color w:val="C8102E"/>
-          <w:sz w:val="24"/>
-          <w:szCs w:val="24"/>
-        </w:rPr>
-        <w:t xml:space="preserve">■ No.29 RDS local_infile無効化</w:t>
-      </w:r>
-      <w:r>
-        <w:br/>
-      </w:r>
-      <w:r>
-        <w:rPr>
-          <w:rFonts w:ascii="BIZ UDPGothic" w:cs="BIZ UDPGothic" w:eastAsia="BIZ UDPGothic" w:hAnsi="BIZ UDPGothic"/>
-          <w:i/>
-          <w:iCs/>
-          <w:color w:val="AA3344"/>
-          <w:sz w:val="17"/>
-          <w:szCs w:val="17"/>
-        </w:rPr>
-        <w:t xml:space="preserve">　Vô hiệu hóa local_infile RDS</w:t>
-      </w:r>
-    </w:p>
-    <w:p>
-      <w:pPr>
-        <w:pBdr>
-          <w:left w:val="thick" w:color="C8102E" w:sz="20" w:space="6"/>
-        </w:pBdr>
-        <w:spacing w:before="280" w:after="100"/>
-      </w:pPr>
-      <w:r>
-        <w:rPr>
-          <w:rFonts w:ascii="BIZ UDPGothic" w:cs="BIZ UDPGothic" w:eastAsia="BIZ UDPGothic" w:hAnsi="BIZ UDPGothic"/>
-          <w:b/>
-          <w:bCs/>
-          <w:color w:val="C8102E"/>
-          <w:sz w:val="24"/>
-          <w:szCs w:val="24"/>
-        </w:rPr>
-        <w:t xml:space="preserve">■ 対象</w:t>
-      </w:r>
-      <w:r>
-        <w:br/>
-      </w:r>
-      <w:r>
-        <w:rPr>
-          <w:rFonts w:ascii="BIZ UDPGothic" w:cs="BIZ UDPGothic" w:eastAsia="BIZ UDPGothic" w:hAnsi="BIZ UDPGothic"/>
-          <w:i/>
-          <w:iCs/>
-          <w:color w:val="AA3344"/>
-          <w:sz w:val="17"/>
-          <w:szCs w:val="17"/>
-        </w:rPr>
-        <w:t xml:space="preserve">　対象</w:t>
-      </w:r>
-    </w:p>
-    <w:p>
-      <w:pPr>
-        <w:spacing w:before="100" w:after="100"/>
-      </w:pPr>
-      <w:r>
-        <w:rPr>
-          <w:rFonts w:ascii="BIZ UDPGothic" w:cs="BIZ UDPGothic" w:eastAsia="BIZ UDPGothic" w:hAnsi="BIZ UDPGothic"/>
-          <w:color w:val="404040"/>
-          <w:sz w:val="18"/>
-          <w:szCs w:val="18"/>
-        </w:rPr>
-        <w:t xml:space="preserve">STG: パラメータグループ ksm-posstg-db-cluster-pg</w:t>
-      </w:r>
-    </w:p>
-    <w:p>
-      <w:pPr>
-        <w:pBdr>
-          <w:left w:val="thick" w:color="C8102E" w:sz="20" w:space="6"/>
-        </w:pBdr>
-        <w:spacing w:before="280" w:after="100"/>
-      </w:pPr>
-      <w:r>
-        <w:rPr>
-          <w:rFonts w:ascii="BIZ UDPGothic" w:cs="BIZ UDPGothic" w:eastAsia="BIZ UDPGothic" w:hAnsi="BIZ UDPGothic"/>
-          <w:b/>
-          <w:bCs/>
-          <w:color w:val="C8102E"/>
-          <w:sz w:val="24"/>
-          <w:szCs w:val="24"/>
-        </w:rPr>
-        <w:t xml:space="preserve">■ 現状・問題</w:t>
-      </w:r>
-      <w:r>
-        <w:br/>
-      </w:r>
-      <w:r>
-        <w:rPr>
-          <w:rFonts w:ascii="BIZ UDPGothic" w:cs="BIZ UDPGothic" w:eastAsia="BIZ UDPGothic" w:hAnsi="BIZ UDPGothic"/>
-          <w:i/>
-          <w:iCs/>
-          <w:color w:val="AA3344"/>
-          <w:sz w:val="17"/>
-          <w:szCs w:val="17"/>
-        </w:rPr>
-        <w:t xml:space="preserve">　現状・問題</w:t>
-      </w:r>
-    </w:p>
-    <w:p>
-      <w:pPr>
-        <w:spacing w:before="100" w:after="100"/>
-      </w:pPr>
-      <w:r>
-        <w:rPr>
-          <w:rFonts w:ascii="BIZ UDPGothic" w:cs="BIZ UDPGothic" w:eastAsia="BIZ UDPGothic" w:hAnsi="BIZ UDPGothic"/>
-          <w:color w:val="404040"/>
-          <w:sz w:val="18"/>
-          <w:szCs w:val="18"/>
-        </w:rPr>
-        <w:t xml:space="preserve">local_infile=1 が有効。外部ファイルの LOAD DATA INFILE</w:t>
-      </w:r>
-    </w:p>
-    <w:p>
-      <w:pPr>
-        <w:spacing w:before="100" w:after="100"/>
-      </w:pPr>
-      <w:r>
-        <w:rPr>
-          <w:rFonts w:ascii="BIZ UDPGothic" w:cs="BIZ UDPGothic" w:eastAsia="BIZ UDPGothic" w:hAnsi="BIZ UDPGothic"/>
-          <w:color w:val="404040"/>
-          <w:sz w:val="18"/>
-          <w:szCs w:val="18"/>
-        </w:rPr>
-        <w:t xml:space="preserve">が許可されており、セキュリティリスク。 */ local_infile=1 đang bật. Cho</w:t>
-      </w:r>
-    </w:p>
-    <w:p>
-      <w:pPr>
-        <w:spacing w:before="100" w:after="100"/>
-      </w:pPr>
-      <w:r>
-        <w:rPr>
-          <w:rFonts w:ascii="BIZ UDPGothic" w:cs="BIZ UDPGothic" w:eastAsia="BIZ UDPGothic" w:hAnsi="BIZ UDPGothic"/>
-          <w:color w:val="404040"/>
-          <w:sz w:val="18"/>
-          <w:szCs w:val="18"/>
-        </w:rPr>
-        <w:t xml:space="preserve">phép LOAD DATA INFILE từ file bên ngoài, có rủi ro bảo mật.*</w:t>
-      </w:r>
-    </w:p>
-    <w:p>
-      <w:pPr>
-        <w:pBdr>
-          <w:left w:val="thick" w:color="C8102E" w:sz="20" w:space="6"/>
-        </w:pBdr>
-        <w:spacing w:before="280" w:after="100"/>
-      </w:pPr>
-      <w:r>
-        <w:rPr>
-          <w:rFonts w:ascii="BIZ UDPGothic" w:cs="BIZ UDPGothic" w:eastAsia="BIZ UDPGothic" w:hAnsi="BIZ UDPGothic"/>
-          <w:b/>
-          <w:bCs/>
-          <w:color w:val="C8102E"/>
-          <w:sz w:val="24"/>
-          <w:szCs w:val="24"/>
-        </w:rPr>
-        <w:t xml:space="preserve">■ 実行コマンド</w:t>
-      </w:r>
-      <w:r>
-        <w:br/>
-      </w:r>
-      <w:r>
-        <w:rPr>
-          <w:rFonts w:ascii="BIZ UDPGothic" w:cs="BIZ UDPGothic" w:eastAsia="BIZ UDPGothic" w:hAnsi="BIZ UDPGothic"/>
-          <w:i/>
-          <w:iCs/>
-          <w:color w:val="AA3344"/>
-          <w:sz w:val="17"/>
-          <w:szCs w:val="17"/>
-        </w:rPr>
-        <w:t xml:space="preserve">　Lệnh Thực Thi</w:t>
-      </w:r>
-    </w:p>
-    <w:p>
-      <w:pPr>
-        <w:spacing w:before="100" w:after="100"/>
-      </w:pPr>
-      <w:r>
-        <w:rPr>
-          <w:rFonts w:ascii="BIZ UDPGothic" w:cs="BIZ UDPGothic" w:eastAsia="BIZ UDPGothic" w:hAnsi="BIZ UDPGothic"/>
-          <w:color w:val="404040"/>
-          <w:sz w:val="18"/>
-          <w:szCs w:val="18"/>
-        </w:rPr>
-        <w:t xml:space="preserve">+-----------------------------------+-----------------------------------+</w:t>
-      </w:r>
-    </w:p>
-    <w:p>
-      <w:pPr>
-        <w:spacing w:before="100" w:after="100"/>
-      </w:pPr>
-      <w:r>
-        <w:rPr>
-          <w:rFonts w:ascii="BIZ UDPGothic" w:cs="BIZ UDPGothic" w:eastAsia="BIZ UDPGothic" w:hAnsi="BIZ UDPGothic"/>
-          <w:color w:val="404040"/>
-          <w:sz w:val="18"/>
-          <w:szCs w:val="18"/>
-        </w:rPr>
-        <w:t xml:space="preserve">+===================================+===================================+</w:t>
-      </w:r>
-    </w:p>
-    <w:p>
-      <w:pPr>
-        <w:spacing w:before="100" w:after="100"/>
-      </w:pPr>
-      <w:r>
-        <w:rPr>
-          <w:rFonts w:ascii="BIZ UDPGothic" w:cs="BIZ UDPGothic" w:eastAsia="BIZ UDPGothic" w:hAnsi="BIZ UDPGothic"/>
-          <w:color w:val="404040"/>
-          <w:sz w:val="18"/>
-          <w:szCs w:val="18"/>
-        </w:rPr>
-        <w:t xml:space="preserve">+-----------------------------------+-----------------------------------+</w:t>
-      </w:r>
-    </w:p>
-    <w:p>
-      <w:pPr>
-        <w:pBdr>
-          <w:left w:val="thick" w:color="C8102E" w:sz="20" w:space="6"/>
-        </w:pBdr>
-        <w:spacing w:before="280" w:after="100"/>
-      </w:pPr>
-      <w:r>
-        <w:rPr>
-          <w:rFonts w:ascii="BIZ UDPGothic" w:cs="BIZ UDPGothic" w:eastAsia="BIZ UDPGothic" w:hAnsi="BIZ UDPGothic"/>
-          <w:b/>
-          <w:bCs/>
-          <w:color w:val="C8102E"/>
-          <w:sz w:val="24"/>
-          <w:szCs w:val="24"/>
-        </w:rPr>
-        <w:t xml:space="preserve">■ 報告方法</w:t>
-      </w:r>
-      <w:r>
-        <w:br/>
-      </w:r>
-      <w:r>
-        <w:rPr>
-          <w:rFonts w:ascii="BIZ UDPGothic" w:cs="BIZ UDPGothic" w:eastAsia="BIZ UDPGothic" w:hAnsi="BIZ UDPGothic"/>
-          <w:i/>
-          <w:iCs/>
-          <w:color w:val="AA3344"/>
-          <w:sz w:val="17"/>
-          <w:szCs w:val="17"/>
-        </w:rPr>
-        <w:t xml:space="preserve">　Phương Thức Báo Cáo</w:t>
-      </w:r>
-    </w:p>
-    <w:p>
-      <w:pPr>
-        <w:spacing w:before="100" w:after="100"/>
-      </w:pPr>
-      <w:r>
-        <w:rPr>
-          <w:rFonts w:ascii="BIZ UDPGothic" w:cs="BIZ UDPGothic" w:eastAsia="BIZ UDPGothic" w:hAnsi="BIZ UDPGothic"/>
-          <w:color w:val="404040"/>
-          <w:sz w:val="18"/>
-          <w:szCs w:val="18"/>
-        </w:rPr>
-        <w:t xml:space="preserve">全テスト完了後、結果欄（OK/NG）を記入して Thanh Nguyên へ提出すること。</w:t>
-      </w:r>
-      <w:r>
-        <w:br/>
-      </w:r>
-      <w:r>
-        <w:rPr>
-          <w:rFonts w:ascii="BIZ UDPGothic" w:cs="BIZ UDPGothic" w:eastAsia="BIZ UDPGothic" w:hAnsi="BIZ UDPGothic"/>
-          <w:i/>
-          <w:iCs/>
-          <w:color w:val="777777"/>
-          <w:sz w:val="16"/>
-          <w:szCs w:val="16"/>
-        </w:rPr>
-        <w:t xml:space="preserve">/ Sau khi hoàn thành tất cả kiểm thử, điền kết quả (OK/NG) và gửi cho</w:t>
-      </w:r>
-    </w:p>
-    <w:p>
-      <w:pPr>
-        <w:spacing w:before="100" w:after="100"/>
-      </w:pPr>
-      <w:r>
-        <w:rPr>
-          <w:rFonts w:ascii="BIZ UDPGothic" w:cs="BIZ UDPGothic" w:eastAsia="BIZ UDPGothic" w:hAnsi="BIZ UDPGothic"/>
-          <w:color w:val="404040"/>
-          <w:sz w:val="18"/>
-          <w:szCs w:val="18"/>
-        </w:rPr>
-        <w:t xml:space="preserve">Thanh Nguyên.*</w:t>
-      </w:r>
-    </w:p>
-    <w:p>
-      <w:pPr>
-        <w:spacing w:before="100" w:after="100"/>
-      </w:pPr>
-      <w:r>
-        <w:rPr>
-          <w:rFonts w:ascii="BIZ UDPGothic" w:cs="BIZ UDPGothic" w:eastAsia="BIZ UDPGothic" w:hAnsi="BIZ UDPGothic"/>
-          <w:color w:val="404040"/>
-          <w:sz w:val="18"/>
-          <w:szCs w:val="18"/>
-        </w:rPr>
-        <w:t xml:space="preserve">提出先: nguyenthanhloc@luvina.net */ Địa chỉ nộp:</w:t>
-      </w:r>
-    </w:p>
-    <w:p>
-      <w:pPr>
-        <w:spacing w:before="100" w:after="100"/>
-      </w:pPr>
-      <w:r>
-        <w:rPr>
-          <w:rFonts w:ascii="BIZ UDPGothic" w:cs="BIZ UDPGothic" w:eastAsia="BIZ UDPGothic" w:hAnsi="BIZ UDPGothic"/>
-          <w:color w:val="404040"/>
-          <w:sz w:val="18"/>
-          <w:szCs w:val="18"/>
-        </w:rPr>
-        <w:t xml:space="preserve">nguyenthanhloc@luvina.net*</w:t>
-      </w:r>
-    </w:p>
-    <w:p>
-      <w:pPr>
-        <w:pBdr>
-          <w:left w:val="thick" w:color="C8102E" w:sz="20" w:space="6"/>
-        </w:pBdr>
-        <w:spacing w:before="280" w:after="100"/>
-      </w:pPr>
-      <w:r>
-        <w:rPr>
-          <w:rFonts w:ascii="BIZ UDPGothic" w:cs="BIZ UDPGothic" w:eastAsia="BIZ UDPGothic" w:hAnsi="BIZ UDPGothic"/>
-          <w:b/>
-          <w:bCs/>
-          <w:color w:val="C8102E"/>
-          <w:sz w:val="24"/>
-          <w:szCs w:val="24"/>
-        </w:rPr>
-        <w:t xml:space="preserve">■ 報告方法</w:t>
-      </w:r>
-      <w:r>
-        <w:br/>
-      </w:r>
-      <w:r>
-        <w:rPr>
-          <w:rFonts w:ascii="BIZ UDPGothic" w:cs="BIZ UDPGothic" w:eastAsia="BIZ UDPGothic" w:hAnsi="BIZ UDPGothic"/>
-          <w:i/>
-          <w:iCs/>
-          <w:color w:val="AA3344"/>
-          <w:sz w:val="17"/>
-          <w:szCs w:val="17"/>
-        </w:rPr>
-        <w:t xml:space="preserve">　Phương Thức Báo Cáo</w:t>
-      </w:r>
-    </w:p>
-    <w:p>
-      <w:pPr>
-        <w:spacing w:before="100" w:after="100"/>
-      </w:pPr>
-      <w:r>
-        <w:rPr>
-          <w:rFonts w:ascii="BIZ UDPGothic" w:cs="BIZ UDPGothic" w:eastAsia="BIZ UDPGothic" w:hAnsi="BIZ UDPGothic"/>
-          <w:color w:val="404040"/>
-          <w:sz w:val="18"/>
-          <w:szCs w:val="18"/>
-        </w:rPr>
-        <w:t xml:space="preserve">全テスト完了後、結果欄（OK/NG）を記入して Thanh Nguyên へ提出すること。</w:t>
-      </w:r>
-      <w:r>
-        <w:br/>
-      </w:r>
-      <w:r>
-        <w:rPr>
-          <w:rFonts w:ascii="BIZ UDPGothic" w:cs="BIZ UDPGothic" w:eastAsia="BIZ UDPGothic" w:hAnsi="BIZ UDPGothic"/>
-          <w:i/>
-          <w:iCs/>
-          <w:color w:val="777777"/>
-          <w:sz w:val="16"/>
-          <w:szCs w:val="16"/>
-        </w:rPr>
-        <w:t xml:space="preserve">/ Sau khi hoàn thành tất cả kiểm thử, điền kết quả (OK/NG) và gửi cho Thanh Nguyên.</w:t>
-      </w:r>
-    </w:p>
-    <w:p>
-      <w:pPr>
-        <w:spacing w:before="100" w:after="100"/>
-      </w:pPr>
-      <w:r>
-        <w:rPr>
-          <w:rFonts w:ascii="BIZ UDPGothic" w:cs="BIZ UDPGothic" w:eastAsia="BIZ UDPGothic" w:hAnsi="BIZ UDPGothic"/>
-          <w:color w:val="404040"/>
-          <w:sz w:val="18"/>
-          <w:szCs w:val="18"/>
-        </w:rPr>
-        <w:t xml:space="preserve">提出先: thanh.nguyen@luvina.net</w:t>
-      </w:r>
-      <w:r>
-        <w:br/>
-      </w:r>
-      <w:r>
-        <w:rPr>
-          <w:rFonts w:ascii="BIZ UDPGothic" w:cs="BIZ UDPGothic" w:eastAsia="BIZ UDPGothic" w:hAnsi="BIZ UDPGothic"/>
-          <w:i/>
-          <w:iCs/>
-          <w:color w:val="777777"/>
-          <w:sz w:val="16"/>
-          <w:szCs w:val="16"/>
-        </w:rPr>
-        <w:t xml:space="preserve">/ Địa chỉ nộp: thanh.nguyen@luvina.net</w:t>
-      </w:r>
-    </w:p>
     <w:sectPr>
       <w:headerReference w:type="default" r:id="rId6"/>
       <w:footerReference w:type="default" r:id="rId7"/>

--- a/40_AWS/05_改修資料/KSM_AWS_MOD_022_改修指示書_セキュリティ改修中低_ja_vi.docx
+++ b/40_AWS/05_改修資料/KSM_AWS_MOD_022_改修指示書_セキュリティ改修中低_ja_vi.docx
@@ -80,7 +80,7 @@
           <w:sz w:val="24"/>
           <w:szCs w:val="24"/>
         </w:rPr>
-        <w:t xml:space="preserve">■ ① 文書情報</w:t>
+        <w:t xml:space="preserve">■ 文書情報</w:t>
       </w:r>
       <w:r>
         <w:br/>
@@ -1310,7 +1310,7 @@
           <w:sz w:val="24"/>
           <w:szCs w:val="24"/>
         </w:rPr>
-        <w:t xml:space="preserve">■ ② 改修概要</w:t>
+        <w:t xml:space="preserve">■ 改修概要</w:t>
       </w:r>
       <w:r>
         <w:br/>
@@ -1611,298 +1611,7 @@
           <w:sz w:val="24"/>
           <w:szCs w:val="24"/>
         </w:rPr>
-        <w:t xml:space="preserve">■ ③ 対象ファイル</w:t>
-      </w:r>
-      <w:r>
-        <w:br/>
-      </w:r>
-      <w:r>
-        <w:rPr>
-          <w:rFonts w:ascii="BIZ UDPGothic" w:cs="BIZ UDPGothic" w:eastAsia="BIZ UDPGothic" w:hAnsi="BIZ UDPGothic"/>
-          <w:i/>
-          <w:iCs/>
-          <w:color w:val="AA3344"/>
-          <w:sz w:val="17"/>
-          <w:szCs w:val="17"/>
-        </w:rPr>
-        <w:t xml:space="preserve">　File Đối Tượng</w:t>
-      </w:r>
-    </w:p>
-    <w:p>
-      <w:pPr>
-        <w:spacing w:before="100" w:after="100"/>
-      </w:pPr>
-      <w:r>
-        <w:rPr>
-          <w:rFonts w:ascii="BIZ UDPGothic" w:cs="BIZ UDPGothic" w:eastAsia="BIZ UDPGothic" w:hAnsi="BIZ UDPGothic"/>
-          <w:b/>
-          <w:bCs/>
-          <w:color w:val="C8102E"/>
-          <w:sz w:val="20"/>
-          <w:szCs w:val="20"/>
-        </w:rPr>
-        <w:t xml:space="preserve">■ 対象</w:t>
-      </w:r>
-    </w:p>
-    <w:p>
-      <w:pPr>
-        <w:spacing w:before="100" w:after="100"/>
-      </w:pPr>
-      <w:r>
-        <w:rPr>
-          <w:rFonts w:ascii="BIZ UDPGothic" w:cs="BIZ UDPGothic" w:eastAsia="BIZ UDPGothic" w:hAnsi="BIZ UDPGothic"/>
-          <w:color w:val="404040"/>
-          <w:sz w:val="18"/>
-          <w:szCs w:val="18"/>
-        </w:rPr>
-        <w:t xml:space="preserve">&gt; ① ksm-posstg-temp（sg-0991baa076710475a）\-\-- ルールゼロ・未使用 ②</w:t>
-      </w:r>
-    </w:p>
-    <w:p>
-      <w:pPr>
-        <w:spacing w:before="100" w:after="100"/>
-      </w:pPr>
-      <w:r>
-        <w:rPr>
-          <w:rFonts w:ascii="BIZ UDPGothic" w:cs="BIZ UDPGothic" w:eastAsia="BIZ UDPGothic" w:hAnsi="BIZ UDPGothic"/>
-          <w:color w:val="404040"/>
-          <w:sz w:val="18"/>
-          <w:szCs w:val="18"/>
-        </w:rPr>
-        <w:t xml:space="preserve">&gt; ksm-posstg-vpc-sg-kasumi-charge（sg-07c81567ac87d00c5）\-\--</w:t>
-      </w:r>
-    </w:p>
-    <w:p>
-      <w:pPr>
-        <w:spacing w:before="100" w:after="100"/>
-      </w:pPr>
-      <w:r>
-        <w:rPr>
-          <w:rFonts w:ascii="BIZ UDPGothic" w:cs="BIZ UDPGothic" w:eastAsia="BIZ UDPGothic" w:hAnsi="BIZ UDPGothic"/>
-          <w:color w:val="404040"/>
-          <w:sz w:val="18"/>
-          <w:szCs w:val="18"/>
-        </w:rPr>
-        <w:t xml:space="preserve">&gt; Inboundなし・用途不明 ③</w:t>
-      </w:r>
-    </w:p>
-    <w:p>
-      <w:pPr>
-        <w:spacing w:before="100" w:after="100"/>
-      </w:pPr>
-      <w:r>
-        <w:rPr>
-          <w:rFonts w:ascii="BIZ UDPGothic" w:cs="BIZ UDPGothic" w:eastAsia="BIZ UDPGothic" w:hAnsi="BIZ UDPGothic"/>
-          <w:color w:val="404040"/>
-          <w:sz w:val="18"/>
-          <w:szCs w:val="18"/>
-        </w:rPr>
-        <w:t xml:space="preserve">&gt; posstg-lmd-function-send-master-file（sg-0f39bd8617062491d）\-\--</w:t>
-      </w:r>
-    </w:p>
-    <w:p>
-      <w:pPr>
-        <w:spacing w:before="100" w:after="100"/>
-      </w:pPr>
-      <w:r>
-        <w:rPr>
-          <w:rFonts w:ascii="BIZ UDPGothic" w:cs="BIZ UDPGothic" w:eastAsia="BIZ UDPGothic" w:hAnsi="BIZ UDPGothic"/>
-          <w:color w:val="404040"/>
-          <w:sz w:val="18"/>
-          <w:szCs w:val="18"/>
-        </w:rPr>
-        <w:t xml:space="preserve">&gt; 対応Lambdaが現存23関数に該当なし。db SGのInboundルールも合わせて削除</w:t>
-      </w:r>
-    </w:p>
-    <w:p>
-      <w:pPr>
-        <w:spacing w:before="100" w:after="100"/>
-      </w:pPr>
-      <w:r>
-        <w:rPr>
-          <w:rFonts w:ascii="BIZ UDPGothic" w:cs="BIZ UDPGothic" w:eastAsia="BIZ UDPGothic" w:hAnsi="BIZ UDPGothic"/>
-          <w:color w:val="404040"/>
-          <w:sz w:val="18"/>
-          <w:szCs w:val="18"/>
-        </w:rPr>
-        <w:t xml:space="preserve">&gt; */ ① ksm-posstg-temp \-\-- Không có rule, không sử dụng ②</w:t>
-      </w:r>
-    </w:p>
-    <w:p>
-      <w:pPr>
-        <w:spacing w:before="100" w:after="100"/>
-      </w:pPr>
-      <w:r>
-        <w:rPr>
-          <w:rFonts w:ascii="BIZ UDPGothic" w:cs="BIZ UDPGothic" w:eastAsia="BIZ UDPGothic" w:hAnsi="BIZ UDPGothic"/>
-          <w:color w:val="404040"/>
-          <w:sz w:val="18"/>
-          <w:szCs w:val="18"/>
-        </w:rPr>
-        <w:t xml:space="preserve">&gt; ksm-posstg-vpc-sg-kasumi-charge \-\-- Không có Inbound, mục đích không</w:t>
-      </w:r>
-    </w:p>
-    <w:p>
-      <w:pPr>
-        <w:spacing w:before="100" w:after="100"/>
-      </w:pPr>
-      <w:r>
-        <w:rPr>
-          <w:rFonts w:ascii="BIZ UDPGothic" w:cs="BIZ UDPGothic" w:eastAsia="BIZ UDPGothic" w:hAnsi="BIZ UDPGothic"/>
-          <w:color w:val="404040"/>
-          <w:sz w:val="18"/>
-          <w:szCs w:val="18"/>
-        </w:rPr>
-        <w:t xml:space="preserve">&gt; rõ ③ posstg-lmd-function-send-master-file \-\-- Không có Lambda tương</w:t>
-      </w:r>
-    </w:p>
-    <w:p>
-      <w:pPr>
-        <w:spacing w:before="100" w:after="100"/>
-      </w:pPr>
-      <w:r>
-        <w:rPr>
-          <w:rFonts w:ascii="BIZ UDPGothic" w:cs="BIZ UDPGothic" w:eastAsia="BIZ UDPGothic" w:hAnsi="BIZ UDPGothic"/>
-          <w:color w:val="404040"/>
-          <w:sz w:val="18"/>
-          <w:szCs w:val="18"/>
-        </w:rPr>
-        <w:t xml:space="preserve">&gt; ứng. Cũng cần xóa rule trong DB SG*</w:t>
-      </w:r>
-    </w:p>
-    <w:p>
-      <w:pPr>
-        <w:spacing w:before="100" w:after="100"/>
-      </w:pPr>
-      <w:r>
-        <w:rPr>
-          <w:rFonts w:ascii="BIZ UDPGothic" w:cs="BIZ UDPGothic" w:eastAsia="BIZ UDPGothic" w:hAnsi="BIZ UDPGothic"/>
-          <w:b/>
-          <w:bCs/>
-          <w:color w:val="C8102E"/>
-          <w:sz w:val="20"/>
-          <w:szCs w:val="20"/>
-        </w:rPr>
-        <w:t xml:space="preserve">■ 対象</w:t>
-      </w:r>
-    </w:p>
-    <w:p>
-      <w:pPr>
-        <w:spacing w:before="100" w:after="100"/>
-      </w:pPr>
-      <w:r>
-        <w:rPr>
-          <w:rFonts w:ascii="BIZ UDPGothic" w:cs="BIZ UDPGothic" w:eastAsia="BIZ UDPGothic" w:hAnsi="BIZ UDPGothic"/>
-          <w:color w:val="404040"/>
-          <w:sz w:val="18"/>
-          <w:szCs w:val="18"/>
-        </w:rPr>
-        <w:t xml:space="preserve">① ksm-posstg-sqs-export-queue-sg.fifo ②</w:t>
-      </w:r>
-    </w:p>
-    <w:p>
-      <w:pPr>
-        <w:spacing w:before="100" w:after="100"/>
-      </w:pPr>
-      <w:r>
-        <w:rPr>
-          <w:rFonts w:ascii="BIZ UDPGothic" w:cs="BIZ UDPGothic" w:eastAsia="BIZ UDPGothic" w:hAnsi="BIZ UDPGothic"/>
-          <w:color w:val="404040"/>
-          <w:sz w:val="18"/>
-          <w:szCs w:val="18"/>
-        </w:rPr>
-        <w:t xml:space="preserve">ksm-posstg-sqs-store-code-queue-sg.fifo</w:t>
-      </w:r>
-    </w:p>
-    <w:p>
-      <w:pPr>
-        <w:spacing w:before="100" w:after="100"/>
-      </w:pPr>
-      <w:r>
-        <w:rPr>
-          <w:rFonts w:ascii="BIZ UDPGothic" w:cs="BIZ UDPGothic" w:eastAsia="BIZ UDPGothic" w:hAnsi="BIZ UDPGothic"/>
-          <w:color w:val="404040"/>
-          <w:sz w:val="18"/>
-          <w:szCs w:val="18"/>
-        </w:rPr>
-        <w:t xml:space="preserve">両キューともDLQ未設定。リトライ上限後にメッセージが消失するリスク。 */</w:t>
-      </w:r>
-    </w:p>
-    <w:p>
-      <w:pPr>
-        <w:spacing w:before="100" w:after="100"/>
-      </w:pPr>
-      <w:r>
-        <w:rPr>
-          <w:rFonts w:ascii="BIZ UDPGothic" w:cs="BIZ UDPGothic" w:eastAsia="BIZ UDPGothic" w:hAnsi="BIZ UDPGothic"/>
-          <w:color w:val="404040"/>
-          <w:sz w:val="18"/>
-          <w:szCs w:val="18"/>
-        </w:rPr>
-        <w:t xml:space="preserve">Cả 2 queue đều chưa cấu hình DLQ. Có nguy cơ mất message sau khi vượt</w:t>
-      </w:r>
-    </w:p>
-    <w:p>
-      <w:pPr>
-        <w:spacing w:before="100" w:after="100"/>
-      </w:pPr>
-      <w:r>
-        <w:rPr>
-          <w:rFonts w:ascii="BIZ UDPGothic" w:cs="BIZ UDPGothic" w:eastAsia="BIZ UDPGothic" w:hAnsi="BIZ UDPGothic"/>
-          <w:color w:val="404040"/>
-          <w:sz w:val="18"/>
-          <w:szCs w:val="18"/>
-        </w:rPr>
-        <w:t xml:space="preserve">giới hạn retry.*</w:t>
-      </w:r>
-    </w:p>
-    <w:p>
-      <w:pPr>
-        <w:spacing w:before="100" w:after="100"/>
-      </w:pPr>
-      <w:r>
-        <w:rPr>
-          <w:rFonts w:ascii="BIZ UDPGothic" w:cs="BIZ UDPGothic" w:eastAsia="BIZ UDPGothic" w:hAnsi="BIZ UDPGothic"/>
-          <w:b/>
-          <w:bCs/>
-          <w:color w:val="C8102E"/>
-          <w:sz w:val="20"/>
-          <w:szCs w:val="20"/>
-        </w:rPr>
-        <w:t xml:space="preserve">■ 対象</w:t>
-      </w:r>
-    </w:p>
-    <w:p>
-      <w:pPr>
-        <w:spacing w:before="100" w:after="100"/>
-      </w:pPr>
-      <w:r>
-        <w:rPr>
-          <w:rFonts w:ascii="BIZ UDPGothic" w:cs="BIZ UDPGothic" w:eastAsia="BIZ UDPGothic" w:hAnsi="BIZ UDPGothic"/>
-          <w:color w:val="404040"/>
-          <w:sz w:val="18"/>
-          <w:szCs w:val="18"/>
-        </w:rPr>
-        <w:t xml:space="preserve">STG: パラメータグループ ksm-posstg-db-cluster-pg</w:t>
-      </w:r>
-    </w:p>
-    <w:p>
-      <w:pPr>
-        <w:pBdr>
-          <w:left w:val="thick" w:color="C8102E" w:sz="20" w:space="6"/>
-        </w:pBdr>
-        <w:spacing w:before="280" w:after="100"/>
-      </w:pPr>
-      <w:r>
-        <w:rPr>
-          <w:rFonts w:ascii="BIZ UDPGothic" w:cs="BIZ UDPGothic" w:eastAsia="BIZ UDPGothic" w:hAnsi="BIZ UDPGothic"/>
-          <w:b/>
-          <w:bCs/>
-          <w:color w:val="C8102E"/>
-          <w:sz w:val="24"/>
-          <w:szCs w:val="24"/>
-        </w:rPr>
-        <w:t xml:space="preserve">■ ④ 改修内容</w:t>
+        <w:t xml:space="preserve">■ 改修内容</w:t>
       </w:r>
       <w:r>
         <w:br/>
@@ -2554,34 +2263,73 @@
         <w:t xml:space="preserve">に3本の鍵（2025-06-13/07-01×2）が登録されており整理が必要。 */ Comment</w:t>
       </w:r>
     </w:p>
-    <w:p>
-      <w:pPr>
-        <w:spacing w:before="100" w:after="100"/>
-      </w:pPr>
-      <w:r>
-        <w:rPr>
-          <w:rFonts w:ascii="BIZ UDPGothic" w:cs="BIZ UDPGothic" w:eastAsia="BIZ UDPGothic" w:hAnsi="BIZ UDPGothic"/>
-          <w:color w:val="404040"/>
-          <w:sz w:val="18"/>
-          <w:szCs w:val="18"/>
-        </w:rPr>
-        <w:t xml:space="preserve">SSH key của tf-user-sg là root@ip-10-239-2-4 (tạo từ bastion). Cần thay</w:t>
-      </w:r>
-    </w:p>
-    <w:p>
-      <w:pPr>
-        <w:spacing w:before="100" w:after="100"/>
-      </w:pPr>
-      <w:r>
-        <w:rPr>
-          <w:rFonts w:ascii="BIZ UDPGothic" w:cs="BIZ UDPGothic" w:eastAsia="BIZ UDPGothic" w:hAnsi="BIZ UDPGothic"/>
-          <w:color w:val="404040"/>
-          <w:sz w:val="18"/>
-          <w:szCs w:val="18"/>
-        </w:rPr>
-        <w:t xml:space="preserve">thế bằng key do đối tác cung cấp. tf-user-oc có 3 key cần dọn dẹp.*</w:t>
-      </w:r>
-    </w:p>
+    <w:tbl>
+      <w:tblPr>
+        <w:tblW w:type="dxa" w:w="9506"/>
+        <w:tblBorders>
+          <w:top w:val="single" w:color="CCCCCC" w:sz="4"/>
+          <w:left w:val="single" w:color="CCCCCC" w:sz="4"/>
+          <w:bottom w:val="single" w:color="CCCCCC" w:sz="4"/>
+          <w:right w:val="single" w:color="CCCCCC" w:sz="4"/>
+          <w:insideH w:val="single" w:color="auto" w:sz="4"/>
+          <w:insideV w:val="single" w:color="auto" w:sz="4"/>
+        </w:tblBorders>
+      </w:tblPr>
+      <w:tblGrid>
+        <w:gridCol w:w="9506"/>
+      </w:tblGrid>
+      <w:tr>
+        <w:trPr>
+          <w:cantSplit/>
+        </w:trPr>
+        <w:tc>
+          <w:tcPr>
+            <w:tcW w:type="dxa" w:w="9506"/>
+            <w:tcBorders>
+              <w:top w:val="single" w:color="CCCCCC" w:sz="4"/>
+              <w:left w:val="single" w:color="CCCCCC" w:sz="4"/>
+              <w:bottom w:val="single" w:color="CCCCCC" w:sz="4"/>
+              <w:right w:val="single" w:color="CCCCCC" w:sz="4"/>
+            </w:tcBorders>
+            <w:shd w:fill="F5F5F5" w:val="clear"/>
+            <w:tcMar>
+              <w:top w:type="dxa" w:w="80"/>
+              <w:left w:type="dxa" w:w="200"/>
+              <w:bottom w:type="dxa" w:w="80"/>
+              <w:right w:type="dxa" w:w="200"/>
+            </w:tcMar>
+          </w:tcPr>
+          <w:p>
+            <w:pPr>
+              <w:spacing w:before="0" w:after="0"/>
+            </w:pPr>
+            <w:r>
+              <w:rPr>
+                <w:rFonts w:ascii="Courier New" w:cs="Courier New" w:eastAsia="Courier New" w:hAnsi="Courier New"/>
+                <w:color w:val="404040"/>
+                <w:sz w:val="16"/>
+                <w:szCs w:val="16"/>
+              </w:rPr>
+              <w:t xml:space="preserve">SSH key của tf-user-sg là root@ip-10-239-2-4 (tạo từ bastion). Cần thay</w:t>
+            </w:r>
+          </w:p>
+          <w:p>
+            <w:pPr>
+              <w:spacing w:before="0" w:after="0"/>
+            </w:pPr>
+            <w:r>
+              <w:rPr>
+                <w:rFonts w:ascii="Courier New" w:cs="Courier New" w:eastAsia="Courier New" w:hAnsi="Courier New"/>
+                <w:color w:val="404040"/>
+                <w:sz w:val="16"/>
+                <w:szCs w:val="16"/>
+              </w:rPr>
+              <w:t xml:space="preserve">thế bằng key do đối tác cung cấp. tf-user-oc có 3 key cần dọn dẹp.*</w:t>
+            </w:r>
+          </w:p>
+        </w:tc>
+      </w:tr>
+    </w:tbl>
     <w:p>
       <w:pPr>
         <w:spacing w:before="100" w:after="100"/>
@@ -2611,7 +2359,133 @@
           <w:sz w:val="20"/>
           <w:szCs w:val="20"/>
         </w:rPr>
-        <w:t xml:space="preserve">■ No.26 locnt IAM権限削減</w:t>
+        <w:t xml:space="preserve">■ 対象</w:t>
+      </w:r>
+    </w:p>
+    <w:p>
+      <w:pPr>
+        <w:spacing w:before="100" w:after="100"/>
+      </w:pPr>
+      <w:r>
+        <w:rPr>
+          <w:rFonts w:ascii="BIZ UDPGothic" w:cs="BIZ UDPGothic" w:eastAsia="BIZ UDPGothic" w:hAnsi="BIZ UDPGothic"/>
+          <w:color w:val="404040"/>
+          <w:sz w:val="18"/>
+          <w:szCs w:val="18"/>
+        </w:rPr>
+        <w:t xml:space="preserve">&gt; ① ksm-posstg-temp（sg-0991baa076710475a）\-\-- ルールゼロ・未使用 ②</w:t>
+      </w:r>
+    </w:p>
+    <w:p>
+      <w:pPr>
+        <w:spacing w:before="100" w:after="100"/>
+      </w:pPr>
+      <w:r>
+        <w:rPr>
+          <w:rFonts w:ascii="BIZ UDPGothic" w:cs="BIZ UDPGothic" w:eastAsia="BIZ UDPGothic" w:hAnsi="BIZ UDPGothic"/>
+          <w:color w:val="404040"/>
+          <w:sz w:val="18"/>
+          <w:szCs w:val="18"/>
+        </w:rPr>
+        <w:t xml:space="preserve">&gt; ksm-posstg-vpc-sg-kasumi-charge（sg-07c81567ac87d00c5）\-\--</w:t>
+      </w:r>
+    </w:p>
+    <w:p>
+      <w:pPr>
+        <w:spacing w:before="100" w:after="100"/>
+      </w:pPr>
+      <w:r>
+        <w:rPr>
+          <w:rFonts w:ascii="BIZ UDPGothic" w:cs="BIZ UDPGothic" w:eastAsia="BIZ UDPGothic" w:hAnsi="BIZ UDPGothic"/>
+          <w:color w:val="404040"/>
+          <w:sz w:val="18"/>
+          <w:szCs w:val="18"/>
+        </w:rPr>
+        <w:t xml:space="preserve">&gt; Inboundなし・用途不明 ③</w:t>
+      </w:r>
+    </w:p>
+    <w:p>
+      <w:pPr>
+        <w:spacing w:before="100" w:after="100"/>
+      </w:pPr>
+      <w:r>
+        <w:rPr>
+          <w:rFonts w:ascii="BIZ UDPGothic" w:cs="BIZ UDPGothic" w:eastAsia="BIZ UDPGothic" w:hAnsi="BIZ UDPGothic"/>
+          <w:color w:val="404040"/>
+          <w:sz w:val="18"/>
+          <w:szCs w:val="18"/>
+        </w:rPr>
+        <w:t xml:space="preserve">&gt; posstg-lmd-function-send-master-file（sg-0f39bd8617062491d）\-\--</w:t>
+      </w:r>
+    </w:p>
+    <w:p>
+      <w:pPr>
+        <w:spacing w:before="100" w:after="100"/>
+      </w:pPr>
+      <w:r>
+        <w:rPr>
+          <w:rFonts w:ascii="BIZ UDPGothic" w:cs="BIZ UDPGothic" w:eastAsia="BIZ UDPGothic" w:hAnsi="BIZ UDPGothic"/>
+          <w:color w:val="404040"/>
+          <w:sz w:val="18"/>
+          <w:szCs w:val="18"/>
+        </w:rPr>
+        <w:t xml:space="preserve">&gt; 対応Lambdaが現存23関数に該当なし。db SGのInboundルールも合わせて削除</w:t>
+      </w:r>
+    </w:p>
+    <w:p>
+      <w:pPr>
+        <w:spacing w:before="100" w:after="100"/>
+      </w:pPr>
+      <w:r>
+        <w:rPr>
+          <w:rFonts w:ascii="BIZ UDPGothic" w:cs="BIZ UDPGothic" w:eastAsia="BIZ UDPGothic" w:hAnsi="BIZ UDPGothic"/>
+          <w:color w:val="404040"/>
+          <w:sz w:val="18"/>
+          <w:szCs w:val="18"/>
+        </w:rPr>
+        <w:t xml:space="preserve">&gt; */ ① ksm-posstg-temp \-\-- Không có rule, không sử dụng ②</w:t>
+      </w:r>
+    </w:p>
+    <w:p>
+      <w:pPr>
+        <w:spacing w:before="100" w:after="100"/>
+      </w:pPr>
+      <w:r>
+        <w:rPr>
+          <w:rFonts w:ascii="BIZ UDPGothic" w:cs="BIZ UDPGothic" w:eastAsia="BIZ UDPGothic" w:hAnsi="BIZ UDPGothic"/>
+          <w:color w:val="404040"/>
+          <w:sz w:val="18"/>
+          <w:szCs w:val="18"/>
+        </w:rPr>
+        <w:t xml:space="preserve">&gt; ksm-posstg-vpc-sg-kasumi-charge \-\-- Không có Inbound, mục đích không</w:t>
+      </w:r>
+    </w:p>
+    <w:p>
+      <w:pPr>
+        <w:spacing w:before="100" w:after="100"/>
+      </w:pPr>
+      <w:r>
+        <w:rPr>
+          <w:rFonts w:ascii="BIZ UDPGothic" w:cs="BIZ UDPGothic" w:eastAsia="BIZ UDPGothic" w:hAnsi="BIZ UDPGothic"/>
+          <w:color w:val="404040"/>
+          <w:sz w:val="18"/>
+          <w:szCs w:val="18"/>
+        </w:rPr>
+        <w:t xml:space="preserve">&gt; rõ ③ posstg-lmd-function-send-master-file \-\-- Không có Lambda tương</w:t>
+      </w:r>
+    </w:p>
+    <w:p>
+      <w:pPr>
+        <w:spacing w:before="100" w:after="100"/>
+      </w:pPr>
+      <w:r>
+        <w:rPr>
+          <w:rFonts w:ascii="BIZ UDPGothic" w:cs="BIZ UDPGothic" w:eastAsia="BIZ UDPGothic" w:hAnsi="BIZ UDPGothic"/>
+          <w:color w:val="404040"/>
+          <w:sz w:val="18"/>
+          <w:szCs w:val="18"/>
+        </w:rPr>
+        <w:t xml:space="preserve">&gt; ứng. Cũng cần xóa rule trong DB SG*</w:t>
       </w:r>
     </w:p>
     <w:p>
@@ -2627,63 +2501,7 @@
           <w:sz w:val="20"/>
           <w:szCs w:val="20"/>
         </w:rPr>
-        <w:t xml:space="preserve">■ 現状・問題</w:t>
-      </w:r>
-    </w:p>
-    <w:p>
-      <w:pPr>
-        <w:spacing w:before="100" w:after="100"/>
-      </w:pPr>
-      <w:r>
-        <w:rPr>
-          <w:rFonts w:ascii="BIZ UDPGothic" w:cs="BIZ UDPGothic" w:eastAsia="BIZ UDPGothic" w:hAnsi="BIZ UDPGothic"/>
-          <w:color w:val="404040"/>
-          <w:sz w:val="18"/>
-          <w:szCs w:val="18"/>
-        </w:rPr>
-        <w:t xml:space="preserve">locnt ユーザーに EC2/RDS/ECS/S3/Lambda/Transfer/StepFunctions の Full</w:t>
-      </w:r>
-    </w:p>
-    <w:p>
-      <w:pPr>
-        <w:spacing w:before="100" w:after="100"/>
-      </w:pPr>
-      <w:r>
-        <w:rPr>
-          <w:rFonts w:ascii="BIZ UDPGothic" w:cs="BIZ UDPGothic" w:eastAsia="BIZ UDPGothic" w:hAnsi="BIZ UDPGothic"/>
-          <w:color w:val="404040"/>
-          <w:sz w:val="18"/>
-          <w:szCs w:val="18"/>
-        </w:rPr>
-        <w:t xml:space="preserve">Access が付与されている。最小権限の原則に反する。 */ User locnt được cấp</w:t>
-      </w:r>
-    </w:p>
-    <w:p>
-      <w:pPr>
-        <w:spacing w:before="100" w:after="100"/>
-      </w:pPr>
-      <w:r>
-        <w:rPr>
-          <w:rFonts w:ascii="BIZ UDPGothic" w:cs="BIZ UDPGothic" w:eastAsia="BIZ UDPGothic" w:hAnsi="BIZ UDPGothic"/>
-          <w:color w:val="404040"/>
-          <w:sz w:val="18"/>
-          <w:szCs w:val="18"/>
-        </w:rPr>
-        <w:t xml:space="preserve">Full Access cho EC2/RDS/ECS/S3/Lambda/Transfer/StepFunctions. Vi phạm</w:t>
-      </w:r>
-    </w:p>
-    <w:p>
-      <w:pPr>
-        <w:spacing w:before="100" w:after="100"/>
-      </w:pPr>
-      <w:r>
-        <w:rPr>
-          <w:rFonts w:ascii="BIZ UDPGothic" w:cs="BIZ UDPGothic" w:eastAsia="BIZ UDPGothic" w:hAnsi="BIZ UDPGothic"/>
-          <w:color w:val="404040"/>
-          <w:sz w:val="18"/>
-          <w:szCs w:val="18"/>
-        </w:rPr>
-        <w:t xml:space="preserve">nguyên tắc quyền tối thiểu.*</w:t>
+        <w:t xml:space="preserve">■ No.26 locnt IAM権限削減</w:t>
       </w:r>
     </w:p>
     <w:p>
@@ -2699,7 +2517,63 @@
           <w:sz w:val="20"/>
           <w:szCs w:val="20"/>
         </w:rPr>
-        <w:t xml:space="preserve">■ No.28 SQS DLQ設定</w:t>
+        <w:t xml:space="preserve">■ 現状・問題</w:t>
+      </w:r>
+    </w:p>
+    <w:p>
+      <w:pPr>
+        <w:spacing w:before="100" w:after="100"/>
+      </w:pPr>
+      <w:r>
+        <w:rPr>
+          <w:rFonts w:ascii="BIZ UDPGothic" w:cs="BIZ UDPGothic" w:eastAsia="BIZ UDPGothic" w:hAnsi="BIZ UDPGothic"/>
+          <w:color w:val="404040"/>
+          <w:sz w:val="18"/>
+          <w:szCs w:val="18"/>
+        </w:rPr>
+        <w:t xml:space="preserve">locnt ユーザーに EC2/RDS/ECS/S3/Lambda/Transfer/StepFunctions の Full</w:t>
+      </w:r>
+    </w:p>
+    <w:p>
+      <w:pPr>
+        <w:spacing w:before="100" w:after="100"/>
+      </w:pPr>
+      <w:r>
+        <w:rPr>
+          <w:rFonts w:ascii="BIZ UDPGothic" w:cs="BIZ UDPGothic" w:eastAsia="BIZ UDPGothic" w:hAnsi="BIZ UDPGothic"/>
+          <w:color w:val="404040"/>
+          <w:sz w:val="18"/>
+          <w:szCs w:val="18"/>
+        </w:rPr>
+        <w:t xml:space="preserve">Access が付与されている。最小権限の原則に反する。 */ User locnt được cấp</w:t>
+      </w:r>
+    </w:p>
+    <w:p>
+      <w:pPr>
+        <w:spacing w:before="100" w:after="100"/>
+      </w:pPr>
+      <w:r>
+        <w:rPr>
+          <w:rFonts w:ascii="BIZ UDPGothic" w:cs="BIZ UDPGothic" w:eastAsia="BIZ UDPGothic" w:hAnsi="BIZ UDPGothic"/>
+          <w:color w:val="404040"/>
+          <w:sz w:val="18"/>
+          <w:szCs w:val="18"/>
+        </w:rPr>
+        <w:t xml:space="preserve">Full Access cho EC2/RDS/ECS/S3/Lambda/Transfer/StepFunctions. Vi phạm</w:t>
+      </w:r>
+    </w:p>
+    <w:p>
+      <w:pPr>
+        <w:spacing w:before="100" w:after="100"/>
+      </w:pPr>
+      <w:r>
+        <w:rPr>
+          <w:rFonts w:ascii="BIZ UDPGothic" w:cs="BIZ UDPGothic" w:eastAsia="BIZ UDPGothic" w:hAnsi="BIZ UDPGothic"/>
+          <w:color w:val="404040"/>
+          <w:sz w:val="18"/>
+          <w:szCs w:val="18"/>
+        </w:rPr>
+        <w:t xml:space="preserve">nguyên tắc quyền tối thiểu.*</w:t>
       </w:r>
     </w:p>
     <w:p>
@@ -2715,7 +2589,7 @@
           <w:sz w:val="20"/>
           <w:szCs w:val="20"/>
         </w:rPr>
-        <w:t xml:space="preserve">■ No.29 RDS local_infile無効化</w:t>
+        <w:t xml:space="preserve">■ No.28 SQS DLQ設定</w:t>
       </w:r>
     </w:p>
     <w:p>
@@ -2731,49 +2605,77 @@
           <w:sz w:val="20"/>
           <w:szCs w:val="20"/>
         </w:rPr>
-        <w:t xml:space="preserve">■ 現状・問題</w:t>
-      </w:r>
-    </w:p>
-    <w:p>
-      <w:pPr>
-        <w:spacing w:before="100" w:after="100"/>
-      </w:pPr>
-      <w:r>
-        <w:rPr>
-          <w:rFonts w:ascii="BIZ UDPGothic" w:cs="BIZ UDPGothic" w:eastAsia="BIZ UDPGothic" w:hAnsi="BIZ UDPGothic"/>
-          <w:color w:val="404040"/>
-          <w:sz w:val="18"/>
-          <w:szCs w:val="18"/>
-        </w:rPr>
-        <w:t xml:space="preserve">local_infile=1 が有効。外部ファイルの LOAD DATA INFILE</w:t>
-      </w:r>
-    </w:p>
-    <w:p>
-      <w:pPr>
-        <w:spacing w:before="100" w:after="100"/>
-      </w:pPr>
-      <w:r>
-        <w:rPr>
-          <w:rFonts w:ascii="BIZ UDPGothic" w:cs="BIZ UDPGothic" w:eastAsia="BIZ UDPGothic" w:hAnsi="BIZ UDPGothic"/>
-          <w:color w:val="404040"/>
-          <w:sz w:val="18"/>
-          <w:szCs w:val="18"/>
-        </w:rPr>
-        <w:t xml:space="preserve">が許可されており、セキュリティリスク。 */ local_infile=1 đang bật. Cho</w:t>
-      </w:r>
-    </w:p>
-    <w:p>
-      <w:pPr>
-        <w:spacing w:before="100" w:after="100"/>
-      </w:pPr>
-      <w:r>
-        <w:rPr>
-          <w:rFonts w:ascii="BIZ UDPGothic" w:cs="BIZ UDPGothic" w:eastAsia="BIZ UDPGothic" w:hAnsi="BIZ UDPGothic"/>
-          <w:color w:val="404040"/>
-          <w:sz w:val="18"/>
-          <w:szCs w:val="18"/>
-        </w:rPr>
-        <w:t xml:space="preserve">phép LOAD DATA INFILE từ file bên ngoài, có rủi ro bảo mật.*</w:t>
+        <w:t xml:space="preserve">■ 対象</w:t>
+      </w:r>
+    </w:p>
+    <w:p>
+      <w:pPr>
+        <w:spacing w:before="100" w:after="100"/>
+      </w:pPr>
+      <w:r>
+        <w:rPr>
+          <w:rFonts w:ascii="BIZ UDPGothic" w:cs="BIZ UDPGothic" w:eastAsia="BIZ UDPGothic" w:hAnsi="BIZ UDPGothic"/>
+          <w:color w:val="404040"/>
+          <w:sz w:val="18"/>
+          <w:szCs w:val="18"/>
+        </w:rPr>
+        <w:t xml:space="preserve">① ksm-posstg-sqs-export-queue-sg.fifo ②</w:t>
+      </w:r>
+    </w:p>
+    <w:p>
+      <w:pPr>
+        <w:spacing w:before="100" w:after="100"/>
+      </w:pPr>
+      <w:r>
+        <w:rPr>
+          <w:rFonts w:ascii="BIZ UDPGothic" w:cs="BIZ UDPGothic" w:eastAsia="BIZ UDPGothic" w:hAnsi="BIZ UDPGothic"/>
+          <w:color w:val="404040"/>
+          <w:sz w:val="18"/>
+          <w:szCs w:val="18"/>
+        </w:rPr>
+        <w:t xml:space="preserve">ksm-posstg-sqs-store-code-queue-sg.fifo</w:t>
+      </w:r>
+    </w:p>
+    <w:p>
+      <w:pPr>
+        <w:spacing w:before="100" w:after="100"/>
+      </w:pPr>
+      <w:r>
+        <w:rPr>
+          <w:rFonts w:ascii="BIZ UDPGothic" w:cs="BIZ UDPGothic" w:eastAsia="BIZ UDPGothic" w:hAnsi="BIZ UDPGothic"/>
+          <w:color w:val="404040"/>
+          <w:sz w:val="18"/>
+          <w:szCs w:val="18"/>
+        </w:rPr>
+        <w:t xml:space="preserve">両キューともDLQ未設定。リトライ上限後にメッセージが消失するリスク。 */</w:t>
+      </w:r>
+    </w:p>
+    <w:p>
+      <w:pPr>
+        <w:spacing w:before="100" w:after="100"/>
+      </w:pPr>
+      <w:r>
+        <w:rPr>
+          <w:rFonts w:ascii="BIZ UDPGothic" w:cs="BIZ UDPGothic" w:eastAsia="BIZ UDPGothic" w:hAnsi="BIZ UDPGothic"/>
+          <w:color w:val="404040"/>
+          <w:sz w:val="18"/>
+          <w:szCs w:val="18"/>
+        </w:rPr>
+        <w:t xml:space="preserve">Cả 2 queue đều chưa cấu hình DLQ. Có nguy cơ mất message sau khi vượt</w:t>
+      </w:r>
+    </w:p>
+    <w:p>
+      <w:pPr>
+        <w:spacing w:before="100" w:after="100"/>
+      </w:pPr>
+      <w:r>
+        <w:rPr>
+          <w:rFonts w:ascii="BIZ UDPGothic" w:cs="BIZ UDPGothic" w:eastAsia="BIZ UDPGothic" w:hAnsi="BIZ UDPGothic"/>
+          <w:color w:val="404040"/>
+          <w:sz w:val="18"/>
+          <w:szCs w:val="18"/>
+        </w:rPr>
+        <w:t xml:space="preserve">giới hạn retry.*</w:t>
       </w:r>
     </w:p>
     <w:p>
@@ -2789,6 +2691,110 @@
           <w:sz w:val="20"/>
           <w:szCs w:val="20"/>
         </w:rPr>
+        <w:t xml:space="preserve">■ No.29 RDS local_infile無効化</w:t>
+      </w:r>
+    </w:p>
+    <w:p>
+      <w:pPr>
+        <w:spacing w:before="100" w:after="100"/>
+      </w:pPr>
+      <w:r>
+        <w:rPr>
+          <w:rFonts w:ascii="BIZ UDPGothic" w:cs="BIZ UDPGothic" w:eastAsia="BIZ UDPGothic" w:hAnsi="BIZ UDPGothic"/>
+          <w:b/>
+          <w:bCs/>
+          <w:color w:val="C8102E"/>
+          <w:sz w:val="20"/>
+          <w:szCs w:val="20"/>
+        </w:rPr>
+        <w:t xml:space="preserve">■ 対象</w:t>
+      </w:r>
+    </w:p>
+    <w:p>
+      <w:pPr>
+        <w:spacing w:before="100" w:after="100"/>
+      </w:pPr>
+      <w:r>
+        <w:rPr>
+          <w:rFonts w:ascii="BIZ UDPGothic" w:cs="BIZ UDPGothic" w:eastAsia="BIZ UDPGothic" w:hAnsi="BIZ UDPGothic"/>
+          <w:color w:val="404040"/>
+          <w:sz w:val="18"/>
+          <w:szCs w:val="18"/>
+        </w:rPr>
+        <w:t xml:space="preserve">STG: パラメータグループ ksm-posstg-db-cluster-pg</w:t>
+      </w:r>
+    </w:p>
+    <w:p>
+      <w:pPr>
+        <w:spacing w:before="100" w:after="100"/>
+      </w:pPr>
+      <w:r>
+        <w:rPr>
+          <w:rFonts w:ascii="BIZ UDPGothic" w:cs="BIZ UDPGothic" w:eastAsia="BIZ UDPGothic" w:hAnsi="BIZ UDPGothic"/>
+          <w:b/>
+          <w:bCs/>
+          <w:color w:val="C8102E"/>
+          <w:sz w:val="20"/>
+          <w:szCs w:val="20"/>
+        </w:rPr>
+        <w:t xml:space="preserve">■ 現状・問題</w:t>
+      </w:r>
+    </w:p>
+    <w:p>
+      <w:pPr>
+        <w:spacing w:before="100" w:after="100"/>
+      </w:pPr>
+      <w:r>
+        <w:rPr>
+          <w:rFonts w:ascii="BIZ UDPGothic" w:cs="BIZ UDPGothic" w:eastAsia="BIZ UDPGothic" w:hAnsi="BIZ UDPGothic"/>
+          <w:color w:val="404040"/>
+          <w:sz w:val="18"/>
+          <w:szCs w:val="18"/>
+        </w:rPr>
+        <w:t xml:space="preserve">local_infile=1 が有効。外部ファイルの LOAD DATA INFILE</w:t>
+      </w:r>
+    </w:p>
+    <w:p>
+      <w:pPr>
+        <w:spacing w:before="100" w:after="100"/>
+      </w:pPr>
+      <w:r>
+        <w:rPr>
+          <w:rFonts w:ascii="BIZ UDPGothic" w:cs="BIZ UDPGothic" w:eastAsia="BIZ UDPGothic" w:hAnsi="BIZ UDPGothic"/>
+          <w:color w:val="404040"/>
+          <w:sz w:val="18"/>
+          <w:szCs w:val="18"/>
+        </w:rPr>
+        <w:t xml:space="preserve">が許可されており、セキュリティリスク。 */ local_infile=1 đang bật. Cho</w:t>
+      </w:r>
+    </w:p>
+    <w:p>
+      <w:pPr>
+        <w:spacing w:before="100" w:after="100"/>
+      </w:pPr>
+      <w:r>
+        <w:rPr>
+          <w:rFonts w:ascii="BIZ UDPGothic" w:cs="BIZ UDPGothic" w:eastAsia="BIZ UDPGothic" w:hAnsi="BIZ UDPGothic"/>
+          <w:color w:val="404040"/>
+          <w:sz w:val="18"/>
+          <w:szCs w:val="18"/>
+        </w:rPr>
+        <w:t xml:space="preserve">phép LOAD DATA INFILE từ file bên ngoài, có rủi ro bảo mật.*</w:t>
+      </w:r>
+    </w:p>
+    <w:p>
+      <w:pPr>
+        <w:spacing w:before="100" w:after="100"/>
+      </w:pPr>
+      <w:r>
+        <w:rPr>
+          <w:rFonts w:ascii="BIZ UDPGothic" w:cs="BIZ UDPGothic" w:eastAsia="BIZ UDPGothic" w:hAnsi="BIZ UDPGothic"/>
+          <w:b/>
+          <w:bCs/>
+          <w:color w:val="C8102E"/>
+          <w:sz w:val="20"/>
+          <w:szCs w:val="20"/>
+        </w:rPr>
         <w:t xml:space="preserve">■ 実行コマンド</w:t>
       </w:r>
     </w:p>
@@ -2897,7 +2903,7 @@
           <w:sz w:val="24"/>
           <w:szCs w:val="24"/>
         </w:rPr>
-        <w:t xml:space="preserve">■ ⑨ 改廃履歴</w:t>
+        <w:t xml:space="preserve">■ 改廃履歴</w:t>
       </w:r>
       <w:r>
         <w:br/>

--- a/40_AWS/05_改修資料/KSM_AWS_MOD_022_改修指示書_セキュリティ改修中低_ja_vi.docx
+++ b/40_AWS/05_改修資料/KSM_AWS_MOD_022_改修指示書_セキュリティ改修中低_ja_vi.docx
@@ -1310,7 +1310,7 @@
           <w:sz w:val="24"/>
           <w:szCs w:val="24"/>
         </w:rPr>
-        <w:t xml:space="preserve">■ 改修概要</w:t>
+        <w:t xml:space="preserve">■ 概要</w:t>
       </w:r>
       <w:r>
         <w:br/>
@@ -1324,7 +1324,7 @@
           <w:sz w:val="17"/>
           <w:szCs w:val="17"/>
         </w:rPr>
-        <w:t xml:space="preserve">　Tổng Quan Sửa Đổi</w:t>
+        <w:t xml:space="preserve">　Tổng quan</w:t>
       </w:r>
     </w:p>
     <w:p>
@@ -1352,398 +1352,7 @@
           <w:sz w:val="16"/>
           <w:szCs w:val="16"/>
         </w:rPr>
-        <w:t xml:space="preserve">/ Mô tả quy trình cụ thể cho 8 hạng mục ưu tiên trung bình/thấp trong</w:t>
-      </w:r>
-    </w:p>
-    <w:p>
-      <w:pPr>
-        <w:spacing w:before="100" w:after="100"/>
-      </w:pPr>
-      <w:r>
-        <w:rPr>
-          <w:rFonts w:ascii="BIZ UDPGothic" w:cs="BIZ UDPGothic" w:eastAsia="BIZ UDPGothic" w:hAnsi="BIZ UDPGothic"/>
-          <w:color w:val="404040"/>
-          <w:sz w:val="18"/>
-          <w:szCs w:val="18"/>
-        </w:rPr>
-        <w:t xml:space="preserve">No.17〜30 của chỉ thị No.012.*</w:t>
-      </w:r>
-    </w:p>
-    <w:p>
-      <w:pPr>
-        <w:spacing w:before="100" w:after="100"/>
-      </w:pPr>
-      <w:r>
-        <w:rPr>
-          <w:rFonts w:ascii="BIZ UDPGothic" w:cs="BIZ UDPGothic" w:eastAsia="BIZ UDPGothic" w:hAnsi="BIZ UDPGothic"/>
-          <w:b/>
-          <w:bCs/>
-          <w:color w:val="404040"/>
-          <w:sz w:val="18"/>
-          <w:szCs w:val="18"/>
-        </w:rPr>
-        <w:t xml:space="preserve">No.   改修タイトル */   概要 */ Tổng quan*                     工数   リスク</w:t>
-      </w:r>
-    </w:p>
-    <w:p>
-      <w:pPr>
-        <w:spacing w:before="100" w:after="100"/>
-      </w:pPr>
-      <w:r>
-        <w:rPr>
-          <w:rFonts w:ascii="BIZ UDPGothic" w:cs="BIZ UDPGothic" w:eastAsia="BIZ UDPGothic" w:hAnsi="BIZ UDPGothic"/>
-          <w:color w:val="404040"/>
-          <w:sz w:val="18"/>
-          <w:szCs w:val="18"/>
-        </w:rPr>
-        <w:t xml:space="preserve">Tiêu đề*                                                         */ Khối    */ Rủi ro*</w:t>
-      </w:r>
-    </w:p>
-    <w:p>
-      <w:pPr>
-        <w:spacing w:before="100" w:after="100"/>
-      </w:pPr>
-      <w:r>
-        <w:rPr>
-          <w:rFonts w:ascii="BIZ UDPGothic" w:cs="BIZ UDPGothic" w:eastAsia="BIZ UDPGothic" w:hAnsi="BIZ UDPGothic"/>
-          <w:color w:val="404040"/>
-          <w:sz w:val="18"/>
-          <w:szCs w:val="18"/>
-        </w:rPr>
-        <w:t xml:space="preserve">lượng*</w:t>
-      </w:r>
-    </w:p>
-    <w:p>
-      <w:pPr>
-        <w:spacing w:before="100" w:after="100"/>
-      </w:pPr>
-      <w:r>
-        <w:rPr>
-          <w:rFonts w:ascii="BIZ UDPGothic" w:cs="BIZ UDPGothic" w:eastAsia="BIZ UDPGothic" w:hAnsi="BIZ UDPGothic"/>
-          <w:color w:val="404040"/>
-          <w:sz w:val="18"/>
-          <w:szCs w:val="18"/>
-        </w:rPr>
-        <w:t xml:space="preserve">18        OpenVPN               10.239.2.128/25がprivate-1aと重複→Client   1d         中</w:t>
-      </w:r>
-    </w:p>
-    <w:p>
-      <w:pPr>
-        <w:spacing w:before="100" w:after="100"/>
-      </w:pPr>
-      <w:r>
-        <w:rPr>
-          <w:rFonts w:ascii="BIZ UDPGothic" w:cs="BIZ UDPGothic" w:eastAsia="BIZ UDPGothic" w:hAnsi="BIZ UDPGothic"/>
-          <w:color w:val="404040"/>
-          <w:sz w:val="18"/>
-          <w:szCs w:val="18"/>
-        </w:rPr>
-        <w:t xml:space="preserve">IPプール重複修正      VPN移行計画</w:t>
-      </w:r>
-    </w:p>
-    <w:p>
-      <w:pPr>
-        <w:spacing w:before="100" w:after="100"/>
-      </w:pPr>
-      <w:r>
-        <w:rPr>
-          <w:rFonts w:ascii="BIZ UDPGothic" w:cs="BIZ UDPGothic" w:eastAsia="BIZ UDPGothic" w:hAnsi="BIZ UDPGothic"/>
-          <w:color w:val="404040"/>
-          <w:sz w:val="18"/>
-          <w:szCs w:val="18"/>
-        </w:rPr>
-        <w:t xml:space="preserve">20        giftcard              web-beと共用→専用ロール作成                1d         低</w:t>
-      </w:r>
-    </w:p>
-    <w:p>
-      <w:pPr>
-        <w:spacing w:before="100" w:after="100"/>
-      </w:pPr>
-      <w:r>
-        <w:rPr>
-          <w:rFonts w:ascii="BIZ UDPGothic" w:cs="BIZ UDPGothic" w:eastAsia="BIZ UDPGothic" w:hAnsi="BIZ UDPGothic"/>
-          <w:color w:val="404040"/>
-          <w:sz w:val="18"/>
-          <w:szCs w:val="18"/>
-        </w:rPr>
-        <w:t xml:space="preserve">IAMプロファイル分離</w:t>
-      </w:r>
-    </w:p>
-    <w:p>
-      <w:pPr>
-        <w:spacing w:before="100" w:after="100"/>
-      </w:pPr>
-      <w:r>
-        <w:rPr>
-          <w:rFonts w:ascii="BIZ UDPGothic" w:cs="BIZ UDPGothic" w:eastAsia="BIZ UDPGothic" w:hAnsi="BIZ UDPGothic"/>
-          <w:color w:val="404040"/>
-          <w:sz w:val="18"/>
-          <w:szCs w:val="18"/>
-        </w:rPr>
-        <w:t xml:space="preserve">22        EBSボリューム暗号化   4ボリューム未暗号化→KMS暗号化              2d         中</w:t>
-      </w:r>
-    </w:p>
-    <w:p>
-      <w:pPr>
-        <w:spacing w:before="100" w:after="100"/>
-      </w:pPr>
-      <w:r>
-        <w:rPr>
-          <w:rFonts w:ascii="BIZ UDPGothic" w:cs="BIZ UDPGothic" w:eastAsia="BIZ UDPGothic" w:hAnsi="BIZ UDPGothic"/>
-          <w:color w:val="404040"/>
-          <w:sz w:val="18"/>
-          <w:szCs w:val="18"/>
-        </w:rPr>
-        <w:t xml:space="preserve">23        Transfer Family       bastion root生成鍵→外部提供鍵に差替        1d         低</w:t>
-      </w:r>
-    </w:p>
-    <w:p>
-      <w:pPr>
-        <w:spacing w:before="100" w:after="100"/>
-      </w:pPr>
-      <w:r>
-        <w:rPr>
-          <w:rFonts w:ascii="BIZ UDPGothic" w:cs="BIZ UDPGothic" w:eastAsia="BIZ UDPGothic" w:hAnsi="BIZ UDPGothic"/>
-          <w:color w:val="404040"/>
-          <w:sz w:val="18"/>
-          <w:szCs w:val="18"/>
-        </w:rPr>
-        <w:t xml:space="preserve">SSH鍵整理</w:t>
-      </w:r>
-    </w:p>
-    <w:p>
-      <w:pPr>
-        <w:spacing w:before="100" w:after="100"/>
-      </w:pPr>
-      <w:r>
-        <w:rPr>
-          <w:rFonts w:ascii="BIZ UDPGothic" w:cs="BIZ UDPGothic" w:eastAsia="BIZ UDPGothic" w:hAnsi="BIZ UDPGothic"/>
-          <w:color w:val="404040"/>
-          <w:sz w:val="18"/>
-          <w:szCs w:val="18"/>
-        </w:rPr>
-        <w:t xml:space="preserve">25        不要SG削除            temp/kasumi-charge/send-master-file        0.5d       低</w:t>
-      </w:r>
-    </w:p>
-    <w:p>
-      <w:pPr>
-        <w:spacing w:before="100" w:after="100"/>
-      </w:pPr>
-      <w:r>
-        <w:rPr>
-          <w:rFonts w:ascii="BIZ UDPGothic" w:cs="BIZ UDPGothic" w:eastAsia="BIZ UDPGothic" w:hAnsi="BIZ UDPGothic"/>
-          <w:color w:val="404040"/>
-          <w:sz w:val="18"/>
-          <w:szCs w:val="18"/>
-        </w:rPr>
-        <w:t xml:space="preserve">3SG削除</w:t>
-      </w:r>
-    </w:p>
-    <w:p>
-      <w:pPr>
-        <w:spacing w:before="100" w:after="100"/>
-      </w:pPr>
-      <w:r>
-        <w:rPr>
-          <w:rFonts w:ascii="BIZ UDPGothic" w:cs="BIZ UDPGothic" w:eastAsia="BIZ UDPGothic" w:hAnsi="BIZ UDPGothic"/>
-          <w:color w:val="404040"/>
-          <w:sz w:val="18"/>
-          <w:szCs w:val="18"/>
-        </w:rPr>
-        <w:t xml:space="preserve">26        locnt IAM権限削減     Full Access→最小権限ポリシー               1d         低</w:t>
-      </w:r>
-    </w:p>
-    <w:p>
-      <w:pPr>
-        <w:spacing w:before="100" w:after="100"/>
-      </w:pPr>
-      <w:r>
-        <w:rPr>
-          <w:rFonts w:ascii="BIZ UDPGothic" w:cs="BIZ UDPGothic" w:eastAsia="BIZ UDPGothic" w:hAnsi="BIZ UDPGothic"/>
-          <w:color w:val="404040"/>
-          <w:sz w:val="18"/>
-          <w:szCs w:val="18"/>
-        </w:rPr>
-        <w:t xml:space="preserve">28        SQS DLQ設定           export-queue/store-code-queue DLQ作成      1d         低</w:t>
-      </w:r>
-    </w:p>
-    <w:p>
-      <w:pPr>
-        <w:spacing w:before="100" w:after="100"/>
-      </w:pPr>
-      <w:r>
-        <w:rPr>
-          <w:rFonts w:ascii="BIZ UDPGothic" w:cs="BIZ UDPGothic" w:eastAsia="BIZ UDPGothic" w:hAnsi="BIZ UDPGothic"/>
-          <w:color w:val="404040"/>
-          <w:sz w:val="18"/>
-          <w:szCs w:val="18"/>
-        </w:rPr>
-        <w:t xml:space="preserve">29        RDS                   db-cluster-pg local_infile=1→0             0.5d       低</w:t>
-      </w:r>
-    </w:p>
-    <w:p>
-      <w:pPr>
-        <w:spacing w:before="100" w:after="100"/>
-      </w:pPr>
-      <w:r>
-        <w:rPr>
-          <w:rFonts w:ascii="BIZ UDPGothic" w:cs="BIZ UDPGothic" w:eastAsia="BIZ UDPGothic" w:hAnsi="BIZ UDPGothic"/>
-          <w:color w:val="404040"/>
-          <w:sz w:val="18"/>
-          <w:szCs w:val="18"/>
-        </w:rPr>
-        <w:t xml:space="preserve">local_infile無効化</w:t>
-      </w:r>
-    </w:p>
-    <w:p>
-      <w:pPr>
-        <w:pBdr>
-          <w:left w:val="thick" w:color="C8102E" w:sz="20" w:space="6"/>
-        </w:pBdr>
-        <w:spacing w:before="280" w:after="100"/>
-      </w:pPr>
-      <w:r>
-        <w:rPr>
-          <w:rFonts w:ascii="BIZ UDPGothic" w:cs="BIZ UDPGothic" w:eastAsia="BIZ UDPGothic" w:hAnsi="BIZ UDPGothic"/>
-          <w:b/>
-          <w:bCs/>
-          <w:color w:val="C8102E"/>
-          <w:sz w:val="24"/>
-          <w:szCs w:val="24"/>
-        </w:rPr>
-        <w:t xml:space="preserve">■ 改修内容</w:t>
-      </w:r>
-      <w:r>
-        <w:br/>
-      </w:r>
-      <w:r>
-        <w:rPr>
-          <w:rFonts w:ascii="BIZ UDPGothic" w:cs="BIZ UDPGothic" w:eastAsia="BIZ UDPGothic" w:hAnsi="BIZ UDPGothic"/>
-          <w:i/>
-          <w:iCs/>
-          <w:color w:val="AA3344"/>
-          <w:sz w:val="17"/>
-          <w:szCs w:val="17"/>
-        </w:rPr>
-        <w:t xml:space="preserve">　Nội Dung Sửa Đổi</w:t>
-      </w:r>
-    </w:p>
-    <w:p>
-      <w:pPr>
-        <w:spacing w:before="100" w:after="100"/>
-      </w:pPr>
-      <w:r>
-        <w:rPr>
-          <w:rFonts w:ascii="BIZ UDPGothic" w:cs="BIZ UDPGothic" w:eastAsia="BIZ UDPGothic" w:hAnsi="BIZ UDPGothic"/>
-          <w:b/>
-          <w:bCs/>
-          <w:color w:val="C8102E"/>
-          <w:sz w:val="20"/>
-          <w:szCs w:val="20"/>
-        </w:rPr>
-        <w:t xml:space="preserve">■ No.18 OpenVPN IPプール重複修正（計画策定）</w:t>
-      </w:r>
-    </w:p>
-    <w:p>
-      <w:pPr>
-        <w:spacing w:before="100" w:after="100"/>
-      </w:pPr>
-      <w:r>
-        <w:rPr>
-          <w:rFonts w:ascii="BIZ UDPGothic" w:cs="BIZ UDPGothic" w:eastAsia="BIZ UDPGothic" w:hAnsi="BIZ UDPGothic"/>
-          <w:b/>
-          <w:bCs/>
-          <w:color w:val="C8102E"/>
-          <w:sz w:val="20"/>
-          <w:szCs w:val="20"/>
-        </w:rPr>
-        <w:t xml:space="preserve">■ 現状・問題</w:t>
-      </w:r>
-    </w:p>
-    <w:p>
-      <w:pPr>
-        <w:spacing w:before="100" w:after="100"/>
-      </w:pPr>
-      <w:r>
-        <w:rPr>
-          <w:rFonts w:ascii="BIZ UDPGothic" w:cs="BIZ UDPGothic" w:eastAsia="BIZ UDPGothic" w:hAnsi="BIZ UDPGothic"/>
-          <w:color w:val="404040"/>
-          <w:sz w:val="18"/>
-          <w:szCs w:val="18"/>
-        </w:rPr>
-        <w:t xml:space="preserve">bastion OpenVPN の server 10.239.2.128/25 が private-1a</w:t>
-      </w:r>
-    </w:p>
-    <w:p>
-      <w:pPr>
-        <w:spacing w:before="100" w:after="100"/>
-      </w:pPr>
-      <w:r>
-        <w:rPr>
-          <w:rFonts w:ascii="BIZ UDPGothic" w:cs="BIZ UDPGothic" w:eastAsia="BIZ UDPGothic" w:hAnsi="BIZ UDPGothic"/>
-          <w:color w:val="404040"/>
-          <w:sz w:val="18"/>
-          <w:szCs w:val="18"/>
-        </w:rPr>
-        <w:t xml:space="preserve">サブネット(10.239.2.128/25)</w:t>
-      </w:r>
-    </w:p>
-    <w:p>
-      <w:pPr>
-        <w:spacing w:before="100" w:after="100"/>
-      </w:pPr>
-      <w:r>
-        <w:rPr>
-          <w:rFonts w:ascii="BIZ UDPGothic" w:cs="BIZ UDPGothic" w:eastAsia="BIZ UDPGothic" w:hAnsi="BIZ UDPGothic"/>
-          <w:color w:val="404040"/>
-          <w:sz w:val="18"/>
-          <w:szCs w:val="18"/>
-        </w:rPr>
-        <w:t xml:space="preserve">と完全重複。VPNクライアントとLambda/EC2のIPが競合する可能性。 */ Dải IP</w:t>
-      </w:r>
-    </w:p>
-    <w:p>
-      <w:pPr>
-        <w:spacing w:before="100" w:after="100"/>
-      </w:pPr>
-      <w:r>
-        <w:rPr>
-          <w:rFonts w:ascii="BIZ UDPGothic" w:cs="BIZ UDPGothic" w:eastAsia="BIZ UDPGothic" w:hAnsi="BIZ UDPGothic"/>
-          <w:color w:val="404040"/>
-          <w:sz w:val="18"/>
-          <w:szCs w:val="18"/>
-        </w:rPr>
-        <w:t xml:space="preserve">OpenVPN server 10.239.2.128/25 trùng hoàn toàn với subnet private-1a. Có</w:t>
-      </w:r>
-    </w:p>
-    <w:p>
-      <w:pPr>
-        <w:spacing w:before="100" w:after="100"/>
-      </w:pPr>
-      <w:r>
-        <w:rPr>
-          <w:rFonts w:ascii="BIZ UDPGothic" w:cs="BIZ UDPGothic" w:eastAsia="BIZ UDPGothic" w:hAnsi="BIZ UDPGothic"/>
-          <w:color w:val="404040"/>
-          <w:sz w:val="18"/>
-          <w:szCs w:val="18"/>
-        </w:rPr>
-        <w:t xml:space="preserve">thể xung đột IP giữa VPN client và Lambda/EC2.*</w:t>
-      </w:r>
-    </w:p>
-    <w:p>
-      <w:pPr>
-        <w:spacing w:before="100" w:after="100"/>
-      </w:pPr>
-      <w:r>
-        <w:rPr>
-          <w:rFonts w:ascii="BIZ UDPGothic" w:cs="BIZ UDPGothic" w:eastAsia="BIZ UDPGothic" w:hAnsi="BIZ UDPGothic"/>
-          <w:b/>
-          <w:bCs/>
-          <w:color w:val="C8102E"/>
-          <w:sz w:val="20"/>
-          <w:szCs w:val="20"/>
-        </w:rPr>
-        <w:t xml:space="preserve">■ 対応方針</w:t>
+        <w:t xml:space="preserve">/ Mô tả quy trình cụ thể cho 8 hạng mục ưu tiên trung bình/thấp trong No.17〜30 của chỉ thị No.012.</w:t>
       </w:r>
     </w:p>
     <w:tbl>
@@ -1759,27 +1368,32 @@
         </w:tblBorders>
       </w:tblPr>
       <w:tblGrid>
-        <w:gridCol w:w="9506"/>
+        <w:gridCol w:w="1901"/>
+        <w:gridCol w:w="1901"/>
+        <w:gridCol w:w="1901"/>
+        <w:gridCol w:w="1901"/>
+        <w:gridCol w:w="1902"/>
       </w:tblGrid>
       <w:tr>
         <w:trPr>
           <w:cantSplit/>
+          <w:tblHeader/>
         </w:trPr>
         <w:tc>
           <w:tcPr>
-            <w:tcW w:type="dxa" w:w="9506"/>
-            <w:tcBorders>
-              <w:top w:val="single" w:color="CCCCCC" w:sz="4"/>
-              <w:left w:val="single" w:color="CCCCCC" w:sz="4"/>
-              <w:bottom w:val="single" w:color="CCCCCC" w:sz="4"/>
-              <w:right w:val="single" w:color="CCCCCC" w:sz="4"/>
-            </w:tcBorders>
-            <w:shd w:fill="F5F5F5" w:val="clear"/>
-            <w:tcMar>
-              <w:top w:type="dxa" w:w="80"/>
-              <w:left w:type="dxa" w:w="200"/>
-              <w:bottom w:type="dxa" w:w="80"/>
-              <w:right w:type="dxa" w:w="200"/>
+            <w:tcW w:type="dxa" w:w="1901"/>
+            <w:tcBorders>
+              <w:top w:val="single" w:color="CCCCCC" w:sz="4"/>
+              <w:left w:val="single" w:color="CCCCCC" w:sz="4"/>
+              <w:bottom w:val="single" w:color="CCCCCC" w:sz="4"/>
+              <w:right w:val="single" w:color="CCCCCC" w:sz="4"/>
+            </w:tcBorders>
+            <w:shd w:fill="E8E8E8" w:val="clear"/>
+            <w:tcMar>
+              <w:top w:type="dxa" w:w="80"/>
+              <w:left w:type="dxa" w:w="120"/>
+              <w:bottom w:type="dxa" w:w="80"/>
+              <w:right w:type="dxa" w:w="120"/>
             </w:tcMar>
           </w:tcPr>
           <w:p>
@@ -1788,26 +1402,1460 @@
             </w:pPr>
             <w:r>
               <w:rPr>
-                <w:rFonts w:ascii="Courier New" w:cs="Courier New" w:eastAsia="Courier New" w:hAnsi="Courier New"/>
-                <w:color w:val="404040"/>
-                <w:sz w:val="16"/>
-                <w:szCs w:val="16"/>
-              </w:rPr>
-              <w:t xml:space="preserve">AWS Client VPN</w:t>
-            </w:r>
-          </w:p>
+                <w:rFonts w:ascii="BIZ UDPGothic" w:cs="BIZ UDPGothic" w:eastAsia="BIZ UDPGothic" w:hAnsi="BIZ UDPGothic"/>
+                <w:color w:val="404040"/>
+                <w:sz w:val="18"/>
+                <w:szCs w:val="18"/>
+              </w:rPr>
+              <w:t xml:space="preserve">No.</w:t>
+            </w:r>
+          </w:p>
+        </w:tc>
+        <w:tc>
+          <w:tcPr>
+            <w:tcW w:type="dxa" w:w="1901"/>
+            <w:tcBorders>
+              <w:top w:val="single" w:color="CCCCCC" w:sz="4"/>
+              <w:left w:val="single" w:color="CCCCCC" w:sz="4"/>
+              <w:bottom w:val="single" w:color="CCCCCC" w:sz="4"/>
+              <w:right w:val="single" w:color="CCCCCC" w:sz="4"/>
+            </w:tcBorders>
+            <w:shd w:fill="E8E8E8" w:val="clear"/>
+            <w:tcMar>
+              <w:top w:type="dxa" w:w="80"/>
+              <w:left w:type="dxa" w:w="120"/>
+              <w:bottom w:type="dxa" w:w="80"/>
+              <w:right w:type="dxa" w:w="120"/>
+            </w:tcMar>
+          </w:tcPr>
           <w:p>
             <w:pPr>
               <w:spacing w:before="0" w:after="0"/>
             </w:pPr>
             <w:r>
               <w:rPr>
-                <w:rFonts w:ascii="Courier New" w:cs="Courier New" w:eastAsia="Courier New" w:hAnsi="Courier New"/>
-                <w:color w:val="404040"/>
-                <w:sz w:val="16"/>
-                <w:szCs w:val="16"/>
-              </w:rPr>
-              <w:t xml:space="preserve">への完全移行計画を策定し、移行完了後にOpenVPNを廃止する。本項目は計画策定のみ。</w:t>
+                <w:rFonts w:ascii="BIZ UDPGothic" w:cs="BIZ UDPGothic" w:eastAsia="BIZ UDPGothic" w:hAnsi="BIZ UDPGothic"/>
+                <w:color w:val="404040"/>
+                <w:sz w:val="18"/>
+                <w:szCs w:val="18"/>
+              </w:rPr>
+              <w:t xml:space="preserve">改修タイトル / Tiêu đề</w:t>
+            </w:r>
+          </w:p>
+        </w:tc>
+        <w:tc>
+          <w:tcPr>
+            <w:tcW w:type="dxa" w:w="1901"/>
+            <w:tcBorders>
+              <w:top w:val="single" w:color="CCCCCC" w:sz="4"/>
+              <w:left w:val="single" w:color="CCCCCC" w:sz="4"/>
+              <w:bottom w:val="single" w:color="CCCCCC" w:sz="4"/>
+              <w:right w:val="single" w:color="CCCCCC" w:sz="4"/>
+            </w:tcBorders>
+            <w:shd w:fill="E8E8E8" w:val="clear"/>
+            <w:tcMar>
+              <w:top w:type="dxa" w:w="80"/>
+              <w:left w:type="dxa" w:w="120"/>
+              <w:bottom w:type="dxa" w:w="80"/>
+              <w:right w:type="dxa" w:w="120"/>
+            </w:tcMar>
+          </w:tcPr>
+          <w:p>
+            <w:pPr>
+              <w:spacing w:before="0" w:after="0"/>
+            </w:pPr>
+            <w:r>
+              <w:rPr>
+                <w:rFonts w:ascii="BIZ UDPGothic" w:cs="BIZ UDPGothic" w:eastAsia="BIZ UDPGothic" w:hAnsi="BIZ UDPGothic"/>
+                <w:color w:val="404040"/>
+                <w:sz w:val="18"/>
+                <w:szCs w:val="18"/>
+              </w:rPr>
+              <w:t xml:space="preserve">概要 / Tổng quan</w:t>
+            </w:r>
+          </w:p>
+        </w:tc>
+        <w:tc>
+          <w:tcPr>
+            <w:tcW w:type="dxa" w:w="1901"/>
+            <w:tcBorders>
+              <w:top w:val="single" w:color="CCCCCC" w:sz="4"/>
+              <w:left w:val="single" w:color="CCCCCC" w:sz="4"/>
+              <w:bottom w:val="single" w:color="CCCCCC" w:sz="4"/>
+              <w:right w:val="single" w:color="CCCCCC" w:sz="4"/>
+            </w:tcBorders>
+            <w:shd w:fill="E8E8E8" w:val="clear"/>
+            <w:tcMar>
+              <w:top w:type="dxa" w:w="80"/>
+              <w:left w:type="dxa" w:w="120"/>
+              <w:bottom w:type="dxa" w:w="80"/>
+              <w:right w:type="dxa" w:w="120"/>
+            </w:tcMar>
+          </w:tcPr>
+          <w:p>
+            <w:pPr>
+              <w:spacing w:before="0" w:after="0"/>
+            </w:pPr>
+            <w:r>
+              <w:rPr>
+                <w:rFonts w:ascii="BIZ UDPGothic" w:cs="BIZ UDPGothic" w:eastAsia="BIZ UDPGothic" w:hAnsi="BIZ UDPGothic"/>
+                <w:color w:val="404040"/>
+                <w:sz w:val="18"/>
+                <w:szCs w:val="18"/>
+              </w:rPr>
+              <w:t xml:space="preserve">工数 / Khối lượng</w:t>
+            </w:r>
+          </w:p>
+        </w:tc>
+        <w:tc>
+          <w:tcPr>
+            <w:tcW w:type="dxa" w:w="1902"/>
+            <w:tcBorders>
+              <w:top w:val="single" w:color="CCCCCC" w:sz="4"/>
+              <w:left w:val="single" w:color="CCCCCC" w:sz="4"/>
+              <w:bottom w:val="single" w:color="CCCCCC" w:sz="4"/>
+              <w:right w:val="single" w:color="CCCCCC" w:sz="4"/>
+            </w:tcBorders>
+            <w:shd w:fill="E8E8E8" w:val="clear"/>
+            <w:tcMar>
+              <w:top w:type="dxa" w:w="80"/>
+              <w:left w:type="dxa" w:w="120"/>
+              <w:bottom w:type="dxa" w:w="80"/>
+              <w:right w:type="dxa" w:w="120"/>
+            </w:tcMar>
+          </w:tcPr>
+          <w:p>
+            <w:pPr>
+              <w:spacing w:before="0" w:after="0"/>
+            </w:pPr>
+            <w:r>
+              <w:rPr>
+                <w:rFonts w:ascii="BIZ UDPGothic" w:cs="BIZ UDPGothic" w:eastAsia="BIZ UDPGothic" w:hAnsi="BIZ UDPGothic"/>
+                <w:color w:val="404040"/>
+                <w:sz w:val="18"/>
+                <w:szCs w:val="18"/>
+              </w:rPr>
+              <w:t xml:space="preserve">リスク / Rủi ro</w:t>
+            </w:r>
+          </w:p>
+        </w:tc>
+      </w:tr>
+      <w:tr>
+        <w:trPr>
+          <w:cantSplit/>
+        </w:trPr>
+        <w:tc>
+          <w:tcPr>
+            <w:tcW w:type="dxa" w:w="1901"/>
+            <w:tcBorders>
+              <w:top w:val="single" w:color="CCCCCC" w:sz="4"/>
+              <w:left w:val="single" w:color="CCCCCC" w:sz="4"/>
+              <w:bottom w:val="single" w:color="CCCCCC" w:sz="4"/>
+              <w:right w:val="single" w:color="CCCCCC" w:sz="4"/>
+            </w:tcBorders>
+            <w:shd w:fill="FFFFFF" w:val="clear"/>
+            <w:tcMar>
+              <w:top w:type="dxa" w:w="80"/>
+              <w:left w:type="dxa" w:w="120"/>
+              <w:bottom w:type="dxa" w:w="80"/>
+              <w:right w:type="dxa" w:w="120"/>
+            </w:tcMar>
+          </w:tcPr>
+          <w:p>
+            <w:pPr>
+              <w:spacing w:before="0" w:after="0"/>
+            </w:pPr>
+            <w:r>
+              <w:rPr>
+                <w:rFonts w:ascii="BIZ UDPGothic" w:cs="BIZ UDPGothic" w:eastAsia="BIZ UDPGothic" w:hAnsi="BIZ UDPGothic"/>
+                <w:color w:val="404040"/>
+                <w:sz w:val="18"/>
+                <w:szCs w:val="18"/>
+              </w:rPr>
+              <w:t xml:space="preserve">18</w:t>
+            </w:r>
+          </w:p>
+        </w:tc>
+        <w:tc>
+          <w:tcPr>
+            <w:tcW w:type="dxa" w:w="1901"/>
+            <w:tcBorders>
+              <w:top w:val="single" w:color="CCCCCC" w:sz="4"/>
+              <w:left w:val="single" w:color="CCCCCC" w:sz="4"/>
+              <w:bottom w:val="single" w:color="CCCCCC" w:sz="4"/>
+              <w:right w:val="single" w:color="CCCCCC" w:sz="4"/>
+            </w:tcBorders>
+            <w:shd w:fill="FFFFFF" w:val="clear"/>
+            <w:tcMar>
+              <w:top w:type="dxa" w:w="80"/>
+              <w:left w:type="dxa" w:w="120"/>
+              <w:bottom w:type="dxa" w:w="80"/>
+              <w:right w:type="dxa" w:w="120"/>
+            </w:tcMar>
+          </w:tcPr>
+          <w:p>
+            <w:pPr>
+              <w:spacing w:before="0" w:after="0"/>
+            </w:pPr>
+            <w:r>
+              <w:rPr>
+                <w:rFonts w:ascii="BIZ UDPGothic" w:cs="BIZ UDPGothic" w:eastAsia="BIZ UDPGothic" w:hAnsi="BIZ UDPGothic"/>
+                <w:color w:val="404040"/>
+                <w:sz w:val="18"/>
+                <w:szCs w:val="18"/>
+              </w:rPr>
+              <w:t xml:space="preserve">OpenVPN IPプール重複修正</w:t>
+            </w:r>
+          </w:p>
+        </w:tc>
+        <w:tc>
+          <w:tcPr>
+            <w:tcW w:type="dxa" w:w="1901"/>
+            <w:tcBorders>
+              <w:top w:val="single" w:color="CCCCCC" w:sz="4"/>
+              <w:left w:val="single" w:color="CCCCCC" w:sz="4"/>
+              <w:bottom w:val="single" w:color="CCCCCC" w:sz="4"/>
+              <w:right w:val="single" w:color="CCCCCC" w:sz="4"/>
+            </w:tcBorders>
+            <w:shd w:fill="FFFFFF" w:val="clear"/>
+            <w:tcMar>
+              <w:top w:type="dxa" w:w="80"/>
+              <w:left w:type="dxa" w:w="120"/>
+              <w:bottom w:type="dxa" w:w="80"/>
+              <w:right w:type="dxa" w:w="120"/>
+            </w:tcMar>
+          </w:tcPr>
+          <w:p>
+            <w:pPr>
+              <w:spacing w:before="0" w:after="0"/>
+            </w:pPr>
+            <w:r>
+              <w:rPr>
+                <w:rFonts w:ascii="BIZ UDPGothic" w:cs="BIZ UDPGothic" w:eastAsia="BIZ UDPGothic" w:hAnsi="BIZ UDPGothic"/>
+                <w:color w:val="404040"/>
+                <w:sz w:val="18"/>
+                <w:szCs w:val="18"/>
+              </w:rPr>
+              <w:t xml:space="preserve">10.239.2.128/25がprivate-1aと重複→Client VPN移行計画</w:t>
+            </w:r>
+          </w:p>
+        </w:tc>
+        <w:tc>
+          <w:tcPr>
+            <w:tcW w:type="dxa" w:w="1901"/>
+            <w:tcBorders>
+              <w:top w:val="single" w:color="CCCCCC" w:sz="4"/>
+              <w:left w:val="single" w:color="CCCCCC" w:sz="4"/>
+              <w:bottom w:val="single" w:color="CCCCCC" w:sz="4"/>
+              <w:right w:val="single" w:color="CCCCCC" w:sz="4"/>
+            </w:tcBorders>
+            <w:shd w:fill="FFFFFF" w:val="clear"/>
+            <w:tcMar>
+              <w:top w:type="dxa" w:w="80"/>
+              <w:left w:type="dxa" w:w="120"/>
+              <w:bottom w:type="dxa" w:w="80"/>
+              <w:right w:type="dxa" w:w="120"/>
+            </w:tcMar>
+          </w:tcPr>
+          <w:p>
+            <w:pPr>
+              <w:spacing w:before="0" w:after="0"/>
+            </w:pPr>
+            <w:r>
+              <w:rPr>
+                <w:rFonts w:ascii="BIZ UDPGothic" w:cs="BIZ UDPGothic" w:eastAsia="BIZ UDPGothic" w:hAnsi="BIZ UDPGothic"/>
+                <w:color w:val="404040"/>
+                <w:sz w:val="18"/>
+                <w:szCs w:val="18"/>
+              </w:rPr>
+              <w:t xml:space="preserve">1d</w:t>
+            </w:r>
+          </w:p>
+        </w:tc>
+        <w:tc>
+          <w:tcPr>
+            <w:tcW w:type="dxa" w:w="1902"/>
+            <w:tcBorders>
+              <w:top w:val="single" w:color="CCCCCC" w:sz="4"/>
+              <w:left w:val="single" w:color="CCCCCC" w:sz="4"/>
+              <w:bottom w:val="single" w:color="CCCCCC" w:sz="4"/>
+              <w:right w:val="single" w:color="CCCCCC" w:sz="4"/>
+            </w:tcBorders>
+            <w:shd w:fill="FFFFFF" w:val="clear"/>
+            <w:tcMar>
+              <w:top w:type="dxa" w:w="80"/>
+              <w:left w:type="dxa" w:w="120"/>
+              <w:bottom w:type="dxa" w:w="80"/>
+              <w:right w:type="dxa" w:w="120"/>
+            </w:tcMar>
+          </w:tcPr>
+          <w:p>
+            <w:pPr>
+              <w:spacing w:before="0" w:after="0"/>
+            </w:pPr>
+            <w:r>
+              <w:rPr>
+                <w:rFonts w:ascii="BIZ UDPGothic" w:cs="BIZ UDPGothic" w:eastAsia="BIZ UDPGothic" w:hAnsi="BIZ UDPGothic"/>
+                <w:color w:val="404040"/>
+                <w:sz w:val="18"/>
+                <w:szCs w:val="18"/>
+              </w:rPr>
+              <w:t xml:space="preserve">中</w:t>
+            </w:r>
+          </w:p>
+        </w:tc>
+      </w:tr>
+      <w:tr>
+        <w:trPr>
+          <w:cantSplit/>
+        </w:trPr>
+        <w:tc>
+          <w:tcPr>
+            <w:tcW w:type="dxa" w:w="1901"/>
+            <w:tcBorders>
+              <w:top w:val="single" w:color="CCCCCC" w:sz="4"/>
+              <w:left w:val="single" w:color="CCCCCC" w:sz="4"/>
+              <w:bottom w:val="single" w:color="CCCCCC" w:sz="4"/>
+              <w:right w:val="single" w:color="CCCCCC" w:sz="4"/>
+            </w:tcBorders>
+            <w:shd w:fill="FFFFFF" w:val="clear"/>
+            <w:tcMar>
+              <w:top w:type="dxa" w:w="80"/>
+              <w:left w:type="dxa" w:w="120"/>
+              <w:bottom w:type="dxa" w:w="80"/>
+              <w:right w:type="dxa" w:w="120"/>
+            </w:tcMar>
+          </w:tcPr>
+          <w:p>
+            <w:pPr>
+              <w:spacing w:before="0" w:after="0"/>
+            </w:pPr>
+            <w:r>
+              <w:rPr>
+                <w:rFonts w:ascii="BIZ UDPGothic" w:cs="BIZ UDPGothic" w:eastAsia="BIZ UDPGothic" w:hAnsi="BIZ UDPGothic"/>
+                <w:color w:val="404040"/>
+                <w:sz w:val="18"/>
+                <w:szCs w:val="18"/>
+              </w:rPr>
+              <w:t xml:space="preserve">20</w:t>
+            </w:r>
+          </w:p>
+        </w:tc>
+        <w:tc>
+          <w:tcPr>
+            <w:tcW w:type="dxa" w:w="1901"/>
+            <w:tcBorders>
+              <w:top w:val="single" w:color="CCCCCC" w:sz="4"/>
+              <w:left w:val="single" w:color="CCCCCC" w:sz="4"/>
+              <w:bottom w:val="single" w:color="CCCCCC" w:sz="4"/>
+              <w:right w:val="single" w:color="CCCCCC" w:sz="4"/>
+            </w:tcBorders>
+            <w:shd w:fill="FFFFFF" w:val="clear"/>
+            <w:tcMar>
+              <w:top w:type="dxa" w:w="80"/>
+              <w:left w:type="dxa" w:w="120"/>
+              <w:bottom w:type="dxa" w:w="80"/>
+              <w:right w:type="dxa" w:w="120"/>
+            </w:tcMar>
+          </w:tcPr>
+          <w:p>
+            <w:pPr>
+              <w:spacing w:before="0" w:after="0"/>
+            </w:pPr>
+            <w:r>
+              <w:rPr>
+                <w:rFonts w:ascii="BIZ UDPGothic" w:cs="BIZ UDPGothic" w:eastAsia="BIZ UDPGothic" w:hAnsi="BIZ UDPGothic"/>
+                <w:color w:val="404040"/>
+                <w:sz w:val="18"/>
+                <w:szCs w:val="18"/>
+              </w:rPr>
+              <w:t xml:space="preserve">giftcard IAMプロファイル分離</w:t>
+            </w:r>
+          </w:p>
+        </w:tc>
+        <w:tc>
+          <w:tcPr>
+            <w:tcW w:type="dxa" w:w="1901"/>
+            <w:tcBorders>
+              <w:top w:val="single" w:color="CCCCCC" w:sz="4"/>
+              <w:left w:val="single" w:color="CCCCCC" w:sz="4"/>
+              <w:bottom w:val="single" w:color="CCCCCC" w:sz="4"/>
+              <w:right w:val="single" w:color="CCCCCC" w:sz="4"/>
+            </w:tcBorders>
+            <w:shd w:fill="FFFFFF" w:val="clear"/>
+            <w:tcMar>
+              <w:top w:type="dxa" w:w="80"/>
+              <w:left w:type="dxa" w:w="120"/>
+              <w:bottom w:type="dxa" w:w="80"/>
+              <w:right w:type="dxa" w:w="120"/>
+            </w:tcMar>
+          </w:tcPr>
+          <w:p>
+            <w:pPr>
+              <w:spacing w:before="0" w:after="0"/>
+            </w:pPr>
+            <w:r>
+              <w:rPr>
+                <w:rFonts w:ascii="BIZ UDPGothic" w:cs="BIZ UDPGothic" w:eastAsia="BIZ UDPGothic" w:hAnsi="BIZ UDPGothic"/>
+                <w:color w:val="404040"/>
+                <w:sz w:val="18"/>
+                <w:szCs w:val="18"/>
+              </w:rPr>
+              <w:t xml:space="preserve">web-beと共用→専用ロール作成</w:t>
+            </w:r>
+          </w:p>
+        </w:tc>
+        <w:tc>
+          <w:tcPr>
+            <w:tcW w:type="dxa" w:w="1901"/>
+            <w:tcBorders>
+              <w:top w:val="single" w:color="CCCCCC" w:sz="4"/>
+              <w:left w:val="single" w:color="CCCCCC" w:sz="4"/>
+              <w:bottom w:val="single" w:color="CCCCCC" w:sz="4"/>
+              <w:right w:val="single" w:color="CCCCCC" w:sz="4"/>
+            </w:tcBorders>
+            <w:shd w:fill="FFFFFF" w:val="clear"/>
+            <w:tcMar>
+              <w:top w:type="dxa" w:w="80"/>
+              <w:left w:type="dxa" w:w="120"/>
+              <w:bottom w:type="dxa" w:w="80"/>
+              <w:right w:type="dxa" w:w="120"/>
+            </w:tcMar>
+          </w:tcPr>
+          <w:p>
+            <w:pPr>
+              <w:spacing w:before="0" w:after="0"/>
+            </w:pPr>
+            <w:r>
+              <w:rPr>
+                <w:rFonts w:ascii="BIZ UDPGothic" w:cs="BIZ UDPGothic" w:eastAsia="BIZ UDPGothic" w:hAnsi="BIZ UDPGothic"/>
+                <w:color w:val="404040"/>
+                <w:sz w:val="18"/>
+                <w:szCs w:val="18"/>
+              </w:rPr>
+              <w:t xml:space="preserve">1d</w:t>
+            </w:r>
+          </w:p>
+        </w:tc>
+        <w:tc>
+          <w:tcPr>
+            <w:tcW w:type="dxa" w:w="1902"/>
+            <w:tcBorders>
+              <w:top w:val="single" w:color="CCCCCC" w:sz="4"/>
+              <w:left w:val="single" w:color="CCCCCC" w:sz="4"/>
+              <w:bottom w:val="single" w:color="CCCCCC" w:sz="4"/>
+              <w:right w:val="single" w:color="CCCCCC" w:sz="4"/>
+            </w:tcBorders>
+            <w:shd w:fill="FFFFFF" w:val="clear"/>
+            <w:tcMar>
+              <w:top w:type="dxa" w:w="80"/>
+              <w:left w:type="dxa" w:w="120"/>
+              <w:bottom w:type="dxa" w:w="80"/>
+              <w:right w:type="dxa" w:w="120"/>
+            </w:tcMar>
+          </w:tcPr>
+          <w:p>
+            <w:pPr>
+              <w:spacing w:before="0" w:after="0"/>
+            </w:pPr>
+            <w:r>
+              <w:rPr>
+                <w:rFonts w:ascii="BIZ UDPGothic" w:cs="BIZ UDPGothic" w:eastAsia="BIZ UDPGothic" w:hAnsi="BIZ UDPGothic"/>
+                <w:color w:val="404040"/>
+                <w:sz w:val="18"/>
+                <w:szCs w:val="18"/>
+              </w:rPr>
+              <w:t xml:space="preserve">低</w:t>
+            </w:r>
+          </w:p>
+        </w:tc>
+      </w:tr>
+      <w:tr>
+        <w:trPr>
+          <w:cantSplit/>
+        </w:trPr>
+        <w:tc>
+          <w:tcPr>
+            <w:tcW w:type="dxa" w:w="1901"/>
+            <w:tcBorders>
+              <w:top w:val="single" w:color="CCCCCC" w:sz="4"/>
+              <w:left w:val="single" w:color="CCCCCC" w:sz="4"/>
+              <w:bottom w:val="single" w:color="CCCCCC" w:sz="4"/>
+              <w:right w:val="single" w:color="CCCCCC" w:sz="4"/>
+            </w:tcBorders>
+            <w:shd w:fill="FFFFFF" w:val="clear"/>
+            <w:tcMar>
+              <w:top w:type="dxa" w:w="80"/>
+              <w:left w:type="dxa" w:w="120"/>
+              <w:bottom w:type="dxa" w:w="80"/>
+              <w:right w:type="dxa" w:w="120"/>
+            </w:tcMar>
+          </w:tcPr>
+          <w:p>
+            <w:pPr>
+              <w:spacing w:before="0" w:after="0"/>
+            </w:pPr>
+            <w:r>
+              <w:rPr>
+                <w:rFonts w:ascii="BIZ UDPGothic" w:cs="BIZ UDPGothic" w:eastAsia="BIZ UDPGothic" w:hAnsi="BIZ UDPGothic"/>
+                <w:color w:val="404040"/>
+                <w:sz w:val="18"/>
+                <w:szCs w:val="18"/>
+              </w:rPr>
+              <w:t xml:space="preserve">22</w:t>
+            </w:r>
+          </w:p>
+        </w:tc>
+        <w:tc>
+          <w:tcPr>
+            <w:tcW w:type="dxa" w:w="1901"/>
+            <w:tcBorders>
+              <w:top w:val="single" w:color="CCCCCC" w:sz="4"/>
+              <w:left w:val="single" w:color="CCCCCC" w:sz="4"/>
+              <w:bottom w:val="single" w:color="CCCCCC" w:sz="4"/>
+              <w:right w:val="single" w:color="CCCCCC" w:sz="4"/>
+            </w:tcBorders>
+            <w:shd w:fill="FFFFFF" w:val="clear"/>
+            <w:tcMar>
+              <w:top w:type="dxa" w:w="80"/>
+              <w:left w:type="dxa" w:w="120"/>
+              <w:bottom w:type="dxa" w:w="80"/>
+              <w:right w:type="dxa" w:w="120"/>
+            </w:tcMar>
+          </w:tcPr>
+          <w:p>
+            <w:pPr>
+              <w:spacing w:before="0" w:after="0"/>
+            </w:pPr>
+            <w:r>
+              <w:rPr>
+                <w:rFonts w:ascii="BIZ UDPGothic" w:cs="BIZ UDPGothic" w:eastAsia="BIZ UDPGothic" w:hAnsi="BIZ UDPGothic"/>
+                <w:color w:val="404040"/>
+                <w:sz w:val="18"/>
+                <w:szCs w:val="18"/>
+              </w:rPr>
+              <w:t xml:space="preserve">EBSボリューム暗号化</w:t>
+            </w:r>
+          </w:p>
+        </w:tc>
+        <w:tc>
+          <w:tcPr>
+            <w:tcW w:type="dxa" w:w="1901"/>
+            <w:tcBorders>
+              <w:top w:val="single" w:color="CCCCCC" w:sz="4"/>
+              <w:left w:val="single" w:color="CCCCCC" w:sz="4"/>
+              <w:bottom w:val="single" w:color="CCCCCC" w:sz="4"/>
+              <w:right w:val="single" w:color="CCCCCC" w:sz="4"/>
+            </w:tcBorders>
+            <w:shd w:fill="FFFFFF" w:val="clear"/>
+            <w:tcMar>
+              <w:top w:type="dxa" w:w="80"/>
+              <w:left w:type="dxa" w:w="120"/>
+              <w:bottom w:type="dxa" w:w="80"/>
+              <w:right w:type="dxa" w:w="120"/>
+            </w:tcMar>
+          </w:tcPr>
+          <w:p>
+            <w:pPr>
+              <w:spacing w:before="0" w:after="0"/>
+            </w:pPr>
+            <w:r>
+              <w:rPr>
+                <w:rFonts w:ascii="BIZ UDPGothic" w:cs="BIZ UDPGothic" w:eastAsia="BIZ UDPGothic" w:hAnsi="BIZ UDPGothic"/>
+                <w:color w:val="404040"/>
+                <w:sz w:val="18"/>
+                <w:szCs w:val="18"/>
+              </w:rPr>
+              <w:t xml:space="preserve">4ボリューム未暗号化→KMS暗号化</w:t>
+            </w:r>
+          </w:p>
+        </w:tc>
+        <w:tc>
+          <w:tcPr>
+            <w:tcW w:type="dxa" w:w="1901"/>
+            <w:tcBorders>
+              <w:top w:val="single" w:color="CCCCCC" w:sz="4"/>
+              <w:left w:val="single" w:color="CCCCCC" w:sz="4"/>
+              <w:bottom w:val="single" w:color="CCCCCC" w:sz="4"/>
+              <w:right w:val="single" w:color="CCCCCC" w:sz="4"/>
+            </w:tcBorders>
+            <w:shd w:fill="FFFFFF" w:val="clear"/>
+            <w:tcMar>
+              <w:top w:type="dxa" w:w="80"/>
+              <w:left w:type="dxa" w:w="120"/>
+              <w:bottom w:type="dxa" w:w="80"/>
+              <w:right w:type="dxa" w:w="120"/>
+            </w:tcMar>
+          </w:tcPr>
+          <w:p>
+            <w:pPr>
+              <w:spacing w:before="0" w:after="0"/>
+            </w:pPr>
+            <w:r>
+              <w:rPr>
+                <w:rFonts w:ascii="BIZ UDPGothic" w:cs="BIZ UDPGothic" w:eastAsia="BIZ UDPGothic" w:hAnsi="BIZ UDPGothic"/>
+                <w:color w:val="404040"/>
+                <w:sz w:val="18"/>
+                <w:szCs w:val="18"/>
+              </w:rPr>
+              <w:t xml:space="preserve">2d</w:t>
+            </w:r>
+          </w:p>
+        </w:tc>
+        <w:tc>
+          <w:tcPr>
+            <w:tcW w:type="dxa" w:w="1902"/>
+            <w:tcBorders>
+              <w:top w:val="single" w:color="CCCCCC" w:sz="4"/>
+              <w:left w:val="single" w:color="CCCCCC" w:sz="4"/>
+              <w:bottom w:val="single" w:color="CCCCCC" w:sz="4"/>
+              <w:right w:val="single" w:color="CCCCCC" w:sz="4"/>
+            </w:tcBorders>
+            <w:shd w:fill="FFFFFF" w:val="clear"/>
+            <w:tcMar>
+              <w:top w:type="dxa" w:w="80"/>
+              <w:left w:type="dxa" w:w="120"/>
+              <w:bottom w:type="dxa" w:w="80"/>
+              <w:right w:type="dxa" w:w="120"/>
+            </w:tcMar>
+          </w:tcPr>
+          <w:p>
+            <w:pPr>
+              <w:spacing w:before="0" w:after="0"/>
+            </w:pPr>
+            <w:r>
+              <w:rPr>
+                <w:rFonts w:ascii="BIZ UDPGothic" w:cs="BIZ UDPGothic" w:eastAsia="BIZ UDPGothic" w:hAnsi="BIZ UDPGothic"/>
+                <w:color w:val="404040"/>
+                <w:sz w:val="18"/>
+                <w:szCs w:val="18"/>
+              </w:rPr>
+              <w:t xml:space="preserve">中</w:t>
+            </w:r>
+          </w:p>
+        </w:tc>
+      </w:tr>
+      <w:tr>
+        <w:trPr>
+          <w:cantSplit/>
+        </w:trPr>
+        <w:tc>
+          <w:tcPr>
+            <w:tcW w:type="dxa" w:w="1901"/>
+            <w:tcBorders>
+              <w:top w:val="single" w:color="CCCCCC" w:sz="4"/>
+              <w:left w:val="single" w:color="CCCCCC" w:sz="4"/>
+              <w:bottom w:val="single" w:color="CCCCCC" w:sz="4"/>
+              <w:right w:val="single" w:color="CCCCCC" w:sz="4"/>
+            </w:tcBorders>
+            <w:shd w:fill="FFFFFF" w:val="clear"/>
+            <w:tcMar>
+              <w:top w:type="dxa" w:w="80"/>
+              <w:left w:type="dxa" w:w="120"/>
+              <w:bottom w:type="dxa" w:w="80"/>
+              <w:right w:type="dxa" w:w="120"/>
+            </w:tcMar>
+          </w:tcPr>
+          <w:p>
+            <w:pPr>
+              <w:spacing w:before="0" w:after="0"/>
+            </w:pPr>
+            <w:r>
+              <w:rPr>
+                <w:rFonts w:ascii="BIZ UDPGothic" w:cs="BIZ UDPGothic" w:eastAsia="BIZ UDPGothic" w:hAnsi="BIZ UDPGothic"/>
+                <w:color w:val="404040"/>
+                <w:sz w:val="18"/>
+                <w:szCs w:val="18"/>
+              </w:rPr>
+              <w:t xml:space="preserve">23</w:t>
+            </w:r>
+          </w:p>
+        </w:tc>
+        <w:tc>
+          <w:tcPr>
+            <w:tcW w:type="dxa" w:w="1901"/>
+            <w:tcBorders>
+              <w:top w:val="single" w:color="CCCCCC" w:sz="4"/>
+              <w:left w:val="single" w:color="CCCCCC" w:sz="4"/>
+              <w:bottom w:val="single" w:color="CCCCCC" w:sz="4"/>
+              <w:right w:val="single" w:color="CCCCCC" w:sz="4"/>
+            </w:tcBorders>
+            <w:shd w:fill="FFFFFF" w:val="clear"/>
+            <w:tcMar>
+              <w:top w:type="dxa" w:w="80"/>
+              <w:left w:type="dxa" w:w="120"/>
+              <w:bottom w:type="dxa" w:w="80"/>
+              <w:right w:type="dxa" w:w="120"/>
+            </w:tcMar>
+          </w:tcPr>
+          <w:p>
+            <w:pPr>
+              <w:spacing w:before="0" w:after="0"/>
+            </w:pPr>
+            <w:r>
+              <w:rPr>
+                <w:rFonts w:ascii="BIZ UDPGothic" w:cs="BIZ UDPGothic" w:eastAsia="BIZ UDPGothic" w:hAnsi="BIZ UDPGothic"/>
+                <w:color w:val="404040"/>
+                <w:sz w:val="18"/>
+                <w:szCs w:val="18"/>
+              </w:rPr>
+              <w:t xml:space="preserve">Transfer Family SSH鍵整理</w:t>
+            </w:r>
+          </w:p>
+        </w:tc>
+        <w:tc>
+          <w:tcPr>
+            <w:tcW w:type="dxa" w:w="1901"/>
+            <w:tcBorders>
+              <w:top w:val="single" w:color="CCCCCC" w:sz="4"/>
+              <w:left w:val="single" w:color="CCCCCC" w:sz="4"/>
+              <w:bottom w:val="single" w:color="CCCCCC" w:sz="4"/>
+              <w:right w:val="single" w:color="CCCCCC" w:sz="4"/>
+            </w:tcBorders>
+            <w:shd w:fill="FFFFFF" w:val="clear"/>
+            <w:tcMar>
+              <w:top w:type="dxa" w:w="80"/>
+              <w:left w:type="dxa" w:w="120"/>
+              <w:bottom w:type="dxa" w:w="80"/>
+              <w:right w:type="dxa" w:w="120"/>
+            </w:tcMar>
+          </w:tcPr>
+          <w:p>
+            <w:pPr>
+              <w:spacing w:before="0" w:after="0"/>
+            </w:pPr>
+            <w:r>
+              <w:rPr>
+                <w:rFonts w:ascii="BIZ UDPGothic" w:cs="BIZ UDPGothic" w:eastAsia="BIZ UDPGothic" w:hAnsi="BIZ UDPGothic"/>
+                <w:color w:val="404040"/>
+                <w:sz w:val="18"/>
+                <w:szCs w:val="18"/>
+              </w:rPr>
+              <w:t xml:space="preserve">bastion root生成鍵→外部提供鍵に差替</w:t>
+            </w:r>
+          </w:p>
+        </w:tc>
+        <w:tc>
+          <w:tcPr>
+            <w:tcW w:type="dxa" w:w="1901"/>
+            <w:tcBorders>
+              <w:top w:val="single" w:color="CCCCCC" w:sz="4"/>
+              <w:left w:val="single" w:color="CCCCCC" w:sz="4"/>
+              <w:bottom w:val="single" w:color="CCCCCC" w:sz="4"/>
+              <w:right w:val="single" w:color="CCCCCC" w:sz="4"/>
+            </w:tcBorders>
+            <w:shd w:fill="FFFFFF" w:val="clear"/>
+            <w:tcMar>
+              <w:top w:type="dxa" w:w="80"/>
+              <w:left w:type="dxa" w:w="120"/>
+              <w:bottom w:type="dxa" w:w="80"/>
+              <w:right w:type="dxa" w:w="120"/>
+            </w:tcMar>
+          </w:tcPr>
+          <w:p>
+            <w:pPr>
+              <w:spacing w:before="0" w:after="0"/>
+            </w:pPr>
+            <w:r>
+              <w:rPr>
+                <w:rFonts w:ascii="BIZ UDPGothic" w:cs="BIZ UDPGothic" w:eastAsia="BIZ UDPGothic" w:hAnsi="BIZ UDPGothic"/>
+                <w:color w:val="404040"/>
+                <w:sz w:val="18"/>
+                <w:szCs w:val="18"/>
+              </w:rPr>
+              <w:t xml:space="preserve">1d</w:t>
+            </w:r>
+          </w:p>
+        </w:tc>
+        <w:tc>
+          <w:tcPr>
+            <w:tcW w:type="dxa" w:w="1902"/>
+            <w:tcBorders>
+              <w:top w:val="single" w:color="CCCCCC" w:sz="4"/>
+              <w:left w:val="single" w:color="CCCCCC" w:sz="4"/>
+              <w:bottom w:val="single" w:color="CCCCCC" w:sz="4"/>
+              <w:right w:val="single" w:color="CCCCCC" w:sz="4"/>
+            </w:tcBorders>
+            <w:shd w:fill="FFFFFF" w:val="clear"/>
+            <w:tcMar>
+              <w:top w:type="dxa" w:w="80"/>
+              <w:left w:type="dxa" w:w="120"/>
+              <w:bottom w:type="dxa" w:w="80"/>
+              <w:right w:type="dxa" w:w="120"/>
+            </w:tcMar>
+          </w:tcPr>
+          <w:p>
+            <w:pPr>
+              <w:spacing w:before="0" w:after="0"/>
+            </w:pPr>
+            <w:r>
+              <w:rPr>
+                <w:rFonts w:ascii="BIZ UDPGothic" w:cs="BIZ UDPGothic" w:eastAsia="BIZ UDPGothic" w:hAnsi="BIZ UDPGothic"/>
+                <w:color w:val="404040"/>
+                <w:sz w:val="18"/>
+                <w:szCs w:val="18"/>
+              </w:rPr>
+              <w:t xml:space="preserve">低</w:t>
+            </w:r>
+          </w:p>
+        </w:tc>
+      </w:tr>
+      <w:tr>
+        <w:trPr>
+          <w:cantSplit/>
+        </w:trPr>
+        <w:tc>
+          <w:tcPr>
+            <w:tcW w:type="dxa" w:w="1901"/>
+            <w:tcBorders>
+              <w:top w:val="single" w:color="CCCCCC" w:sz="4"/>
+              <w:left w:val="single" w:color="CCCCCC" w:sz="4"/>
+              <w:bottom w:val="single" w:color="CCCCCC" w:sz="4"/>
+              <w:right w:val="single" w:color="CCCCCC" w:sz="4"/>
+            </w:tcBorders>
+            <w:shd w:fill="FFFFFF" w:val="clear"/>
+            <w:tcMar>
+              <w:top w:type="dxa" w:w="80"/>
+              <w:left w:type="dxa" w:w="120"/>
+              <w:bottom w:type="dxa" w:w="80"/>
+              <w:right w:type="dxa" w:w="120"/>
+            </w:tcMar>
+          </w:tcPr>
+          <w:p>
+            <w:pPr>
+              <w:spacing w:before="0" w:after="0"/>
+            </w:pPr>
+            <w:r>
+              <w:rPr>
+                <w:rFonts w:ascii="BIZ UDPGothic" w:cs="BIZ UDPGothic" w:eastAsia="BIZ UDPGothic" w:hAnsi="BIZ UDPGothic"/>
+                <w:color w:val="404040"/>
+                <w:sz w:val="18"/>
+                <w:szCs w:val="18"/>
+              </w:rPr>
+              <w:t xml:space="preserve">25</w:t>
+            </w:r>
+          </w:p>
+        </w:tc>
+        <w:tc>
+          <w:tcPr>
+            <w:tcW w:type="dxa" w:w="1901"/>
+            <w:tcBorders>
+              <w:top w:val="single" w:color="CCCCCC" w:sz="4"/>
+              <w:left w:val="single" w:color="CCCCCC" w:sz="4"/>
+              <w:bottom w:val="single" w:color="CCCCCC" w:sz="4"/>
+              <w:right w:val="single" w:color="CCCCCC" w:sz="4"/>
+            </w:tcBorders>
+            <w:shd w:fill="FFFFFF" w:val="clear"/>
+            <w:tcMar>
+              <w:top w:type="dxa" w:w="80"/>
+              <w:left w:type="dxa" w:w="120"/>
+              <w:bottom w:type="dxa" w:w="80"/>
+              <w:right w:type="dxa" w:w="120"/>
+            </w:tcMar>
+          </w:tcPr>
+          <w:p>
+            <w:pPr>
+              <w:spacing w:before="0" w:after="0"/>
+            </w:pPr>
+            <w:r>
+              <w:rPr>
+                <w:rFonts w:ascii="BIZ UDPGothic" w:cs="BIZ UDPGothic" w:eastAsia="BIZ UDPGothic" w:hAnsi="BIZ UDPGothic"/>
+                <w:color w:val="404040"/>
+                <w:sz w:val="18"/>
+                <w:szCs w:val="18"/>
+              </w:rPr>
+              <w:t xml:space="preserve">不要SG削除</w:t>
+            </w:r>
+          </w:p>
+        </w:tc>
+        <w:tc>
+          <w:tcPr>
+            <w:tcW w:type="dxa" w:w="1901"/>
+            <w:tcBorders>
+              <w:top w:val="single" w:color="CCCCCC" w:sz="4"/>
+              <w:left w:val="single" w:color="CCCCCC" w:sz="4"/>
+              <w:bottom w:val="single" w:color="CCCCCC" w:sz="4"/>
+              <w:right w:val="single" w:color="CCCCCC" w:sz="4"/>
+            </w:tcBorders>
+            <w:shd w:fill="FFFFFF" w:val="clear"/>
+            <w:tcMar>
+              <w:top w:type="dxa" w:w="80"/>
+              <w:left w:type="dxa" w:w="120"/>
+              <w:bottom w:type="dxa" w:w="80"/>
+              <w:right w:type="dxa" w:w="120"/>
+            </w:tcMar>
+          </w:tcPr>
+          <w:p>
+            <w:pPr>
+              <w:spacing w:before="0" w:after="0"/>
+            </w:pPr>
+            <w:r>
+              <w:rPr>
+                <w:rFonts w:ascii="BIZ UDPGothic" w:cs="BIZ UDPGothic" w:eastAsia="BIZ UDPGothic" w:hAnsi="BIZ UDPGothic"/>
+                <w:color w:val="404040"/>
+                <w:sz w:val="18"/>
+                <w:szCs w:val="18"/>
+              </w:rPr>
+              <w:t xml:space="preserve">temp/kasumi-charge/send-master-file 3SG削除</w:t>
+            </w:r>
+          </w:p>
+        </w:tc>
+        <w:tc>
+          <w:tcPr>
+            <w:tcW w:type="dxa" w:w="1901"/>
+            <w:tcBorders>
+              <w:top w:val="single" w:color="CCCCCC" w:sz="4"/>
+              <w:left w:val="single" w:color="CCCCCC" w:sz="4"/>
+              <w:bottom w:val="single" w:color="CCCCCC" w:sz="4"/>
+              <w:right w:val="single" w:color="CCCCCC" w:sz="4"/>
+            </w:tcBorders>
+            <w:shd w:fill="FFFFFF" w:val="clear"/>
+            <w:tcMar>
+              <w:top w:type="dxa" w:w="80"/>
+              <w:left w:type="dxa" w:w="120"/>
+              <w:bottom w:type="dxa" w:w="80"/>
+              <w:right w:type="dxa" w:w="120"/>
+            </w:tcMar>
+          </w:tcPr>
+          <w:p>
+            <w:pPr>
+              <w:spacing w:before="0" w:after="0"/>
+            </w:pPr>
+            <w:r>
+              <w:rPr>
+                <w:rFonts w:ascii="BIZ UDPGothic" w:cs="BIZ UDPGothic" w:eastAsia="BIZ UDPGothic" w:hAnsi="BIZ UDPGothic"/>
+                <w:color w:val="404040"/>
+                <w:sz w:val="18"/>
+                <w:szCs w:val="18"/>
+              </w:rPr>
+              <w:t xml:space="preserve">0.5d</w:t>
+            </w:r>
+          </w:p>
+        </w:tc>
+        <w:tc>
+          <w:tcPr>
+            <w:tcW w:type="dxa" w:w="1902"/>
+            <w:tcBorders>
+              <w:top w:val="single" w:color="CCCCCC" w:sz="4"/>
+              <w:left w:val="single" w:color="CCCCCC" w:sz="4"/>
+              <w:bottom w:val="single" w:color="CCCCCC" w:sz="4"/>
+              <w:right w:val="single" w:color="CCCCCC" w:sz="4"/>
+            </w:tcBorders>
+            <w:shd w:fill="FFFFFF" w:val="clear"/>
+            <w:tcMar>
+              <w:top w:type="dxa" w:w="80"/>
+              <w:left w:type="dxa" w:w="120"/>
+              <w:bottom w:type="dxa" w:w="80"/>
+              <w:right w:type="dxa" w:w="120"/>
+            </w:tcMar>
+          </w:tcPr>
+          <w:p>
+            <w:pPr>
+              <w:spacing w:before="0" w:after="0"/>
+            </w:pPr>
+            <w:r>
+              <w:rPr>
+                <w:rFonts w:ascii="BIZ UDPGothic" w:cs="BIZ UDPGothic" w:eastAsia="BIZ UDPGothic" w:hAnsi="BIZ UDPGothic"/>
+                <w:color w:val="404040"/>
+                <w:sz w:val="18"/>
+                <w:szCs w:val="18"/>
+              </w:rPr>
+              <w:t xml:space="preserve">低</w:t>
+            </w:r>
+          </w:p>
+        </w:tc>
+      </w:tr>
+      <w:tr>
+        <w:trPr>
+          <w:cantSplit/>
+        </w:trPr>
+        <w:tc>
+          <w:tcPr>
+            <w:tcW w:type="dxa" w:w="1901"/>
+            <w:tcBorders>
+              <w:top w:val="single" w:color="CCCCCC" w:sz="4"/>
+              <w:left w:val="single" w:color="CCCCCC" w:sz="4"/>
+              <w:bottom w:val="single" w:color="CCCCCC" w:sz="4"/>
+              <w:right w:val="single" w:color="CCCCCC" w:sz="4"/>
+            </w:tcBorders>
+            <w:shd w:fill="FFFFFF" w:val="clear"/>
+            <w:tcMar>
+              <w:top w:type="dxa" w:w="80"/>
+              <w:left w:type="dxa" w:w="120"/>
+              <w:bottom w:type="dxa" w:w="80"/>
+              <w:right w:type="dxa" w:w="120"/>
+            </w:tcMar>
+          </w:tcPr>
+          <w:p>
+            <w:pPr>
+              <w:spacing w:before="0" w:after="0"/>
+            </w:pPr>
+            <w:r>
+              <w:rPr>
+                <w:rFonts w:ascii="BIZ UDPGothic" w:cs="BIZ UDPGothic" w:eastAsia="BIZ UDPGothic" w:hAnsi="BIZ UDPGothic"/>
+                <w:color w:val="404040"/>
+                <w:sz w:val="18"/>
+                <w:szCs w:val="18"/>
+              </w:rPr>
+              <w:t xml:space="preserve">26</w:t>
+            </w:r>
+          </w:p>
+        </w:tc>
+        <w:tc>
+          <w:tcPr>
+            <w:tcW w:type="dxa" w:w="1901"/>
+            <w:tcBorders>
+              <w:top w:val="single" w:color="CCCCCC" w:sz="4"/>
+              <w:left w:val="single" w:color="CCCCCC" w:sz="4"/>
+              <w:bottom w:val="single" w:color="CCCCCC" w:sz="4"/>
+              <w:right w:val="single" w:color="CCCCCC" w:sz="4"/>
+            </w:tcBorders>
+            <w:shd w:fill="FFFFFF" w:val="clear"/>
+            <w:tcMar>
+              <w:top w:type="dxa" w:w="80"/>
+              <w:left w:type="dxa" w:w="120"/>
+              <w:bottom w:type="dxa" w:w="80"/>
+              <w:right w:type="dxa" w:w="120"/>
+            </w:tcMar>
+          </w:tcPr>
+          <w:p>
+            <w:pPr>
+              <w:spacing w:before="0" w:after="0"/>
+            </w:pPr>
+            <w:r>
+              <w:rPr>
+                <w:rFonts w:ascii="BIZ UDPGothic" w:cs="BIZ UDPGothic" w:eastAsia="BIZ UDPGothic" w:hAnsi="BIZ UDPGothic"/>
+                <w:color w:val="404040"/>
+                <w:sz w:val="18"/>
+                <w:szCs w:val="18"/>
+              </w:rPr>
+              <w:t xml:space="preserve">locnt IAM権限削減</w:t>
+            </w:r>
+          </w:p>
+        </w:tc>
+        <w:tc>
+          <w:tcPr>
+            <w:tcW w:type="dxa" w:w="1901"/>
+            <w:tcBorders>
+              <w:top w:val="single" w:color="CCCCCC" w:sz="4"/>
+              <w:left w:val="single" w:color="CCCCCC" w:sz="4"/>
+              <w:bottom w:val="single" w:color="CCCCCC" w:sz="4"/>
+              <w:right w:val="single" w:color="CCCCCC" w:sz="4"/>
+            </w:tcBorders>
+            <w:shd w:fill="FFFFFF" w:val="clear"/>
+            <w:tcMar>
+              <w:top w:type="dxa" w:w="80"/>
+              <w:left w:type="dxa" w:w="120"/>
+              <w:bottom w:type="dxa" w:w="80"/>
+              <w:right w:type="dxa" w:w="120"/>
+            </w:tcMar>
+          </w:tcPr>
+          <w:p>
+            <w:pPr>
+              <w:spacing w:before="0" w:after="0"/>
+            </w:pPr>
+            <w:r>
+              <w:rPr>
+                <w:rFonts w:ascii="BIZ UDPGothic" w:cs="BIZ UDPGothic" w:eastAsia="BIZ UDPGothic" w:hAnsi="BIZ UDPGothic"/>
+                <w:color w:val="404040"/>
+                <w:sz w:val="18"/>
+                <w:szCs w:val="18"/>
+              </w:rPr>
+              <w:t xml:space="preserve">Full Access→最小権限ポリシー</w:t>
+            </w:r>
+          </w:p>
+        </w:tc>
+        <w:tc>
+          <w:tcPr>
+            <w:tcW w:type="dxa" w:w="1901"/>
+            <w:tcBorders>
+              <w:top w:val="single" w:color="CCCCCC" w:sz="4"/>
+              <w:left w:val="single" w:color="CCCCCC" w:sz="4"/>
+              <w:bottom w:val="single" w:color="CCCCCC" w:sz="4"/>
+              <w:right w:val="single" w:color="CCCCCC" w:sz="4"/>
+            </w:tcBorders>
+            <w:shd w:fill="FFFFFF" w:val="clear"/>
+            <w:tcMar>
+              <w:top w:type="dxa" w:w="80"/>
+              <w:left w:type="dxa" w:w="120"/>
+              <w:bottom w:type="dxa" w:w="80"/>
+              <w:right w:type="dxa" w:w="120"/>
+            </w:tcMar>
+          </w:tcPr>
+          <w:p>
+            <w:pPr>
+              <w:spacing w:before="0" w:after="0"/>
+            </w:pPr>
+            <w:r>
+              <w:rPr>
+                <w:rFonts w:ascii="BIZ UDPGothic" w:cs="BIZ UDPGothic" w:eastAsia="BIZ UDPGothic" w:hAnsi="BIZ UDPGothic"/>
+                <w:color w:val="404040"/>
+                <w:sz w:val="18"/>
+                <w:szCs w:val="18"/>
+              </w:rPr>
+              <w:t xml:space="preserve">1d</w:t>
+            </w:r>
+          </w:p>
+        </w:tc>
+        <w:tc>
+          <w:tcPr>
+            <w:tcW w:type="dxa" w:w="1902"/>
+            <w:tcBorders>
+              <w:top w:val="single" w:color="CCCCCC" w:sz="4"/>
+              <w:left w:val="single" w:color="CCCCCC" w:sz="4"/>
+              <w:bottom w:val="single" w:color="CCCCCC" w:sz="4"/>
+              <w:right w:val="single" w:color="CCCCCC" w:sz="4"/>
+            </w:tcBorders>
+            <w:shd w:fill="FFFFFF" w:val="clear"/>
+            <w:tcMar>
+              <w:top w:type="dxa" w:w="80"/>
+              <w:left w:type="dxa" w:w="120"/>
+              <w:bottom w:type="dxa" w:w="80"/>
+              <w:right w:type="dxa" w:w="120"/>
+            </w:tcMar>
+          </w:tcPr>
+          <w:p>
+            <w:pPr>
+              <w:spacing w:before="0" w:after="0"/>
+            </w:pPr>
+            <w:r>
+              <w:rPr>
+                <w:rFonts w:ascii="BIZ UDPGothic" w:cs="BIZ UDPGothic" w:eastAsia="BIZ UDPGothic" w:hAnsi="BIZ UDPGothic"/>
+                <w:color w:val="404040"/>
+                <w:sz w:val="18"/>
+                <w:szCs w:val="18"/>
+              </w:rPr>
+              <w:t xml:space="preserve">低</w:t>
+            </w:r>
+          </w:p>
+        </w:tc>
+      </w:tr>
+      <w:tr>
+        <w:trPr>
+          <w:cantSplit/>
+        </w:trPr>
+        <w:tc>
+          <w:tcPr>
+            <w:tcW w:type="dxa" w:w="1901"/>
+            <w:tcBorders>
+              <w:top w:val="single" w:color="CCCCCC" w:sz="4"/>
+              <w:left w:val="single" w:color="CCCCCC" w:sz="4"/>
+              <w:bottom w:val="single" w:color="CCCCCC" w:sz="4"/>
+              <w:right w:val="single" w:color="CCCCCC" w:sz="4"/>
+            </w:tcBorders>
+            <w:shd w:fill="FFFFFF" w:val="clear"/>
+            <w:tcMar>
+              <w:top w:type="dxa" w:w="80"/>
+              <w:left w:type="dxa" w:w="120"/>
+              <w:bottom w:type="dxa" w:w="80"/>
+              <w:right w:type="dxa" w:w="120"/>
+            </w:tcMar>
+          </w:tcPr>
+          <w:p>
+            <w:pPr>
+              <w:spacing w:before="0" w:after="0"/>
+            </w:pPr>
+            <w:r>
+              <w:rPr>
+                <w:rFonts w:ascii="BIZ UDPGothic" w:cs="BIZ UDPGothic" w:eastAsia="BIZ UDPGothic" w:hAnsi="BIZ UDPGothic"/>
+                <w:color w:val="404040"/>
+                <w:sz w:val="18"/>
+                <w:szCs w:val="18"/>
+              </w:rPr>
+              <w:t xml:space="preserve">28</w:t>
+            </w:r>
+          </w:p>
+        </w:tc>
+        <w:tc>
+          <w:tcPr>
+            <w:tcW w:type="dxa" w:w="1901"/>
+            <w:tcBorders>
+              <w:top w:val="single" w:color="CCCCCC" w:sz="4"/>
+              <w:left w:val="single" w:color="CCCCCC" w:sz="4"/>
+              <w:bottom w:val="single" w:color="CCCCCC" w:sz="4"/>
+              <w:right w:val="single" w:color="CCCCCC" w:sz="4"/>
+            </w:tcBorders>
+            <w:shd w:fill="FFFFFF" w:val="clear"/>
+            <w:tcMar>
+              <w:top w:type="dxa" w:w="80"/>
+              <w:left w:type="dxa" w:w="120"/>
+              <w:bottom w:type="dxa" w:w="80"/>
+              <w:right w:type="dxa" w:w="120"/>
+            </w:tcMar>
+          </w:tcPr>
+          <w:p>
+            <w:pPr>
+              <w:spacing w:before="0" w:after="0"/>
+            </w:pPr>
+            <w:r>
+              <w:rPr>
+                <w:rFonts w:ascii="BIZ UDPGothic" w:cs="BIZ UDPGothic" w:eastAsia="BIZ UDPGothic" w:hAnsi="BIZ UDPGothic"/>
+                <w:color w:val="404040"/>
+                <w:sz w:val="18"/>
+                <w:szCs w:val="18"/>
+              </w:rPr>
+              <w:t xml:space="preserve">SQS DLQ設定</w:t>
+            </w:r>
+          </w:p>
+        </w:tc>
+        <w:tc>
+          <w:tcPr>
+            <w:tcW w:type="dxa" w:w="1901"/>
+            <w:tcBorders>
+              <w:top w:val="single" w:color="CCCCCC" w:sz="4"/>
+              <w:left w:val="single" w:color="CCCCCC" w:sz="4"/>
+              <w:bottom w:val="single" w:color="CCCCCC" w:sz="4"/>
+              <w:right w:val="single" w:color="CCCCCC" w:sz="4"/>
+            </w:tcBorders>
+            <w:shd w:fill="FFFFFF" w:val="clear"/>
+            <w:tcMar>
+              <w:top w:type="dxa" w:w="80"/>
+              <w:left w:type="dxa" w:w="120"/>
+              <w:bottom w:type="dxa" w:w="80"/>
+              <w:right w:type="dxa" w:w="120"/>
+            </w:tcMar>
+          </w:tcPr>
+          <w:p>
+            <w:pPr>
+              <w:spacing w:before="0" w:after="0"/>
+            </w:pPr>
+            <w:r>
+              <w:rPr>
+                <w:rFonts w:ascii="BIZ UDPGothic" w:cs="BIZ UDPGothic" w:eastAsia="BIZ UDPGothic" w:hAnsi="BIZ UDPGothic"/>
+                <w:color w:val="404040"/>
+                <w:sz w:val="18"/>
+                <w:szCs w:val="18"/>
+              </w:rPr>
+              <w:t xml:space="preserve">export-queue/store-code-queue DLQ作成</w:t>
+            </w:r>
+          </w:p>
+        </w:tc>
+        <w:tc>
+          <w:tcPr>
+            <w:tcW w:type="dxa" w:w="1901"/>
+            <w:tcBorders>
+              <w:top w:val="single" w:color="CCCCCC" w:sz="4"/>
+              <w:left w:val="single" w:color="CCCCCC" w:sz="4"/>
+              <w:bottom w:val="single" w:color="CCCCCC" w:sz="4"/>
+              <w:right w:val="single" w:color="CCCCCC" w:sz="4"/>
+            </w:tcBorders>
+            <w:shd w:fill="FFFFFF" w:val="clear"/>
+            <w:tcMar>
+              <w:top w:type="dxa" w:w="80"/>
+              <w:left w:type="dxa" w:w="120"/>
+              <w:bottom w:type="dxa" w:w="80"/>
+              <w:right w:type="dxa" w:w="120"/>
+            </w:tcMar>
+          </w:tcPr>
+          <w:p>
+            <w:pPr>
+              <w:spacing w:before="0" w:after="0"/>
+            </w:pPr>
+            <w:r>
+              <w:rPr>
+                <w:rFonts w:ascii="BIZ UDPGothic" w:cs="BIZ UDPGothic" w:eastAsia="BIZ UDPGothic" w:hAnsi="BIZ UDPGothic"/>
+                <w:color w:val="404040"/>
+                <w:sz w:val="18"/>
+                <w:szCs w:val="18"/>
+              </w:rPr>
+              <w:t xml:space="preserve">1d</w:t>
+            </w:r>
+          </w:p>
+        </w:tc>
+        <w:tc>
+          <w:tcPr>
+            <w:tcW w:type="dxa" w:w="1902"/>
+            <w:tcBorders>
+              <w:top w:val="single" w:color="CCCCCC" w:sz="4"/>
+              <w:left w:val="single" w:color="CCCCCC" w:sz="4"/>
+              <w:bottom w:val="single" w:color="CCCCCC" w:sz="4"/>
+              <w:right w:val="single" w:color="CCCCCC" w:sz="4"/>
+            </w:tcBorders>
+            <w:shd w:fill="FFFFFF" w:val="clear"/>
+            <w:tcMar>
+              <w:top w:type="dxa" w:w="80"/>
+              <w:left w:type="dxa" w:w="120"/>
+              <w:bottom w:type="dxa" w:w="80"/>
+              <w:right w:type="dxa" w:w="120"/>
+            </w:tcMar>
+          </w:tcPr>
+          <w:p>
+            <w:pPr>
+              <w:spacing w:before="0" w:after="0"/>
+            </w:pPr>
+            <w:r>
+              <w:rPr>
+                <w:rFonts w:ascii="BIZ UDPGothic" w:cs="BIZ UDPGothic" w:eastAsia="BIZ UDPGothic" w:hAnsi="BIZ UDPGothic"/>
+                <w:color w:val="404040"/>
+                <w:sz w:val="18"/>
+                <w:szCs w:val="18"/>
+              </w:rPr>
+              <w:t xml:space="preserve">低</w:t>
+            </w:r>
+          </w:p>
+        </w:tc>
+      </w:tr>
+      <w:tr>
+        <w:trPr>
+          <w:cantSplit/>
+        </w:trPr>
+        <w:tc>
+          <w:tcPr>
+            <w:tcW w:type="dxa" w:w="1901"/>
+            <w:tcBorders>
+              <w:top w:val="single" w:color="CCCCCC" w:sz="4"/>
+              <w:left w:val="single" w:color="CCCCCC" w:sz="4"/>
+              <w:bottom w:val="single" w:color="CCCCCC" w:sz="4"/>
+              <w:right w:val="single" w:color="CCCCCC" w:sz="4"/>
+            </w:tcBorders>
+            <w:shd w:fill="FFFFFF" w:val="clear"/>
+            <w:tcMar>
+              <w:top w:type="dxa" w:w="80"/>
+              <w:left w:type="dxa" w:w="120"/>
+              <w:bottom w:type="dxa" w:w="80"/>
+              <w:right w:type="dxa" w:w="120"/>
+            </w:tcMar>
+          </w:tcPr>
+          <w:p>
+            <w:pPr>
+              <w:spacing w:before="0" w:after="0"/>
+            </w:pPr>
+            <w:r>
+              <w:rPr>
+                <w:rFonts w:ascii="BIZ UDPGothic" w:cs="BIZ UDPGothic" w:eastAsia="BIZ UDPGothic" w:hAnsi="BIZ UDPGothic"/>
+                <w:color w:val="404040"/>
+                <w:sz w:val="18"/>
+                <w:szCs w:val="18"/>
+              </w:rPr>
+              <w:t xml:space="preserve">29</w:t>
+            </w:r>
+          </w:p>
+        </w:tc>
+        <w:tc>
+          <w:tcPr>
+            <w:tcW w:type="dxa" w:w="1901"/>
+            <w:tcBorders>
+              <w:top w:val="single" w:color="CCCCCC" w:sz="4"/>
+              <w:left w:val="single" w:color="CCCCCC" w:sz="4"/>
+              <w:bottom w:val="single" w:color="CCCCCC" w:sz="4"/>
+              <w:right w:val="single" w:color="CCCCCC" w:sz="4"/>
+            </w:tcBorders>
+            <w:shd w:fill="FFFFFF" w:val="clear"/>
+            <w:tcMar>
+              <w:top w:type="dxa" w:w="80"/>
+              <w:left w:type="dxa" w:w="120"/>
+              <w:bottom w:type="dxa" w:w="80"/>
+              <w:right w:type="dxa" w:w="120"/>
+            </w:tcMar>
+          </w:tcPr>
+          <w:p>
+            <w:pPr>
+              <w:spacing w:before="0" w:after="0"/>
+            </w:pPr>
+            <w:r>
+              <w:rPr>
+                <w:rFonts w:ascii="BIZ UDPGothic" w:cs="BIZ UDPGothic" w:eastAsia="BIZ UDPGothic" w:hAnsi="BIZ UDPGothic"/>
+                <w:color w:val="404040"/>
+                <w:sz w:val="18"/>
+                <w:szCs w:val="18"/>
+              </w:rPr>
+              <w:t xml:space="preserve">RDS local_infile無効化</w:t>
+            </w:r>
+          </w:p>
+        </w:tc>
+        <w:tc>
+          <w:tcPr>
+            <w:tcW w:type="dxa" w:w="1901"/>
+            <w:tcBorders>
+              <w:top w:val="single" w:color="CCCCCC" w:sz="4"/>
+              <w:left w:val="single" w:color="CCCCCC" w:sz="4"/>
+              <w:bottom w:val="single" w:color="CCCCCC" w:sz="4"/>
+              <w:right w:val="single" w:color="CCCCCC" w:sz="4"/>
+            </w:tcBorders>
+            <w:shd w:fill="FFFFFF" w:val="clear"/>
+            <w:tcMar>
+              <w:top w:type="dxa" w:w="80"/>
+              <w:left w:type="dxa" w:w="120"/>
+              <w:bottom w:type="dxa" w:w="80"/>
+              <w:right w:type="dxa" w:w="120"/>
+            </w:tcMar>
+          </w:tcPr>
+          <w:p>
+            <w:pPr>
+              <w:spacing w:before="0" w:after="0"/>
+            </w:pPr>
+            <w:r>
+              <w:rPr>
+                <w:rFonts w:ascii="BIZ UDPGothic" w:cs="BIZ UDPGothic" w:eastAsia="BIZ UDPGothic" w:hAnsi="BIZ UDPGothic"/>
+                <w:color w:val="404040"/>
+                <w:sz w:val="18"/>
+                <w:szCs w:val="18"/>
+              </w:rPr>
+              <w:t xml:space="preserve">db-cluster-pg local_infile=1→0</w:t>
+            </w:r>
+          </w:p>
+        </w:tc>
+        <w:tc>
+          <w:tcPr>
+            <w:tcW w:type="dxa" w:w="1901"/>
+            <w:tcBorders>
+              <w:top w:val="single" w:color="CCCCCC" w:sz="4"/>
+              <w:left w:val="single" w:color="CCCCCC" w:sz="4"/>
+              <w:bottom w:val="single" w:color="CCCCCC" w:sz="4"/>
+              <w:right w:val="single" w:color="CCCCCC" w:sz="4"/>
+            </w:tcBorders>
+            <w:shd w:fill="FFFFFF" w:val="clear"/>
+            <w:tcMar>
+              <w:top w:type="dxa" w:w="80"/>
+              <w:left w:type="dxa" w:w="120"/>
+              <w:bottom w:type="dxa" w:w="80"/>
+              <w:right w:type="dxa" w:w="120"/>
+            </w:tcMar>
+          </w:tcPr>
+          <w:p>
+            <w:pPr>
+              <w:spacing w:before="0" w:after="0"/>
+            </w:pPr>
+            <w:r>
+              <w:rPr>
+                <w:rFonts w:ascii="BIZ UDPGothic" w:cs="BIZ UDPGothic" w:eastAsia="BIZ UDPGothic" w:hAnsi="BIZ UDPGothic"/>
+                <w:color w:val="404040"/>
+                <w:sz w:val="18"/>
+                <w:szCs w:val="18"/>
+              </w:rPr>
+              <w:t xml:space="preserve">0.5d</w:t>
+            </w:r>
+          </w:p>
+        </w:tc>
+        <w:tc>
+          <w:tcPr>
+            <w:tcW w:type="dxa" w:w="1902"/>
+            <w:tcBorders>
+              <w:top w:val="single" w:color="CCCCCC" w:sz="4"/>
+              <w:left w:val="single" w:color="CCCCCC" w:sz="4"/>
+              <w:bottom w:val="single" w:color="CCCCCC" w:sz="4"/>
+              <w:right w:val="single" w:color="CCCCCC" w:sz="4"/>
+            </w:tcBorders>
+            <w:shd w:fill="FFFFFF" w:val="clear"/>
+            <w:tcMar>
+              <w:top w:type="dxa" w:w="80"/>
+              <w:left w:type="dxa" w:w="120"/>
+              <w:bottom w:type="dxa" w:w="80"/>
+              <w:right w:type="dxa" w:w="120"/>
+            </w:tcMar>
+          </w:tcPr>
+          <w:p>
+            <w:pPr>
+              <w:spacing w:before="0" w:after="0"/>
+            </w:pPr>
+            <w:r>
+              <w:rPr>
+                <w:rFonts w:ascii="BIZ UDPGothic" w:cs="BIZ UDPGothic" w:eastAsia="BIZ UDPGothic" w:hAnsi="BIZ UDPGothic"/>
+                <w:color w:val="404040"/>
+                <w:sz w:val="18"/>
+                <w:szCs w:val="18"/>
+              </w:rPr>
+              <w:t xml:space="preserve">低</w:t>
             </w:r>
           </w:p>
         </w:tc>
@@ -1815,16 +2863,68 @@
     </w:tbl>
     <w:p>
       <w:pPr>
-        <w:spacing w:before="100" w:after="100"/>
+        <w:pBdr>
+          <w:left w:val="thick" w:color="C8102E" w:sz="20" w:space="6"/>
+        </w:pBdr>
+        <w:spacing w:before="280" w:after="100"/>
       </w:pPr>
       <w:r>
         <w:rPr>
           <w:rFonts w:ascii="BIZ UDPGothic" w:cs="BIZ UDPGothic" w:eastAsia="BIZ UDPGothic" w:hAnsi="BIZ UDPGothic"/>
-          <w:color w:val="404040"/>
-          <w:sz w:val="18"/>
-          <w:szCs w:val="18"/>
-        </w:rPr>
-        <w:t xml:space="preserve">Lập kế hoạch chuyển đổi hoàn toàn sang AWS Client VPN. Chỉ lập kế</w:t>
+          <w:b/>
+          <w:bCs/>
+          <w:color w:val="C8102E"/>
+          <w:sz w:val="24"/>
+          <w:szCs w:val="24"/>
+        </w:rPr>
+        <w:t xml:space="preserve">■ No.18 OpenVPN IPプール重複修正（計画策定）</w:t>
+      </w:r>
+      <w:r>
+        <w:br/>
+      </w:r>
+      <w:r>
+        <w:rPr>
+          <w:rFonts w:ascii="BIZ UDPGothic" w:cs="BIZ UDPGothic" w:eastAsia="BIZ UDPGothic" w:hAnsi="BIZ UDPGothic"/>
+          <w:i/>
+          <w:iCs/>
+          <w:color w:val="AA3344"/>
+          <w:sz w:val="17"/>
+          <w:szCs w:val="17"/>
+        </w:rPr>
+        <w:t xml:space="preserve">　Sửa trùng dải IP OpenVPN (Lập kế hoạch)</w:t>
+      </w:r>
+    </w:p>
+    <w:p>
+      <w:pPr>
+        <w:pBdr>
+          <w:left w:val="thick" w:color="C8102E" w:sz="20" w:space="6"/>
+        </w:pBdr>
+        <w:spacing w:before="280" w:after="100"/>
+      </w:pPr>
+      <w:r>
+        <w:rPr>
+          <w:rFonts w:ascii="BIZ UDPGothic" w:cs="BIZ UDPGothic" w:eastAsia="BIZ UDPGothic" w:hAnsi="BIZ UDPGothic"/>
+          <w:b/>
+          <w:bCs/>
+          <w:color w:val="C8102E"/>
+          <w:sz w:val="24"/>
+          <w:szCs w:val="24"/>
+        </w:rPr>
+        <w:t xml:space="preserve">■ 現状・問題 / Hiện trạng / Vấn đề</w:t>
+      </w:r>
+      <w:r>
+        <w:br/>
+      </w:r>
+      <w:r>
+        <w:rPr>
+          <w:rFonts w:ascii="BIZ UDPGothic" w:cs="BIZ UDPGothic" w:eastAsia="BIZ UDPGothic" w:hAnsi="BIZ UDPGothic"/>
+          <w:i/>
+          <w:iCs/>
+          <w:color w:val="AA3344"/>
+          <w:sz w:val="17"/>
+          <w:szCs w:val="17"/>
+        </w:rPr>
+        <w:t xml:space="preserve">　</w:t>
       </w:r>
     </w:p>
     <w:p>
@@ -1838,7 +2938,54 @@
           <w:sz w:val="18"/>
           <w:szCs w:val="18"/>
         </w:rPr>
-        <w:t xml:space="preserve">hoạch trong hạng mục này.*</w:t>
+        <w:t xml:space="preserve">bastion OpenVPN の server 10.239.2.128</w:t>
+      </w:r>
+      <w:r>
+        <w:br/>
+      </w:r>
+      <w:r>
+        <w:rPr>
+          <w:rFonts w:ascii="BIZ UDPGothic" w:cs="BIZ UDPGothic" w:eastAsia="BIZ UDPGothic" w:hAnsi="BIZ UDPGothic"/>
+          <w:i/>
+          <w:iCs/>
+          <w:color w:val="777777"/>
+          <w:sz w:val="16"/>
+          <w:szCs w:val="16"/>
+        </w:rPr>
+        <w:t xml:space="preserve">/ 25 が private-1a サブネット(10.239.2.128/25) と完全重複。VPNクライアントとLambda/EC2のIPが競合する可能性。 / Dải IP OpenVPN server 10.239.2.128/25 trùng hoàn toàn với subnet private-1a. Có thể xung đột IP giữa VPN client và Lambda/EC2.</w:t>
+      </w:r>
+    </w:p>
+    <w:p>
+      <w:pPr>
+        <w:pBdr>
+          <w:left w:val="thick" w:color="C8102E" w:sz="20" w:space="6"/>
+        </w:pBdr>
+        <w:spacing w:before="280" w:after="100"/>
+      </w:pPr>
+      <w:r>
+        <w:rPr>
+          <w:rFonts w:ascii="BIZ UDPGothic" w:cs="BIZ UDPGothic" w:eastAsia="BIZ UDPGothic" w:hAnsi="BIZ UDPGothic"/>
+          <w:b/>
+          <w:bCs/>
+          <w:color w:val="C8102E"/>
+          <w:sz w:val="24"/>
+          <w:szCs w:val="24"/>
+        </w:rPr>
+        <w:t xml:space="preserve">■ 対応方針 / Phương hướng xử lý</w:t>
+      </w:r>
+      <w:r>
+        <w:br/>
+      </w:r>
+      <w:r>
+        <w:rPr>
+          <w:rFonts w:ascii="BIZ UDPGothic" w:cs="BIZ UDPGothic" w:eastAsia="BIZ UDPGothic" w:hAnsi="BIZ UDPGothic"/>
+          <w:i/>
+          <w:iCs/>
+          <w:color w:val="AA3344"/>
+          <w:sz w:val="17"/>
+          <w:szCs w:val="17"/>
+        </w:rPr>
+        <w:t xml:space="preserve">　</w:t>
       </w:r>
     </w:p>
     <w:p>
@@ -1848,13 +2995,91 @@
       <w:r>
         <w:rPr>
           <w:rFonts w:ascii="BIZ UDPGothic" w:cs="BIZ UDPGothic" w:eastAsia="BIZ UDPGothic" w:hAnsi="BIZ UDPGothic"/>
+          <w:color w:val="404040"/>
+          <w:sz w:val="18"/>
+          <w:szCs w:val="18"/>
+        </w:rPr>
+        <w:t xml:space="preserve">AWS Client VPN への完全移行計画を策定し、移行完了後にOpenVPNを廃止する。本項目は計画策定のみ。</w:t>
+      </w:r>
+      <w:r>
+        <w:br/>
+      </w:r>
+      <w:r>
+        <w:rPr>
+          <w:rFonts w:ascii="BIZ UDPGothic" w:cs="BIZ UDPGothic" w:eastAsia="BIZ UDPGothic" w:hAnsi="BIZ UDPGothic"/>
+          <w:i/>
+          <w:iCs/>
+          <w:color w:val="777777"/>
+          <w:sz w:val="16"/>
+          <w:szCs w:val="16"/>
+        </w:rPr>
+        <w:t xml:space="preserve">/ Lập kế hoạch chuyển đổi hoàn toàn sang AWS Client VPN. Chỉ lập kế hoạch trong hạng mục này.</w:t>
+      </w:r>
+    </w:p>
+    <w:p>
+      <w:pPr>
+        <w:pBdr>
+          <w:left w:val="thick" w:color="C8102E" w:sz="20" w:space="6"/>
+        </w:pBdr>
+        <w:spacing w:before="280" w:after="100"/>
+      </w:pPr>
+      <w:r>
+        <w:rPr>
+          <w:rFonts w:ascii="BIZ UDPGothic" w:cs="BIZ UDPGothic" w:eastAsia="BIZ UDPGothic" w:hAnsi="BIZ UDPGothic"/>
           <w:b/>
           <w:bCs/>
           <w:color w:val="C8102E"/>
-          <w:sz w:val="20"/>
-          <w:szCs w:val="20"/>
+          <w:sz w:val="24"/>
+          <w:szCs w:val="24"/>
         </w:rPr>
         <w:t xml:space="preserve">■ No.20 giftcard IAMプロファイル分離</w:t>
+      </w:r>
+      <w:r>
+        <w:br/>
+      </w:r>
+      <w:r>
+        <w:rPr>
+          <w:rFonts w:ascii="BIZ UDPGothic" w:cs="BIZ UDPGothic" w:eastAsia="BIZ UDPGothic" w:hAnsi="BIZ UDPGothic"/>
+          <w:i/>
+          <w:iCs/>
+          <w:color w:val="AA3344"/>
+          <w:sz w:val="17"/>
+          <w:szCs w:val="17"/>
+        </w:rPr>
+        <w:t xml:space="preserve">　Tách IAM profile giftcard</w:t>
+      </w:r>
+    </w:p>
+    <w:p>
+      <w:pPr>
+        <w:pBdr>
+          <w:left w:val="thick" w:color="C8102E" w:sz="20" w:space="6"/>
+        </w:pBdr>
+        <w:spacing w:before="280" w:after="100"/>
+      </w:pPr>
+      <w:r>
+        <w:rPr>
+          <w:rFonts w:ascii="BIZ UDPGothic" w:cs="BIZ UDPGothic" w:eastAsia="BIZ UDPGothic" w:hAnsi="BIZ UDPGothic"/>
+          <w:b/>
+          <w:bCs/>
+          <w:color w:val="C8102E"/>
+          <w:sz w:val="24"/>
+          <w:szCs w:val="24"/>
+        </w:rPr>
+        <w:t xml:space="preserve">■ 現状・問題 / Hiện trạng / Vấn đề</w:t>
+      </w:r>
+      <w:r>
+        <w:br/>
+      </w:r>
+      <w:r>
+        <w:rPr>
+          <w:rFonts w:ascii="BIZ UDPGothic" w:cs="BIZ UDPGothic" w:eastAsia="BIZ UDPGothic" w:hAnsi="BIZ UDPGothic"/>
+          <w:i/>
+          <w:iCs/>
+          <w:color w:val="AA3344"/>
+          <w:sz w:val="17"/>
+          <w:szCs w:val="17"/>
+        </w:rPr>
+        <w:t xml:space="preserve">　</w:t>
       </w:r>
     </w:p>
     <w:p>
@@ -1864,13 +3089,124 @@
       <w:r>
         <w:rPr>
           <w:rFonts w:ascii="BIZ UDPGothic" w:cs="BIZ UDPGothic" w:eastAsia="BIZ UDPGothic" w:hAnsi="BIZ UDPGothic"/>
+          <w:color w:val="404040"/>
+          <w:sz w:val="18"/>
+          <w:szCs w:val="18"/>
+        </w:rPr>
+        <w:t xml:space="preserve">giftcard EC2 が posstg-role-ec2-web-be（web-beと同一）を使用。S3FullAccess</w:t>
+      </w:r>
+      <w:r>
+        <w:br/>
+      </w:r>
+      <w:r>
+        <w:rPr>
+          <w:rFonts w:ascii="BIZ UDPGothic" w:cs="BIZ UDPGothic" w:eastAsia="BIZ UDPGothic" w:hAnsi="BIZ UDPGothic"/>
+          <w:i/>
+          <w:iCs/>
+          <w:color w:val="777777"/>
+          <w:sz w:val="16"/>
+          <w:szCs w:val="16"/>
+        </w:rPr>
+        <w:t xml:space="preserve">/ SecretsManagerReadWrite がgiftcardに不要な権限を与えている。 / EC2 giftcard sử dụng posstg-role-ec2-web-be (giống web-be). S3FullAccess/SecretsManagerReadWrite cấp quyền không cần thiết cho giftcard.</w:t>
+      </w:r>
+    </w:p>
+    <w:p>
+      <w:pPr>
+        <w:pBdr>
+          <w:left w:val="thick" w:color="C8102E" w:sz="20" w:space="6"/>
+        </w:pBdr>
+        <w:spacing w:before="280" w:after="100"/>
+      </w:pPr>
+      <w:r>
+        <w:rPr>
+          <w:rFonts w:ascii="BIZ UDPGothic" w:cs="BIZ UDPGothic" w:eastAsia="BIZ UDPGothic" w:hAnsi="BIZ UDPGothic"/>
           <w:b/>
           <w:bCs/>
           <w:color w:val="C8102E"/>
-          <w:sz w:val="20"/>
-          <w:szCs w:val="20"/>
-        </w:rPr>
-        <w:t xml:space="preserve">■ 現状・問題</w:t>
+          <w:sz w:val="24"/>
+          <w:szCs w:val="24"/>
+        </w:rPr>
+        <w:t xml:space="preserve">■ 改修手順 / Quy trình sửa đổi</w:t>
+      </w:r>
+      <w:r>
+        <w:br/>
+      </w:r>
+      <w:r>
+        <w:rPr>
+          <w:rFonts w:ascii="BIZ UDPGothic" w:cs="BIZ UDPGothic" w:eastAsia="BIZ UDPGothic" w:hAnsi="BIZ UDPGothic"/>
+          <w:i/>
+          <w:iCs/>
+          <w:color w:val="AA3344"/>
+          <w:sz w:val="17"/>
+          <w:szCs w:val="17"/>
+        </w:rPr>
+        <w:t xml:space="preserve">　</w:t>
+      </w:r>
+    </w:p>
+    <w:p>
+      <w:pPr>
+        <w:pBdr>
+          <w:left w:val="thick" w:color="C8102E" w:sz="20" w:space="6"/>
+        </w:pBdr>
+        <w:spacing w:before="280" w:after="100"/>
+      </w:pPr>
+      <w:r>
+        <w:rPr>
+          <w:rFonts w:ascii="BIZ UDPGothic" w:cs="BIZ UDPGothic" w:eastAsia="BIZ UDPGothic" w:hAnsi="BIZ UDPGothic"/>
+          <w:b/>
+          <w:bCs/>
+          <w:color w:val="C8102E"/>
+          <w:sz w:val="24"/>
+          <w:szCs w:val="24"/>
+        </w:rPr>
+        <w:t xml:space="preserve">■ No.22 EBSボリューム暗号化</w:t>
+      </w:r>
+      <w:r>
+        <w:br/>
+      </w:r>
+      <w:r>
+        <w:rPr>
+          <w:rFonts w:ascii="BIZ UDPGothic" w:cs="BIZ UDPGothic" w:eastAsia="BIZ UDPGothic" w:hAnsi="BIZ UDPGothic"/>
+          <w:i/>
+          <w:iCs/>
+          <w:color w:val="AA3344"/>
+          <w:sz w:val="17"/>
+          <w:szCs w:val="17"/>
+        </w:rPr>
+        <w:t xml:space="preserve">　Mã hóa volume EBS</w:t>
+      </w:r>
+    </w:p>
+    <w:p>
+      <w:pPr>
+        <w:pBdr>
+          <w:left w:val="thick" w:color="C8102E" w:sz="20" w:space="6"/>
+        </w:pBdr>
+        <w:spacing w:before="280" w:after="100"/>
+      </w:pPr>
+      <w:r>
+        <w:rPr>
+          <w:rFonts w:ascii="BIZ UDPGothic" w:cs="BIZ UDPGothic" w:eastAsia="BIZ UDPGothic" w:hAnsi="BIZ UDPGothic"/>
+          <w:b/>
+          <w:bCs/>
+          <w:color w:val="C8102E"/>
+          <w:sz w:val="24"/>
+          <w:szCs w:val="24"/>
+        </w:rPr>
+        <w:t xml:space="preserve">■ 対象ボリューム / Volume mục tiêu</w:t>
+      </w:r>
+      <w:r>
+        <w:br/>
+      </w:r>
+      <w:r>
+        <w:rPr>
+          <w:rFonts w:ascii="BIZ UDPGothic" w:cs="BIZ UDPGothic" w:eastAsia="BIZ UDPGothic" w:hAnsi="BIZ UDPGothic"/>
+          <w:i/>
+          <w:iCs/>
+          <w:color w:val="AA3344"/>
+          <w:sz w:val="17"/>
+          <w:szCs w:val="17"/>
+        </w:rPr>
+        <w:t xml:space="preserve">　</w:t>
       </w:r>
     </w:p>
     <w:p>
@@ -1884,7 +3220,40 @@
           <w:sz w:val="18"/>
           <w:szCs w:val="18"/>
         </w:rPr>
-        <w:t xml:space="preserve">giftcard EC2 が</w:t>
+        <w:t xml:space="preserve">vol-0543e2e85d267fed3（bastion 100GB未暗号化） vol-0a904fbe22a1466f9（giftcard 100GB） vol-0d9f3bc937a9e9212（web-fe 20GB） vol-05550f5152c65b611（web-be 20GB）</w:t>
+      </w:r>
+    </w:p>
+    <w:p>
+      <w:pPr>
+        <w:pBdr>
+          <w:left w:val="thick" w:color="C8102E" w:sz="20" w:space="6"/>
+        </w:pBdr>
+        <w:spacing w:before="280" w:after="100"/>
+      </w:pPr>
+      <w:r>
+        <w:rPr>
+          <w:rFonts w:ascii="BIZ UDPGothic" w:cs="BIZ UDPGothic" w:eastAsia="BIZ UDPGothic" w:hAnsi="BIZ UDPGothic"/>
+          <w:b/>
+          <w:bCs/>
+          <w:color w:val="C8102E"/>
+          <w:sz w:val="24"/>
+          <w:szCs w:val="24"/>
+        </w:rPr>
+        <w:t xml:space="preserve">■ 改修手順 / Quy trình sửa đổi</w:t>
+      </w:r>
+      <w:r>
+        <w:br/>
+      </w:r>
+      <w:r>
+        <w:rPr>
+          <w:rFonts w:ascii="BIZ UDPGothic" w:cs="BIZ UDPGothic" w:eastAsia="BIZ UDPGothic" w:hAnsi="BIZ UDPGothic"/>
+          <w:i/>
+          <w:iCs/>
+          <w:color w:val="AA3344"/>
+          <w:sz w:val="17"/>
+          <w:szCs w:val="17"/>
+        </w:rPr>
+        <w:t xml:space="preserve">　</w:t>
       </w:r>
     </w:p>
     <w:p>
@@ -1898,7 +3267,87 @@
           <w:sz w:val="18"/>
           <w:szCs w:val="18"/>
         </w:rPr>
-        <w:t xml:space="preserve">posstg-role-ec2-web-be（web-beと同一）を使用。S3FullAccess/SecretsManagerReadWrite</w:t>
+        <w:t xml:space="preserve">各EC2を停止→スナップショット作成→暗号化コピー→新ボリューム作成→アタッチ→起動の順で実施。インスタンス停止を伴うためメンテナンス時間帯に実施。</w:t>
+      </w:r>
+      <w:r>
+        <w:br/>
+      </w:r>
+      <w:r>
+        <w:rPr>
+          <w:rFonts w:ascii="BIZ UDPGothic" w:cs="BIZ UDPGothic" w:eastAsia="BIZ UDPGothic" w:hAnsi="BIZ UDPGothic"/>
+          <w:i/>
+          <w:iCs/>
+          <w:color w:val="777777"/>
+          <w:sz w:val="16"/>
+          <w:szCs w:val="16"/>
+        </w:rPr>
+        <w:t xml:space="preserve">/ Dừng từng EC2→Tạo snapshot→Copy mã hóa→Tạo volume mới→Attach→Khởi động. Thực hiện trong giờ bảo trì do cần dừng instance.</w:t>
+      </w:r>
+    </w:p>
+    <w:p>
+      <w:pPr>
+        <w:pBdr>
+          <w:left w:val="thick" w:color="C8102E" w:sz="20" w:space="6"/>
+        </w:pBdr>
+        <w:spacing w:before="280" w:after="100"/>
+      </w:pPr>
+      <w:r>
+        <w:rPr>
+          <w:rFonts w:ascii="BIZ UDPGothic" w:cs="BIZ UDPGothic" w:eastAsia="BIZ UDPGothic" w:hAnsi="BIZ UDPGothic"/>
+          <w:b/>
+          <w:bCs/>
+          <w:color w:val="C8102E"/>
+          <w:sz w:val="24"/>
+          <w:szCs w:val="24"/>
+        </w:rPr>
+        <w:t xml:space="preserve">■ No.23 Transfer Family SSH鍵整理</w:t>
+      </w:r>
+      <w:r>
+        <w:br/>
+      </w:r>
+      <w:r>
+        <w:rPr>
+          <w:rFonts w:ascii="BIZ UDPGothic" w:cs="BIZ UDPGothic" w:eastAsia="BIZ UDPGothic" w:hAnsi="BIZ UDPGothic"/>
+          <w:i/>
+          <w:iCs/>
+          <w:color w:val="AA3344"/>
+          <w:sz w:val="17"/>
+          <w:szCs w:val="17"/>
+        </w:rPr>
+        <w:t xml:space="preserve">　Dọn dẹp SSH key Transfer Family</w:t>
+      </w:r>
+    </w:p>
+    <w:p>
+      <w:pPr>
+        <w:pBdr>
+          <w:left w:val="thick" w:color="C8102E" w:sz="20" w:space="6"/>
+        </w:pBdr>
+        <w:spacing w:before="280" w:after="100"/>
+      </w:pPr>
+      <w:r>
+        <w:rPr>
+          <w:rFonts w:ascii="BIZ UDPGothic" w:cs="BIZ UDPGothic" w:eastAsia="BIZ UDPGothic" w:hAnsi="BIZ UDPGothic"/>
+          <w:b/>
+          <w:bCs/>
+          <w:color w:val="C8102E"/>
+          <w:sz w:val="24"/>
+          <w:szCs w:val="24"/>
+        </w:rPr>
+        <w:t xml:space="preserve">■ 現状・問題 / Hiện trạng / Vấn đề</w:t>
+      </w:r>
+      <w:r>
+        <w:br/>
+      </w:r>
+      <w:r>
+        <w:rPr>
+          <w:rFonts w:ascii="BIZ UDPGothic" w:cs="BIZ UDPGothic" w:eastAsia="BIZ UDPGothic" w:hAnsi="BIZ UDPGothic"/>
+          <w:i/>
+          <w:iCs/>
+          <w:color w:val="AA3344"/>
+          <w:sz w:val="17"/>
+          <w:szCs w:val="17"/>
+        </w:rPr>
+        <w:t xml:space="preserve">　</w:t>
       </w:r>
     </w:p>
     <w:p>
@@ -1912,7 +3361,153 @@
           <w:sz w:val="18"/>
           <w:szCs w:val="18"/>
         </w:rPr>
-        <w:t xml:space="preserve">がgiftcardに不要な権限を与えている。 */ EC2 giftcard sử dụng</w:t>
+        <w:t xml:space="preserve">tf-user-sg のSSH鍵コメントが root@ip-10-239-2-4（bastionで生成）。外部パートナー提供鍵に差し替えるべき。tf-user-oc に3本の鍵（2025-06-13</w:t>
+      </w:r>
+      <w:r>
+        <w:br/>
+      </w:r>
+      <w:r>
+        <w:rPr>
+          <w:rFonts w:ascii="BIZ UDPGothic" w:cs="BIZ UDPGothic" w:eastAsia="BIZ UDPGothic" w:hAnsi="BIZ UDPGothic"/>
+          <w:i/>
+          <w:iCs/>
+          <w:color w:val="777777"/>
+          <w:sz w:val="16"/>
+          <w:szCs w:val="16"/>
+        </w:rPr>
+        <w:t xml:space="preserve">/ 07-01×2）が登録されており整理が必要。 / Comment SSH key của tf-user-sg là root@ip-10-239-2-4 (tạo từ bastion). Cần thay thế bằng key do đối tác cung cấp. tf-user-oc có 3 key cần dọn dẹp.</w:t>
+      </w:r>
+    </w:p>
+    <w:p>
+      <w:pPr>
+        <w:pBdr>
+          <w:left w:val="thick" w:color="C8102E" w:sz="20" w:space="6"/>
+        </w:pBdr>
+        <w:spacing w:before="280" w:after="100"/>
+      </w:pPr>
+      <w:r>
+        <w:rPr>
+          <w:rFonts w:ascii="BIZ UDPGothic" w:cs="BIZ UDPGothic" w:eastAsia="BIZ UDPGothic" w:hAnsi="BIZ UDPGothic"/>
+          <w:b/>
+          <w:bCs/>
+          <w:color w:val="C8102E"/>
+          <w:sz w:val="24"/>
+          <w:szCs w:val="24"/>
+        </w:rPr>
+        <w:t xml:space="preserve">■ No.25 不要SG削除</w:t>
+      </w:r>
+      <w:r>
+        <w:br/>
+      </w:r>
+      <w:r>
+        <w:rPr>
+          <w:rFonts w:ascii="BIZ UDPGothic" w:cs="BIZ UDPGothic" w:eastAsia="BIZ UDPGothic" w:hAnsi="BIZ UDPGothic"/>
+          <w:i/>
+          <w:iCs/>
+          <w:color w:val="AA3344"/>
+          <w:sz w:val="17"/>
+          <w:szCs w:val="17"/>
+        </w:rPr>
+        <w:t xml:space="preserve">　Xóa SG không cần thiết</w:t>
+      </w:r>
+    </w:p>
+    <w:p>
+      <w:pPr>
+        <w:pBdr>
+          <w:left w:val="thick" w:color="C8102E" w:sz="20" w:space="6"/>
+        </w:pBdr>
+        <w:spacing w:before="280" w:after="100"/>
+      </w:pPr>
+      <w:r>
+        <w:rPr>
+          <w:rFonts w:ascii="BIZ UDPGothic" w:cs="BIZ UDPGothic" w:eastAsia="BIZ UDPGothic" w:hAnsi="BIZ UDPGothic"/>
+          <w:b/>
+          <w:bCs/>
+          <w:color w:val="C8102E"/>
+          <w:sz w:val="24"/>
+          <w:szCs w:val="24"/>
+        </w:rPr>
+        <w:t xml:space="preserve">■ 対象 / Đối tượng</w:t>
+      </w:r>
+      <w:r>
+        <w:br/>
+      </w:r>
+      <w:r>
+        <w:rPr>
+          <w:rFonts w:ascii="BIZ UDPGothic" w:cs="BIZ UDPGothic" w:eastAsia="BIZ UDPGothic" w:hAnsi="BIZ UDPGothic"/>
+          <w:i/>
+          <w:iCs/>
+          <w:color w:val="AA3344"/>
+          <w:sz w:val="17"/>
+          <w:szCs w:val="17"/>
+        </w:rPr>
+        <w:t xml:space="preserve">　</w:t>
+      </w:r>
+    </w:p>
+    <w:p>
+      <w:pPr>
+        <w:pBdr>
+          <w:left w:val="thick" w:color="C8102E" w:sz="20" w:space="6"/>
+        </w:pBdr>
+        <w:spacing w:before="280" w:after="100"/>
+      </w:pPr>
+      <w:r>
+        <w:rPr>
+          <w:rFonts w:ascii="BIZ UDPGothic" w:cs="BIZ UDPGothic" w:eastAsia="BIZ UDPGothic" w:hAnsi="BIZ UDPGothic"/>
+          <w:b/>
+          <w:bCs/>
+          <w:color w:val="C8102E"/>
+          <w:sz w:val="24"/>
+          <w:szCs w:val="24"/>
+        </w:rPr>
+        <w:t xml:space="preserve">■ No.26 locnt IAM権限削減</w:t>
+      </w:r>
+      <w:r>
+        <w:br/>
+      </w:r>
+      <w:r>
+        <w:rPr>
+          <w:rFonts w:ascii="BIZ UDPGothic" w:cs="BIZ UDPGothic" w:eastAsia="BIZ UDPGothic" w:hAnsi="BIZ UDPGothic"/>
+          <w:i/>
+          <w:iCs/>
+          <w:color w:val="AA3344"/>
+          <w:sz w:val="17"/>
+          <w:szCs w:val="17"/>
+        </w:rPr>
+        <w:t xml:space="preserve">　Giảm quyền IAM locnt</w:t>
+      </w:r>
+    </w:p>
+    <w:p>
+      <w:pPr>
+        <w:pBdr>
+          <w:left w:val="thick" w:color="C8102E" w:sz="20" w:space="6"/>
+        </w:pBdr>
+        <w:spacing w:before="280" w:after="100"/>
+      </w:pPr>
+      <w:r>
+        <w:rPr>
+          <w:rFonts w:ascii="BIZ UDPGothic" w:cs="BIZ UDPGothic" w:eastAsia="BIZ UDPGothic" w:hAnsi="BIZ UDPGothic"/>
+          <w:b/>
+          <w:bCs/>
+          <w:color w:val="C8102E"/>
+          <w:sz w:val="24"/>
+          <w:szCs w:val="24"/>
+        </w:rPr>
+        <w:t xml:space="preserve">■ 現状・問題 / Hiện trạng / Vấn đề</w:t>
+      </w:r>
+      <w:r>
+        <w:br/>
+      </w:r>
+      <w:r>
+        <w:rPr>
+          <w:rFonts w:ascii="BIZ UDPGothic" w:cs="BIZ UDPGothic" w:eastAsia="BIZ UDPGothic" w:hAnsi="BIZ UDPGothic"/>
+          <w:i/>
+          <w:iCs/>
+          <w:color w:val="AA3344"/>
+          <w:sz w:val="17"/>
+          <w:szCs w:val="17"/>
+        </w:rPr>
+        <w:t xml:space="preserve">　</w:t>
       </w:r>
     </w:p>
     <w:p>
@@ -1926,7 +3521,87 @@
           <w:sz w:val="18"/>
           <w:szCs w:val="18"/>
         </w:rPr>
-        <w:t xml:space="preserve">posstg-role-ec2-web-be (giống web-be).</w:t>
+        <w:t xml:space="preserve">locnt ユーザーに EC2</w:t>
+      </w:r>
+      <w:r>
+        <w:br/>
+      </w:r>
+      <w:r>
+        <w:rPr>
+          <w:rFonts w:ascii="BIZ UDPGothic" w:cs="BIZ UDPGothic" w:eastAsia="BIZ UDPGothic" w:hAnsi="BIZ UDPGothic"/>
+          <w:i/>
+          <w:iCs/>
+          <w:color w:val="777777"/>
+          <w:sz w:val="16"/>
+          <w:szCs w:val="16"/>
+        </w:rPr>
+        <w:t xml:space="preserve">/ RDS/ECS/S3/Lambda/Transfer/StepFunctions の Full Access が付与されている。最小権限の原則に反する。 / User locnt được cấp Full Access cho EC2/RDS/ECS/S3/Lambda/Transfer/StepFunctions. Vi phạm nguyên tắc quyền tối thiểu.</w:t>
+      </w:r>
+    </w:p>
+    <w:p>
+      <w:pPr>
+        <w:pBdr>
+          <w:left w:val="thick" w:color="C8102E" w:sz="20" w:space="6"/>
+        </w:pBdr>
+        <w:spacing w:before="280" w:after="100"/>
+      </w:pPr>
+      <w:r>
+        <w:rPr>
+          <w:rFonts w:ascii="BIZ UDPGothic" w:cs="BIZ UDPGothic" w:eastAsia="BIZ UDPGothic" w:hAnsi="BIZ UDPGothic"/>
+          <w:b/>
+          <w:bCs/>
+          <w:color w:val="C8102E"/>
+          <w:sz w:val="24"/>
+          <w:szCs w:val="24"/>
+        </w:rPr>
+        <w:t xml:space="preserve">■ No.28 SQS DLQ設定</w:t>
+      </w:r>
+      <w:r>
+        <w:br/>
+      </w:r>
+      <w:r>
+        <w:rPr>
+          <w:rFonts w:ascii="BIZ UDPGothic" w:cs="BIZ UDPGothic" w:eastAsia="BIZ UDPGothic" w:hAnsi="BIZ UDPGothic"/>
+          <w:i/>
+          <w:iCs/>
+          <w:color w:val="AA3344"/>
+          <w:sz w:val="17"/>
+          <w:szCs w:val="17"/>
+        </w:rPr>
+        <w:t xml:space="preserve">　Cấu hình DLQ cho SQS</w:t>
+      </w:r>
+    </w:p>
+    <w:p>
+      <w:pPr>
+        <w:pBdr>
+          <w:left w:val="thick" w:color="C8102E" w:sz="20" w:space="6"/>
+        </w:pBdr>
+        <w:spacing w:before="280" w:after="100"/>
+      </w:pPr>
+      <w:r>
+        <w:rPr>
+          <w:rFonts w:ascii="BIZ UDPGothic" w:cs="BIZ UDPGothic" w:eastAsia="BIZ UDPGothic" w:hAnsi="BIZ UDPGothic"/>
+          <w:b/>
+          <w:bCs/>
+          <w:color w:val="C8102E"/>
+          <w:sz w:val="24"/>
+          <w:szCs w:val="24"/>
+        </w:rPr>
+        <w:t xml:space="preserve">■ 対象 / Đối tượng</w:t>
+      </w:r>
+      <w:r>
+        <w:br/>
+      </w:r>
+      <w:r>
+        <w:rPr>
+          <w:rFonts w:ascii="BIZ UDPGothic" w:cs="BIZ UDPGothic" w:eastAsia="BIZ UDPGothic" w:hAnsi="BIZ UDPGothic"/>
+          <w:i/>
+          <w:iCs/>
+          <w:color w:val="AA3344"/>
+          <w:sz w:val="17"/>
+          <w:szCs w:val="17"/>
+        </w:rPr>
+        <w:t xml:space="preserve">　</w:t>
       </w:r>
     </w:p>
     <w:p>
@@ -1940,7 +3615,87 @@
           <w:sz w:val="18"/>
           <w:szCs w:val="18"/>
         </w:rPr>
-        <w:t xml:space="preserve">S3FullAccess/SecretsManagerReadWrite cấp quyền không cần thiết cho</w:t>
+        <w:t xml:space="preserve">① ksm-posstg-sqs-export-queue-sg.fifo ② ksm-posstg-sqs-store-code-queue-sg.fifo 両キューともDLQ未設定。リトライ上限後にメッセージが消失するリスク。</w:t>
+      </w:r>
+      <w:r>
+        <w:br/>
+      </w:r>
+      <w:r>
+        <w:rPr>
+          <w:rFonts w:ascii="BIZ UDPGothic" w:cs="BIZ UDPGothic" w:eastAsia="BIZ UDPGothic" w:hAnsi="BIZ UDPGothic"/>
+          <w:i/>
+          <w:iCs/>
+          <w:color w:val="777777"/>
+          <w:sz w:val="16"/>
+          <w:szCs w:val="16"/>
+        </w:rPr>
+        <w:t xml:space="preserve">/ Cả 2 queue đều chưa cấu hình DLQ. Có nguy cơ mất message sau khi vượt giới hạn retry.</w:t>
+      </w:r>
+    </w:p>
+    <w:p>
+      <w:pPr>
+        <w:pBdr>
+          <w:left w:val="thick" w:color="C8102E" w:sz="20" w:space="6"/>
+        </w:pBdr>
+        <w:spacing w:before="280" w:after="100"/>
+      </w:pPr>
+      <w:r>
+        <w:rPr>
+          <w:rFonts w:ascii="BIZ UDPGothic" w:cs="BIZ UDPGothic" w:eastAsia="BIZ UDPGothic" w:hAnsi="BIZ UDPGothic"/>
+          <w:b/>
+          <w:bCs/>
+          <w:color w:val="C8102E"/>
+          <w:sz w:val="24"/>
+          <w:szCs w:val="24"/>
+        </w:rPr>
+        <w:t xml:space="preserve">■ No.29 RDS local_infile無効化</w:t>
+      </w:r>
+      <w:r>
+        <w:br/>
+      </w:r>
+      <w:r>
+        <w:rPr>
+          <w:rFonts w:ascii="BIZ UDPGothic" w:cs="BIZ UDPGothic" w:eastAsia="BIZ UDPGothic" w:hAnsi="BIZ UDPGothic"/>
+          <w:i/>
+          <w:iCs/>
+          <w:color w:val="AA3344"/>
+          <w:sz w:val="17"/>
+          <w:szCs w:val="17"/>
+        </w:rPr>
+        <w:t xml:space="preserve">　Vô hiệu hóa local_infile RDS</w:t>
+      </w:r>
+    </w:p>
+    <w:p>
+      <w:pPr>
+        <w:pBdr>
+          <w:left w:val="thick" w:color="C8102E" w:sz="20" w:space="6"/>
+        </w:pBdr>
+        <w:spacing w:before="280" w:after="100"/>
+      </w:pPr>
+      <w:r>
+        <w:rPr>
+          <w:rFonts w:ascii="BIZ UDPGothic" w:cs="BIZ UDPGothic" w:eastAsia="BIZ UDPGothic" w:hAnsi="BIZ UDPGothic"/>
+          <w:b/>
+          <w:bCs/>
+          <w:color w:val="C8102E"/>
+          <w:sz w:val="24"/>
+          <w:szCs w:val="24"/>
+        </w:rPr>
+        <w:t xml:space="preserve">■ 対象 / Đối tượng</w:t>
+      </w:r>
+      <w:r>
+        <w:br/>
+      </w:r>
+      <w:r>
+        <w:rPr>
+          <w:rFonts w:ascii="BIZ UDPGothic" w:cs="BIZ UDPGothic" w:eastAsia="BIZ UDPGothic" w:hAnsi="BIZ UDPGothic"/>
+          <w:i/>
+          <w:iCs/>
+          <w:color w:val="AA3344"/>
+          <w:sz w:val="17"/>
+          <w:szCs w:val="17"/>
+        </w:rPr>
+        <w:t xml:space="preserve">　</w:t>
       </w:r>
     </w:p>
     <w:p>
@@ -1954,7 +3709,40 @@
           <w:sz w:val="18"/>
           <w:szCs w:val="18"/>
         </w:rPr>
-        <w:t xml:space="preserve">giftcard.*</w:t>
+        <w:t xml:space="preserve">STG: パラメータグループ ksm-posstg-db-cluster-pg</w:t>
+      </w:r>
+    </w:p>
+    <w:p>
+      <w:pPr>
+        <w:pBdr>
+          <w:left w:val="thick" w:color="C8102E" w:sz="20" w:space="6"/>
+        </w:pBdr>
+        <w:spacing w:before="280" w:after="100"/>
+      </w:pPr>
+      <w:r>
+        <w:rPr>
+          <w:rFonts w:ascii="BIZ UDPGothic" w:cs="BIZ UDPGothic" w:eastAsia="BIZ UDPGothic" w:hAnsi="BIZ UDPGothic"/>
+          <w:b/>
+          <w:bCs/>
+          <w:color w:val="C8102E"/>
+          <w:sz w:val="24"/>
+          <w:szCs w:val="24"/>
+        </w:rPr>
+        <w:t xml:space="preserve">■ 現状・問題 / Hiện trạng / Vấn đề</w:t>
+      </w:r>
+      <w:r>
+        <w:br/>
+      </w:r>
+      <w:r>
+        <w:rPr>
+          <w:rFonts w:ascii="BIZ UDPGothic" w:cs="BIZ UDPGothic" w:eastAsia="BIZ UDPGothic" w:hAnsi="BIZ UDPGothic"/>
+          <w:i/>
+          <w:iCs/>
+          <w:color w:val="AA3344"/>
+          <w:sz w:val="17"/>
+          <w:szCs w:val="17"/>
+        </w:rPr>
+        <w:t xml:space="preserve">　</w:t>
       </w:r>
     </w:p>
     <w:p>
@@ -1964,201 +3752,11 @@
       <w:r>
         <w:rPr>
           <w:rFonts w:ascii="BIZ UDPGothic" w:cs="BIZ UDPGothic" w:eastAsia="BIZ UDPGothic" w:hAnsi="BIZ UDPGothic"/>
-          <w:b/>
-          <w:bCs/>
-          <w:color w:val="C8102E"/>
-          <w:sz w:val="20"/>
-          <w:szCs w:val="20"/>
-        </w:rPr>
-        <w:t xml:space="preserve">■ 改修手順</w:t>
-      </w:r>
-    </w:p>
-    <w:p>
-      <w:pPr>
-        <w:spacing w:before="100" w:after="100"/>
-      </w:pPr>
-      <w:r>
-        <w:rPr>
-          <w:rFonts w:ascii="BIZ UDPGothic" w:cs="BIZ UDPGothic" w:eastAsia="BIZ UDPGothic" w:hAnsi="BIZ UDPGothic"/>
           <w:color w:val="404040"/>
           <w:sz w:val="18"/>
           <w:szCs w:val="18"/>
         </w:rPr>
-        <w:t xml:space="preserve">&gt; ① posstg-role-ec2-giftcard IAMロールを新規作成（必要最小限の権限） ②</w:t>
-      </w:r>
-    </w:p>
-    <w:p>
-      <w:pPr>
-        <w:spacing w:before="100" w:after="100"/>
-      </w:pPr>
-      <w:r>
-        <w:rPr>
-          <w:rFonts w:ascii="BIZ UDPGothic" w:cs="BIZ UDPGothic" w:eastAsia="BIZ UDPGothic" w:hAnsi="BIZ UDPGothic"/>
-          <w:color w:val="404040"/>
-          <w:sz w:val="18"/>
-          <w:szCs w:val="18"/>
-        </w:rPr>
-        <w:t xml:space="preserve">&gt; EC2 giftcard のインスタンスプロファイルを変更 ③</w:t>
-      </w:r>
-    </w:p>
-    <w:p>
-      <w:pPr>
-        <w:spacing w:before="100" w:after="100"/>
-      </w:pPr>
-      <w:r>
-        <w:rPr>
-          <w:rFonts w:ascii="BIZ UDPGothic" w:cs="BIZ UDPGothic" w:eastAsia="BIZ UDPGothic" w:hAnsi="BIZ UDPGothic"/>
-          <w:color w:val="404040"/>
-          <w:sz w:val="18"/>
-          <w:szCs w:val="18"/>
-        </w:rPr>
-        <w:t xml:space="preserve">&gt; 動作確認（ギフトカード決済バッチ・SFTP送信） */ ① Tạo mới IAM role</w:t>
-      </w:r>
-    </w:p>
-    <w:p>
-      <w:pPr>
-        <w:spacing w:before="100" w:after="100"/>
-      </w:pPr>
-      <w:r>
-        <w:rPr>
-          <w:rFonts w:ascii="BIZ UDPGothic" w:cs="BIZ UDPGothic" w:eastAsia="BIZ UDPGothic" w:hAnsi="BIZ UDPGothic"/>
-          <w:color w:val="404040"/>
-          <w:sz w:val="18"/>
-          <w:szCs w:val="18"/>
-        </w:rPr>
-        <w:t xml:space="preserve">&gt; posstg-role-ec2-giftcard (quyền tối thiểu) ② Thay đổi instance profile</w:t>
-      </w:r>
-    </w:p>
-    <w:p>
-      <w:pPr>
-        <w:spacing w:before="100" w:after="100"/>
-      </w:pPr>
-      <w:r>
-        <w:rPr>
-          <w:rFonts w:ascii="BIZ UDPGothic" w:cs="BIZ UDPGothic" w:eastAsia="BIZ UDPGothic" w:hAnsi="BIZ UDPGothic"/>
-          <w:color w:val="404040"/>
-          <w:sz w:val="18"/>
-          <w:szCs w:val="18"/>
-        </w:rPr>
-        <w:t xml:space="preserve">&gt; của EC2 giftcard ③ Xác nhận hoạt động (batch thanh toán gift card, gửi</w:t>
-      </w:r>
-    </w:p>
-    <w:p>
-      <w:pPr>
-        <w:spacing w:before="100" w:after="100"/>
-      </w:pPr>
-      <w:r>
-        <w:rPr>
-          <w:rFonts w:ascii="BIZ UDPGothic" w:cs="BIZ UDPGothic" w:eastAsia="BIZ UDPGothic" w:hAnsi="BIZ UDPGothic"/>
-          <w:color w:val="404040"/>
-          <w:sz w:val="18"/>
-          <w:szCs w:val="18"/>
-        </w:rPr>
-        <w:t xml:space="preserve">&gt; SFTP)*</w:t>
-      </w:r>
-    </w:p>
-    <w:p>
-      <w:pPr>
-        <w:spacing w:before="100" w:after="100"/>
-      </w:pPr>
-      <w:r>
-        <w:rPr>
-          <w:rFonts w:ascii="BIZ UDPGothic" w:cs="BIZ UDPGothic" w:eastAsia="BIZ UDPGothic" w:hAnsi="BIZ UDPGothic"/>
-          <w:b/>
-          <w:bCs/>
-          <w:color w:val="C8102E"/>
-          <w:sz w:val="20"/>
-          <w:szCs w:val="20"/>
-        </w:rPr>
-        <w:t xml:space="preserve">■ No.22 EBSボリューム暗号化</w:t>
-      </w:r>
-    </w:p>
-    <w:p>
-      <w:pPr>
-        <w:spacing w:before="100" w:after="100"/>
-      </w:pPr>
-      <w:r>
-        <w:rPr>
-          <w:rFonts w:ascii="BIZ UDPGothic" w:cs="BIZ UDPGothic" w:eastAsia="BIZ UDPGothic" w:hAnsi="BIZ UDPGothic"/>
-          <w:b/>
-          <w:bCs/>
-          <w:color w:val="C8102E"/>
-          <w:sz w:val="20"/>
-          <w:szCs w:val="20"/>
-        </w:rPr>
-        <w:t xml:space="preserve">■ 対象ボリューム</w:t>
-      </w:r>
-    </w:p>
-    <w:p>
-      <w:pPr>
-        <w:spacing w:before="100" w:after="100"/>
-      </w:pPr>
-      <w:r>
-        <w:rPr>
-          <w:rFonts w:ascii="BIZ UDPGothic" w:cs="BIZ UDPGothic" w:eastAsia="BIZ UDPGothic" w:hAnsi="BIZ UDPGothic"/>
-          <w:color w:val="404040"/>
-          <w:sz w:val="18"/>
-          <w:szCs w:val="18"/>
-        </w:rPr>
-        <w:t xml:space="preserve">vol-0543e2e85d267fed3（bastion 100GB未暗号化）</w:t>
-      </w:r>
-    </w:p>
-    <w:p>
-      <w:pPr>
-        <w:spacing w:before="100" w:after="100"/>
-      </w:pPr>
-      <w:r>
-        <w:rPr>
-          <w:rFonts w:ascii="BIZ UDPGothic" w:cs="BIZ UDPGothic" w:eastAsia="BIZ UDPGothic" w:hAnsi="BIZ UDPGothic"/>
-          <w:color w:val="404040"/>
-          <w:sz w:val="18"/>
-          <w:szCs w:val="18"/>
-        </w:rPr>
-        <w:t xml:space="preserve">vol-0a904fbe22a1466f9（giftcard 100GB） vol-0d9f3bc937a9e9212（web-fe</w:t>
-      </w:r>
-    </w:p>
-    <w:p>
-      <w:pPr>
-        <w:spacing w:before="100" w:after="100"/>
-      </w:pPr>
-      <w:r>
-        <w:rPr>
-          <w:rFonts w:ascii="BIZ UDPGothic" w:cs="BIZ UDPGothic" w:eastAsia="BIZ UDPGothic" w:hAnsi="BIZ UDPGothic"/>
-          <w:color w:val="404040"/>
-          <w:sz w:val="18"/>
-          <w:szCs w:val="18"/>
-        </w:rPr>
-        <w:t xml:space="preserve">20GB） vol-05550f5152c65b611（web-be 20GB）</w:t>
-      </w:r>
-    </w:p>
-    <w:p>
-      <w:pPr>
-        <w:spacing w:before="100" w:after="100"/>
-      </w:pPr>
-      <w:r>
-        <w:rPr>
-          <w:rFonts w:ascii="BIZ UDPGothic" w:cs="BIZ UDPGothic" w:eastAsia="BIZ UDPGothic" w:hAnsi="BIZ UDPGothic"/>
-          <w:b/>
-          <w:bCs/>
-          <w:color w:val="C8102E"/>
-          <w:sz w:val="20"/>
-          <w:szCs w:val="20"/>
-        </w:rPr>
-        <w:t xml:space="preserve">■ 改修手順</w:t>
-      </w:r>
-    </w:p>
-    <w:p>
-      <w:pPr>
-        <w:spacing w:before="100" w:after="100"/>
-      </w:pPr>
-      <w:r>
-        <w:rPr>
-          <w:rFonts w:ascii="BIZ UDPGothic" w:cs="BIZ UDPGothic" w:eastAsia="BIZ UDPGothic" w:hAnsi="BIZ UDPGothic"/>
-          <w:color w:val="404040"/>
-          <w:sz w:val="18"/>
-          <w:szCs w:val="18"/>
-        </w:rPr>
-        <w:t xml:space="preserve">各EC2を停止→スナップショット作成→暗号化コピー→新ボリューム作成→アタッチ→起動の順で実施。インスタンス停止を伴うためメンテナンス時間帯に実施。</w:t>
+        <w:t xml:space="preserve">local_infile=1 が有効。外部ファイルの LOAD DATA INFILE が許可されており、セキュリティリスク。</w:t>
       </w:r>
       <w:r>
         <w:br/>
@@ -2172,26 +3770,15 @@
           <w:sz w:val="16"/>
           <w:szCs w:val="16"/>
         </w:rPr>
-        <w:t xml:space="preserve">/ Dừng từng EC2→Tạo snapshot→Copy mã hóa→Tạo volume mới→Attach→Khởi</w:t>
+        <w:t xml:space="preserve">/ local_infile=1 đang bật. Cho phép LOAD DATA INFILE từ file bên ngoài, có rủi ro bảo mật.</w:t>
       </w:r>
     </w:p>
     <w:p>
       <w:pPr>
-        <w:spacing w:before="100" w:after="100"/>
-      </w:pPr>
-      <w:r>
-        <w:rPr>
-          <w:rFonts w:ascii="BIZ UDPGothic" w:cs="BIZ UDPGothic" w:eastAsia="BIZ UDPGothic" w:hAnsi="BIZ UDPGothic"/>
-          <w:color w:val="404040"/>
-          <w:sz w:val="18"/>
-          <w:szCs w:val="18"/>
-        </w:rPr>
-        <w:t xml:space="preserve">động. Thực hiện trong giờ bảo trì do cần dừng instance.*</w:t>
-      </w:r>
-    </w:p>
-    <w:p>
-      <w:pPr>
-        <w:spacing w:before="100" w:after="100"/>
+        <w:pBdr>
+          <w:left w:val="thick" w:color="C8102E" w:sz="20" w:space="6"/>
+        </w:pBdr>
+        <w:spacing w:before="280" w:after="100"/>
       </w:pPr>
       <w:r>
         <w:rPr>
@@ -2199,68 +3786,24 @@
           <w:b/>
           <w:bCs/>
           <w:color w:val="C8102E"/>
-          <w:sz w:val="20"/>
-          <w:szCs w:val="20"/>
-        </w:rPr>
-        <w:t xml:space="preserve">■ No.23 Transfer Family SSH鍵整理</w:t>
-      </w:r>
-    </w:p>
-    <w:p>
-      <w:pPr>
-        <w:spacing w:before="100" w:after="100"/>
-      </w:pPr>
-      <w:r>
-        <w:rPr>
-          <w:rFonts w:ascii="BIZ UDPGothic" w:cs="BIZ UDPGothic" w:eastAsia="BIZ UDPGothic" w:hAnsi="BIZ UDPGothic"/>
-          <w:b/>
-          <w:bCs/>
-          <w:color w:val="C8102E"/>
-          <w:sz w:val="20"/>
-          <w:szCs w:val="20"/>
-        </w:rPr>
-        <w:t xml:space="preserve">■ 現状・問題</w:t>
-      </w:r>
-    </w:p>
-    <w:p>
-      <w:pPr>
-        <w:spacing w:before="100" w:after="100"/>
-      </w:pPr>
-      <w:r>
-        <w:rPr>
-          <w:rFonts w:ascii="BIZ UDPGothic" w:cs="BIZ UDPGothic" w:eastAsia="BIZ UDPGothic" w:hAnsi="BIZ UDPGothic"/>
-          <w:color w:val="404040"/>
-          <w:sz w:val="18"/>
-          <w:szCs w:val="18"/>
-        </w:rPr>
-        <w:t xml:space="preserve">tf-user-sg のSSH鍵コメントが</w:t>
-      </w:r>
-    </w:p>
-    <w:p>
-      <w:pPr>
-        <w:spacing w:before="100" w:after="100"/>
-      </w:pPr>
-      <w:r>
-        <w:rPr>
-          <w:rFonts w:ascii="BIZ UDPGothic" w:cs="BIZ UDPGothic" w:eastAsia="BIZ UDPGothic" w:hAnsi="BIZ UDPGothic"/>
-          <w:color w:val="404040"/>
-          <w:sz w:val="18"/>
-          <w:szCs w:val="18"/>
-        </w:rPr>
-        <w:t xml:space="preserve">root@ip-10-239-2-4（bastionで生成）。外部パートナー提供鍵に差し替えるべき。tf-user-oc</w:t>
-      </w:r>
-    </w:p>
-    <w:p>
-      <w:pPr>
-        <w:spacing w:before="100" w:after="100"/>
-      </w:pPr>
-      <w:r>
-        <w:rPr>
-          <w:rFonts w:ascii="BIZ UDPGothic" w:cs="BIZ UDPGothic" w:eastAsia="BIZ UDPGothic" w:hAnsi="BIZ UDPGothic"/>
-          <w:color w:val="404040"/>
-          <w:sz w:val="18"/>
-          <w:szCs w:val="18"/>
-        </w:rPr>
-        <w:t xml:space="preserve">に3本の鍵（2025-06-13/07-01×2）が登録されており整理が必要。 */ Comment</w:t>
+          <w:sz w:val="24"/>
+          <w:szCs w:val="24"/>
+        </w:rPr>
+        <w:t xml:space="preserve">■ 実行コマンド / Lệnh thực thi</w:t>
+      </w:r>
+      <w:r>
+        <w:br/>
+      </w:r>
+      <w:r>
+        <w:rPr>
+          <w:rFonts w:ascii="BIZ UDPGothic" w:cs="BIZ UDPGothic" w:eastAsia="BIZ UDPGothic" w:hAnsi="BIZ UDPGothic"/>
+          <w:i/>
+          <w:iCs/>
+          <w:color w:val="AA3344"/>
+          <w:sz w:val="17"/>
+          <w:szCs w:val="17"/>
+        </w:rPr>
+        <w:t xml:space="preserve">　</w:t>
       </w:r>
     </w:p>
     <w:tbl>
@@ -2276,7 +3819,309 @@
         </w:tblBorders>
       </w:tblPr>
       <w:tblGrid>
-        <w:gridCol w:w="9506"/>
+        <w:gridCol w:w="4753"/>
+        <w:gridCol w:w="4753"/>
+      </w:tblGrid>
+      <w:tr>
+        <w:trPr>
+          <w:cantSplit/>
+          <w:tblHeader/>
+        </w:trPr>
+        <w:tc>
+          <w:tcPr>
+            <w:tcW w:type="dxa" w:w="4753"/>
+            <w:tcBorders>
+              <w:top w:val="single" w:color="CCCCCC" w:sz="4"/>
+              <w:left w:val="single" w:color="CCCCCC" w:sz="4"/>
+              <w:bottom w:val="single" w:color="CCCCCC" w:sz="4"/>
+              <w:right w:val="single" w:color="CCCCCC" w:sz="4"/>
+            </w:tcBorders>
+            <w:shd w:fill="E8E8E8" w:val="clear"/>
+            <w:tcMar>
+              <w:top w:type="dxa" w:w="80"/>
+              <w:left w:type="dxa" w:w="120"/>
+              <w:bottom w:type="dxa" w:w="80"/>
+              <w:right w:type="dxa" w:w="120"/>
+            </w:tcMar>
+          </w:tcPr>
+          <w:p>
+            <w:pPr>
+              <w:spacing w:before="0" w:after="0"/>
+            </w:pPr>
+            <w:r>
+              <w:rPr>
+                <w:rFonts w:ascii="BIZ UDPGothic" w:cs="BIZ UDPGothic" w:eastAsia="BIZ UDPGothic" w:hAnsi="BIZ UDPGothic"/>
+                <w:color w:val="404040"/>
+                <w:sz w:val="18"/>
+                <w:szCs w:val="18"/>
+              </w:rPr>
+              <w:t xml:space="preserve">▼ 変更前 (Before)</w:t>
+            </w:r>
+          </w:p>
+        </w:tc>
+        <w:tc>
+          <w:tcPr>
+            <w:tcW w:type="dxa" w:w="4753"/>
+            <w:tcBorders>
+              <w:top w:val="single" w:color="CCCCCC" w:sz="4"/>
+              <w:left w:val="single" w:color="CCCCCC" w:sz="4"/>
+              <w:bottom w:val="single" w:color="CCCCCC" w:sz="4"/>
+              <w:right w:val="single" w:color="CCCCCC" w:sz="4"/>
+            </w:tcBorders>
+            <w:shd w:fill="E8E8E8" w:val="clear"/>
+            <w:tcMar>
+              <w:top w:type="dxa" w:w="80"/>
+              <w:left w:type="dxa" w:w="120"/>
+              <w:bottom w:type="dxa" w:w="80"/>
+              <w:right w:type="dxa" w:w="120"/>
+            </w:tcMar>
+          </w:tcPr>
+          <w:p>
+            <w:pPr>
+              <w:spacing w:before="0" w:after="0"/>
+            </w:pPr>
+            <w:r>
+              <w:rPr>
+                <w:rFonts w:ascii="BIZ UDPGothic" w:cs="BIZ UDPGothic" w:eastAsia="BIZ UDPGothic" w:hAnsi="BIZ UDPGothic"/>
+                <w:color w:val="404040"/>
+                <w:sz w:val="18"/>
+                <w:szCs w:val="18"/>
+              </w:rPr>
+              <w:t xml:space="preserve">▲ 変更後 (After)</w:t>
+            </w:r>
+          </w:p>
+        </w:tc>
+      </w:tr>
+      <w:tr>
+        <w:trPr>
+          <w:cantSplit/>
+        </w:trPr>
+        <w:tc>
+          <w:tcPr>
+            <w:tcW w:type="dxa" w:w="4753"/>
+            <w:tcBorders>
+              <w:top w:val="single" w:color="CCCCCC" w:sz="4"/>
+              <w:left w:val="single" w:color="CCCCCC" w:sz="4"/>
+              <w:bottom w:val="single" w:color="CCCCCC" w:sz="4"/>
+              <w:right w:val="single" w:color="CCCCCC" w:sz="4"/>
+            </w:tcBorders>
+            <w:shd w:fill="FFFFFF" w:val="clear"/>
+            <w:tcMar>
+              <w:top w:type="dxa" w:w="80"/>
+              <w:left w:type="dxa" w:w="120"/>
+              <w:bottom w:type="dxa" w:w="80"/>
+              <w:right w:type="dxa" w:w="120"/>
+            </w:tcMar>
+          </w:tcPr>
+          <w:p>
+            <w:pPr>
+              <w:spacing w:before="0" w:after="0"/>
+            </w:pPr>
+            <w:r>
+              <w:rPr>
+                <w:rFonts w:ascii="BIZ UDPGothic" w:cs="BIZ UDPGothic" w:eastAsia="BIZ UDPGothic" w:hAnsi="BIZ UDPGothic"/>
+                <w:color w:val="404040"/>
+                <w:sz w:val="18"/>
+                <w:szCs w:val="18"/>
+              </w:rPr>
+              <w:t xml:space="preserve">local_infile = 1</w:t>
+            </w:r>
+          </w:p>
+        </w:tc>
+        <w:tc>
+          <w:tcPr>
+            <w:tcW w:type="dxa" w:w="4753"/>
+            <w:tcBorders>
+              <w:top w:val="single" w:color="CCCCCC" w:sz="4"/>
+              <w:left w:val="single" w:color="CCCCCC" w:sz="4"/>
+              <w:bottom w:val="single" w:color="CCCCCC" w:sz="4"/>
+              <w:right w:val="single" w:color="CCCCCC" w:sz="4"/>
+            </w:tcBorders>
+            <w:shd w:fill="FFFFFF" w:val="clear"/>
+            <w:tcMar>
+              <w:top w:type="dxa" w:w="80"/>
+              <w:left w:type="dxa" w:w="120"/>
+              <w:bottom w:type="dxa" w:w="80"/>
+              <w:right w:type="dxa" w:w="120"/>
+            </w:tcMar>
+          </w:tcPr>
+          <w:p>
+            <w:pPr>
+              <w:spacing w:before="0" w:after="0"/>
+            </w:pPr>
+            <w:r>
+              <w:rPr>
+                <w:rFonts w:ascii="Courier New" w:cs="Courier New" w:eastAsia="Courier New" w:hAnsi="Courier New"/>
+                <w:color w:val="404040"/>
+                <w:sz w:val="16"/>
+                <w:szCs w:val="16"/>
+              </w:rPr>
+              <w:t xml:space="preserve">aws rds modify-db-cluster-parameter-group \</w:t>
+            </w:r>
+          </w:p>
+          <w:p>
+            <w:pPr>
+              <w:spacing w:before="0" w:after="0"/>
+            </w:pPr>
+            <w:r>
+              <w:rPr>
+                <w:rFonts w:ascii="Courier New" w:cs="Courier New" w:eastAsia="Courier New" w:hAnsi="Courier New"/>
+                <w:color w:val="404040"/>
+                <w:sz w:val="16"/>
+                <w:szCs w:val="16"/>
+              </w:rPr>
+              <w:t xml:space="preserve">--region ap-northeast-1 \</w:t>
+            </w:r>
+          </w:p>
+          <w:p>
+            <w:pPr>
+              <w:spacing w:before="0" w:after="0"/>
+            </w:pPr>
+            <w:r>
+              <w:rPr>
+                <w:rFonts w:ascii="Courier New" w:cs="Courier New" w:eastAsia="Courier New" w:hAnsi="Courier New"/>
+                <w:color w:val="404040"/>
+                <w:sz w:val="16"/>
+                <w:szCs w:val="16"/>
+              </w:rPr>
+              <w:t xml:space="preserve">--db-cluster-parameter-group-name ksm-posstg-db-cluster-pg \</w:t>
+            </w:r>
+          </w:p>
+          <w:p>
+            <w:pPr>
+              <w:spacing w:before="0" w:after="0"/>
+            </w:pPr>
+            <w:r>
+              <w:rPr>
+                <w:rFonts w:ascii="Courier New" w:cs="Courier New" w:eastAsia="Courier New" w:hAnsi="Courier New"/>
+                <w:color w:val="404040"/>
+                <w:sz w:val="16"/>
+                <w:szCs w:val="16"/>
+              </w:rPr>
+              <w:t xml:space="preserve">--parameters "ParameterName=local_infile,ParameterValue=0,ApplyMethod=immediate"</w:t>
+            </w:r>
+          </w:p>
+        </w:tc>
+      </w:tr>
+    </w:tbl>
+    <w:p>
+      <w:pPr>
+        <w:pBdr>
+          <w:left w:val="thick" w:color="C8102E" w:sz="20" w:space="6"/>
+        </w:pBdr>
+        <w:spacing w:before="280" w:after="100"/>
+      </w:pPr>
+      <w:r>
+        <w:rPr>
+          <w:rFonts w:ascii="BIZ UDPGothic" w:cs="BIZ UDPGothic" w:eastAsia="BIZ UDPGothic" w:hAnsi="BIZ UDPGothic"/>
+          <w:b/>
+          <w:bCs/>
+          <w:color w:val="C8102E"/>
+          <w:sz w:val="24"/>
+          <w:szCs w:val="24"/>
+        </w:rPr>
+        <w:t xml:space="preserve">■ 報告方法</w:t>
+      </w:r>
+      <w:r>
+        <w:br/>
+      </w:r>
+      <w:r>
+        <w:rPr>
+          <w:rFonts w:ascii="BIZ UDPGothic" w:cs="BIZ UDPGothic" w:eastAsia="BIZ UDPGothic" w:hAnsi="BIZ UDPGothic"/>
+          <w:i/>
+          <w:iCs/>
+          <w:color w:val="AA3344"/>
+          <w:sz w:val="17"/>
+          <w:szCs w:val="17"/>
+        </w:rPr>
+        <w:t xml:space="preserve">　Phương thức báo cáo</w:t>
+      </w:r>
+    </w:p>
+    <w:p>
+      <w:pPr>
+        <w:spacing w:before="100" w:after="100"/>
+      </w:pPr>
+      <w:r>
+        <w:rPr>
+          <w:rFonts w:ascii="BIZ UDPGothic" w:cs="BIZ UDPGothic" w:eastAsia="BIZ UDPGothic" w:hAnsi="BIZ UDPGothic"/>
+          <w:color w:val="404040"/>
+          <w:sz w:val="18"/>
+          <w:szCs w:val="18"/>
+        </w:rPr>
+        <w:t xml:space="preserve">全テスト完了後、結果欄（OK</w:t>
+      </w:r>
+      <w:r>
+        <w:br/>
+      </w:r>
+      <w:r>
+        <w:rPr>
+          <w:rFonts w:ascii="BIZ UDPGothic" w:cs="BIZ UDPGothic" w:eastAsia="BIZ UDPGothic" w:hAnsi="BIZ UDPGothic"/>
+          <w:i/>
+          <w:iCs/>
+          <w:color w:val="777777"/>
+          <w:sz w:val="16"/>
+          <w:szCs w:val="16"/>
+        </w:rPr>
+        <w:t xml:space="preserve">/ NG）を記入して Thanh Nguyên へ提出すること。 / Sau khi hoàn thành tất cả kiểm thử, điền kết quả (OK/NG) và gửi cho Thanh Nguyên.</w:t>
+      </w:r>
+    </w:p>
+    <w:p>
+      <w:pPr>
+        <w:spacing w:before="100" w:after="100"/>
+      </w:pPr>
+      <w:r>
+        <w:rPr>
+          <w:rFonts w:ascii="BIZ UDPGothic" w:cs="BIZ UDPGothic" w:eastAsia="BIZ UDPGothic" w:hAnsi="BIZ UDPGothic"/>
+          <w:color w:val="404040"/>
+          <w:sz w:val="18"/>
+          <w:szCs w:val="18"/>
+        </w:rPr>
+        <w:t xml:space="preserve">提出先: nguyenthanhloc@luvina.net</w:t>
+      </w:r>
+      <w:r>
+        <w:br/>
+      </w:r>
+      <w:r>
+        <w:rPr>
+          <w:rFonts w:ascii="BIZ UDPGothic" w:cs="BIZ UDPGothic" w:eastAsia="BIZ UDPGothic" w:hAnsi="BIZ UDPGothic"/>
+          <w:i/>
+          <w:iCs/>
+          <w:color w:val="777777"/>
+          <w:sz w:val="16"/>
+          <w:szCs w:val="16"/>
+        </w:rPr>
+        <w:t xml:space="preserve">/ Địa chỉ nộp: nguyenthanhloc@luvina.net</w:t>
+      </w:r>
+    </w:p>
+    <w:p>
+      <w:pPr>
+        <w:spacing w:before="100" w:after="100"/>
+      </w:pPr>
+      <w:r>
+        <w:rPr>
+          <w:rFonts w:ascii="BIZ UDPGothic" w:cs="BIZ UDPGothic" w:eastAsia="BIZ UDPGothic" w:hAnsi="BIZ UDPGothic"/>
+          <w:color w:val="404040"/>
+          <w:sz w:val="18"/>
+          <w:szCs w:val="18"/>
+        </w:rPr>
+        <w:t xml:space="preserve"/>
+      </w:r>
+    </w:p>
+    <w:tbl>
+      <w:tblPr>
+        <w:tblW w:type="dxa" w:w="9506"/>
+        <w:tblBorders>
+          <w:top w:val="single" w:color="CCCCCC" w:sz="4"/>
+          <w:left w:val="single" w:color="CCCCCC" w:sz="4"/>
+          <w:bottom w:val="single" w:color="CCCCCC" w:sz="4"/>
+          <w:right w:val="single" w:color="CCCCCC" w:sz="4"/>
+          <w:insideH w:val="single" w:color="auto" w:sz="4"/>
+          <w:insideV w:val="single" w:color="auto" w:sz="4"/>
+        </w:tblBorders>
+      </w:tblPr>
+      <w:tblGrid>
+        <w:gridCol w:w="2400"/>
+        <w:gridCol w:w="7106"/>
       </w:tblGrid>
       <w:tr>
         <w:trPr>
@@ -2284,520 +4129,389 @@
         </w:trPr>
         <w:tc>
           <w:tcPr>
-            <w:tcW w:type="dxa" w:w="9506"/>
-            <w:tcBorders>
-              <w:top w:val="single" w:color="CCCCCC" w:sz="4"/>
-              <w:left w:val="single" w:color="CCCCCC" w:sz="4"/>
-              <w:bottom w:val="single" w:color="CCCCCC" w:sz="4"/>
-              <w:right w:val="single" w:color="CCCCCC" w:sz="4"/>
-            </w:tcBorders>
-            <w:shd w:fill="F5F5F5" w:val="clear"/>
-            <w:tcMar>
-              <w:top w:type="dxa" w:w="80"/>
-              <w:left w:type="dxa" w:w="200"/>
-              <w:bottom w:type="dxa" w:w="80"/>
-              <w:right w:type="dxa" w:w="200"/>
-            </w:tcMar>
-          </w:tcPr>
-          <w:p>
-            <w:pPr>
-              <w:spacing w:before="0" w:after="0"/>
-            </w:pPr>
-            <w:r>
-              <w:rPr>
-                <w:rFonts w:ascii="Courier New" w:cs="Courier New" w:eastAsia="Courier New" w:hAnsi="Courier New"/>
-                <w:color w:val="404040"/>
+            <w:tcW w:type="dxa" w:w="2400"/>
+            <w:tcBorders>
+              <w:top w:val="single" w:color="CCCCCC" w:sz="4"/>
+              <w:left w:val="single" w:color="CCCCCC" w:sz="4"/>
+              <w:bottom w:val="single" w:color="CCCCCC" w:sz="4"/>
+              <w:right w:val="single" w:color="CCCCCC" w:sz="4"/>
+            </w:tcBorders>
+            <w:shd w:fill="E8E8E8" w:val="clear"/>
+            <w:tcMar>
+              <w:top w:type="dxa" w:w="80"/>
+              <w:left w:type="dxa" w:w="120"/>
+              <w:bottom w:type="dxa" w:w="80"/>
+              <w:right w:type="dxa" w:w="120"/>
+            </w:tcMar>
+            <w:vAlign w:val="center"/>
+          </w:tcPr>
+          <w:p>
+            <w:pPr>
+              <w:jc w:val="left"/>
+            </w:pPr>
+            <w:r>
+              <w:rPr>
+                <w:rFonts w:ascii="BIZ UDPGothic" w:cs="BIZ UDPGothic" w:eastAsia="BIZ UDPGothic" w:hAnsi="BIZ UDPGothic"/>
+                <w:b/>
+                <w:bCs/>
+                <w:color w:val="000000"/>
+                <w:sz w:val="18"/>
+                <w:szCs w:val="18"/>
+              </w:rPr>
+              <w:t xml:space="preserve">テスト実施日</w:t>
+            </w:r>
+            <w:r>
+              <w:rPr>
+                <w:rFonts w:ascii="BIZ UDPGothic" w:cs="BIZ UDPGothic" w:eastAsia="BIZ UDPGothic" w:hAnsi="BIZ UDPGothic"/>
+                <w:i/>
+                <w:iCs/>
+                <w:color w:val="888888"/>
                 <w:sz w:val="16"/>
                 <w:szCs w:val="16"/>
               </w:rPr>
-              <w:t xml:space="preserve">SSH key của tf-user-sg là root@ip-10-239-2-4 (tạo từ bastion). Cần thay</w:t>
-            </w:r>
-          </w:p>
-          <w:p>
-            <w:pPr>
-              <w:spacing w:before="0" w:after="0"/>
-            </w:pPr>
-            <w:r>
-              <w:rPr>
-                <w:rFonts w:ascii="Courier New" w:cs="Courier New" w:eastAsia="Courier New" w:hAnsi="Courier New"/>
-                <w:color w:val="404040"/>
+              <w:t xml:space="preserve"> / </w:t>
+            </w:r>
+            <w:r>
+              <w:rPr>
+                <w:rFonts w:ascii="BIZ UDPGothic" w:cs="BIZ UDPGothic" w:eastAsia="BIZ UDPGothic" w:hAnsi="BIZ UDPGothic"/>
+                <w:i/>
+                <w:iCs/>
+                <w:color w:val="888888"/>
                 <w:sz w:val="16"/>
                 <w:szCs w:val="16"/>
               </w:rPr>
-              <w:t xml:space="preserve">thế bằng key do đối tác cung cấp. tf-user-oc có 3 key cần dọn dẹp.*</w:t>
+              <w:t xml:space="preserve">Ngày kiểm thử</w:t>
+            </w:r>
+          </w:p>
+        </w:tc>
+        <w:tc>
+          <w:tcPr>
+            <w:tcW w:type="dxa" w:w="7106"/>
+            <w:tcBorders>
+              <w:top w:val="single" w:color="CCCCCC" w:sz="4"/>
+              <w:left w:val="single" w:color="CCCCCC" w:sz="4"/>
+              <w:bottom w:val="single" w:color="CCCCCC" w:sz="4"/>
+              <w:right w:val="single" w:color="CCCCCC" w:sz="4"/>
+            </w:tcBorders>
+            <w:shd w:fill="FFFFFF" w:val="clear"/>
+            <w:tcMar>
+              <w:top w:type="dxa" w:w="80"/>
+              <w:left w:type="dxa" w:w="120"/>
+              <w:bottom w:type="dxa" w:w="80"/>
+              <w:right w:type="dxa" w:w="120"/>
+            </w:tcMar>
+            <w:vAlign w:val="center"/>
+          </w:tcPr>
+          <w:p>
+            <w:pPr>
+              <w:jc w:val="left"/>
+            </w:pPr>
+            <w:r>
+              <w:rPr>
+                <w:rFonts w:ascii="BIZ UDPGothic" w:cs="BIZ UDPGothic" w:eastAsia="BIZ UDPGothic" w:hAnsi="BIZ UDPGothic"/>
+                <w:b w:val="false"/>
+                <w:bCs w:val="false"/>
+                <w:color w:val="404040"/>
+                <w:sz w:val="18"/>
+                <w:szCs w:val="18"/>
+              </w:rPr>
+              <w:t xml:space="preserve"/>
+            </w:r>
+          </w:p>
+        </w:tc>
+      </w:tr>
+      <w:tr>
+        <w:trPr>
+          <w:cantSplit/>
+        </w:trPr>
+        <w:tc>
+          <w:tcPr>
+            <w:tcW w:type="dxa" w:w="2400"/>
+            <w:tcBorders>
+              <w:top w:val="single" w:color="CCCCCC" w:sz="4"/>
+              <w:left w:val="single" w:color="CCCCCC" w:sz="4"/>
+              <w:bottom w:val="single" w:color="CCCCCC" w:sz="4"/>
+              <w:right w:val="single" w:color="CCCCCC" w:sz="4"/>
+            </w:tcBorders>
+            <w:shd w:fill="E8E8E8" w:val="clear"/>
+            <w:tcMar>
+              <w:top w:type="dxa" w:w="80"/>
+              <w:left w:type="dxa" w:w="120"/>
+              <w:bottom w:type="dxa" w:w="80"/>
+              <w:right w:type="dxa" w:w="120"/>
+            </w:tcMar>
+            <w:vAlign w:val="center"/>
+          </w:tcPr>
+          <w:p>
+            <w:pPr>
+              <w:jc w:val="left"/>
+            </w:pPr>
+            <w:r>
+              <w:rPr>
+                <w:rFonts w:ascii="BIZ UDPGothic" w:cs="BIZ UDPGothic" w:eastAsia="BIZ UDPGothic" w:hAnsi="BIZ UDPGothic"/>
+                <w:b/>
+                <w:bCs/>
+                <w:color w:val="000000"/>
+                <w:sz w:val="18"/>
+                <w:szCs w:val="18"/>
+              </w:rPr>
+              <w:t xml:space="preserve">実施者</w:t>
+            </w:r>
+            <w:r>
+              <w:rPr>
+                <w:rFonts w:ascii="BIZ UDPGothic" w:cs="BIZ UDPGothic" w:eastAsia="BIZ UDPGothic" w:hAnsi="BIZ UDPGothic"/>
+                <w:i/>
+                <w:iCs/>
+                <w:color w:val="888888"/>
+                <w:sz w:val="16"/>
+                <w:szCs w:val="16"/>
+              </w:rPr>
+              <w:t xml:space="preserve"> / </w:t>
+            </w:r>
+            <w:r>
+              <w:rPr>
+                <w:rFonts w:ascii="BIZ UDPGothic" w:cs="BIZ UDPGothic" w:eastAsia="BIZ UDPGothic" w:hAnsi="BIZ UDPGothic"/>
+                <w:i/>
+                <w:iCs/>
+                <w:color w:val="888888"/>
+                <w:sz w:val="16"/>
+                <w:szCs w:val="16"/>
+              </w:rPr>
+              <w:t xml:space="preserve">Người thực hiện</w:t>
+            </w:r>
+          </w:p>
+        </w:tc>
+        <w:tc>
+          <w:tcPr>
+            <w:tcW w:type="dxa" w:w="7106"/>
+            <w:tcBorders>
+              <w:top w:val="single" w:color="CCCCCC" w:sz="4"/>
+              <w:left w:val="single" w:color="CCCCCC" w:sz="4"/>
+              <w:bottom w:val="single" w:color="CCCCCC" w:sz="4"/>
+              <w:right w:val="single" w:color="CCCCCC" w:sz="4"/>
+            </w:tcBorders>
+            <w:shd w:fill="FFFFFF" w:val="clear"/>
+            <w:tcMar>
+              <w:top w:type="dxa" w:w="80"/>
+              <w:left w:type="dxa" w:w="120"/>
+              <w:bottom w:type="dxa" w:w="80"/>
+              <w:right w:type="dxa" w:w="120"/>
+            </w:tcMar>
+            <w:vAlign w:val="center"/>
+          </w:tcPr>
+          <w:p>
+            <w:pPr>
+              <w:jc w:val="left"/>
+            </w:pPr>
+            <w:r>
+              <w:rPr>
+                <w:rFonts w:ascii="BIZ UDPGothic" w:cs="BIZ UDPGothic" w:eastAsia="BIZ UDPGothic" w:hAnsi="BIZ UDPGothic"/>
+                <w:b w:val="false"/>
+                <w:bCs w:val="false"/>
+                <w:color w:val="404040"/>
+                <w:sz w:val="18"/>
+                <w:szCs w:val="18"/>
+              </w:rPr>
+              <w:t xml:space="preserve"/>
+            </w:r>
+          </w:p>
+        </w:tc>
+      </w:tr>
+      <w:tr>
+        <w:trPr>
+          <w:cantSplit/>
+        </w:trPr>
+        <w:tc>
+          <w:tcPr>
+            <w:tcW w:type="dxa" w:w="2400"/>
+            <w:tcBorders>
+              <w:top w:val="single" w:color="CCCCCC" w:sz="4"/>
+              <w:left w:val="single" w:color="CCCCCC" w:sz="4"/>
+              <w:bottom w:val="single" w:color="CCCCCC" w:sz="4"/>
+              <w:right w:val="single" w:color="CCCCCC" w:sz="4"/>
+            </w:tcBorders>
+            <w:shd w:fill="E8E8E8" w:val="clear"/>
+            <w:tcMar>
+              <w:top w:type="dxa" w:w="80"/>
+              <w:left w:type="dxa" w:w="120"/>
+              <w:bottom w:type="dxa" w:w="80"/>
+              <w:right w:type="dxa" w:w="120"/>
+            </w:tcMar>
+            <w:vAlign w:val="center"/>
+          </w:tcPr>
+          <w:p>
+            <w:pPr>
+              <w:jc w:val="left"/>
+            </w:pPr>
+            <w:r>
+              <w:rPr>
+                <w:rFonts w:ascii="BIZ UDPGothic" w:cs="BIZ UDPGothic" w:eastAsia="BIZ UDPGothic" w:hAnsi="BIZ UDPGothic"/>
+                <w:b/>
+                <w:bCs/>
+                <w:color w:val="000000"/>
+                <w:sz w:val="18"/>
+                <w:szCs w:val="18"/>
+              </w:rPr>
+              <w:t xml:space="preserve">承認日</w:t>
+            </w:r>
+            <w:r>
+              <w:rPr>
+                <w:rFonts w:ascii="BIZ UDPGothic" w:cs="BIZ UDPGothic" w:eastAsia="BIZ UDPGothic" w:hAnsi="BIZ UDPGothic"/>
+                <w:i/>
+                <w:iCs/>
+                <w:color w:val="888888"/>
+                <w:sz w:val="16"/>
+                <w:szCs w:val="16"/>
+              </w:rPr>
+              <w:t xml:space="preserve"> / </w:t>
+            </w:r>
+            <w:r>
+              <w:rPr>
+                <w:rFonts w:ascii="BIZ UDPGothic" w:cs="BIZ UDPGothic" w:eastAsia="BIZ UDPGothic" w:hAnsi="BIZ UDPGothic"/>
+                <w:i/>
+                <w:iCs/>
+                <w:color w:val="888888"/>
+                <w:sz w:val="16"/>
+                <w:szCs w:val="16"/>
+              </w:rPr>
+              <w:t xml:space="preserve">Ngày duyệt</w:t>
+            </w:r>
+          </w:p>
+        </w:tc>
+        <w:tc>
+          <w:tcPr>
+            <w:tcW w:type="dxa" w:w="7106"/>
+            <w:tcBorders>
+              <w:top w:val="single" w:color="CCCCCC" w:sz="4"/>
+              <w:left w:val="single" w:color="CCCCCC" w:sz="4"/>
+              <w:bottom w:val="single" w:color="CCCCCC" w:sz="4"/>
+              <w:right w:val="single" w:color="CCCCCC" w:sz="4"/>
+            </w:tcBorders>
+            <w:shd w:fill="FFFFFF" w:val="clear"/>
+            <w:tcMar>
+              <w:top w:type="dxa" w:w="80"/>
+              <w:left w:type="dxa" w:w="120"/>
+              <w:bottom w:type="dxa" w:w="80"/>
+              <w:right w:type="dxa" w:w="120"/>
+            </w:tcMar>
+            <w:vAlign w:val="center"/>
+          </w:tcPr>
+          <w:p>
+            <w:pPr>
+              <w:jc w:val="left"/>
+            </w:pPr>
+            <w:r>
+              <w:rPr>
+                <w:rFonts w:ascii="BIZ UDPGothic" w:cs="BIZ UDPGothic" w:eastAsia="BIZ UDPGothic" w:hAnsi="BIZ UDPGothic"/>
+                <w:b w:val="false"/>
+                <w:bCs w:val="false"/>
+                <w:color w:val="404040"/>
+                <w:sz w:val="18"/>
+                <w:szCs w:val="18"/>
+              </w:rPr>
+              <w:t xml:space="preserve"/>
+            </w:r>
+          </w:p>
+        </w:tc>
+      </w:tr>
+      <w:tr>
+        <w:trPr>
+          <w:cantSplit/>
+        </w:trPr>
+        <w:tc>
+          <w:tcPr>
+            <w:tcW w:type="dxa" w:w="2400"/>
+            <w:tcBorders>
+              <w:top w:val="single" w:color="CCCCCC" w:sz="4"/>
+              <w:left w:val="single" w:color="CCCCCC" w:sz="4"/>
+              <w:bottom w:val="single" w:color="CCCCCC" w:sz="4"/>
+              <w:right w:val="single" w:color="CCCCCC" w:sz="4"/>
+            </w:tcBorders>
+            <w:shd w:fill="E8E8E8" w:val="clear"/>
+            <w:tcMar>
+              <w:top w:type="dxa" w:w="80"/>
+              <w:left w:type="dxa" w:w="120"/>
+              <w:bottom w:type="dxa" w:w="80"/>
+              <w:right w:type="dxa" w:w="120"/>
+            </w:tcMar>
+            <w:vAlign w:val="center"/>
+          </w:tcPr>
+          <w:p>
+            <w:pPr>
+              <w:jc w:val="left"/>
+            </w:pPr>
+            <w:r>
+              <w:rPr>
+                <w:rFonts w:ascii="BIZ UDPGothic" w:cs="BIZ UDPGothic" w:eastAsia="BIZ UDPGothic" w:hAnsi="BIZ UDPGothic"/>
+                <w:b/>
+                <w:bCs/>
+                <w:color w:val="000000"/>
+                <w:sz w:val="18"/>
+                <w:szCs w:val="18"/>
+              </w:rPr>
+              <w:t xml:space="preserve">承認者</w:t>
+            </w:r>
+            <w:r>
+              <w:rPr>
+                <w:rFonts w:ascii="BIZ UDPGothic" w:cs="BIZ UDPGothic" w:eastAsia="BIZ UDPGothic" w:hAnsi="BIZ UDPGothic"/>
+                <w:i/>
+                <w:iCs/>
+                <w:color w:val="888888"/>
+                <w:sz w:val="16"/>
+                <w:szCs w:val="16"/>
+              </w:rPr>
+              <w:t xml:space="preserve"> / </w:t>
+            </w:r>
+            <w:r>
+              <w:rPr>
+                <w:rFonts w:ascii="BIZ UDPGothic" w:cs="BIZ UDPGothic" w:eastAsia="BIZ UDPGothic" w:hAnsi="BIZ UDPGothic"/>
+                <w:i/>
+                <w:iCs/>
+                <w:color w:val="888888"/>
+                <w:sz w:val="16"/>
+                <w:szCs w:val="16"/>
+              </w:rPr>
+              <w:t xml:space="preserve">Người duyệt</w:t>
+            </w:r>
+          </w:p>
+        </w:tc>
+        <w:tc>
+          <w:tcPr>
+            <w:tcW w:type="dxa" w:w="7106"/>
+            <w:tcBorders>
+              <w:top w:val="single" w:color="CCCCCC" w:sz="4"/>
+              <w:left w:val="single" w:color="CCCCCC" w:sz="4"/>
+              <w:bottom w:val="single" w:color="CCCCCC" w:sz="4"/>
+              <w:right w:val="single" w:color="CCCCCC" w:sz="4"/>
+            </w:tcBorders>
+            <w:shd w:fill="FFFFFF" w:val="clear"/>
+            <w:tcMar>
+              <w:top w:type="dxa" w:w="80"/>
+              <w:left w:type="dxa" w:w="120"/>
+              <w:bottom w:type="dxa" w:w="80"/>
+              <w:right w:type="dxa" w:w="120"/>
+            </w:tcMar>
+            <w:vAlign w:val="center"/>
+          </w:tcPr>
+          <w:p>
+            <w:pPr>
+              <w:jc w:val="left"/>
+            </w:pPr>
+            <w:r>
+              <w:rPr>
+                <w:rFonts w:ascii="BIZ UDPGothic" w:cs="BIZ UDPGothic" w:eastAsia="BIZ UDPGothic" w:hAnsi="BIZ UDPGothic"/>
+                <w:b w:val="false"/>
+                <w:bCs w:val="false"/>
+                <w:color w:val="404040"/>
+                <w:sz w:val="18"/>
+                <w:szCs w:val="18"/>
+              </w:rPr>
+              <w:t xml:space="preserve"/>
             </w:r>
           </w:p>
         </w:tc>
       </w:tr>
     </w:tbl>
-    <w:p>
-      <w:pPr>
-        <w:spacing w:before="100" w:after="100"/>
-      </w:pPr>
-      <w:r>
-        <w:rPr>
-          <w:rFonts w:ascii="BIZ UDPGothic" w:cs="BIZ UDPGothic" w:eastAsia="BIZ UDPGothic" w:hAnsi="BIZ UDPGothic"/>
-          <w:b/>
-          <w:bCs/>
-          <w:color w:val="C8102E"/>
-          <w:sz w:val="20"/>
-          <w:szCs w:val="20"/>
-        </w:rPr>
-        <w:t xml:space="preserve">■ No.25 不要SG削除</w:t>
-      </w:r>
-    </w:p>
-    <w:p>
-      <w:pPr>
-        <w:spacing w:before="100" w:after="100"/>
-      </w:pPr>
-      <w:r>
-        <w:rPr>
-          <w:rFonts w:ascii="BIZ UDPGothic" w:cs="BIZ UDPGothic" w:eastAsia="BIZ UDPGothic" w:hAnsi="BIZ UDPGothic"/>
-          <w:b/>
-          <w:bCs/>
-          <w:color w:val="C8102E"/>
-          <w:sz w:val="20"/>
-          <w:szCs w:val="20"/>
-        </w:rPr>
-        <w:t xml:space="preserve">■ 対象</w:t>
-      </w:r>
-    </w:p>
-    <w:p>
-      <w:pPr>
-        <w:spacing w:before="100" w:after="100"/>
-      </w:pPr>
-      <w:r>
-        <w:rPr>
-          <w:rFonts w:ascii="BIZ UDPGothic" w:cs="BIZ UDPGothic" w:eastAsia="BIZ UDPGothic" w:hAnsi="BIZ UDPGothic"/>
-          <w:color w:val="404040"/>
-          <w:sz w:val="18"/>
-          <w:szCs w:val="18"/>
-        </w:rPr>
-        <w:t xml:space="preserve">&gt; ① ksm-posstg-temp（sg-0991baa076710475a）\-\-- ルールゼロ・未使用 ②</w:t>
-      </w:r>
-    </w:p>
-    <w:p>
-      <w:pPr>
-        <w:spacing w:before="100" w:after="100"/>
-      </w:pPr>
-      <w:r>
-        <w:rPr>
-          <w:rFonts w:ascii="BIZ UDPGothic" w:cs="BIZ UDPGothic" w:eastAsia="BIZ UDPGothic" w:hAnsi="BIZ UDPGothic"/>
-          <w:color w:val="404040"/>
-          <w:sz w:val="18"/>
-          <w:szCs w:val="18"/>
-        </w:rPr>
-        <w:t xml:space="preserve">&gt; ksm-posstg-vpc-sg-kasumi-charge（sg-07c81567ac87d00c5）\-\--</w:t>
-      </w:r>
-    </w:p>
-    <w:p>
-      <w:pPr>
-        <w:spacing w:before="100" w:after="100"/>
-      </w:pPr>
-      <w:r>
-        <w:rPr>
-          <w:rFonts w:ascii="BIZ UDPGothic" w:cs="BIZ UDPGothic" w:eastAsia="BIZ UDPGothic" w:hAnsi="BIZ UDPGothic"/>
-          <w:color w:val="404040"/>
-          <w:sz w:val="18"/>
-          <w:szCs w:val="18"/>
-        </w:rPr>
-        <w:t xml:space="preserve">&gt; Inboundなし・用途不明 ③</w:t>
-      </w:r>
-    </w:p>
-    <w:p>
-      <w:pPr>
-        <w:spacing w:before="100" w:after="100"/>
-      </w:pPr>
-      <w:r>
-        <w:rPr>
-          <w:rFonts w:ascii="BIZ UDPGothic" w:cs="BIZ UDPGothic" w:eastAsia="BIZ UDPGothic" w:hAnsi="BIZ UDPGothic"/>
-          <w:color w:val="404040"/>
-          <w:sz w:val="18"/>
-          <w:szCs w:val="18"/>
-        </w:rPr>
-        <w:t xml:space="preserve">&gt; posstg-lmd-function-send-master-file（sg-0f39bd8617062491d）\-\--</w:t>
-      </w:r>
-    </w:p>
-    <w:p>
-      <w:pPr>
-        <w:spacing w:before="100" w:after="100"/>
-      </w:pPr>
-      <w:r>
-        <w:rPr>
-          <w:rFonts w:ascii="BIZ UDPGothic" w:cs="BIZ UDPGothic" w:eastAsia="BIZ UDPGothic" w:hAnsi="BIZ UDPGothic"/>
-          <w:color w:val="404040"/>
-          <w:sz w:val="18"/>
-          <w:szCs w:val="18"/>
-        </w:rPr>
-        <w:t xml:space="preserve">&gt; 対応Lambdaが現存23関数に該当なし。db SGのInboundルールも合わせて削除</w:t>
-      </w:r>
-    </w:p>
-    <w:p>
-      <w:pPr>
-        <w:spacing w:before="100" w:after="100"/>
-      </w:pPr>
-      <w:r>
-        <w:rPr>
-          <w:rFonts w:ascii="BIZ UDPGothic" w:cs="BIZ UDPGothic" w:eastAsia="BIZ UDPGothic" w:hAnsi="BIZ UDPGothic"/>
-          <w:color w:val="404040"/>
-          <w:sz w:val="18"/>
-          <w:szCs w:val="18"/>
-        </w:rPr>
-        <w:t xml:space="preserve">&gt; */ ① ksm-posstg-temp \-\-- Không có rule, không sử dụng ②</w:t>
-      </w:r>
-    </w:p>
-    <w:p>
-      <w:pPr>
-        <w:spacing w:before="100" w:after="100"/>
-      </w:pPr>
-      <w:r>
-        <w:rPr>
-          <w:rFonts w:ascii="BIZ UDPGothic" w:cs="BIZ UDPGothic" w:eastAsia="BIZ UDPGothic" w:hAnsi="BIZ UDPGothic"/>
-          <w:color w:val="404040"/>
-          <w:sz w:val="18"/>
-          <w:szCs w:val="18"/>
-        </w:rPr>
-        <w:t xml:space="preserve">&gt; ksm-posstg-vpc-sg-kasumi-charge \-\-- Không có Inbound, mục đích không</w:t>
-      </w:r>
-    </w:p>
-    <w:p>
-      <w:pPr>
-        <w:spacing w:before="100" w:after="100"/>
-      </w:pPr>
-      <w:r>
-        <w:rPr>
-          <w:rFonts w:ascii="BIZ UDPGothic" w:cs="BIZ UDPGothic" w:eastAsia="BIZ UDPGothic" w:hAnsi="BIZ UDPGothic"/>
-          <w:color w:val="404040"/>
-          <w:sz w:val="18"/>
-          <w:szCs w:val="18"/>
-        </w:rPr>
-        <w:t xml:space="preserve">&gt; rõ ③ posstg-lmd-function-send-master-file \-\-- Không có Lambda tương</w:t>
-      </w:r>
-    </w:p>
-    <w:p>
-      <w:pPr>
-        <w:spacing w:before="100" w:after="100"/>
-      </w:pPr>
-      <w:r>
-        <w:rPr>
-          <w:rFonts w:ascii="BIZ UDPGothic" w:cs="BIZ UDPGothic" w:eastAsia="BIZ UDPGothic" w:hAnsi="BIZ UDPGothic"/>
-          <w:color w:val="404040"/>
-          <w:sz w:val="18"/>
-          <w:szCs w:val="18"/>
-        </w:rPr>
-        <w:t xml:space="preserve">&gt; ứng. Cũng cần xóa rule trong DB SG*</w:t>
-      </w:r>
-    </w:p>
-    <w:p>
-      <w:pPr>
-        <w:spacing w:before="100" w:after="100"/>
-      </w:pPr>
-      <w:r>
-        <w:rPr>
-          <w:rFonts w:ascii="BIZ UDPGothic" w:cs="BIZ UDPGothic" w:eastAsia="BIZ UDPGothic" w:hAnsi="BIZ UDPGothic"/>
-          <w:b/>
-          <w:bCs/>
-          <w:color w:val="C8102E"/>
-          <w:sz w:val="20"/>
-          <w:szCs w:val="20"/>
-        </w:rPr>
-        <w:t xml:space="preserve">■ No.26 locnt IAM権限削減</w:t>
-      </w:r>
-    </w:p>
-    <w:p>
-      <w:pPr>
-        <w:spacing w:before="100" w:after="100"/>
-      </w:pPr>
-      <w:r>
-        <w:rPr>
-          <w:rFonts w:ascii="BIZ UDPGothic" w:cs="BIZ UDPGothic" w:eastAsia="BIZ UDPGothic" w:hAnsi="BIZ UDPGothic"/>
-          <w:b/>
-          <w:bCs/>
-          <w:color w:val="C8102E"/>
-          <w:sz w:val="20"/>
-          <w:szCs w:val="20"/>
-        </w:rPr>
-        <w:t xml:space="preserve">■ 現状・問題</w:t>
-      </w:r>
-    </w:p>
-    <w:p>
-      <w:pPr>
-        <w:spacing w:before="100" w:after="100"/>
-      </w:pPr>
-      <w:r>
-        <w:rPr>
-          <w:rFonts w:ascii="BIZ UDPGothic" w:cs="BIZ UDPGothic" w:eastAsia="BIZ UDPGothic" w:hAnsi="BIZ UDPGothic"/>
-          <w:color w:val="404040"/>
-          <w:sz w:val="18"/>
-          <w:szCs w:val="18"/>
-        </w:rPr>
-        <w:t xml:space="preserve">locnt ユーザーに EC2/RDS/ECS/S3/Lambda/Transfer/StepFunctions の Full</w:t>
-      </w:r>
-    </w:p>
-    <w:p>
-      <w:pPr>
-        <w:spacing w:before="100" w:after="100"/>
-      </w:pPr>
-      <w:r>
-        <w:rPr>
-          <w:rFonts w:ascii="BIZ UDPGothic" w:cs="BIZ UDPGothic" w:eastAsia="BIZ UDPGothic" w:hAnsi="BIZ UDPGothic"/>
-          <w:color w:val="404040"/>
-          <w:sz w:val="18"/>
-          <w:szCs w:val="18"/>
-        </w:rPr>
-        <w:t xml:space="preserve">Access が付与されている。最小権限の原則に反する。 */ User locnt được cấp</w:t>
-      </w:r>
-    </w:p>
-    <w:p>
-      <w:pPr>
-        <w:spacing w:before="100" w:after="100"/>
-      </w:pPr>
-      <w:r>
-        <w:rPr>
-          <w:rFonts w:ascii="BIZ UDPGothic" w:cs="BIZ UDPGothic" w:eastAsia="BIZ UDPGothic" w:hAnsi="BIZ UDPGothic"/>
-          <w:color w:val="404040"/>
-          <w:sz w:val="18"/>
-          <w:szCs w:val="18"/>
-        </w:rPr>
-        <w:t xml:space="preserve">Full Access cho EC2/RDS/ECS/S3/Lambda/Transfer/StepFunctions. Vi phạm</w:t>
-      </w:r>
-    </w:p>
-    <w:p>
-      <w:pPr>
-        <w:spacing w:before="100" w:after="100"/>
-      </w:pPr>
-      <w:r>
-        <w:rPr>
-          <w:rFonts w:ascii="BIZ UDPGothic" w:cs="BIZ UDPGothic" w:eastAsia="BIZ UDPGothic" w:hAnsi="BIZ UDPGothic"/>
-          <w:color w:val="404040"/>
-          <w:sz w:val="18"/>
-          <w:szCs w:val="18"/>
-        </w:rPr>
-        <w:t xml:space="preserve">nguyên tắc quyền tối thiểu.*</w:t>
-      </w:r>
-    </w:p>
-    <w:p>
-      <w:pPr>
-        <w:spacing w:before="100" w:after="100"/>
-      </w:pPr>
-      <w:r>
-        <w:rPr>
-          <w:rFonts w:ascii="BIZ UDPGothic" w:cs="BIZ UDPGothic" w:eastAsia="BIZ UDPGothic" w:hAnsi="BIZ UDPGothic"/>
-          <w:b/>
-          <w:bCs/>
-          <w:color w:val="C8102E"/>
-          <w:sz w:val="20"/>
-          <w:szCs w:val="20"/>
-        </w:rPr>
-        <w:t xml:space="preserve">■ No.28 SQS DLQ設定</w:t>
-      </w:r>
-    </w:p>
-    <w:p>
-      <w:pPr>
-        <w:spacing w:before="100" w:after="100"/>
-      </w:pPr>
-      <w:r>
-        <w:rPr>
-          <w:rFonts w:ascii="BIZ UDPGothic" w:cs="BIZ UDPGothic" w:eastAsia="BIZ UDPGothic" w:hAnsi="BIZ UDPGothic"/>
-          <w:b/>
-          <w:bCs/>
-          <w:color w:val="C8102E"/>
-          <w:sz w:val="20"/>
-          <w:szCs w:val="20"/>
-        </w:rPr>
-        <w:t xml:space="preserve">■ 対象</w:t>
-      </w:r>
-    </w:p>
-    <w:p>
-      <w:pPr>
-        <w:spacing w:before="100" w:after="100"/>
-      </w:pPr>
-      <w:r>
-        <w:rPr>
-          <w:rFonts w:ascii="BIZ UDPGothic" w:cs="BIZ UDPGothic" w:eastAsia="BIZ UDPGothic" w:hAnsi="BIZ UDPGothic"/>
-          <w:color w:val="404040"/>
-          <w:sz w:val="18"/>
-          <w:szCs w:val="18"/>
-        </w:rPr>
-        <w:t xml:space="preserve">① ksm-posstg-sqs-export-queue-sg.fifo ②</w:t>
-      </w:r>
-    </w:p>
-    <w:p>
-      <w:pPr>
-        <w:spacing w:before="100" w:after="100"/>
-      </w:pPr>
-      <w:r>
-        <w:rPr>
-          <w:rFonts w:ascii="BIZ UDPGothic" w:cs="BIZ UDPGothic" w:eastAsia="BIZ UDPGothic" w:hAnsi="BIZ UDPGothic"/>
-          <w:color w:val="404040"/>
-          <w:sz w:val="18"/>
-          <w:szCs w:val="18"/>
-        </w:rPr>
-        <w:t xml:space="preserve">ksm-posstg-sqs-store-code-queue-sg.fifo</w:t>
-      </w:r>
-    </w:p>
-    <w:p>
-      <w:pPr>
-        <w:spacing w:before="100" w:after="100"/>
-      </w:pPr>
-      <w:r>
-        <w:rPr>
-          <w:rFonts w:ascii="BIZ UDPGothic" w:cs="BIZ UDPGothic" w:eastAsia="BIZ UDPGothic" w:hAnsi="BIZ UDPGothic"/>
-          <w:color w:val="404040"/>
-          <w:sz w:val="18"/>
-          <w:szCs w:val="18"/>
-        </w:rPr>
-        <w:t xml:space="preserve">両キューともDLQ未設定。リトライ上限後にメッセージが消失するリスク。 */</w:t>
-      </w:r>
-    </w:p>
-    <w:p>
-      <w:pPr>
-        <w:spacing w:before="100" w:after="100"/>
-      </w:pPr>
-      <w:r>
-        <w:rPr>
-          <w:rFonts w:ascii="BIZ UDPGothic" w:cs="BIZ UDPGothic" w:eastAsia="BIZ UDPGothic" w:hAnsi="BIZ UDPGothic"/>
-          <w:color w:val="404040"/>
-          <w:sz w:val="18"/>
-          <w:szCs w:val="18"/>
-        </w:rPr>
-        <w:t xml:space="preserve">Cả 2 queue đều chưa cấu hình DLQ. Có nguy cơ mất message sau khi vượt</w:t>
-      </w:r>
-    </w:p>
-    <w:p>
-      <w:pPr>
-        <w:spacing w:before="100" w:after="100"/>
-      </w:pPr>
-      <w:r>
-        <w:rPr>
-          <w:rFonts w:ascii="BIZ UDPGothic" w:cs="BIZ UDPGothic" w:eastAsia="BIZ UDPGothic" w:hAnsi="BIZ UDPGothic"/>
-          <w:color w:val="404040"/>
-          <w:sz w:val="18"/>
-          <w:szCs w:val="18"/>
-        </w:rPr>
-        <w:t xml:space="preserve">giới hạn retry.*</w:t>
-      </w:r>
-    </w:p>
-    <w:p>
-      <w:pPr>
-        <w:spacing w:before="100" w:after="100"/>
-      </w:pPr>
-      <w:r>
-        <w:rPr>
-          <w:rFonts w:ascii="BIZ UDPGothic" w:cs="BIZ UDPGothic" w:eastAsia="BIZ UDPGothic" w:hAnsi="BIZ UDPGothic"/>
-          <w:b/>
-          <w:bCs/>
-          <w:color w:val="C8102E"/>
-          <w:sz w:val="20"/>
-          <w:szCs w:val="20"/>
-        </w:rPr>
-        <w:t xml:space="preserve">■ No.29 RDS local_infile無効化</w:t>
-      </w:r>
-    </w:p>
-    <w:p>
-      <w:pPr>
-        <w:spacing w:before="100" w:after="100"/>
-      </w:pPr>
-      <w:r>
-        <w:rPr>
-          <w:rFonts w:ascii="BIZ UDPGothic" w:cs="BIZ UDPGothic" w:eastAsia="BIZ UDPGothic" w:hAnsi="BIZ UDPGothic"/>
-          <w:b/>
-          <w:bCs/>
-          <w:color w:val="C8102E"/>
-          <w:sz w:val="20"/>
-          <w:szCs w:val="20"/>
-        </w:rPr>
-        <w:t xml:space="preserve">■ 対象</w:t>
-      </w:r>
-    </w:p>
-    <w:p>
-      <w:pPr>
-        <w:spacing w:before="100" w:after="100"/>
-      </w:pPr>
-      <w:r>
-        <w:rPr>
-          <w:rFonts w:ascii="BIZ UDPGothic" w:cs="BIZ UDPGothic" w:eastAsia="BIZ UDPGothic" w:hAnsi="BIZ UDPGothic"/>
-          <w:color w:val="404040"/>
-          <w:sz w:val="18"/>
-          <w:szCs w:val="18"/>
-        </w:rPr>
-        <w:t xml:space="preserve">STG: パラメータグループ ksm-posstg-db-cluster-pg</w:t>
-      </w:r>
-    </w:p>
-    <w:p>
-      <w:pPr>
-        <w:spacing w:before="100" w:after="100"/>
-      </w:pPr>
-      <w:r>
-        <w:rPr>
-          <w:rFonts w:ascii="BIZ UDPGothic" w:cs="BIZ UDPGothic" w:eastAsia="BIZ UDPGothic" w:hAnsi="BIZ UDPGothic"/>
-          <w:b/>
-          <w:bCs/>
-          <w:color w:val="C8102E"/>
-          <w:sz w:val="20"/>
-          <w:szCs w:val="20"/>
-        </w:rPr>
-        <w:t xml:space="preserve">■ 現状・問題</w:t>
-      </w:r>
-    </w:p>
-    <w:p>
-      <w:pPr>
-        <w:spacing w:before="100" w:after="100"/>
-      </w:pPr>
-      <w:r>
-        <w:rPr>
-          <w:rFonts w:ascii="BIZ UDPGothic" w:cs="BIZ UDPGothic" w:eastAsia="BIZ UDPGothic" w:hAnsi="BIZ UDPGothic"/>
-          <w:color w:val="404040"/>
-          <w:sz w:val="18"/>
-          <w:szCs w:val="18"/>
-        </w:rPr>
-        <w:t xml:space="preserve">local_infile=1 が有効。外部ファイルの LOAD DATA INFILE</w:t>
-      </w:r>
-    </w:p>
-    <w:p>
-      <w:pPr>
-        <w:spacing w:before="100" w:after="100"/>
-      </w:pPr>
-      <w:r>
-        <w:rPr>
-          <w:rFonts w:ascii="BIZ UDPGothic" w:cs="BIZ UDPGothic" w:eastAsia="BIZ UDPGothic" w:hAnsi="BIZ UDPGothic"/>
-          <w:color w:val="404040"/>
-          <w:sz w:val="18"/>
-          <w:szCs w:val="18"/>
-        </w:rPr>
-        <w:t xml:space="preserve">が許可されており、セキュリティリスク。 */ local_infile=1 đang bật. Cho</w:t>
-      </w:r>
-    </w:p>
-    <w:p>
-      <w:pPr>
-        <w:spacing w:before="100" w:after="100"/>
-      </w:pPr>
-      <w:r>
-        <w:rPr>
-          <w:rFonts w:ascii="BIZ UDPGothic" w:cs="BIZ UDPGothic" w:eastAsia="BIZ UDPGothic" w:hAnsi="BIZ UDPGothic"/>
-          <w:color w:val="404040"/>
-          <w:sz w:val="18"/>
-          <w:szCs w:val="18"/>
-        </w:rPr>
-        <w:t xml:space="preserve">phép LOAD DATA INFILE từ file bên ngoài, có rủi ro bảo mật.*</w:t>
-      </w:r>
-    </w:p>
-    <w:p>
-      <w:pPr>
-        <w:spacing w:before="100" w:after="100"/>
-      </w:pPr>
-      <w:r>
-        <w:rPr>
-          <w:rFonts w:ascii="BIZ UDPGothic" w:cs="BIZ UDPGothic" w:eastAsia="BIZ UDPGothic" w:hAnsi="BIZ UDPGothic"/>
-          <w:b/>
-          <w:bCs/>
-          <w:color w:val="C8102E"/>
-          <w:sz w:val="20"/>
-          <w:szCs w:val="20"/>
-        </w:rPr>
-        <w:t xml:space="preserve">■ 実行コマンド</w:t>
-      </w:r>
-    </w:p>
     <w:p>
       <w:pPr>
         <w:pBdr>

--- a/40_AWS/05_改修資料/KSM_AWS_MOD_022_改修指示書_セキュリティ改修中低_ja_vi.docx
+++ b/40_AWS/05_改修資料/KSM_AWS_MOD_022_改修指示書_セキュリティ改修中低_ja_vi.docx
@@ -4093,6 +4093,1408 @@
         <w:t xml:space="preserve">/ Địa chỉ nộp: nguyenthanhloc@luvina.net</w:t>
       </w:r>
     </w:p>
+    <w:p>
+      <w:pPr>
+        <w:pBdr>
+          <w:left w:val="thick" w:color="C8102E" w:sz="20" w:space="6"/>
+        </w:pBdr>
+        <w:spacing w:before="280" w:after="100"/>
+      </w:pPr>
+      <w:r>
+        <w:rPr>
+          <w:rFonts w:ascii="BIZ UDPGothic" w:cs="BIZ UDPGothic" w:eastAsia="BIZ UDPGothic" w:hAnsi="BIZ UDPGothic"/>
+          <w:b/>
+          <w:bCs/>
+          <w:color w:val="C8102E"/>
+          <w:sz w:val="24"/>
+          <w:szCs w:val="24"/>
+        </w:rPr>
+        <w:t xml:space="preserve">■ デプロイ時確認・注意事項</w:t>
+      </w:r>
+      <w:r>
+        <w:br/>
+      </w:r>
+      <w:r>
+        <w:rPr>
+          <w:rFonts w:ascii="BIZ UDPGothic" w:cs="BIZ UDPGothic" w:eastAsia="BIZ UDPGothic" w:hAnsi="BIZ UDPGothic"/>
+          <w:i/>
+          <w:iCs/>
+          <w:color w:val="AA3344"/>
+          <w:sz w:val="17"/>
+          <w:szCs w:val="17"/>
+        </w:rPr>
+        <w:t xml:space="preserve">　Lưu Ý &amp; Xác Nhận Khi Triển Khai</w:t>
+      </w:r>
+    </w:p>
+    <w:p>
+      <w:pPr>
+        <w:spacing w:before="100" w:after="100"/>
+      </w:pPr>
+      <w:r>
+        <w:rPr>
+          <w:rFonts w:ascii="BIZ UDPGothic" w:cs="BIZ UDPGothic" w:eastAsia="BIZ UDPGothic" w:hAnsi="BIZ UDPGothic"/>
+          <w:color w:val="404040"/>
+          <w:sz w:val="18"/>
+          <w:szCs w:val="18"/>
+        </w:rPr>
+        <w:t xml:space="preserve">本改修のデプロイにあたり、以下の8項目を事前・事後に確認すること。</w:t>
+      </w:r>
+      <w:r>
+        <w:br/>
+      </w:r>
+      <w:r>
+        <w:rPr>
+          <w:rFonts w:ascii="BIZ UDPGothic" w:cs="BIZ UDPGothic" w:eastAsia="BIZ UDPGothic" w:hAnsi="BIZ UDPGothic"/>
+          <w:i/>
+          <w:iCs/>
+          <w:color w:val="777777"/>
+          <w:sz w:val="16"/>
+          <w:szCs w:val="16"/>
+        </w:rPr>
+        <w:t xml:space="preserve">/ Khi triển khai sửa đổi này, cần xác nhận 8 hạng mục dưới đây trước và sau khi deploy.</w:t>
+      </w:r>
+    </w:p>
+    <w:tbl>
+      <w:tblPr>
+        <w:tblW w:type="dxa" w:w="9506"/>
+        <w:tblBorders>
+          <w:top w:val="single" w:color="CCCCCC" w:sz="4"/>
+          <w:left w:val="single" w:color="CCCCCC" w:sz="4"/>
+          <w:bottom w:val="single" w:color="CCCCCC" w:sz="4"/>
+          <w:right w:val="single" w:color="CCCCCC" w:sz="4"/>
+          <w:insideH w:val="single" w:color="auto" w:sz="4"/>
+          <w:insideV w:val="single" w:color="auto" w:sz="4"/>
+        </w:tblBorders>
+      </w:tblPr>
+      <w:tblGrid>
+        <w:gridCol w:w="400"/>
+        <w:gridCol w:w="2200"/>
+        <w:gridCol w:w="6906"/>
+      </w:tblGrid>
+      <w:tr>
+        <w:trPr>
+          <w:cantSplit/>
+          <w:tblHeader/>
+        </w:trPr>
+        <w:tc>
+          <w:tcPr>
+            <w:tcW w:type="dxa" w:w="400"/>
+            <w:tcBorders>
+              <w:top w:val="single" w:color="CCCCCC" w:sz="4"/>
+              <w:left w:val="single" w:color="CCCCCC" w:sz="4"/>
+              <w:bottom w:val="single" w:color="CCCCCC" w:sz="4"/>
+              <w:right w:val="single" w:color="CCCCCC" w:sz="4"/>
+            </w:tcBorders>
+            <w:shd w:fill="E8E8E8" w:val="clear"/>
+            <w:tcMar>
+              <w:top w:type="dxa" w:w="80"/>
+              <w:left w:type="dxa" w:w="120"/>
+              <w:bottom w:type="dxa" w:w="80"/>
+              <w:right w:type="dxa" w:w="120"/>
+            </w:tcMar>
+            <w:vAlign w:val="center"/>
+          </w:tcPr>
+          <w:p>
+            <w:pPr>
+              <w:jc w:val="center"/>
+            </w:pPr>
+            <w:r>
+              <w:rPr>
+                <w:rFonts w:ascii="BIZ UDPGothic" w:cs="BIZ UDPGothic" w:eastAsia="BIZ UDPGothic" w:hAnsi="BIZ UDPGothic"/>
+                <w:b/>
+                <w:bCs/>
+                <w:color w:val="000000"/>
+                <w:sz w:val="18"/>
+                <w:szCs w:val="18"/>
+              </w:rPr>
+              <w:t xml:space="preserve">No.</w:t>
+            </w:r>
+          </w:p>
+        </w:tc>
+        <w:tc>
+          <w:tcPr>
+            <w:tcW w:type="dxa" w:w="2200"/>
+            <w:tcBorders>
+              <w:top w:val="single" w:color="CCCCCC" w:sz="4"/>
+              <w:left w:val="single" w:color="CCCCCC" w:sz="4"/>
+              <w:bottom w:val="single" w:color="CCCCCC" w:sz="4"/>
+              <w:right w:val="single" w:color="CCCCCC" w:sz="4"/>
+            </w:tcBorders>
+            <w:shd w:fill="E8E8E8" w:val="clear"/>
+            <w:tcMar>
+              <w:top w:type="dxa" w:w="80"/>
+              <w:left w:type="dxa" w:w="120"/>
+              <w:bottom w:type="dxa" w:w="80"/>
+              <w:right w:type="dxa" w:w="120"/>
+            </w:tcMar>
+            <w:vAlign w:val="center"/>
+          </w:tcPr>
+          <w:p>
+            <w:pPr>
+              <w:jc w:val="left"/>
+            </w:pPr>
+            <w:r>
+              <w:rPr>
+                <w:rFonts w:ascii="BIZ UDPGothic" w:cs="BIZ UDPGothic" w:eastAsia="BIZ UDPGothic" w:hAnsi="BIZ UDPGothic"/>
+                <w:b/>
+                <w:bCs/>
+                <w:color w:val="000000"/>
+                <w:sz w:val="18"/>
+                <w:szCs w:val="18"/>
+              </w:rPr>
+              <w:t xml:space="preserve">項目</w:t>
+            </w:r>
+            <w:r>
+              <w:rPr>
+                <w:rFonts w:ascii="BIZ UDPGothic" w:cs="BIZ UDPGothic" w:eastAsia="BIZ UDPGothic" w:hAnsi="BIZ UDPGothic"/>
+                <w:i/>
+                <w:iCs/>
+                <w:color w:val="888888"/>
+                <w:sz w:val="16"/>
+                <w:szCs w:val="16"/>
+              </w:rPr>
+              <w:t xml:space="preserve"> / </w:t>
+            </w:r>
+            <w:r>
+              <w:rPr>
+                <w:rFonts w:ascii="BIZ UDPGothic" w:cs="BIZ UDPGothic" w:eastAsia="BIZ UDPGothic" w:hAnsi="BIZ UDPGothic"/>
+                <w:i/>
+                <w:iCs/>
+                <w:color w:val="888888"/>
+                <w:sz w:val="16"/>
+                <w:szCs w:val="16"/>
+              </w:rPr>
+              <w:t xml:space="preserve">Hạng mục</w:t>
+            </w:r>
+          </w:p>
+        </w:tc>
+        <w:tc>
+          <w:tcPr>
+            <w:tcW w:type="dxa" w:w="6906"/>
+            <w:tcBorders>
+              <w:top w:val="single" w:color="CCCCCC" w:sz="4"/>
+              <w:left w:val="single" w:color="CCCCCC" w:sz="4"/>
+              <w:bottom w:val="single" w:color="CCCCCC" w:sz="4"/>
+              <w:right w:val="single" w:color="CCCCCC" w:sz="4"/>
+            </w:tcBorders>
+            <w:shd w:fill="E8E8E8" w:val="clear"/>
+            <w:tcMar>
+              <w:top w:type="dxa" w:w="80"/>
+              <w:left w:type="dxa" w:w="120"/>
+              <w:bottom w:type="dxa" w:w="80"/>
+              <w:right w:type="dxa" w:w="120"/>
+            </w:tcMar>
+            <w:vAlign w:val="center"/>
+          </w:tcPr>
+          <w:p>
+            <w:pPr>
+              <w:jc w:val="left"/>
+            </w:pPr>
+            <w:r>
+              <w:rPr>
+                <w:rFonts w:ascii="BIZ UDPGothic" w:cs="BIZ UDPGothic" w:eastAsia="BIZ UDPGothic" w:hAnsi="BIZ UDPGothic"/>
+                <w:b/>
+                <w:bCs/>
+                <w:color w:val="000000"/>
+                <w:sz w:val="18"/>
+                <w:szCs w:val="18"/>
+              </w:rPr>
+              <w:t xml:space="preserve">確認・注意事項</w:t>
+            </w:r>
+            <w:r>
+              <w:rPr>
+                <w:rFonts w:ascii="BIZ UDPGothic" w:cs="BIZ UDPGothic" w:eastAsia="BIZ UDPGothic" w:hAnsi="BIZ UDPGothic"/>
+                <w:i/>
+                <w:iCs/>
+                <w:color w:val="888888"/>
+                <w:sz w:val="16"/>
+                <w:szCs w:val="16"/>
+              </w:rPr>
+              <w:t xml:space="preserve"> / </w:t>
+            </w:r>
+            <w:r>
+              <w:rPr>
+                <w:rFonts w:ascii="BIZ UDPGothic" w:cs="BIZ UDPGothic" w:eastAsia="BIZ UDPGothic" w:hAnsi="BIZ UDPGothic"/>
+                <w:i/>
+                <w:iCs/>
+                <w:color w:val="888888"/>
+                <w:sz w:val="16"/>
+                <w:szCs w:val="16"/>
+              </w:rPr>
+              <w:t xml:space="preserve">Xác nhận &amp; Lưu ý</w:t>
+            </w:r>
+          </w:p>
+        </w:tc>
+      </w:tr>
+      <w:tr>
+        <w:trPr>
+          <w:cantSplit/>
+        </w:trPr>
+        <w:tc>
+          <w:tcPr>
+            <w:tcW w:type="dxa" w:w="400"/>
+            <w:tcBorders>
+              <w:top w:val="single" w:color="CCCCCC" w:sz="4"/>
+              <w:left w:val="single" w:color="CCCCCC" w:sz="4"/>
+              <w:bottom w:val="single" w:color="CCCCCC" w:sz="4"/>
+              <w:right w:val="single" w:color="CCCCCC" w:sz="4"/>
+            </w:tcBorders>
+            <w:shd w:fill="FFFFFF" w:val="clear"/>
+            <w:tcMar>
+              <w:top w:type="dxa" w:w="80"/>
+              <w:left w:type="dxa" w:w="120"/>
+              <w:bottom w:type="dxa" w:w="80"/>
+              <w:right w:type="dxa" w:w="120"/>
+            </w:tcMar>
+            <w:vAlign w:val="center"/>
+          </w:tcPr>
+          <w:p>
+            <w:pPr>
+              <w:jc w:val="center"/>
+            </w:pPr>
+            <w:r>
+              <w:rPr>
+                <w:rFonts w:ascii="BIZ UDPGothic" w:cs="BIZ UDPGothic" w:eastAsia="BIZ UDPGothic" w:hAnsi="BIZ UDPGothic"/>
+                <w:b w:val="false"/>
+                <w:bCs w:val="false"/>
+                <w:color w:val="404040"/>
+                <w:sz w:val="18"/>
+                <w:szCs w:val="18"/>
+              </w:rPr>
+              <w:t xml:space="preserve">1</w:t>
+            </w:r>
+          </w:p>
+        </w:tc>
+        <w:tc>
+          <w:tcPr>
+            <w:tcW w:type="dxa" w:w="2200"/>
+            <w:tcBorders>
+              <w:top w:val="single" w:color="CCCCCC" w:sz="4"/>
+              <w:left w:val="single" w:color="CCCCCC" w:sz="4"/>
+              <w:bottom w:val="single" w:color="CCCCCC" w:sz="4"/>
+              <w:right w:val="single" w:color="CCCCCC" w:sz="4"/>
+            </w:tcBorders>
+            <w:shd w:fill="FFFFFF" w:val="clear"/>
+            <w:tcMar>
+              <w:top w:type="dxa" w:w="80"/>
+              <w:left w:type="dxa" w:w="120"/>
+              <w:bottom w:type="dxa" w:w="80"/>
+              <w:right w:type="dxa" w:w="120"/>
+            </w:tcMar>
+          </w:tcPr>
+          <w:p>
+            <w:pPr>
+              <w:spacing w:before="0" w:after="0"/>
+            </w:pPr>
+            <w:r>
+              <w:rPr>
+                <w:rFonts w:ascii="BIZ UDPGothic" w:cs="BIZ UDPGothic" w:eastAsia="BIZ UDPGothic" w:hAnsi="BIZ UDPGothic"/>
+                <w:color w:val="404040"/>
+                <w:sz w:val="18"/>
+                <w:szCs w:val="18"/>
+              </w:rPr>
+              <w:t xml:space="preserve">[事前] ロールバック計画</w:t>
+            </w:r>
+          </w:p>
+          <w:p>
+            <w:pPr>
+              <w:spacing w:before="0" w:after="0"/>
+            </w:pPr>
+            <w:r>
+              <w:rPr>
+                <w:rFonts w:ascii="BIZ UDPGothic" w:cs="BIZ UDPGothic" w:eastAsia="BIZ UDPGothic" w:hAnsi="BIZ UDPGothic"/>
+                <w:color w:val="404040"/>
+                <w:sz w:val="18"/>
+                <w:szCs w:val="18"/>
+              </w:rPr>
+              <w:t xml:space="preserve">/ Kế hoạch rollback</w:t>
+            </w:r>
+          </w:p>
+        </w:tc>
+        <w:tc>
+          <w:tcPr>
+            <w:tcW w:type="dxa" w:w="6906"/>
+            <w:tcBorders>
+              <w:top w:val="single" w:color="CCCCCC" w:sz="4"/>
+              <w:left w:val="single" w:color="CCCCCC" w:sz="4"/>
+              <w:bottom w:val="single" w:color="CCCCCC" w:sz="4"/>
+              <w:right w:val="single" w:color="CCCCCC" w:sz="4"/>
+            </w:tcBorders>
+            <w:shd w:fill="FFFFFF" w:val="clear"/>
+            <w:tcMar>
+              <w:top w:type="dxa" w:w="80"/>
+              <w:left w:type="dxa" w:w="120"/>
+              <w:bottom w:type="dxa" w:w="80"/>
+              <w:right w:type="dxa" w:w="120"/>
+            </w:tcMar>
+          </w:tcPr>
+          <w:p>
+            <w:pPr>
+              <w:spacing w:before="0" w:after="0"/>
+            </w:pPr>
+            <w:r>
+              <w:rPr>
+                <w:rFonts w:ascii="BIZ UDPGothic" w:cs="BIZ UDPGothic" w:eastAsia="BIZ UDPGothic" w:hAnsi="BIZ UDPGothic"/>
+                <w:color w:val="404040"/>
+                <w:sz w:val="18"/>
+                <w:szCs w:val="18"/>
+              </w:rPr>
+              <w:t xml:space="preserve">各No.ごとに個別ロールバック（中低優先度のため緊急性は低い）</w:t>
+            </w:r>
+          </w:p>
+        </w:tc>
+      </w:tr>
+      <w:tr>
+        <w:trPr>
+          <w:cantSplit/>
+        </w:trPr>
+        <w:tc>
+          <w:tcPr>
+            <w:tcW w:type="dxa" w:w="400"/>
+            <w:tcBorders>
+              <w:top w:val="single" w:color="CCCCCC" w:sz="4"/>
+              <w:left w:val="single" w:color="CCCCCC" w:sz="4"/>
+              <w:bottom w:val="single" w:color="CCCCCC" w:sz="4"/>
+              <w:right w:val="single" w:color="CCCCCC" w:sz="4"/>
+            </w:tcBorders>
+            <w:shd w:fill="FFFFFF" w:val="clear"/>
+            <w:tcMar>
+              <w:top w:type="dxa" w:w="80"/>
+              <w:left w:type="dxa" w:w="120"/>
+              <w:bottom w:type="dxa" w:w="80"/>
+              <w:right w:type="dxa" w:w="120"/>
+            </w:tcMar>
+            <w:vAlign w:val="center"/>
+          </w:tcPr>
+          <w:p>
+            <w:pPr>
+              <w:jc w:val="center"/>
+            </w:pPr>
+            <w:r>
+              <w:rPr>
+                <w:rFonts w:ascii="BIZ UDPGothic" w:cs="BIZ UDPGothic" w:eastAsia="BIZ UDPGothic" w:hAnsi="BIZ UDPGothic"/>
+                <w:b w:val="false"/>
+                <w:bCs w:val="false"/>
+                <w:color w:val="404040"/>
+                <w:sz w:val="18"/>
+                <w:szCs w:val="18"/>
+              </w:rPr>
+              <w:t xml:space="preserve">2</w:t>
+            </w:r>
+          </w:p>
+        </w:tc>
+        <w:tc>
+          <w:tcPr>
+            <w:tcW w:type="dxa" w:w="2200"/>
+            <w:tcBorders>
+              <w:top w:val="single" w:color="CCCCCC" w:sz="4"/>
+              <w:left w:val="single" w:color="CCCCCC" w:sz="4"/>
+              <w:bottom w:val="single" w:color="CCCCCC" w:sz="4"/>
+              <w:right w:val="single" w:color="CCCCCC" w:sz="4"/>
+            </w:tcBorders>
+            <w:shd w:fill="FFFFFF" w:val="clear"/>
+            <w:tcMar>
+              <w:top w:type="dxa" w:w="80"/>
+              <w:left w:type="dxa" w:w="120"/>
+              <w:bottom w:type="dxa" w:w="80"/>
+              <w:right w:type="dxa" w:w="120"/>
+            </w:tcMar>
+          </w:tcPr>
+          <w:p>
+            <w:pPr>
+              <w:spacing w:before="0" w:after="0"/>
+            </w:pPr>
+            <w:r>
+              <w:rPr>
+                <w:rFonts w:ascii="BIZ UDPGothic" w:cs="BIZ UDPGothic" w:eastAsia="BIZ UDPGothic" w:hAnsi="BIZ UDPGothic"/>
+                <w:color w:val="404040"/>
+                <w:sz w:val="18"/>
+                <w:szCs w:val="18"/>
+              </w:rPr>
+              <w:t xml:space="preserve">[事前] データバックアップ</w:t>
+            </w:r>
+          </w:p>
+          <w:p>
+            <w:pPr>
+              <w:spacing w:before="0" w:after="0"/>
+            </w:pPr>
+            <w:r>
+              <w:rPr>
+                <w:rFonts w:ascii="BIZ UDPGothic" w:cs="BIZ UDPGothic" w:eastAsia="BIZ UDPGothic" w:hAnsi="BIZ UDPGothic"/>
+                <w:color w:val="404040"/>
+                <w:sz w:val="18"/>
+                <w:szCs w:val="18"/>
+              </w:rPr>
+              <w:t xml:space="preserve">/ Sao lưu dữ liệu</w:t>
+            </w:r>
+          </w:p>
+        </w:tc>
+        <w:tc>
+          <w:tcPr>
+            <w:tcW w:type="dxa" w:w="6906"/>
+            <w:tcBorders>
+              <w:top w:val="single" w:color="CCCCCC" w:sz="4"/>
+              <w:left w:val="single" w:color="CCCCCC" w:sz="4"/>
+              <w:bottom w:val="single" w:color="CCCCCC" w:sz="4"/>
+              <w:right w:val="single" w:color="CCCCCC" w:sz="4"/>
+            </w:tcBorders>
+            <w:shd w:fill="FFFFFF" w:val="clear"/>
+            <w:tcMar>
+              <w:top w:type="dxa" w:w="80"/>
+              <w:left w:type="dxa" w:w="120"/>
+              <w:bottom w:type="dxa" w:w="80"/>
+              <w:right w:type="dxa" w:w="120"/>
+            </w:tcMar>
+          </w:tcPr>
+          <w:p>
+            <w:pPr>
+              <w:spacing w:before="0" w:after="0"/>
+            </w:pPr>
+            <w:r>
+              <w:rPr>
+                <w:rFonts w:ascii="BIZ UDPGothic" w:cs="BIZ UDPGothic" w:eastAsia="BIZ UDPGothic" w:hAnsi="BIZ UDPGothic"/>
+                <w:color w:val="404040"/>
+                <w:sz w:val="18"/>
+                <w:szCs w:val="18"/>
+              </w:rPr>
+              <w:t xml:space="preserve">各変更前の設定を記録</w:t>
+            </w:r>
+          </w:p>
+          <w:p>
+            <w:pPr>
+              <w:spacing w:before="0" w:after="0"/>
+            </w:pPr>
+            <w:r>
+              <w:rPr>
+                <w:rFonts w:ascii="BIZ UDPGothic" w:cs="BIZ UDPGothic" w:eastAsia="BIZ UDPGothic" w:hAnsi="BIZ UDPGothic"/>
+                <w:color w:val="404040"/>
+                <w:sz w:val="18"/>
+                <w:szCs w:val="18"/>
+              </w:rPr>
+              <w:t xml:space="preserve">aws ec2 describe-security-groups</w:t>
+            </w:r>
+          </w:p>
+          <w:p>
+            <w:pPr>
+              <w:spacing w:before="0" w:after="0"/>
+            </w:pPr>
+            <w:r>
+              <w:rPr>
+                <w:rFonts w:ascii="BIZ UDPGothic" w:cs="BIZ UDPGothic" w:eastAsia="BIZ UDPGothic" w:hAnsi="BIZ UDPGothic"/>
+                <w:color w:val="404040"/>
+                <w:sz w:val="18"/>
+                <w:szCs w:val="18"/>
+              </w:rPr>
+              <w:t xml:space="preserve">aws iam list-attached-role-policies</w:t>
+            </w:r>
+          </w:p>
+          <w:p>
+            <w:pPr>
+              <w:spacing w:before="0" w:after="0"/>
+            </w:pPr>
+            <w:r>
+              <w:rPr>
+                <w:rFonts w:ascii="BIZ UDPGothic" w:cs="BIZ UDPGothic" w:eastAsia="BIZ UDPGothic" w:hAnsi="BIZ UDPGothic"/>
+                <w:color w:val="404040"/>
+                <w:sz w:val="18"/>
+                <w:szCs w:val="18"/>
+              </w:rPr>
+              <w:t xml:space="preserve">aws sqs get-queue-attributes</w:t>
+            </w:r>
+          </w:p>
+        </w:tc>
+      </w:tr>
+      <w:tr>
+        <w:trPr>
+          <w:cantSplit/>
+        </w:trPr>
+        <w:tc>
+          <w:tcPr>
+            <w:tcW w:type="dxa" w:w="400"/>
+            <w:tcBorders>
+              <w:top w:val="single" w:color="CCCCCC" w:sz="4"/>
+              <w:left w:val="single" w:color="CCCCCC" w:sz="4"/>
+              <w:bottom w:val="single" w:color="CCCCCC" w:sz="4"/>
+              <w:right w:val="single" w:color="CCCCCC" w:sz="4"/>
+            </w:tcBorders>
+            <w:shd w:fill="FFFFFF" w:val="clear"/>
+            <w:tcMar>
+              <w:top w:type="dxa" w:w="80"/>
+              <w:left w:type="dxa" w:w="120"/>
+              <w:bottom w:type="dxa" w:w="80"/>
+              <w:right w:type="dxa" w:w="120"/>
+            </w:tcMar>
+            <w:vAlign w:val="center"/>
+          </w:tcPr>
+          <w:p>
+            <w:pPr>
+              <w:jc w:val="center"/>
+            </w:pPr>
+            <w:r>
+              <w:rPr>
+                <w:rFonts w:ascii="BIZ UDPGothic" w:cs="BIZ UDPGothic" w:eastAsia="BIZ UDPGothic" w:hAnsi="BIZ UDPGothic"/>
+                <w:b w:val="false"/>
+                <w:bCs w:val="false"/>
+                <w:color w:val="404040"/>
+                <w:sz w:val="18"/>
+                <w:szCs w:val="18"/>
+              </w:rPr>
+              <w:t xml:space="preserve">3</w:t>
+            </w:r>
+          </w:p>
+        </w:tc>
+        <w:tc>
+          <w:tcPr>
+            <w:tcW w:type="dxa" w:w="2200"/>
+            <w:tcBorders>
+              <w:top w:val="single" w:color="CCCCCC" w:sz="4"/>
+              <w:left w:val="single" w:color="CCCCCC" w:sz="4"/>
+              <w:bottom w:val="single" w:color="CCCCCC" w:sz="4"/>
+              <w:right w:val="single" w:color="CCCCCC" w:sz="4"/>
+            </w:tcBorders>
+            <w:shd w:fill="FFFFFF" w:val="clear"/>
+            <w:tcMar>
+              <w:top w:type="dxa" w:w="80"/>
+              <w:left w:type="dxa" w:w="120"/>
+              <w:bottom w:type="dxa" w:w="80"/>
+              <w:right w:type="dxa" w:w="120"/>
+            </w:tcMar>
+          </w:tcPr>
+          <w:p>
+            <w:pPr>
+              <w:spacing w:before="0" w:after="0"/>
+            </w:pPr>
+            <w:r>
+              <w:rPr>
+                <w:rFonts w:ascii="BIZ UDPGothic" w:cs="BIZ UDPGothic" w:eastAsia="BIZ UDPGothic" w:hAnsi="BIZ UDPGothic"/>
+                <w:color w:val="404040"/>
+                <w:sz w:val="18"/>
+                <w:szCs w:val="18"/>
+              </w:rPr>
+              <w:t xml:space="preserve">[事前] AWS事前作業確認</w:t>
+            </w:r>
+          </w:p>
+          <w:p>
+            <w:pPr>
+              <w:spacing w:before="0" w:after="0"/>
+            </w:pPr>
+            <w:r>
+              <w:rPr>
+                <w:rFonts w:ascii="BIZ UDPGothic" w:cs="BIZ UDPGothic" w:eastAsia="BIZ UDPGothic" w:hAnsi="BIZ UDPGothic"/>
+                <w:color w:val="404040"/>
+                <w:sz w:val="18"/>
+                <w:szCs w:val="18"/>
+              </w:rPr>
+              <w:t xml:space="preserve">/ Xác nhận công việc AWS</w:t>
+            </w:r>
+          </w:p>
+        </w:tc>
+        <w:tc>
+          <w:tcPr>
+            <w:tcW w:type="dxa" w:w="6906"/>
+            <w:tcBorders>
+              <w:top w:val="single" w:color="CCCCCC" w:sz="4"/>
+              <w:left w:val="single" w:color="CCCCCC" w:sz="4"/>
+              <w:bottom w:val="single" w:color="CCCCCC" w:sz="4"/>
+              <w:right w:val="single" w:color="CCCCCC" w:sz="4"/>
+            </w:tcBorders>
+            <w:shd w:fill="FFFFFF" w:val="clear"/>
+            <w:tcMar>
+              <w:top w:type="dxa" w:w="80"/>
+              <w:left w:type="dxa" w:w="120"/>
+              <w:bottom w:type="dxa" w:w="80"/>
+              <w:right w:type="dxa" w:w="120"/>
+            </w:tcMar>
+          </w:tcPr>
+          <w:p>
+            <w:pPr>
+              <w:spacing w:before="0" w:after="0"/>
+            </w:pPr>
+            <w:r>
+              <w:rPr>
+                <w:rFonts w:ascii="BIZ UDPGothic" w:cs="BIZ UDPGothic" w:eastAsia="BIZ UDPGothic" w:hAnsi="BIZ UDPGothic"/>
+                <w:color w:val="404040"/>
+                <w:sz w:val="18"/>
+                <w:szCs w:val="18"/>
+              </w:rPr>
+              <w:t xml:space="preserve">PRDアカウント（332802448674）CloudShellアクセス確認</w:t>
+            </w:r>
+          </w:p>
+          <w:p>
+            <w:pPr>
+              <w:spacing w:before="0" w:after="0"/>
+            </w:pPr>
+            <w:r>
+              <w:rPr>
+                <w:rFonts w:ascii="BIZ UDPGothic" w:cs="BIZ UDPGothic" w:eastAsia="BIZ UDPGothic" w:hAnsi="BIZ UDPGothic"/>
+                <w:color w:val="404040"/>
+                <w:sz w:val="18"/>
+                <w:szCs w:val="18"/>
+              </w:rPr>
+              <w:t xml:space="preserve">STGアカウント（750735758916）CloudShellアクセス確認</w:t>
+            </w:r>
+          </w:p>
+        </w:tc>
+      </w:tr>
+      <w:tr>
+        <w:trPr>
+          <w:cantSplit/>
+        </w:trPr>
+        <w:tc>
+          <w:tcPr>
+            <w:tcW w:type="dxa" w:w="400"/>
+            <w:tcBorders>
+              <w:top w:val="single" w:color="CCCCCC" w:sz="4"/>
+              <w:left w:val="single" w:color="CCCCCC" w:sz="4"/>
+              <w:bottom w:val="single" w:color="CCCCCC" w:sz="4"/>
+              <w:right w:val="single" w:color="CCCCCC" w:sz="4"/>
+            </w:tcBorders>
+            <w:shd w:fill="FFFFFF" w:val="clear"/>
+            <w:tcMar>
+              <w:top w:type="dxa" w:w="80"/>
+              <w:left w:type="dxa" w:w="120"/>
+              <w:bottom w:type="dxa" w:w="80"/>
+              <w:right w:type="dxa" w:w="120"/>
+            </w:tcMar>
+            <w:vAlign w:val="center"/>
+          </w:tcPr>
+          <w:p>
+            <w:pPr>
+              <w:jc w:val="center"/>
+            </w:pPr>
+            <w:r>
+              <w:rPr>
+                <w:rFonts w:ascii="BIZ UDPGothic" w:cs="BIZ UDPGothic" w:eastAsia="BIZ UDPGothic" w:hAnsi="BIZ UDPGothic"/>
+                <w:b w:val="false"/>
+                <w:bCs w:val="false"/>
+                <w:color w:val="404040"/>
+                <w:sz w:val="18"/>
+                <w:szCs w:val="18"/>
+              </w:rPr>
+              <w:t xml:space="preserve">4</w:t>
+            </w:r>
+          </w:p>
+        </w:tc>
+        <w:tc>
+          <w:tcPr>
+            <w:tcW w:type="dxa" w:w="2200"/>
+            <w:tcBorders>
+              <w:top w:val="single" w:color="CCCCCC" w:sz="4"/>
+              <w:left w:val="single" w:color="CCCCCC" w:sz="4"/>
+              <w:bottom w:val="single" w:color="CCCCCC" w:sz="4"/>
+              <w:right w:val="single" w:color="CCCCCC" w:sz="4"/>
+            </w:tcBorders>
+            <w:shd w:fill="FFFFFF" w:val="clear"/>
+            <w:tcMar>
+              <w:top w:type="dxa" w:w="80"/>
+              <w:left w:type="dxa" w:w="120"/>
+              <w:bottom w:type="dxa" w:w="80"/>
+              <w:right w:type="dxa" w:w="120"/>
+            </w:tcMar>
+          </w:tcPr>
+          <w:p>
+            <w:pPr>
+              <w:spacing w:before="0" w:after="0"/>
+            </w:pPr>
+            <w:r>
+              <w:rPr>
+                <w:rFonts w:ascii="BIZ UDPGothic" w:cs="BIZ UDPGothic" w:eastAsia="BIZ UDPGothic" w:hAnsi="BIZ UDPGothic"/>
+                <w:color w:val="404040"/>
+                <w:sz w:val="18"/>
+                <w:szCs w:val="18"/>
+              </w:rPr>
+              <w:t xml:space="preserve">[事前] デプロイタイムライン</w:t>
+            </w:r>
+          </w:p>
+          <w:p>
+            <w:pPr>
+              <w:spacing w:before="0" w:after="0"/>
+            </w:pPr>
+            <w:r>
+              <w:rPr>
+                <w:rFonts w:ascii="BIZ UDPGothic" w:cs="BIZ UDPGothic" w:eastAsia="BIZ UDPGothic" w:hAnsi="BIZ UDPGothic"/>
+                <w:color w:val="404040"/>
+                <w:sz w:val="18"/>
+                <w:szCs w:val="18"/>
+              </w:rPr>
+              <w:t xml:space="preserve">/ Timeline triển khai</w:t>
+            </w:r>
+          </w:p>
+        </w:tc>
+        <w:tc>
+          <w:tcPr>
+            <w:tcW w:type="dxa" w:w="6906"/>
+            <w:tcBorders>
+              <w:top w:val="single" w:color="CCCCCC" w:sz="4"/>
+              <w:left w:val="single" w:color="CCCCCC" w:sz="4"/>
+              <w:bottom w:val="single" w:color="CCCCCC" w:sz="4"/>
+              <w:right w:val="single" w:color="CCCCCC" w:sz="4"/>
+            </w:tcBorders>
+            <w:shd w:fill="FFFFFF" w:val="clear"/>
+            <w:tcMar>
+              <w:top w:type="dxa" w:w="80"/>
+              <w:left w:type="dxa" w:w="120"/>
+              <w:bottom w:type="dxa" w:w="80"/>
+              <w:right w:type="dxa" w:w="120"/>
+            </w:tcMar>
+          </w:tcPr>
+          <w:p>
+            <w:pPr>
+              <w:spacing w:before="0" w:after="0"/>
+            </w:pPr>
+            <w:r>
+              <w:rPr>
+                <w:rFonts w:ascii="BIZ UDPGothic" w:cs="BIZ UDPGothic" w:eastAsia="BIZ UDPGothic" w:hAnsi="BIZ UDPGothic"/>
+                <w:color w:val="404040"/>
+                <w:sz w:val="18"/>
+                <w:szCs w:val="18"/>
+              </w:rPr>
+              <w:t xml:space="preserve">No.18 VPN IPプール: 計画策定のみ</w:t>
+            </w:r>
+          </w:p>
+          <w:p>
+            <w:pPr>
+              <w:spacing w:before="0" w:after="0"/>
+            </w:pPr>
+            <w:r>
+              <w:rPr>
+                <w:rFonts w:ascii="BIZ UDPGothic" w:cs="BIZ UDPGothic" w:eastAsia="BIZ UDPGothic" w:hAnsi="BIZ UDPGothic"/>
+                <w:color w:val="404040"/>
+                <w:sz w:val="18"/>
+                <w:szCs w:val="18"/>
+              </w:rPr>
+              <w:t xml:space="preserve">No.20 IAMプロファイル: 1時間</w:t>
+            </w:r>
+          </w:p>
+          <w:p>
+            <w:pPr>
+              <w:spacing w:before="0" w:after="0"/>
+            </w:pPr>
+            <w:r>
+              <w:rPr>
+                <w:rFonts w:ascii="BIZ UDPGothic" w:cs="BIZ UDPGothic" w:eastAsia="BIZ UDPGothic" w:hAnsi="BIZ UDPGothic"/>
+                <w:color w:val="404040"/>
+                <w:sz w:val="18"/>
+                <w:szCs w:val="18"/>
+              </w:rPr>
+              <w:t xml:space="preserve">No.22 EBS暗号化: 2時間</w:t>
+            </w:r>
+          </w:p>
+          <w:p>
+            <w:pPr>
+              <w:spacing w:before="0" w:after="0"/>
+            </w:pPr>
+            <w:r>
+              <w:rPr>
+                <w:rFonts w:ascii="BIZ UDPGothic" w:cs="BIZ UDPGothic" w:eastAsia="BIZ UDPGothic" w:hAnsi="BIZ UDPGothic"/>
+                <w:color w:val="404040"/>
+                <w:sz w:val="18"/>
+                <w:szCs w:val="18"/>
+              </w:rPr>
+              <w:t xml:space="preserve">No.23 SSH鍵整理: 計画策定のみ</w:t>
+            </w:r>
+          </w:p>
+          <w:p>
+            <w:pPr>
+              <w:spacing w:before="0" w:after="0"/>
+            </w:pPr>
+            <w:r>
+              <w:rPr>
+                <w:rFonts w:ascii="BIZ UDPGothic" w:cs="BIZ UDPGothic" w:eastAsia="BIZ UDPGothic" w:hAnsi="BIZ UDPGothic"/>
+                <w:color w:val="404040"/>
+                <w:sz w:val="18"/>
+                <w:szCs w:val="18"/>
+              </w:rPr>
+              <w:t xml:space="preserve">No.25 不要SG削除: 30分</w:t>
+            </w:r>
+          </w:p>
+          <w:p>
+            <w:pPr>
+              <w:spacing w:before="0" w:after="0"/>
+            </w:pPr>
+            <w:r>
+              <w:rPr>
+                <w:rFonts w:ascii="BIZ UDPGothic" w:cs="BIZ UDPGothic" w:eastAsia="BIZ UDPGothic" w:hAnsi="BIZ UDPGothic"/>
+                <w:color w:val="404040"/>
+                <w:sz w:val="18"/>
+                <w:szCs w:val="18"/>
+              </w:rPr>
+              <w:t xml:space="preserve">No.26 IAM権限削減: 30分</w:t>
+            </w:r>
+          </w:p>
+          <w:p>
+            <w:pPr>
+              <w:spacing w:before="0" w:after="0"/>
+            </w:pPr>
+            <w:r>
+              <w:rPr>
+                <w:rFonts w:ascii="BIZ UDPGothic" w:cs="BIZ UDPGothic" w:eastAsia="BIZ UDPGothic" w:hAnsi="BIZ UDPGothic"/>
+                <w:color w:val="404040"/>
+                <w:sz w:val="18"/>
+                <w:szCs w:val="18"/>
+              </w:rPr>
+              <w:t xml:space="preserve">No.28 SQS DLQ: 30分</w:t>
+            </w:r>
+          </w:p>
+          <w:p>
+            <w:pPr>
+              <w:spacing w:before="0" w:after="0"/>
+            </w:pPr>
+            <w:r>
+              <w:rPr>
+                <w:rFonts w:ascii="BIZ UDPGothic" w:cs="BIZ UDPGothic" w:eastAsia="BIZ UDPGothic" w:hAnsi="BIZ UDPGothic"/>
+                <w:color w:val="404040"/>
+                <w:sz w:val="18"/>
+                <w:szCs w:val="18"/>
+              </w:rPr>
+              <w:t xml:space="preserve">No.29 local_infile: 10分</w:t>
+            </w:r>
+          </w:p>
+        </w:tc>
+      </w:tr>
+      <w:tr>
+        <w:trPr>
+          <w:cantSplit/>
+        </w:trPr>
+        <w:tc>
+          <w:tcPr>
+            <w:tcW w:type="dxa" w:w="400"/>
+            <w:tcBorders>
+              <w:top w:val="single" w:color="CCCCCC" w:sz="4"/>
+              <w:left w:val="single" w:color="CCCCCC" w:sz="4"/>
+              <w:bottom w:val="single" w:color="CCCCCC" w:sz="4"/>
+              <w:right w:val="single" w:color="CCCCCC" w:sz="4"/>
+            </w:tcBorders>
+            <w:shd w:fill="FFFFFF" w:val="clear"/>
+            <w:tcMar>
+              <w:top w:type="dxa" w:w="80"/>
+              <w:left w:type="dxa" w:w="120"/>
+              <w:bottom w:type="dxa" w:w="80"/>
+              <w:right w:type="dxa" w:w="120"/>
+            </w:tcMar>
+            <w:vAlign w:val="center"/>
+          </w:tcPr>
+          <w:p>
+            <w:pPr>
+              <w:jc w:val="center"/>
+            </w:pPr>
+            <w:r>
+              <w:rPr>
+                <w:rFonts w:ascii="BIZ UDPGothic" w:cs="BIZ UDPGothic" w:eastAsia="BIZ UDPGothic" w:hAnsi="BIZ UDPGothic"/>
+                <w:b w:val="false"/>
+                <w:bCs w:val="false"/>
+                <w:color w:val="404040"/>
+                <w:sz w:val="18"/>
+                <w:szCs w:val="18"/>
+              </w:rPr>
+              <w:t xml:space="preserve">5</w:t>
+            </w:r>
+          </w:p>
+        </w:tc>
+        <w:tc>
+          <w:tcPr>
+            <w:tcW w:type="dxa" w:w="2200"/>
+            <w:tcBorders>
+              <w:top w:val="single" w:color="CCCCCC" w:sz="4"/>
+              <w:left w:val="single" w:color="CCCCCC" w:sz="4"/>
+              <w:bottom w:val="single" w:color="CCCCCC" w:sz="4"/>
+              <w:right w:val="single" w:color="CCCCCC" w:sz="4"/>
+            </w:tcBorders>
+            <w:shd w:fill="FFFFFF" w:val="clear"/>
+            <w:tcMar>
+              <w:top w:type="dxa" w:w="80"/>
+              <w:left w:type="dxa" w:w="120"/>
+              <w:bottom w:type="dxa" w:w="80"/>
+              <w:right w:type="dxa" w:w="120"/>
+            </w:tcMar>
+          </w:tcPr>
+          <w:p>
+            <w:pPr>
+              <w:spacing w:before="0" w:after="0"/>
+            </w:pPr>
+            <w:r>
+              <w:rPr>
+                <w:rFonts w:ascii="BIZ UDPGothic" w:cs="BIZ UDPGothic" w:eastAsia="BIZ UDPGothic" w:hAnsi="BIZ UDPGothic"/>
+                <w:color w:val="404040"/>
+                <w:sz w:val="18"/>
+                <w:szCs w:val="18"/>
+              </w:rPr>
+              <w:t xml:space="preserve">[事前] 担当者確認</w:t>
+            </w:r>
+          </w:p>
+          <w:p>
+            <w:pPr>
+              <w:spacing w:before="0" w:after="0"/>
+            </w:pPr>
+            <w:r>
+              <w:rPr>
+                <w:rFonts w:ascii="BIZ UDPGothic" w:cs="BIZ UDPGothic" w:eastAsia="BIZ UDPGothic" w:hAnsi="BIZ UDPGothic"/>
+                <w:color w:val="404040"/>
+                <w:sz w:val="18"/>
+                <w:szCs w:val="18"/>
+              </w:rPr>
+              <w:t xml:space="preserve">/ Xác nhận người phụ trách</w:t>
+            </w:r>
+          </w:p>
+        </w:tc>
+        <w:tc>
+          <w:tcPr>
+            <w:tcW w:type="dxa" w:w="6906"/>
+            <w:tcBorders>
+              <w:top w:val="single" w:color="CCCCCC" w:sz="4"/>
+              <w:left w:val="single" w:color="CCCCCC" w:sz="4"/>
+              <w:bottom w:val="single" w:color="CCCCCC" w:sz="4"/>
+              <w:right w:val="single" w:color="CCCCCC" w:sz="4"/>
+            </w:tcBorders>
+            <w:shd w:fill="FFFFFF" w:val="clear"/>
+            <w:tcMar>
+              <w:top w:type="dxa" w:w="80"/>
+              <w:left w:type="dxa" w:w="120"/>
+              <w:bottom w:type="dxa" w:w="80"/>
+              <w:right w:type="dxa" w:w="120"/>
+            </w:tcMar>
+          </w:tcPr>
+          <w:p>
+            <w:pPr>
+              <w:spacing w:before="0" w:after="0"/>
+            </w:pPr>
+            <w:r>
+              <w:rPr>
+                <w:rFonts w:ascii="BIZ UDPGothic" w:cs="BIZ UDPGothic" w:eastAsia="BIZ UDPGothic" w:hAnsi="BIZ UDPGothic"/>
+                <w:color w:val="404040"/>
+                <w:sz w:val="18"/>
+                <w:szCs w:val="18"/>
+              </w:rPr>
+              <w:t xml:space="preserve">作業: Thanh Nguyên</w:t>
+            </w:r>
+          </w:p>
+          <w:p>
+            <w:pPr>
+              <w:spacing w:before="0" w:after="0"/>
+            </w:pPr>
+            <w:r>
+              <w:rPr>
+                <w:rFonts w:ascii="BIZ UDPGothic" w:cs="BIZ UDPGothic" w:eastAsia="BIZ UDPGothic" w:hAnsi="BIZ UDPGothic"/>
+                <w:color w:val="404040"/>
+                <w:sz w:val="18"/>
+                <w:szCs w:val="18"/>
+              </w:rPr>
+              <w:t xml:space="preserve">レビュー: きよはら</w:t>
+            </w:r>
+          </w:p>
+          <w:p>
+            <w:pPr>
+              <w:spacing w:before="0" w:after="0"/>
+            </w:pPr>
+            <w:r>
+              <w:rPr>
+                <w:rFonts w:ascii="BIZ UDPGothic" w:cs="BIZ UDPGothic" w:eastAsia="BIZ UDPGothic" w:hAnsi="BIZ UDPGothic"/>
+                <w:color w:val="404040"/>
+                <w:sz w:val="18"/>
+                <w:szCs w:val="18"/>
+              </w:rPr>
+              <w:t xml:space="preserve">立会: 不要（中低優先度）</w:t>
+            </w:r>
+          </w:p>
+        </w:tc>
+      </w:tr>
+      <w:tr>
+        <w:trPr>
+          <w:cantSplit/>
+        </w:trPr>
+        <w:tc>
+          <w:tcPr>
+            <w:tcW w:type="dxa" w:w="400"/>
+            <w:tcBorders>
+              <w:top w:val="single" w:color="CCCCCC" w:sz="4"/>
+              <w:left w:val="single" w:color="CCCCCC" w:sz="4"/>
+              <w:bottom w:val="single" w:color="CCCCCC" w:sz="4"/>
+              <w:right w:val="single" w:color="CCCCCC" w:sz="4"/>
+            </w:tcBorders>
+            <w:shd w:fill="FFFFFF" w:val="clear"/>
+            <w:tcMar>
+              <w:top w:type="dxa" w:w="80"/>
+              <w:left w:type="dxa" w:w="120"/>
+              <w:bottom w:type="dxa" w:w="80"/>
+              <w:right w:type="dxa" w:w="120"/>
+            </w:tcMar>
+            <w:vAlign w:val="center"/>
+          </w:tcPr>
+          <w:p>
+            <w:pPr>
+              <w:jc w:val="center"/>
+            </w:pPr>
+            <w:r>
+              <w:rPr>
+                <w:rFonts w:ascii="BIZ UDPGothic" w:cs="BIZ UDPGothic" w:eastAsia="BIZ UDPGothic" w:hAnsi="BIZ UDPGothic"/>
+                <w:b w:val="false"/>
+                <w:bCs w:val="false"/>
+                <w:color w:val="404040"/>
+                <w:sz w:val="18"/>
+                <w:szCs w:val="18"/>
+              </w:rPr>
+              <w:t xml:space="preserve">6</w:t>
+            </w:r>
+          </w:p>
+        </w:tc>
+        <w:tc>
+          <w:tcPr>
+            <w:tcW w:type="dxa" w:w="2200"/>
+            <w:tcBorders>
+              <w:top w:val="single" w:color="CCCCCC" w:sz="4"/>
+              <w:left w:val="single" w:color="CCCCCC" w:sz="4"/>
+              <w:bottom w:val="single" w:color="CCCCCC" w:sz="4"/>
+              <w:right w:val="single" w:color="CCCCCC" w:sz="4"/>
+            </w:tcBorders>
+            <w:shd w:fill="FFFFFF" w:val="clear"/>
+            <w:tcMar>
+              <w:top w:type="dxa" w:w="80"/>
+              <w:left w:type="dxa" w:w="120"/>
+              <w:bottom w:type="dxa" w:w="80"/>
+              <w:right w:type="dxa" w:w="120"/>
+            </w:tcMar>
+          </w:tcPr>
+          <w:p>
+            <w:pPr>
+              <w:spacing w:before="0" w:after="0"/>
+            </w:pPr>
+            <w:r>
+              <w:rPr>
+                <w:rFonts w:ascii="BIZ UDPGothic" w:cs="BIZ UDPGothic" w:eastAsia="BIZ UDPGothic" w:hAnsi="BIZ UDPGothic"/>
+                <w:color w:val="404040"/>
+                <w:sz w:val="18"/>
+                <w:szCs w:val="18"/>
+              </w:rPr>
+              <w:t xml:space="preserve">[事後] デプロイ後確認</w:t>
+            </w:r>
+          </w:p>
+          <w:p>
+            <w:pPr>
+              <w:spacing w:before="0" w:after="0"/>
+            </w:pPr>
+            <w:r>
+              <w:rPr>
+                <w:rFonts w:ascii="BIZ UDPGothic" w:cs="BIZ UDPGothic" w:eastAsia="BIZ UDPGothic" w:hAnsi="BIZ UDPGothic"/>
+                <w:color w:val="404040"/>
+                <w:sz w:val="18"/>
+                <w:szCs w:val="18"/>
+              </w:rPr>
+              <w:t xml:space="preserve">/ Kiểm tra sau deploy</w:t>
+            </w:r>
+          </w:p>
+        </w:tc>
+        <w:tc>
+          <w:tcPr>
+            <w:tcW w:type="dxa" w:w="6906"/>
+            <w:tcBorders>
+              <w:top w:val="single" w:color="CCCCCC" w:sz="4"/>
+              <w:left w:val="single" w:color="CCCCCC" w:sz="4"/>
+              <w:bottom w:val="single" w:color="CCCCCC" w:sz="4"/>
+              <w:right w:val="single" w:color="CCCCCC" w:sz="4"/>
+            </w:tcBorders>
+            <w:shd w:fill="FFFFFF" w:val="clear"/>
+            <w:tcMar>
+              <w:top w:type="dxa" w:w="80"/>
+              <w:left w:type="dxa" w:w="120"/>
+              <w:bottom w:type="dxa" w:w="80"/>
+              <w:right w:type="dxa" w:w="120"/>
+            </w:tcMar>
+          </w:tcPr>
+          <w:p>
+            <w:pPr>
+              <w:spacing w:before="0" w:after="0"/>
+            </w:pPr>
+            <w:r>
+              <w:rPr>
+                <w:rFonts w:ascii="BIZ UDPGothic" w:cs="BIZ UDPGothic" w:eastAsia="BIZ UDPGothic" w:hAnsi="BIZ UDPGothic"/>
+                <w:color w:val="404040"/>
+                <w:sz w:val="18"/>
+                <w:szCs w:val="18"/>
+              </w:rPr>
+              <w:t xml:space="preserve">□ 各No.の変更が正しく適用されていること</w:t>
+            </w:r>
+          </w:p>
+          <w:p>
+            <w:pPr>
+              <w:spacing w:before="0" w:after="0"/>
+            </w:pPr>
+            <w:r>
+              <w:rPr>
+                <w:rFonts w:ascii="BIZ UDPGothic" w:cs="BIZ UDPGothic" w:eastAsia="BIZ UDPGothic" w:hAnsi="BIZ UDPGothic"/>
+                <w:color w:val="404040"/>
+                <w:sz w:val="18"/>
+                <w:szCs w:val="18"/>
+              </w:rPr>
+              <w:t xml:space="preserve">□ 既存機能に影響がないこと</w:t>
+            </w:r>
+          </w:p>
+        </w:tc>
+      </w:tr>
+      <w:tr>
+        <w:trPr>
+          <w:cantSplit/>
+        </w:trPr>
+        <w:tc>
+          <w:tcPr>
+            <w:tcW w:type="dxa" w:w="400"/>
+            <w:tcBorders>
+              <w:top w:val="single" w:color="CCCCCC" w:sz="4"/>
+              <w:left w:val="single" w:color="CCCCCC" w:sz="4"/>
+              <w:bottom w:val="single" w:color="CCCCCC" w:sz="4"/>
+              <w:right w:val="single" w:color="CCCCCC" w:sz="4"/>
+            </w:tcBorders>
+            <w:shd w:fill="FFFFFF" w:val="clear"/>
+            <w:tcMar>
+              <w:top w:type="dxa" w:w="80"/>
+              <w:left w:type="dxa" w:w="120"/>
+              <w:bottom w:type="dxa" w:w="80"/>
+              <w:right w:type="dxa" w:w="120"/>
+            </w:tcMar>
+            <w:vAlign w:val="center"/>
+          </w:tcPr>
+          <w:p>
+            <w:pPr>
+              <w:jc w:val="center"/>
+            </w:pPr>
+            <w:r>
+              <w:rPr>
+                <w:rFonts w:ascii="BIZ UDPGothic" w:cs="BIZ UDPGothic" w:eastAsia="BIZ UDPGothic" w:hAnsi="BIZ UDPGothic"/>
+                <w:b w:val="false"/>
+                <w:bCs w:val="false"/>
+                <w:color w:val="404040"/>
+                <w:sz w:val="18"/>
+                <w:szCs w:val="18"/>
+              </w:rPr>
+              <w:t xml:space="preserve">7</w:t>
+            </w:r>
+          </w:p>
+        </w:tc>
+        <w:tc>
+          <w:tcPr>
+            <w:tcW w:type="dxa" w:w="2200"/>
+            <w:tcBorders>
+              <w:top w:val="single" w:color="CCCCCC" w:sz="4"/>
+              <w:left w:val="single" w:color="CCCCCC" w:sz="4"/>
+              <w:bottom w:val="single" w:color="CCCCCC" w:sz="4"/>
+              <w:right w:val="single" w:color="CCCCCC" w:sz="4"/>
+            </w:tcBorders>
+            <w:shd w:fill="FFFFFF" w:val="clear"/>
+            <w:tcMar>
+              <w:top w:type="dxa" w:w="80"/>
+              <w:left w:type="dxa" w:w="120"/>
+              <w:bottom w:type="dxa" w:w="80"/>
+              <w:right w:type="dxa" w:w="120"/>
+            </w:tcMar>
+          </w:tcPr>
+          <w:p>
+            <w:pPr>
+              <w:spacing w:before="0" w:after="0"/>
+            </w:pPr>
+            <w:r>
+              <w:rPr>
+                <w:rFonts w:ascii="BIZ UDPGothic" w:cs="BIZ UDPGothic" w:eastAsia="BIZ UDPGothic" w:hAnsi="BIZ UDPGothic"/>
+                <w:color w:val="404040"/>
+                <w:sz w:val="18"/>
+                <w:szCs w:val="18"/>
+              </w:rPr>
+              <w:t xml:space="preserve">[事後] Go-Live後の監視</w:t>
+            </w:r>
+          </w:p>
+          <w:p>
+            <w:pPr>
+              <w:spacing w:before="0" w:after="0"/>
+            </w:pPr>
+            <w:r>
+              <w:rPr>
+                <w:rFonts w:ascii="BIZ UDPGothic" w:cs="BIZ UDPGothic" w:eastAsia="BIZ UDPGothic" w:hAnsi="BIZ UDPGothic"/>
+                <w:color w:val="404040"/>
+                <w:sz w:val="18"/>
+                <w:szCs w:val="18"/>
+              </w:rPr>
+              <w:t xml:space="preserve">/ Giám sát sau Go-Live</w:t>
+            </w:r>
+          </w:p>
+        </w:tc>
+        <w:tc>
+          <w:tcPr>
+            <w:tcW w:type="dxa" w:w="6906"/>
+            <w:tcBorders>
+              <w:top w:val="single" w:color="CCCCCC" w:sz="4"/>
+              <w:left w:val="single" w:color="CCCCCC" w:sz="4"/>
+              <w:bottom w:val="single" w:color="CCCCCC" w:sz="4"/>
+              <w:right w:val="single" w:color="CCCCCC" w:sz="4"/>
+            </w:tcBorders>
+            <w:shd w:fill="FFFFFF" w:val="clear"/>
+            <w:tcMar>
+              <w:top w:type="dxa" w:w="80"/>
+              <w:left w:type="dxa" w:w="120"/>
+              <w:bottom w:type="dxa" w:w="80"/>
+              <w:right w:type="dxa" w:w="120"/>
+            </w:tcMar>
+          </w:tcPr>
+          <w:p>
+            <w:pPr>
+              <w:spacing w:before="0" w:after="0"/>
+            </w:pPr>
+            <w:r>
+              <w:rPr>
+                <w:rFonts w:ascii="BIZ UDPGothic" w:cs="BIZ UDPGothic" w:eastAsia="BIZ UDPGothic" w:hAnsi="BIZ UDPGothic"/>
+                <w:color w:val="404040"/>
+                <w:sz w:val="18"/>
+                <w:szCs w:val="18"/>
+              </w:rPr>
+              <w:t xml:space="preserve">監視期間: 各No.実施後1週間</w:t>
+            </w:r>
+          </w:p>
+          <w:p>
+            <w:pPr>
+              <w:spacing w:before="0" w:after="0"/>
+            </w:pPr>
+            <w:r>
+              <w:rPr>
+                <w:rFonts w:ascii="BIZ UDPGothic" w:cs="BIZ UDPGothic" w:eastAsia="BIZ UDPGothic" w:hAnsi="BIZ UDPGothic"/>
+                <w:color w:val="404040"/>
+                <w:sz w:val="18"/>
+                <w:szCs w:val="18"/>
+              </w:rPr>
+              <w:t xml:space="preserve">確認方法: CloudWatchログ確認</w:t>
+            </w:r>
+          </w:p>
+          <w:p>
+            <w:pPr>
+              <w:spacing w:before="0" w:after="0"/>
+            </w:pPr>
+            <w:r>
+              <w:rPr>
+                <w:rFonts w:ascii="BIZ UDPGothic" w:cs="BIZ UDPGothic" w:eastAsia="BIZ UDPGothic" w:hAnsi="BIZ UDPGothic"/>
+                <w:color w:val="404040"/>
+                <w:sz w:val="18"/>
+                <w:szCs w:val="18"/>
+              </w:rPr>
+              <w:t xml:space="preserve">異常時: 該当No.のロールバック</w:t>
+            </w:r>
+          </w:p>
+        </w:tc>
+      </w:tr>
+      <w:tr>
+        <w:trPr>
+          <w:cantSplit/>
+        </w:trPr>
+        <w:tc>
+          <w:tcPr>
+            <w:tcW w:type="dxa" w:w="400"/>
+            <w:tcBorders>
+              <w:top w:val="single" w:color="CCCCCC" w:sz="4"/>
+              <w:left w:val="single" w:color="CCCCCC" w:sz="4"/>
+              <w:bottom w:val="single" w:color="CCCCCC" w:sz="4"/>
+              <w:right w:val="single" w:color="CCCCCC" w:sz="4"/>
+            </w:tcBorders>
+            <w:shd w:fill="FFFFFF" w:val="clear"/>
+            <w:tcMar>
+              <w:top w:type="dxa" w:w="80"/>
+              <w:left w:type="dxa" w:w="120"/>
+              <w:bottom w:type="dxa" w:w="80"/>
+              <w:right w:type="dxa" w:w="120"/>
+            </w:tcMar>
+            <w:vAlign w:val="center"/>
+          </w:tcPr>
+          <w:p>
+            <w:pPr>
+              <w:jc w:val="center"/>
+            </w:pPr>
+            <w:r>
+              <w:rPr>
+                <w:rFonts w:ascii="BIZ UDPGothic" w:cs="BIZ UDPGothic" w:eastAsia="BIZ UDPGothic" w:hAnsi="BIZ UDPGothic"/>
+                <w:b w:val="false"/>
+                <w:bCs w:val="false"/>
+                <w:color w:val="404040"/>
+                <w:sz w:val="18"/>
+                <w:szCs w:val="18"/>
+              </w:rPr>
+              <w:t xml:space="preserve">8</w:t>
+            </w:r>
+          </w:p>
+        </w:tc>
+        <w:tc>
+          <w:tcPr>
+            <w:tcW w:type="dxa" w:w="2200"/>
+            <w:tcBorders>
+              <w:top w:val="single" w:color="CCCCCC" w:sz="4"/>
+              <w:left w:val="single" w:color="CCCCCC" w:sz="4"/>
+              <w:bottom w:val="single" w:color="CCCCCC" w:sz="4"/>
+              <w:right w:val="single" w:color="CCCCCC" w:sz="4"/>
+            </w:tcBorders>
+            <w:shd w:fill="FFFFFF" w:val="clear"/>
+            <w:tcMar>
+              <w:top w:type="dxa" w:w="80"/>
+              <w:left w:type="dxa" w:w="120"/>
+              <w:bottom w:type="dxa" w:w="80"/>
+              <w:right w:type="dxa" w:w="120"/>
+            </w:tcMar>
+          </w:tcPr>
+          <w:p>
+            <w:pPr>
+              <w:spacing w:before="0" w:after="0"/>
+            </w:pPr>
+            <w:r>
+              <w:rPr>
+                <w:rFonts w:ascii="BIZ UDPGothic" w:cs="BIZ UDPGothic" w:eastAsia="BIZ UDPGothic" w:hAnsi="BIZ UDPGothic"/>
+                <w:color w:val="404040"/>
+                <w:sz w:val="18"/>
+                <w:szCs w:val="18"/>
+              </w:rPr>
+              <w:t xml:space="preserve">[参考] テストシナリオ</w:t>
+            </w:r>
+          </w:p>
+          <w:p>
+            <w:pPr>
+              <w:spacing w:before="0" w:after="0"/>
+            </w:pPr>
+            <w:r>
+              <w:rPr>
+                <w:rFonts w:ascii="BIZ UDPGothic" w:cs="BIZ UDPGothic" w:eastAsia="BIZ UDPGothic" w:hAnsi="BIZ UDPGothic"/>
+                <w:color w:val="404040"/>
+                <w:sz w:val="18"/>
+                <w:szCs w:val="18"/>
+              </w:rPr>
+              <w:t xml:space="preserve">/ Kịch bản kiểm thử</w:t>
+            </w:r>
+          </w:p>
+        </w:tc>
+        <w:tc>
+          <w:tcPr>
+            <w:tcW w:type="dxa" w:w="6906"/>
+            <w:tcBorders>
+              <w:top w:val="single" w:color="CCCCCC" w:sz="4"/>
+              <w:left w:val="single" w:color="CCCCCC" w:sz="4"/>
+              <w:bottom w:val="single" w:color="CCCCCC" w:sz="4"/>
+              <w:right w:val="single" w:color="CCCCCC" w:sz="4"/>
+            </w:tcBorders>
+            <w:shd w:fill="FFFFFF" w:val="clear"/>
+            <w:tcMar>
+              <w:top w:type="dxa" w:w="80"/>
+              <w:left w:type="dxa" w:w="120"/>
+              <w:bottom w:type="dxa" w:w="80"/>
+              <w:right w:type="dxa" w:w="120"/>
+            </w:tcMar>
+          </w:tcPr>
+          <w:p>
+            <w:pPr>
+              <w:spacing w:before="0" w:after="0"/>
+            </w:pPr>
+            <w:r>
+              <w:rPr>
+                <w:rFonts w:ascii="BIZ UDPGothic" w:cs="BIZ UDPGothic" w:eastAsia="BIZ UDPGothic" w:hAnsi="BIZ UDPGothic"/>
+                <w:color w:val="404040"/>
+                <w:sz w:val="18"/>
+                <w:szCs w:val="18"/>
+              </w:rPr>
+              <w:t xml:space="preserve">各No.ごとにテストケースを設定</w:t>
+            </w:r>
+          </w:p>
+        </w:tc>
+      </w:tr>
+    </w:tbl>
     <w:p>
       <w:pPr>
         <w:spacing w:before="100" w:after="100"/>
